--- a/electron/database/generate-document/templates/order-confirmation-aus.docx
+++ b/electron/database/generate-document/templates/order-confirmation-aus.docx
@@ -473,7 +473,7 @@
                 <w:sz w:val="20"/>
                 <w:szCs w:val="20"/>
               </w:rPr>
-              <w:t>{#</w:t>
+              <w:t xml:space="preserve">Order </w:t>
             </w:r>
             <w:proofErr w:type="gramStart"/>
             <w:r>
@@ -484,153 +484,7 @@
                 <w:sz w:val="20"/>
                 <w:szCs w:val="20"/>
               </w:rPr>
-              <w:t>isUK}Proforma</w:t>
-            </w:r>
-            <w:proofErr w:type="gramEnd"/>
-            <w:r>
-              <w:rPr>
-                <w:rFonts w:asciiTheme="minorHAnsi" w:hAnsiTheme="minorHAnsi" w:cstheme="minorHAnsi"/>
-                <w:b/>
-                <w:bCs/>
-                <w:sz w:val="20"/>
-                <w:szCs w:val="20"/>
-              </w:rPr>
-              <w:t xml:space="preserve"> Invoice{/</w:t>
-            </w:r>
-            <w:proofErr w:type="spellStart"/>
-            <w:proofErr w:type="gramStart"/>
-            <w:r>
-              <w:rPr>
-                <w:rFonts w:asciiTheme="minorHAnsi" w:hAnsiTheme="minorHAnsi" w:cstheme="minorHAnsi"/>
-                <w:b/>
-                <w:bCs/>
-                <w:sz w:val="20"/>
-                <w:szCs w:val="20"/>
-              </w:rPr>
-              <w:t>isUK</w:t>
-            </w:r>
-            <w:proofErr w:type="spellEnd"/>
-            <w:r>
-              <w:rPr>
-                <w:rFonts w:asciiTheme="minorHAnsi" w:hAnsiTheme="minorHAnsi" w:cstheme="minorHAnsi"/>
-                <w:b/>
-                <w:bCs/>
-                <w:sz w:val="20"/>
-                <w:szCs w:val="20"/>
-              </w:rPr>
-              <w:t>}{</w:t>
-            </w:r>
-            <w:proofErr w:type="gramEnd"/>
-            <w:r>
-              <w:rPr>
-                <w:rFonts w:asciiTheme="minorHAnsi" w:hAnsiTheme="minorHAnsi" w:cstheme="minorHAnsi"/>
-                <w:b/>
-                <w:bCs/>
-                <w:sz w:val="20"/>
-                <w:szCs w:val="20"/>
-              </w:rPr>
-              <w:t>#</w:t>
-            </w:r>
-            <w:proofErr w:type="gramStart"/>
-            <w:r>
-              <w:rPr>
-                <w:rFonts w:asciiTheme="minorHAnsi" w:hAnsiTheme="minorHAnsi" w:cstheme="minorHAnsi"/>
-                <w:b/>
-                <w:bCs/>
-                <w:sz w:val="20"/>
-                <w:szCs w:val="20"/>
-              </w:rPr>
-              <w:t>isGen}Order</w:t>
-            </w:r>
-            <w:proofErr w:type="gramEnd"/>
-            <w:r>
-              <w:rPr>
-                <w:rFonts w:asciiTheme="minorHAnsi" w:hAnsiTheme="minorHAnsi" w:cstheme="minorHAnsi"/>
-                <w:b/>
-                <w:bCs/>
-                <w:sz w:val="20"/>
-                <w:szCs w:val="20"/>
-              </w:rPr>
-              <w:t xml:space="preserve"> Confirmation{/</w:t>
-            </w:r>
-            <w:proofErr w:type="spellStart"/>
-            <w:proofErr w:type="gramStart"/>
-            <w:r>
-              <w:rPr>
-                <w:rFonts w:asciiTheme="minorHAnsi" w:hAnsiTheme="minorHAnsi" w:cstheme="minorHAnsi"/>
-                <w:b/>
-                <w:bCs/>
-                <w:sz w:val="20"/>
-                <w:szCs w:val="20"/>
-              </w:rPr>
-              <w:t>isGen</w:t>
-            </w:r>
-            <w:proofErr w:type="spellEnd"/>
-            <w:r>
-              <w:rPr>
-                <w:rFonts w:asciiTheme="minorHAnsi" w:hAnsiTheme="minorHAnsi" w:cstheme="minorHAnsi"/>
-                <w:b/>
-                <w:bCs/>
-                <w:sz w:val="20"/>
-                <w:szCs w:val="20"/>
-              </w:rPr>
-              <w:t>}{</w:t>
-            </w:r>
-            <w:proofErr w:type="gramEnd"/>
-            <w:r>
-              <w:rPr>
-                <w:rFonts w:asciiTheme="minorHAnsi" w:hAnsiTheme="minorHAnsi" w:cstheme="minorHAnsi"/>
-                <w:b/>
-                <w:bCs/>
-                <w:sz w:val="20"/>
-                <w:szCs w:val="20"/>
-              </w:rPr>
-              <w:t>#</w:t>
-            </w:r>
-            <w:proofErr w:type="gramStart"/>
-            <w:r>
-              <w:rPr>
-                <w:rFonts w:asciiTheme="minorHAnsi" w:hAnsiTheme="minorHAnsi" w:cstheme="minorHAnsi"/>
-                <w:b/>
-                <w:bCs/>
-                <w:sz w:val="20"/>
-                <w:szCs w:val="20"/>
-              </w:rPr>
-              <w:t>isAus}Order</w:t>
-            </w:r>
-            <w:proofErr w:type="gramEnd"/>
-            <w:r>
-              <w:rPr>
-                <w:rFonts w:asciiTheme="minorHAnsi" w:hAnsiTheme="minorHAnsi" w:cstheme="minorHAnsi"/>
-                <w:b/>
-                <w:bCs/>
-                <w:sz w:val="20"/>
-                <w:szCs w:val="20"/>
-              </w:rPr>
-              <w:t xml:space="preserve"> Confirmation{/</w:t>
-            </w:r>
-            <w:proofErr w:type="spellStart"/>
-            <w:r>
-              <w:rPr>
-                <w:rFonts w:asciiTheme="minorHAnsi" w:hAnsiTheme="minorHAnsi" w:cstheme="minorHAnsi"/>
-                <w:b/>
-                <w:bCs/>
-                <w:sz w:val="20"/>
-                <w:szCs w:val="20"/>
-              </w:rPr>
-              <w:t>isAus</w:t>
-            </w:r>
-            <w:proofErr w:type="spellEnd"/>
-            <w:proofErr w:type="gramStart"/>
-            <w:r>
-              <w:rPr>
-                <w:rFonts w:asciiTheme="minorHAnsi" w:hAnsiTheme="minorHAnsi" w:cstheme="minorHAnsi"/>
-                <w:b/>
-                <w:bCs/>
-                <w:sz w:val="20"/>
-                <w:szCs w:val="20"/>
-              </w:rPr>
-              <w:t>} :</w:t>
+              <w:t>Confirmation :</w:t>
             </w:r>
             <w:proofErr w:type="gramEnd"/>
             <w:r>
@@ -981,137 +835,34 @@
                 <w:sz w:val="20"/>
                 <w:szCs w:val="20"/>
               </w:rPr>
-              <w:t>{#</w:t>
+              <w:t>DELIVERED TO-</w:t>
+            </w:r>
+          </w:p>
+          <w:p>
+            <w:pPr>
+              <w:tabs>
+                <w:tab w:val="left" w:pos="1224"/>
+              </w:tabs>
+              <w:ind w:right="227"/>
+              <w:rPr>
+                <w:rFonts w:asciiTheme="minorHAnsi" w:hAnsiTheme="minorHAnsi" w:cstheme="minorHAnsi"/>
+                <w:b/>
+                <w:bCs/>
+                <w:sz w:val="20"/>
+                <w:szCs w:val="20"/>
+              </w:rPr>
+            </w:pPr>
+            <w:r>
+              <w:rPr>
+                <w:rFonts w:asciiTheme="minorHAnsi" w:hAnsiTheme="minorHAnsi" w:cstheme="minorHAnsi"/>
+                <w:b/>
+                <w:bCs/>
+                <w:sz w:val="20"/>
+                <w:szCs w:val="20"/>
+              </w:rPr>
+              <w:t>{</w:t>
             </w:r>
             <w:proofErr w:type="spellStart"/>
-            <w:proofErr w:type="gramStart"/>
-            <w:r>
-              <w:rPr>
-                <w:rFonts w:asciiTheme="minorHAnsi" w:hAnsiTheme="minorHAnsi" w:cstheme="minorHAnsi"/>
-                <w:b/>
-                <w:bCs/>
-                <w:sz w:val="20"/>
-                <w:szCs w:val="20"/>
-                <w:lang w:val="en-IN"/>
-              </w:rPr>
-              <w:t>isUK</w:t>
-            </w:r>
-            <w:proofErr w:type="spellEnd"/>
-            <w:r>
-              <w:rPr>
-                <w:rFonts w:asciiTheme="minorHAnsi" w:hAnsiTheme="minorHAnsi" w:cstheme="minorHAnsi"/>
-                <w:b/>
-                <w:bCs/>
-                <w:sz w:val="20"/>
-                <w:szCs w:val="20"/>
-              </w:rPr>
-              <w:t>}NOTIFY</w:t>
-            </w:r>
-            <w:proofErr w:type="gramEnd"/>
-            <w:r>
-              <w:rPr>
-                <w:rFonts w:asciiTheme="minorHAnsi" w:hAnsiTheme="minorHAnsi" w:cstheme="minorHAnsi"/>
-                <w:b/>
-                <w:bCs/>
-                <w:sz w:val="20"/>
-                <w:szCs w:val="20"/>
-              </w:rPr>
-              <w:t>-{/</w:t>
-            </w:r>
-            <w:proofErr w:type="spellStart"/>
-            <w:proofErr w:type="gramStart"/>
-            <w:r>
-              <w:rPr>
-                <w:rFonts w:asciiTheme="minorHAnsi" w:hAnsiTheme="minorHAnsi" w:cstheme="minorHAnsi"/>
-                <w:b/>
-                <w:bCs/>
-                <w:sz w:val="20"/>
-                <w:szCs w:val="20"/>
-              </w:rPr>
-              <w:t>isUK</w:t>
-            </w:r>
-            <w:proofErr w:type="spellEnd"/>
-            <w:r>
-              <w:rPr>
-                <w:rFonts w:asciiTheme="minorHAnsi" w:hAnsiTheme="minorHAnsi" w:cstheme="minorHAnsi"/>
-                <w:b/>
-                <w:bCs/>
-                <w:sz w:val="20"/>
-                <w:szCs w:val="20"/>
-              </w:rPr>
-              <w:t>}{</w:t>
-            </w:r>
-            <w:proofErr w:type="gramEnd"/>
-            <w:r>
-              <w:rPr>
-                <w:rFonts w:asciiTheme="minorHAnsi" w:hAnsiTheme="minorHAnsi" w:cstheme="minorHAnsi"/>
-                <w:b/>
-                <w:bCs/>
-                <w:sz w:val="20"/>
-                <w:szCs w:val="20"/>
-              </w:rPr>
-              <w:t>#</w:t>
-            </w:r>
-            <w:proofErr w:type="spellStart"/>
-            <w:proofErr w:type="gramStart"/>
-            <w:r>
-              <w:rPr>
-                <w:rFonts w:asciiTheme="minorHAnsi" w:hAnsiTheme="minorHAnsi" w:cstheme="minorHAnsi"/>
-                <w:b/>
-                <w:bCs/>
-                <w:sz w:val="20"/>
-                <w:szCs w:val="20"/>
-                <w:lang w:val="en-IN"/>
-              </w:rPr>
-              <w:t>isAus</w:t>
-            </w:r>
-            <w:proofErr w:type="spellEnd"/>
-            <w:r>
-              <w:rPr>
-                <w:rFonts w:asciiTheme="minorHAnsi" w:hAnsiTheme="minorHAnsi" w:cstheme="minorHAnsi"/>
-                <w:b/>
-                <w:bCs/>
-                <w:sz w:val="20"/>
-                <w:szCs w:val="20"/>
-              </w:rPr>
-              <w:t>}DELIVERED</w:t>
-            </w:r>
-            <w:proofErr w:type="gramEnd"/>
-            <w:r>
-              <w:rPr>
-                <w:rFonts w:asciiTheme="minorHAnsi" w:hAnsiTheme="minorHAnsi" w:cstheme="minorHAnsi"/>
-                <w:b/>
-                <w:bCs/>
-                <w:sz w:val="20"/>
-                <w:szCs w:val="20"/>
-              </w:rPr>
-              <w:t xml:space="preserve"> TO-{/</w:t>
-            </w:r>
-            <w:proofErr w:type="spellStart"/>
-            <w:proofErr w:type="gramStart"/>
-            <w:r>
-              <w:rPr>
-                <w:rFonts w:asciiTheme="minorHAnsi" w:hAnsiTheme="minorHAnsi" w:cstheme="minorHAnsi"/>
-                <w:b/>
-                <w:bCs/>
-                <w:sz w:val="20"/>
-                <w:szCs w:val="20"/>
-              </w:rPr>
-              <w:t>isAus</w:t>
-            </w:r>
-            <w:proofErr w:type="spellEnd"/>
-            <w:r>
-              <w:rPr>
-                <w:rFonts w:asciiTheme="minorHAnsi" w:hAnsiTheme="minorHAnsi" w:cstheme="minorHAnsi"/>
-                <w:b/>
-                <w:bCs/>
-                <w:sz w:val="20"/>
-                <w:szCs w:val="20"/>
-              </w:rPr>
-              <w:t>}{</w:t>
-            </w:r>
-            <w:proofErr w:type="spellStart"/>
-            <w:proofErr w:type="gramEnd"/>
             <w:r>
               <w:rPr>
                 <w:rFonts w:asciiTheme="minorHAnsi" w:hAnsiTheme="minorHAnsi" w:cstheme="minorHAnsi"/>
@@ -4642,14 +4393,14 @@
             <w:pPr>
               <w:ind w:right="227"/>
               <w:rPr>
-                <w:rFonts w:ascii="Arial" w:hAnsi="Arial" w:cs="Arial"/>
-                <w:sz w:val="18"/>
-                <w:szCs w:val="18"/>
-              </w:rPr>
-            </w:pPr>
-            <w:r>
-              <w:rPr>
-                <w:rFonts w:ascii="Arial" w:hAnsi="Arial" w:cs="Arial"/>
+                <w:rFonts w:asciiTheme="minorHAnsi" w:hAnsiTheme="minorHAnsi" w:cstheme="minorHAnsi"/>
+                <w:sz w:val="18"/>
+                <w:szCs w:val="18"/>
+              </w:rPr>
+            </w:pPr>
+            <w:r>
+              <w:rPr>
+                <w:rFonts w:asciiTheme="minorHAnsi" w:hAnsiTheme="minorHAnsi" w:cstheme="minorHAnsi"/>
                 <w:b/>
                 <w:bCs/>
                 <w:sz w:val="18"/>
@@ -4659,7 +4410,7 @@
             </w:r>
             <w:r>
               <w:rPr>
-                <w:rFonts w:ascii="Arial" w:hAnsi="Arial" w:cs="Arial"/>
+                <w:rFonts w:asciiTheme="minorHAnsi" w:hAnsiTheme="minorHAnsi" w:cstheme="minorHAnsi"/>
                 <w:sz w:val="18"/>
                 <w:szCs w:val="18"/>
               </w:rPr>
@@ -4682,7 +4433,7 @@
             </w:pPr>
             <w:r>
               <w:rPr>
-                <w:rFonts w:ascii="Arial" w:hAnsi="Arial" w:cs="Arial"/>
+                <w:rFonts w:asciiTheme="minorHAnsi" w:hAnsiTheme="minorHAnsi" w:cstheme="minorHAnsi"/>
                 <w:sz w:val="18"/>
                 <w:szCs w:val="18"/>
               </w:rPr>
@@ -4691,7 +4442,7 @@
             <w:proofErr w:type="spellStart"/>
             <w:r>
               <w:rPr>
-                <w:rFonts w:ascii="Arial" w:hAnsi="Arial" w:cs="Arial"/>
+                <w:rFonts w:asciiTheme="minorHAnsi" w:hAnsiTheme="minorHAnsi" w:cstheme="minorHAnsi"/>
                 <w:sz w:val="18"/>
                 <w:szCs w:val="18"/>
               </w:rPr>
@@ -4700,7 +4451,7 @@
             <w:proofErr w:type="spellEnd"/>
             <w:r>
               <w:rPr>
-                <w:rFonts w:ascii="Arial" w:hAnsi="Arial" w:cs="Arial"/>
+                <w:rFonts w:asciiTheme="minorHAnsi" w:hAnsiTheme="minorHAnsi" w:cstheme="minorHAnsi"/>
                 <w:sz w:val="18"/>
                 <w:szCs w:val="18"/>
               </w:rPr>
@@ -4724,12 +4475,8 @@
       </w:pPr>
     </w:p>
     <w:sectPr>
-      <w:headerReference w:type="even" r:id="rId7"/>
-      <w:headerReference w:type="default" r:id="rId8"/>
-      <w:footerReference w:type="even" r:id="rId9"/>
-      <w:footerReference w:type="default" r:id="rId10"/>
-      <w:headerReference w:type="first" r:id="rId11"/>
-      <w:footerReference w:type="first" r:id="rId12"/>
+      <w:headerReference w:type="default" r:id="rId7"/>
+      <w:footerReference w:type="default" r:id="rId8"/>
       <w:pgSz w:w="11906" w:h="16838" w:code="9"/>
       <w:pgMar w:top="0" w:right="0" w:bottom="0" w:left="340" w:header="227" w:footer="0" w:gutter="0"/>
       <w:cols w:space="708"/>
@@ -4759,16 +4506,6 @@
 </file>
 
 <file path=word/footer1.xml><?xml version="1.0" encoding="utf-8"?>
-<w:ftr xmlns:wpc="http://schemas.microsoft.com/office/word/2010/wordprocessingCanvas" xmlns:cx="http://schemas.microsoft.com/office/drawing/2014/chartex" xmlns:cx1="http://schemas.microsoft.com/office/drawing/2015/9/8/chartex" xmlns:cx2="http://schemas.microsoft.com/office/drawing/2015/10/21/chartex" xmlns:cx3="http://schemas.microsoft.com/office/drawing/2016/5/9/chartex" xmlns:cx4="http://schemas.microsoft.com/office/drawing/2016/5/10/chartex" xmlns:cx5="http://schemas.microsoft.com/office/drawing/2016/5/11/chartex" xmlns:cx6="http://schemas.microsoft.com/office/drawing/2016/5/12/chartex" xmlns:cx7="http://schemas.microsoft.com/office/drawing/2016/5/13/chartex" xmlns:cx8="http://schemas.microsoft.com/office/drawing/2016/5/14/chartex" xmlns:mc="http://schemas.openxmlformats.org/markup-compatibility/2006" xmlns:aink="http://schemas.microsoft.com/office/drawing/2016/ink" xmlns:am3d="http://schemas.microsoft.com/office/drawing/2017/model3d" xmlns:o="urn:schemas-microsoft-com:office:office" xmlns:oel="http://schemas.microsoft.com/office/2019/extlst" xmlns:r="http://schemas.openxmlformats.org/officeDocument/2006/relationships" xmlns:m="http://schemas.openxmlformats.org/officeDocument/2006/math" xmlns:v="urn:schemas-microsoft-com:vml" xmlns:wp14="http://schemas.microsoft.com/office/word/2010/wordprocessingDrawing" xmlns:wp="http://schemas.openxmlformats.org/drawingml/2006/wordprocessingDrawing" xmlns:w10="urn:schemas-microsoft-com:office:word" xmlns:w="http://schemas.openxmlformats.org/wordprocessingml/2006/main" xmlns:w14="http://schemas.microsoft.com/office/word/2010/wordml" xmlns:w15="http://schemas.microsoft.com/office/word/2012/wordml" xmlns:w16cex="http://schemas.microsoft.com/office/word/2018/wordml/cex" xmlns:w16cid="http://schemas.microsoft.com/office/word/2016/wordml/cid" xmlns:w16="http://schemas.microsoft.com/office/word/2018/wordml" xmlns:w16du="http://schemas.microsoft.com/office/word/2023/wordml/word16du" xmlns:w16sdtdh="http://schemas.microsoft.com/office/word/2020/wordml/sdtdatahash" xmlns:w16sdtfl="http://schemas.microsoft.com/office/word/2024/wordml/sdtformatlock" xmlns:w16se="http://schemas.microsoft.com/office/word/2015/wordml/symex" xmlns:wpg="http://schemas.microsoft.com/office/word/2010/wordprocessingGroup" xmlns:wpi="http://schemas.microsoft.com/office/word/2010/wordprocessingInk" xmlns:wne="http://schemas.microsoft.com/office/word/2006/wordml" xmlns:wps="http://schemas.microsoft.com/office/word/2010/wordprocessingShape" mc:Ignorable="w14 w15 w16se w16cid w16 w16cex w16sdtdh w16sdtfl w16du wp14">
-  <w:p>
-    <w:pPr>
-      <w:pStyle w:val="Footer"/>
-    </w:pPr>
-  </w:p>
-</w:ftr>
-</file>
-
-<file path=word/footer2.xml><?xml version="1.0" encoding="utf-8"?>
 <w:ftr xmlns:wpc="http://schemas.microsoft.com/office/word/2010/wordprocessingCanvas" xmlns:cx="http://schemas.microsoft.com/office/drawing/2014/chartex" xmlns:cx1="http://schemas.microsoft.com/office/drawing/2015/9/8/chartex" xmlns:cx2="http://schemas.microsoft.com/office/drawing/2015/10/21/chartex" xmlns:cx3="http://schemas.microsoft.com/office/drawing/2016/5/9/chartex" xmlns:cx4="http://schemas.microsoft.com/office/drawing/2016/5/10/chartex" xmlns:cx5="http://schemas.microsoft.com/office/drawing/2016/5/11/chartex" xmlns:cx6="http://schemas.microsoft.com/office/drawing/2016/5/12/chartex" xmlns:cx7="http://schemas.microsoft.com/office/drawing/2016/5/13/chartex" xmlns:cx8="http://schemas.microsoft.com/office/drawing/2016/5/14/chartex" xmlns:mc="http://schemas.openxmlformats.org/markup-compatibility/2006" xmlns:aink="http://schemas.microsoft.com/office/drawing/2016/ink" xmlns:am3d="http://schemas.microsoft.com/office/drawing/2017/model3d" xmlns:o="urn:schemas-microsoft-com:office:office" xmlns:oel="http://schemas.microsoft.com/office/2019/extlst" xmlns:r="http://schemas.openxmlformats.org/officeDocument/2006/relationships" xmlns:m="http://schemas.openxmlformats.org/officeDocument/2006/math" xmlns:v="urn:schemas-microsoft-com:vml" xmlns:wp14="http://schemas.microsoft.com/office/word/2010/wordprocessingDrawing" xmlns:wp="http://schemas.openxmlformats.org/drawingml/2006/wordprocessingDrawing" xmlns:w10="urn:schemas-microsoft-com:office:word" xmlns:w="http://schemas.openxmlformats.org/wordprocessingml/2006/main" xmlns:w14="http://schemas.microsoft.com/office/word/2010/wordml" xmlns:w15="http://schemas.microsoft.com/office/word/2012/wordml" xmlns:w16cex="http://schemas.microsoft.com/office/word/2018/wordml/cex" xmlns:w16cid="http://schemas.microsoft.com/office/word/2016/wordml/cid" xmlns:w16="http://schemas.microsoft.com/office/word/2018/wordml" xmlns:w16du="http://schemas.microsoft.com/office/word/2023/wordml/word16du" xmlns:w16sdtdh="http://schemas.microsoft.com/office/word/2020/wordml/sdtdatahash" xmlns:w16sdtfl="http://schemas.microsoft.com/office/word/2024/wordml/sdtformatlock" xmlns:w16se="http://schemas.microsoft.com/office/word/2015/wordml/symex" xmlns:wpg="http://schemas.microsoft.com/office/word/2010/wordprocessingGroup" xmlns:wpi="http://schemas.microsoft.com/office/word/2010/wordprocessingInk" xmlns:wne="http://schemas.microsoft.com/office/word/2006/wordml" xmlns:wps="http://schemas.microsoft.com/office/word/2010/wordprocessingShape" mc:Ignorable="w14 w15 w16se w16cid w16 w16cex w16sdtdh w16sdtfl w16du wp14">
   <w:p>
     <w:pPr>
@@ -4873,16 +4610,6 @@
 </w:ftr>
 </file>
 
-<file path=word/footer3.xml><?xml version="1.0" encoding="utf-8"?>
-<w:ftr xmlns:wpc="http://schemas.microsoft.com/office/word/2010/wordprocessingCanvas" xmlns:cx="http://schemas.microsoft.com/office/drawing/2014/chartex" xmlns:cx1="http://schemas.microsoft.com/office/drawing/2015/9/8/chartex" xmlns:cx2="http://schemas.microsoft.com/office/drawing/2015/10/21/chartex" xmlns:cx3="http://schemas.microsoft.com/office/drawing/2016/5/9/chartex" xmlns:cx4="http://schemas.microsoft.com/office/drawing/2016/5/10/chartex" xmlns:cx5="http://schemas.microsoft.com/office/drawing/2016/5/11/chartex" xmlns:cx6="http://schemas.microsoft.com/office/drawing/2016/5/12/chartex" xmlns:cx7="http://schemas.microsoft.com/office/drawing/2016/5/13/chartex" xmlns:cx8="http://schemas.microsoft.com/office/drawing/2016/5/14/chartex" xmlns:mc="http://schemas.openxmlformats.org/markup-compatibility/2006" xmlns:aink="http://schemas.microsoft.com/office/drawing/2016/ink" xmlns:am3d="http://schemas.microsoft.com/office/drawing/2017/model3d" xmlns:o="urn:schemas-microsoft-com:office:office" xmlns:oel="http://schemas.microsoft.com/office/2019/extlst" xmlns:r="http://schemas.openxmlformats.org/officeDocument/2006/relationships" xmlns:m="http://schemas.openxmlformats.org/officeDocument/2006/math" xmlns:v="urn:schemas-microsoft-com:vml" xmlns:wp14="http://schemas.microsoft.com/office/word/2010/wordprocessingDrawing" xmlns:wp="http://schemas.openxmlformats.org/drawingml/2006/wordprocessingDrawing" xmlns:w10="urn:schemas-microsoft-com:office:word" xmlns:w="http://schemas.openxmlformats.org/wordprocessingml/2006/main" xmlns:w14="http://schemas.microsoft.com/office/word/2010/wordml" xmlns:w15="http://schemas.microsoft.com/office/word/2012/wordml" xmlns:w16cex="http://schemas.microsoft.com/office/word/2018/wordml/cex" xmlns:w16cid="http://schemas.microsoft.com/office/word/2016/wordml/cid" xmlns:w16="http://schemas.microsoft.com/office/word/2018/wordml" xmlns:w16du="http://schemas.microsoft.com/office/word/2023/wordml/word16du" xmlns:w16sdtdh="http://schemas.microsoft.com/office/word/2020/wordml/sdtdatahash" xmlns:w16sdtfl="http://schemas.microsoft.com/office/word/2024/wordml/sdtformatlock" xmlns:w16se="http://schemas.microsoft.com/office/word/2015/wordml/symex" xmlns:wpg="http://schemas.microsoft.com/office/word/2010/wordprocessingGroup" xmlns:wpi="http://schemas.microsoft.com/office/word/2010/wordprocessingInk" xmlns:wne="http://schemas.microsoft.com/office/word/2006/wordml" xmlns:wps="http://schemas.microsoft.com/office/word/2010/wordprocessingShape" mc:Ignorable="w14 w15 w16se w16cid w16 w16cex w16sdtdh w16sdtfl w16du wp14">
-  <w:p>
-    <w:pPr>
-      <w:pStyle w:val="Footer"/>
-    </w:pPr>
-  </w:p>
-</w:ftr>
-</file>
-
 <file path=word/footnotes.xml><?xml version="1.0" encoding="utf-8"?>
 <w:footnotes xmlns:wpc="http://schemas.microsoft.com/office/word/2010/wordprocessingCanvas" xmlns:cx="http://schemas.microsoft.com/office/drawing/2014/chartex" xmlns:cx1="http://schemas.microsoft.com/office/drawing/2015/9/8/chartex" xmlns:cx2="http://schemas.microsoft.com/office/drawing/2015/10/21/chartex" xmlns:cx3="http://schemas.microsoft.com/office/drawing/2016/5/9/chartex" xmlns:cx4="http://schemas.microsoft.com/office/drawing/2016/5/10/chartex" xmlns:cx5="http://schemas.microsoft.com/office/drawing/2016/5/11/chartex" xmlns:cx6="http://schemas.microsoft.com/office/drawing/2016/5/12/chartex" xmlns:cx7="http://schemas.microsoft.com/office/drawing/2016/5/13/chartex" xmlns:cx8="http://schemas.microsoft.com/office/drawing/2016/5/14/chartex" xmlns:mc="http://schemas.openxmlformats.org/markup-compatibility/2006" xmlns:aink="http://schemas.microsoft.com/office/drawing/2016/ink" xmlns:am3d="http://schemas.microsoft.com/office/drawing/2017/model3d" xmlns:o="urn:schemas-microsoft-com:office:office" xmlns:oel="http://schemas.microsoft.com/office/2019/extlst" xmlns:r="http://schemas.openxmlformats.org/officeDocument/2006/relationships" xmlns:m="http://schemas.openxmlformats.org/officeDocument/2006/math" xmlns:v="urn:schemas-microsoft-com:vml" xmlns:wp14="http://schemas.microsoft.com/office/word/2010/wordprocessingDrawing" xmlns:wp="http://schemas.openxmlformats.org/drawingml/2006/wordprocessingDrawing" xmlns:w10="urn:schemas-microsoft-com:office:word" xmlns:w="http://schemas.openxmlformats.org/wordprocessingml/2006/main" xmlns:w14="http://schemas.microsoft.com/office/word/2010/wordml" xmlns:w15="http://schemas.microsoft.com/office/word/2012/wordml" xmlns:w16cex="http://schemas.microsoft.com/office/word/2018/wordml/cex" xmlns:w16cid="http://schemas.microsoft.com/office/word/2016/wordml/cid" xmlns:w16="http://schemas.microsoft.com/office/word/2018/wordml" xmlns:w16du="http://schemas.microsoft.com/office/word/2023/wordml/word16du" xmlns:w16sdtdh="http://schemas.microsoft.com/office/word/2020/wordml/sdtdatahash" xmlns:w16sdtfl="http://schemas.microsoft.com/office/word/2024/wordml/sdtformatlock" xmlns:w16se="http://schemas.microsoft.com/office/word/2015/wordml/symex" xmlns:wpg="http://schemas.microsoft.com/office/word/2010/wordprocessingGroup" xmlns:wpi="http://schemas.microsoft.com/office/word/2010/wordprocessingInk" xmlns:wne="http://schemas.microsoft.com/office/word/2006/wordml" xmlns:wps="http://schemas.microsoft.com/office/word/2010/wordprocessingShape" mc:Ignorable="w14 w15 w16se w16cid w16 w16cex w16sdtdh w16sdtfl w16du wp14">
   <w:footnote w:type="separator" w:id="-1">
@@ -4903,16 +4630,6 @@
 </file>
 
 <file path=word/header1.xml><?xml version="1.0" encoding="utf-8"?>
-<w:hdr xmlns:wpc="http://schemas.microsoft.com/office/word/2010/wordprocessingCanvas" xmlns:cx="http://schemas.microsoft.com/office/drawing/2014/chartex" xmlns:cx1="http://schemas.microsoft.com/office/drawing/2015/9/8/chartex" xmlns:cx2="http://schemas.microsoft.com/office/drawing/2015/10/21/chartex" xmlns:cx3="http://schemas.microsoft.com/office/drawing/2016/5/9/chartex" xmlns:cx4="http://schemas.microsoft.com/office/drawing/2016/5/10/chartex" xmlns:cx5="http://schemas.microsoft.com/office/drawing/2016/5/11/chartex" xmlns:cx6="http://schemas.microsoft.com/office/drawing/2016/5/12/chartex" xmlns:cx7="http://schemas.microsoft.com/office/drawing/2016/5/13/chartex" xmlns:cx8="http://schemas.microsoft.com/office/drawing/2016/5/14/chartex" xmlns:mc="http://schemas.openxmlformats.org/markup-compatibility/2006" xmlns:aink="http://schemas.microsoft.com/office/drawing/2016/ink" xmlns:am3d="http://schemas.microsoft.com/office/drawing/2017/model3d" xmlns:o="urn:schemas-microsoft-com:office:office" xmlns:oel="http://schemas.microsoft.com/office/2019/extlst" xmlns:r="http://schemas.openxmlformats.org/officeDocument/2006/relationships" xmlns:m="http://schemas.openxmlformats.org/officeDocument/2006/math" xmlns:v="urn:schemas-microsoft-com:vml" xmlns:wp14="http://schemas.microsoft.com/office/word/2010/wordprocessingDrawing" xmlns:wp="http://schemas.openxmlformats.org/drawingml/2006/wordprocessingDrawing" xmlns:w10="urn:schemas-microsoft-com:office:word" xmlns:w="http://schemas.openxmlformats.org/wordprocessingml/2006/main" xmlns:w14="http://schemas.microsoft.com/office/word/2010/wordml" xmlns:w15="http://schemas.microsoft.com/office/word/2012/wordml" xmlns:w16cex="http://schemas.microsoft.com/office/word/2018/wordml/cex" xmlns:w16cid="http://schemas.microsoft.com/office/word/2016/wordml/cid" xmlns:w16="http://schemas.microsoft.com/office/word/2018/wordml" xmlns:w16du="http://schemas.microsoft.com/office/word/2023/wordml/word16du" xmlns:w16sdtdh="http://schemas.microsoft.com/office/word/2020/wordml/sdtdatahash" xmlns:w16sdtfl="http://schemas.microsoft.com/office/word/2024/wordml/sdtformatlock" xmlns:w16se="http://schemas.microsoft.com/office/word/2015/wordml/symex" xmlns:wpg="http://schemas.microsoft.com/office/word/2010/wordprocessingGroup" xmlns:wpi="http://schemas.microsoft.com/office/word/2010/wordprocessingInk" xmlns:wne="http://schemas.microsoft.com/office/word/2006/wordml" xmlns:wps="http://schemas.microsoft.com/office/word/2010/wordprocessingShape" mc:Ignorable="w14 w15 w16se w16cid w16 w16cex w16sdtdh w16sdtfl w16du wp14">
-  <w:p>
-    <w:pPr>
-      <w:pStyle w:val="Header"/>
-    </w:pPr>
-  </w:p>
-</w:hdr>
-</file>
-
-<file path=word/header2.xml><?xml version="1.0" encoding="utf-8"?>
 <w:hdr xmlns:wpc="http://schemas.microsoft.com/office/word/2010/wordprocessingCanvas" xmlns:cx="http://schemas.microsoft.com/office/drawing/2014/chartex" xmlns:cx1="http://schemas.microsoft.com/office/drawing/2015/9/8/chartex" xmlns:cx2="http://schemas.microsoft.com/office/drawing/2015/10/21/chartex" xmlns:cx3="http://schemas.microsoft.com/office/drawing/2016/5/9/chartex" xmlns:cx4="http://schemas.microsoft.com/office/drawing/2016/5/10/chartex" xmlns:cx5="http://schemas.microsoft.com/office/drawing/2016/5/11/chartex" xmlns:cx6="http://schemas.microsoft.com/office/drawing/2016/5/12/chartex" xmlns:cx7="http://schemas.microsoft.com/office/drawing/2016/5/13/chartex" xmlns:cx8="http://schemas.microsoft.com/office/drawing/2016/5/14/chartex" xmlns:mc="http://schemas.openxmlformats.org/markup-compatibility/2006" xmlns:aink="http://schemas.microsoft.com/office/drawing/2016/ink" xmlns:am3d="http://schemas.microsoft.com/office/drawing/2017/model3d" xmlns:o="urn:schemas-microsoft-com:office:office" xmlns:oel="http://schemas.microsoft.com/office/2019/extlst" xmlns:r="http://schemas.openxmlformats.org/officeDocument/2006/relationships" xmlns:m="http://schemas.openxmlformats.org/officeDocument/2006/math" xmlns:v="urn:schemas-microsoft-com:vml" xmlns:wp14="http://schemas.microsoft.com/office/word/2010/wordprocessingDrawing" xmlns:wp="http://schemas.openxmlformats.org/drawingml/2006/wordprocessingDrawing" xmlns:w10="urn:schemas-microsoft-com:office:word" xmlns:w="http://schemas.openxmlformats.org/wordprocessingml/2006/main" xmlns:w14="http://schemas.microsoft.com/office/word/2010/wordml" xmlns:w15="http://schemas.microsoft.com/office/word/2012/wordml" xmlns:w16cex="http://schemas.microsoft.com/office/word/2018/wordml/cex" xmlns:w16cid="http://schemas.microsoft.com/office/word/2016/wordml/cid" xmlns:w16="http://schemas.microsoft.com/office/word/2018/wordml" xmlns:w16du="http://schemas.microsoft.com/office/word/2023/wordml/word16du" xmlns:w16sdtdh="http://schemas.microsoft.com/office/word/2020/wordml/sdtdatahash" xmlns:w16sdtfl="http://schemas.microsoft.com/office/word/2024/wordml/sdtformatlock" xmlns:w16se="http://schemas.microsoft.com/office/word/2015/wordml/symex" xmlns:wpg="http://schemas.microsoft.com/office/word/2010/wordprocessingGroup" xmlns:wpi="http://schemas.microsoft.com/office/word/2010/wordprocessingInk" xmlns:wne="http://schemas.microsoft.com/office/word/2006/wordml" xmlns:wps="http://schemas.microsoft.com/office/word/2010/wordprocessingShape" mc:Ignorable="w14 w15 w16se w16cid w16 w16cex w16sdtdh w16sdtfl w16du wp14">
   <w:p>
     <w:pPr>
@@ -5571,16 +5288,6 @@
         <w:rFonts w:ascii="Arial" w:hAnsi="Arial" w:cs="Arial"/>
         <w:sz w:val="20"/>
       </w:rPr>
-    </w:pPr>
-  </w:p>
-</w:hdr>
-</file>
-
-<file path=word/header3.xml><?xml version="1.0" encoding="utf-8"?>
-<w:hdr xmlns:wpc="http://schemas.microsoft.com/office/word/2010/wordprocessingCanvas" xmlns:cx="http://schemas.microsoft.com/office/drawing/2014/chartex" xmlns:cx1="http://schemas.microsoft.com/office/drawing/2015/9/8/chartex" xmlns:cx2="http://schemas.microsoft.com/office/drawing/2015/10/21/chartex" xmlns:cx3="http://schemas.microsoft.com/office/drawing/2016/5/9/chartex" xmlns:cx4="http://schemas.microsoft.com/office/drawing/2016/5/10/chartex" xmlns:cx5="http://schemas.microsoft.com/office/drawing/2016/5/11/chartex" xmlns:cx6="http://schemas.microsoft.com/office/drawing/2016/5/12/chartex" xmlns:cx7="http://schemas.microsoft.com/office/drawing/2016/5/13/chartex" xmlns:cx8="http://schemas.microsoft.com/office/drawing/2016/5/14/chartex" xmlns:mc="http://schemas.openxmlformats.org/markup-compatibility/2006" xmlns:aink="http://schemas.microsoft.com/office/drawing/2016/ink" xmlns:am3d="http://schemas.microsoft.com/office/drawing/2017/model3d" xmlns:o="urn:schemas-microsoft-com:office:office" xmlns:oel="http://schemas.microsoft.com/office/2019/extlst" xmlns:r="http://schemas.openxmlformats.org/officeDocument/2006/relationships" xmlns:m="http://schemas.openxmlformats.org/officeDocument/2006/math" xmlns:v="urn:schemas-microsoft-com:vml" xmlns:wp14="http://schemas.microsoft.com/office/word/2010/wordprocessingDrawing" xmlns:wp="http://schemas.openxmlformats.org/drawingml/2006/wordprocessingDrawing" xmlns:w10="urn:schemas-microsoft-com:office:word" xmlns:w="http://schemas.openxmlformats.org/wordprocessingml/2006/main" xmlns:w14="http://schemas.microsoft.com/office/word/2010/wordml" xmlns:w15="http://schemas.microsoft.com/office/word/2012/wordml" xmlns:w16cex="http://schemas.microsoft.com/office/word/2018/wordml/cex" xmlns:w16cid="http://schemas.microsoft.com/office/word/2016/wordml/cid" xmlns:w16="http://schemas.microsoft.com/office/word/2018/wordml" xmlns:w16du="http://schemas.microsoft.com/office/word/2023/wordml/word16du" xmlns:w16sdtdh="http://schemas.microsoft.com/office/word/2020/wordml/sdtdatahash" xmlns:w16sdtfl="http://schemas.microsoft.com/office/word/2024/wordml/sdtformatlock" xmlns:w16se="http://schemas.microsoft.com/office/word/2015/wordml/symex" xmlns:wpg="http://schemas.microsoft.com/office/word/2010/wordprocessingGroup" xmlns:wpi="http://schemas.microsoft.com/office/word/2010/wordprocessingInk" xmlns:wne="http://schemas.microsoft.com/office/word/2006/wordml" xmlns:wps="http://schemas.microsoft.com/office/word/2010/wordprocessingShape" mc:Ignorable="w14 w15 w16se w16cid w16 w16cex w16sdtdh w16sdtfl w16du wp14">
-  <w:p>
-    <w:pPr>
-      <w:pStyle w:val="Header"/>
     </w:pPr>
   </w:p>
 </w:hdr>

--- a/electron/database/generate-document/templates/order-confirmation-aus.docx
+++ b/electron/database/generate-document/templates/order-confirmation-aus.docx
@@ -1703,7 +1703,7 @@
               <mc:AlternateContent>
                 <mc:Choice Requires="wps">
                   <w:drawing>
-                    <wp:anchor distT="4294967295" distB="4294967295" distL="114300" distR="114300" simplePos="0" relativeHeight="251661312" behindDoc="0" locked="0" layoutInCell="1" allowOverlap="1" wp14:anchorId="02980F30" wp14:editId="1E8B5345">
+                    <wp:anchor distT="4294967295" distB="4294967295" distL="114300" distR="114300" simplePos="0" relativeHeight="251661312" behindDoc="0" locked="0" layoutInCell="1" allowOverlap="1" wp14:anchorId="02980F30" wp14:editId="6150795A">
                       <wp:simplePos x="0" y="0"/>
                       <wp:positionH relativeFrom="column">
                         <wp:posOffset>1847</wp:posOffset>
@@ -1762,7 +1762,7 @@
                 </mc:Choice>
                 <mc:Fallback>
                   <w:pict>
-                    <v:line w14:anchorId="00220FE4" id="Straight Connector 10" o:spid="_x0000_s1026" style="position:absolute;z-index:251661312;visibility:visible;mso-wrap-style:square;mso-width-percent:0;mso-height-percent:0;mso-wrap-distance-left:9pt;mso-wrap-distance-top:-3e-5mm;mso-wrap-distance-right:9pt;mso-wrap-distance-bottom:-3e-5mm;mso-position-horizontal:absolute;mso-position-horizontal-relative:text;mso-position-vertical:absolute;mso-position-vertical-relative:text;mso-width-percent:0;mso-height-percent:0;mso-width-relative:page;mso-height-relative:page" from=".15pt,12.8pt" to="553.8pt,13.9pt" o:gfxdata="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" strokecolor="black [3200]" strokeweight=".5pt">
+                    <v:line w14:anchorId="2DF7A652" id="Straight Connector 10" o:spid="_x0000_s1026" style="position:absolute;z-index:251661312;visibility:visible;mso-wrap-style:square;mso-width-percent:0;mso-height-percent:0;mso-wrap-distance-left:9pt;mso-wrap-distance-top:-3e-5mm;mso-wrap-distance-right:9pt;mso-wrap-distance-bottom:-3e-5mm;mso-position-horizontal:absolute;mso-position-horizontal-relative:text;mso-position-vertical:absolute;mso-position-vertical-relative:text;mso-width-percent:0;mso-height-percent:0;mso-width-relative:page;mso-height-relative:page" from=".15pt,12.8pt" to="553.8pt,13.9pt" o:gfxdata="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" strokecolor="black [3200]" strokeweight=".5pt">
                       <v:stroke joinstyle="miter"/>
                       <o:lock v:ext="edit" shapetype="f"/>
                     </v:line>
@@ -2326,6 +2326,494 @@
         </w:trPr>
         <w:tc>
           <w:tcPr>
+            <w:tcW w:w="7244" w:type="dxa"/>
+            <w:gridSpan w:val="7"/>
+          </w:tcPr>
+          <w:p>
+            <w:pPr>
+              <w:pStyle w:val="NoSpacing"/>
+              <w:widowControl w:val="0"/>
+              <w:spacing w:line="276" w:lineRule="auto"/>
+              <w:rPr>
+                <w:rFonts w:cstheme="minorHAnsi"/>
+                <w:sz w:val="18"/>
+                <w:szCs w:val="18"/>
+              </w:rPr>
+            </w:pPr>
+            <w:r>
+              <w:rPr>
+                <w:noProof/>
+              </w:rPr>
+              <mc:AlternateContent>
+                <mc:Choice Requires="wps">
+                  <w:drawing>
+                    <wp:anchor distT="4294967295" distB="4294967295" distL="114300" distR="114300" simplePos="0" relativeHeight="251666432" behindDoc="0" locked="0" layoutInCell="1" allowOverlap="1" wp14:anchorId="63CBAC9B" wp14:editId="131E12AD">
+                      <wp:simplePos x="0" y="0"/>
+                      <wp:positionH relativeFrom="column">
+                        <wp:posOffset>7620</wp:posOffset>
+                      </wp:positionH>
+                      <wp:positionV relativeFrom="paragraph">
+                        <wp:posOffset>142240</wp:posOffset>
+                      </wp:positionV>
+                      <wp:extent cx="7030720" cy="13335"/>
+                      <wp:effectExtent l="0" t="0" r="36830" b="24765"/>
+                      <wp:wrapNone/>
+                      <wp:docPr id="96426175" name="Straight Connector 10"/>
+                      <wp:cNvGraphicFramePr>
+                        <a:graphicFrameLocks xmlns:a="http://schemas.openxmlformats.org/drawingml/2006/main"/>
+                      </wp:cNvGraphicFramePr>
+                      <a:graphic xmlns:a="http://schemas.openxmlformats.org/drawingml/2006/main">
+                        <a:graphicData uri="http://schemas.microsoft.com/office/word/2010/wordprocessingShape">
+                          <wps:wsp>
+                            <wps:cNvCnPr>
+                              <a:cxnSpLocks/>
+                            </wps:cNvCnPr>
+                            <wps:spPr>
+                              <a:xfrm>
+                                <a:off x="0" y="0"/>
+                                <a:ext cx="7030720" cy="13335"/>
+                              </a:xfrm>
+                              <a:prstGeom prst="line">
+                                <a:avLst/>
+                              </a:prstGeom>
+                            </wps:spPr>
+                            <wps:style>
+                              <a:lnRef idx="1">
+                                <a:schemeClr val="dk1"/>
+                              </a:lnRef>
+                              <a:fillRef idx="0">
+                                <a:schemeClr val="dk1"/>
+                              </a:fillRef>
+                              <a:effectRef idx="0">
+                                <a:schemeClr val="dk1"/>
+                              </a:effectRef>
+                              <a:fontRef idx="minor">
+                                <a:schemeClr val="tx1"/>
+                              </a:fontRef>
+                            </wps:style>
+                            <wps:bodyPr/>
+                          </wps:wsp>
+                        </a:graphicData>
+                      </a:graphic>
+                      <wp14:sizeRelH relativeFrom="page">
+                        <wp14:pctWidth>0</wp14:pctWidth>
+                      </wp14:sizeRelH>
+                      <wp14:sizeRelV relativeFrom="page">
+                        <wp14:pctHeight>0</wp14:pctHeight>
+                      </wp14:sizeRelV>
+                    </wp:anchor>
+                  </w:drawing>
+                </mc:Choice>
+                <mc:Fallback>
+                  <w:pict>
+                    <v:line w14:anchorId="1DB052B2" id="Straight Connector 10" o:spid="_x0000_s1026" style="position:absolute;z-index:251666432;visibility:visible;mso-wrap-style:square;mso-width-percent:0;mso-height-percent:0;mso-wrap-distance-left:9pt;mso-wrap-distance-top:-3e-5mm;mso-wrap-distance-right:9pt;mso-wrap-distance-bottom:-3e-5mm;mso-position-horizontal:absolute;mso-position-horizontal-relative:text;mso-position-vertical:absolute;mso-position-vertical-relative:text;mso-width-percent:0;mso-height-percent:0;mso-width-relative:page;mso-height-relative:page" from=".6pt,11.2pt" to="554.2pt,12.25pt" o:gfxdata="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" strokecolor="black [3200]" strokeweight=".5pt">
+                      <v:stroke joinstyle="miter"/>
+                      <o:lock v:ext="edit" shapetype="f"/>
+                    </v:line>
+                  </w:pict>
+                </mc:Fallback>
+              </mc:AlternateContent>
+            </w:r>
+            <w:r>
+              <w:rPr>
+                <w:rFonts w:cstheme="minorHAnsi"/>
+                <w:sz w:val="20"/>
+                <w:szCs w:val="20"/>
+              </w:rPr>
+              <w:t>{#isSampleBox}</w:t>
+            </w:r>
+            <w:r>
+              <w:rPr>
+                <w:rFonts w:cstheme="minorHAnsi"/>
+                <w:b/>
+                <w:bCs/>
+                <w:sz w:val="20"/>
+                <w:szCs w:val="20"/>
+              </w:rPr>
+              <w:t>SAMPLE BOX</w:t>
+            </w:r>
+            <w:r>
+              <w:rPr>
+                <w:rFonts w:cstheme="minorHAnsi"/>
+                <w:sz w:val="20"/>
+                <w:szCs w:val="20"/>
+              </w:rPr>
+              <w:t>{/</w:t>
+            </w:r>
+            <w:proofErr w:type="spellStart"/>
+            <w:r>
+              <w:rPr>
+                <w:rFonts w:cstheme="minorHAnsi"/>
+                <w:sz w:val="20"/>
+                <w:szCs w:val="20"/>
+              </w:rPr>
+              <w:t>isSampleBox</w:t>
+            </w:r>
+            <w:proofErr w:type="spellEnd"/>
+            <w:r>
+              <w:rPr>
+                <w:rFonts w:cstheme="minorHAnsi"/>
+                <w:sz w:val="20"/>
+                <w:szCs w:val="20"/>
+              </w:rPr>
+              <w:t>}</w:t>
+            </w:r>
+          </w:p>
+        </w:tc>
+        <w:tc>
+          <w:tcPr>
+            <w:tcW w:w="1497" w:type="dxa"/>
+            <w:gridSpan w:val="5"/>
+          </w:tcPr>
+          <w:p>
+            <w:pPr>
+              <w:ind w:right="113"/>
+              <w:rPr>
+                <w:rFonts w:asciiTheme="minorHAnsi" w:hAnsiTheme="minorHAnsi" w:cstheme="minorHAnsi"/>
+                <w:sz w:val="18"/>
+                <w:szCs w:val="18"/>
+              </w:rPr>
+            </w:pPr>
+          </w:p>
+        </w:tc>
+        <w:tc>
+          <w:tcPr>
+            <w:tcW w:w="680" w:type="dxa"/>
+          </w:tcPr>
+          <w:p>
+            <w:pPr>
+              <w:ind w:right="57"/>
+              <w:jc w:val="right"/>
+              <w:rPr>
+                <w:rFonts w:asciiTheme="minorHAnsi" w:hAnsiTheme="minorHAnsi" w:cstheme="minorHAnsi"/>
+                <w:sz w:val="18"/>
+                <w:szCs w:val="18"/>
+              </w:rPr>
+            </w:pPr>
+          </w:p>
+        </w:tc>
+        <w:tc>
+          <w:tcPr>
+            <w:tcW w:w="816" w:type="dxa"/>
+          </w:tcPr>
+          <w:p>
+            <w:pPr>
+              <w:ind w:right="57"/>
+              <w:jc w:val="right"/>
+              <w:rPr>
+                <w:rFonts w:asciiTheme="minorHAnsi" w:hAnsiTheme="minorHAnsi" w:cstheme="minorHAnsi"/>
+                <w:sz w:val="18"/>
+                <w:szCs w:val="18"/>
+              </w:rPr>
+            </w:pPr>
+          </w:p>
+        </w:tc>
+        <w:tc>
+          <w:tcPr>
+            <w:tcW w:w="1085" w:type="dxa"/>
+          </w:tcPr>
+          <w:p>
+            <w:pPr>
+              <w:pStyle w:val="NoSpacing"/>
+              <w:widowControl w:val="0"/>
+              <w:ind w:right="227"/>
+              <w:jc w:val="right"/>
+              <w:rPr>
+                <w:rFonts w:cstheme="minorHAnsi"/>
+                <w:sz w:val="18"/>
+                <w:szCs w:val="18"/>
+              </w:rPr>
+            </w:pPr>
+          </w:p>
+        </w:tc>
+      </w:tr>
+      <w:tr>
+        <w:trPr>
+          <w:trHeight w:val="84"/>
+        </w:trPr>
+        <w:tc>
+          <w:tcPr>
+            <w:tcW w:w="1276" w:type="dxa"/>
+          </w:tcPr>
+          <w:p>
+            <w:pPr>
+              <w:ind w:right="113"/>
+              <w:rPr>
+                <w:rFonts w:asciiTheme="minorHAnsi" w:hAnsiTheme="minorHAnsi" w:cstheme="minorHAnsi"/>
+                <w:sz w:val="18"/>
+                <w:szCs w:val="18"/>
+              </w:rPr>
+            </w:pPr>
+            <w:r>
+              <w:rPr>
+                <w:rFonts w:ascii="Arial" w:hAnsi="Arial" w:cs="Arial"/>
+                <w:sz w:val="18"/>
+                <w:szCs w:val="18"/>
+              </w:rPr>
+              <w:t>{#</w:t>
+            </w:r>
+            <w:proofErr w:type="gramStart"/>
+            <w:r>
+              <w:rPr>
+                <w:rFonts w:ascii="Arial" w:hAnsi="Arial" w:cs="Arial"/>
+                <w:sz w:val="18"/>
+                <w:szCs w:val="18"/>
+              </w:rPr>
+              <w:t>sampleBox}{</w:t>
+            </w:r>
+            <w:proofErr w:type="gramEnd"/>
+            <w:r>
+              <w:rPr>
+                <w:rFonts w:ascii="Arial" w:hAnsi="Arial" w:cs="Arial"/>
+                <w:sz w:val="18"/>
+                <w:szCs w:val="18"/>
+              </w:rPr>
+              <w:t>containerFrom}{#containerTo} to {</w:t>
+            </w:r>
+            <w:proofErr w:type="spellStart"/>
+            <w:r>
+              <w:rPr>
+                <w:rFonts w:ascii="Arial" w:hAnsi="Arial" w:cs="Arial"/>
+                <w:sz w:val="18"/>
+                <w:szCs w:val="18"/>
+              </w:rPr>
+              <w:t>containerTo</w:t>
+            </w:r>
+            <w:proofErr w:type="spellEnd"/>
+            <w:r>
+              <w:rPr>
+                <w:rFonts w:ascii="Arial" w:hAnsi="Arial" w:cs="Arial"/>
+                <w:sz w:val="18"/>
+                <w:szCs w:val="18"/>
+              </w:rPr>
+              <w:t>} {/</w:t>
+            </w:r>
+            <w:proofErr w:type="spellStart"/>
+            <w:r>
+              <w:rPr>
+                <w:rFonts w:ascii="Arial" w:hAnsi="Arial" w:cs="Arial"/>
+                <w:sz w:val="18"/>
+                <w:szCs w:val="18"/>
+              </w:rPr>
+              <w:t>containerTo</w:t>
+            </w:r>
+            <w:proofErr w:type="spellEnd"/>
+            <w:r>
+              <w:rPr>
+                <w:rFonts w:ascii="Arial" w:hAnsi="Arial" w:cs="Arial"/>
+                <w:sz w:val="18"/>
+                <w:szCs w:val="18"/>
+              </w:rPr>
+              <w:t>}</w:t>
+            </w:r>
+          </w:p>
+        </w:tc>
+        <w:tc>
+          <w:tcPr>
+            <w:tcW w:w="7465" w:type="dxa"/>
+            <w:gridSpan w:val="11"/>
+          </w:tcPr>
+          <w:p>
+            <w:pPr>
+              <w:ind w:right="113"/>
+              <w:jc w:val="center"/>
+              <w:rPr>
+                <w:rFonts w:asciiTheme="minorHAnsi" w:hAnsiTheme="minorHAnsi" w:cstheme="minorHAnsi"/>
+                <w:sz w:val="18"/>
+                <w:szCs w:val="18"/>
+              </w:rPr>
+            </w:pPr>
+            <w:r>
+              <w:rPr>
+                <w:rFonts w:ascii="Arial" w:hAnsi="Arial" w:cs="Arial"/>
+                <w:sz w:val="18"/>
+                <w:szCs w:val="18"/>
+              </w:rPr>
+              <w:t>{</w:t>
+            </w:r>
+            <w:proofErr w:type="spellStart"/>
+            <w:proofErr w:type="gramStart"/>
+            <w:r>
+              <w:rPr>
+                <w:rFonts w:ascii="Arial" w:hAnsi="Arial" w:cs="Arial"/>
+                <w:sz w:val="18"/>
+                <w:szCs w:val="18"/>
+              </w:rPr>
+              <w:t>materialGrade</w:t>
+            </w:r>
+            <w:proofErr w:type="spellEnd"/>
+            <w:r>
+              <w:rPr>
+                <w:rFonts w:ascii="Arial" w:hAnsi="Arial" w:cs="Arial"/>
+                <w:sz w:val="18"/>
+                <w:szCs w:val="18"/>
+              </w:rPr>
+              <w:t>}  {</w:t>
+            </w:r>
+            <w:proofErr w:type="spellStart"/>
+            <w:r>
+              <w:rPr>
+                <w:rFonts w:ascii="Arial" w:hAnsi="Arial" w:cs="Arial"/>
+                <w:sz w:val="18"/>
+                <w:szCs w:val="18"/>
+              </w:rPr>
+              <w:t>brandName</w:t>
+            </w:r>
+            <w:proofErr w:type="spellEnd"/>
+            <w:r>
+              <w:rPr>
+                <w:rFonts w:ascii="Arial" w:hAnsi="Arial" w:cs="Arial"/>
+                <w:sz w:val="18"/>
+                <w:szCs w:val="18"/>
+              </w:rPr>
+              <w:t>}  {</w:t>
+            </w:r>
+            <w:proofErr w:type="spellStart"/>
+            <w:r>
+              <w:rPr>
+                <w:rFonts w:ascii="Arial" w:hAnsi="Arial" w:cs="Arial"/>
+                <w:sz w:val="18"/>
+                <w:szCs w:val="18"/>
+              </w:rPr>
+              <w:t>designType</w:t>
+            </w:r>
+            <w:proofErr w:type="spellEnd"/>
+            <w:r>
+              <w:rPr>
+                <w:rFonts w:ascii="Arial" w:hAnsi="Arial" w:cs="Arial"/>
+                <w:sz w:val="18"/>
+                <w:szCs w:val="18"/>
+              </w:rPr>
+              <w:t>}  {</w:t>
+            </w:r>
+            <w:proofErr w:type="spellStart"/>
+            <w:proofErr w:type="gramEnd"/>
+            <w:r>
+              <w:rPr>
+                <w:rFonts w:ascii="Arial" w:hAnsi="Arial" w:cs="Arial"/>
+                <w:sz w:val="18"/>
+                <w:szCs w:val="18"/>
+              </w:rPr>
+              <w:t>finishType</w:t>
+            </w:r>
+            <w:proofErr w:type="spellEnd"/>
+            <w:r>
+              <w:rPr>
+                <w:rFonts w:ascii="Arial" w:hAnsi="Arial" w:cs="Arial"/>
+                <w:sz w:val="18"/>
+                <w:szCs w:val="18"/>
+              </w:rPr>
+              <w:t>}</w:t>
+            </w:r>
+          </w:p>
+        </w:tc>
+        <w:tc>
+          <w:tcPr>
+            <w:tcW w:w="680" w:type="dxa"/>
+          </w:tcPr>
+          <w:p>
+            <w:pPr>
+              <w:ind w:right="57"/>
+              <w:jc w:val="right"/>
+              <w:rPr>
+                <w:rFonts w:asciiTheme="minorHAnsi" w:hAnsiTheme="minorHAnsi" w:cstheme="minorHAnsi"/>
+                <w:sz w:val="18"/>
+                <w:szCs w:val="18"/>
+              </w:rPr>
+            </w:pPr>
+            <w:r>
+              <w:rPr>
+                <w:rFonts w:ascii="Arial" w:hAnsi="Arial" w:cs="Arial"/>
+                <w:sz w:val="18"/>
+                <w:szCs w:val="18"/>
+              </w:rPr>
+              <w:t>{quantity}</w:t>
+            </w:r>
+          </w:p>
+        </w:tc>
+        <w:tc>
+          <w:tcPr>
+            <w:tcW w:w="816" w:type="dxa"/>
+          </w:tcPr>
+          <w:p>
+            <w:pPr>
+              <w:ind w:right="57"/>
+              <w:jc w:val="right"/>
+              <w:rPr>
+                <w:rFonts w:asciiTheme="minorHAnsi" w:hAnsiTheme="minorHAnsi" w:cstheme="minorHAnsi"/>
+                <w:sz w:val="18"/>
+                <w:szCs w:val="18"/>
+              </w:rPr>
+            </w:pPr>
+            <w:r>
+              <w:rPr>
+                <w:rFonts w:ascii="Arial" w:hAnsi="Arial" w:cs="Arial"/>
+                <w:sz w:val="18"/>
+                <w:szCs w:val="18"/>
+              </w:rPr>
+              <w:t>{rate}</w:t>
+            </w:r>
+          </w:p>
+        </w:tc>
+        <w:tc>
+          <w:tcPr>
+            <w:tcW w:w="1085" w:type="dxa"/>
+          </w:tcPr>
+          <w:p>
+            <w:pPr>
+              <w:pStyle w:val="NoSpacing"/>
+              <w:widowControl w:val="0"/>
+              <w:ind w:right="227"/>
+              <w:jc w:val="right"/>
+              <w:rPr>
+                <w:rFonts w:cstheme="minorHAnsi"/>
+                <w:sz w:val="18"/>
+                <w:szCs w:val="18"/>
+              </w:rPr>
+            </w:pPr>
+            <w:r>
+              <w:rPr>
+                <w:rFonts w:ascii="Arial" w:hAnsi="Arial" w:cs="Arial"/>
+                <w:sz w:val="18"/>
+                <w:szCs w:val="18"/>
+              </w:rPr>
+              <w:t>{</w:t>
+            </w:r>
+            <w:r>
+              <w:rPr>
+                <w:rFonts w:ascii="Arial" w:hAnsi="Arial" w:cs="Arial"/>
+                <w:sz w:val="18"/>
+                <w:szCs w:val="18"/>
+              </w:rPr>
+              <w:t>value}{/</w:t>
+            </w:r>
+            <w:proofErr w:type="spellStart"/>
+            <w:r>
+              <w:rPr>
+                <w:rFonts w:ascii="Arial" w:hAnsi="Arial" w:cs="Arial"/>
+                <w:sz w:val="18"/>
+                <w:szCs w:val="18"/>
+              </w:rPr>
+              <w:t>sampleBox</w:t>
+            </w:r>
+            <w:proofErr w:type="spellEnd"/>
+            <w:r>
+              <w:rPr>
+                <w:rFonts w:ascii="Arial" w:hAnsi="Arial" w:cs="Arial"/>
+                <w:sz w:val="18"/>
+                <w:szCs w:val="18"/>
+              </w:rPr>
+              <w:t>}</w:t>
+            </w:r>
+          </w:p>
+        </w:tc>
+      </w:tr>
+      <w:tr>
+        <w:trPr>
+          <w:trHeight w:val="84"/>
+        </w:trPr>
+        <w:tc>
+          <w:tcPr>
             <w:tcW w:w="1276" w:type="dxa"/>
           </w:tcPr>
           <w:p>
@@ -2750,7 +3238,7 @@
               <mc:AlternateContent>
                 <mc:Choice Requires="wps">
                   <w:drawing>
-                    <wp:anchor distT="0" distB="0" distL="114300" distR="114300" simplePos="0" relativeHeight="251662336" behindDoc="0" locked="0" layoutInCell="1" allowOverlap="1" wp14:anchorId="620645B3" wp14:editId="25ACC762">
+                    <wp:anchor distT="0" distB="0" distL="114300" distR="114300" simplePos="0" relativeHeight="251664384" behindDoc="0" locked="0" layoutInCell="1" allowOverlap="1" wp14:anchorId="620645B3" wp14:editId="25ACC762">
                       <wp:simplePos x="0" y="0"/>
                       <wp:positionH relativeFrom="column">
                         <wp:posOffset>672523</wp:posOffset>
@@ -2799,7 +3287,7 @@
                 </mc:Choice>
                 <mc:Fallback>
                   <w:pict>
-                    <v:line w14:anchorId="7A28E731" id="Straight Connector 11" o:spid="_x0000_s1026" style="position:absolute;z-index:251662336;visibility:visible;mso-wrap-style:square;mso-wrap-distance-left:9pt;mso-wrap-distance-top:0;mso-wrap-distance-right:9pt;mso-wrap-distance-bottom:0;mso-position-horizontal:absolute;mso-position-horizontal-relative:text;mso-position-vertical:absolute;mso-position-vertical-relative:text" from="52.95pt,2.75pt" to="191.5pt,2.75pt" o:gfxdata="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" strokecolor="black [3200]" strokeweight=".5pt">
+                    <v:line w14:anchorId="7EDC28B4" id="Straight Connector 11" o:spid="_x0000_s1026" style="position:absolute;z-index:251664384;visibility:visible;mso-wrap-style:square;mso-wrap-distance-left:9pt;mso-wrap-distance-top:0;mso-wrap-distance-right:9pt;mso-wrap-distance-bottom:0;mso-position-horizontal:absolute;mso-position-horizontal-relative:text;mso-position-vertical:absolute;mso-position-vertical-relative:text" from="52.95pt,2.75pt" to="191.5pt,2.75pt" o:gfxdata="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" strokecolor="black [3200]" strokeweight=".5pt">
                       <v:stroke joinstyle="miter"/>
                     </v:line>
                   </w:pict>
@@ -3393,17 +3881,7 @@
                 <w:sz w:val="18"/>
                 <w:szCs w:val="18"/>
               </w:rPr>
-              <w:t>}</w:t>
-            </w:r>
-            <w:r>
-              <w:rPr>
-                <w:rFonts w:ascii="Arial" w:hAnsi="Arial" w:cs="Arial"/>
-                <w:b/>
-                <w:bCs/>
-                <w:sz w:val="18"/>
-                <w:szCs w:val="18"/>
-              </w:rPr>
-              <w:t xml:space="preserve"> {</w:t>
+              <w:t>} {</w:t>
             </w:r>
             <w:proofErr w:type="spellStart"/>
             <w:proofErr w:type="gramStart"/>
@@ -3435,15 +3913,7 @@
                 <w:b/>
                 <w:bCs/>
               </w:rPr>
-              <w:t xml:space="preserve"> </w:t>
-            </w:r>
-            <w:r>
-              <w:rPr>
-                <w:rFonts w:ascii="Arial" w:hAnsi="Arial" w:cs="Arial"/>
-                <w:b/>
-                <w:bCs/>
-              </w:rPr>
-              <w:t xml:space="preserve"> </w:t>
+              <w:t xml:space="preserve">  </w:t>
             </w:r>
             <w:r>
               <w:rPr>
@@ -3476,27 +3946,7 @@
                 <w:sz w:val="18"/>
                 <w:szCs w:val="18"/>
               </w:rPr>
-              <w:t>}</w:t>
-            </w:r>
-            <w:r>
-              <w:rPr>
-                <w:rFonts w:ascii="Arial" w:hAnsi="Arial" w:cs="Arial"/>
-                <w:b/>
-                <w:bCs/>
-                <w:sz w:val="18"/>
-                <w:szCs w:val="18"/>
-              </w:rPr>
-              <w:t xml:space="preserve"> </w:t>
-            </w:r>
-            <w:r>
-              <w:rPr>
-                <w:rFonts w:ascii="Arial" w:hAnsi="Arial" w:cs="Arial"/>
-                <w:b/>
-                <w:bCs/>
-                <w:sz w:val="18"/>
-                <w:szCs w:val="18"/>
-              </w:rPr>
-              <w:t>{</w:t>
+              <w:t>} {</w:t>
             </w:r>
             <w:proofErr w:type="spellStart"/>
             <w:r>
@@ -3815,8 +4265,45 @@
                 <w:sz w:val="18"/>
                 <w:szCs w:val="18"/>
               </w:rPr>
-              <w:t>bBranchOC}</w:t>
-            </w:r>
+              <w:t>bBranchOC}{</w:t>
+            </w:r>
+            <w:proofErr w:type="gramEnd"/>
+            <w:r>
+              <w:rPr>
+                <w:rFonts w:ascii="Arial" w:hAnsi="Arial" w:cs="Arial"/>
+                <w:sz w:val="18"/>
+                <w:szCs w:val="18"/>
+              </w:rPr>
+              <w:t>bBranchOC} BRANCH{/</w:t>
+            </w:r>
+            <w:proofErr w:type="spellStart"/>
+            <w:r>
+              <w:rPr>
+                <w:rFonts w:ascii="Arial" w:hAnsi="Arial" w:cs="Arial"/>
+                <w:sz w:val="18"/>
+                <w:szCs w:val="18"/>
+              </w:rPr>
+              <w:t>bBranchOC</w:t>
+            </w:r>
+            <w:proofErr w:type="spellEnd"/>
+            <w:r>
+              <w:rPr>
+                <w:rFonts w:ascii="Arial" w:hAnsi="Arial" w:cs="Arial"/>
+                <w:sz w:val="18"/>
+                <w:szCs w:val="18"/>
+              </w:rPr>
+              <w:t>}</w:t>
+            </w:r>
+          </w:p>
+          <w:p>
+            <w:pPr>
+              <w:ind w:right="227"/>
+              <w:rPr>
+                <w:rFonts w:ascii="Arial" w:hAnsi="Arial" w:cs="Arial"/>
+                <w:sz w:val="18"/>
+                <w:szCs w:val="18"/>
+              </w:rPr>
+            </w:pPr>
             <w:r>
               <w:rPr>
                 <w:rFonts w:ascii="Arial" w:hAnsi="Arial" w:cs="Arial"/>
@@ -3825,39 +4312,6 @@
               </w:rPr>
               <w:t>{</w:t>
             </w:r>
-            <w:proofErr w:type="gramEnd"/>
-            <w:r>
-              <w:rPr>
-                <w:rFonts w:ascii="Arial" w:hAnsi="Arial" w:cs="Arial"/>
-                <w:sz w:val="18"/>
-                <w:szCs w:val="18"/>
-              </w:rPr>
-              <w:t>bBranchOC}</w:t>
-            </w:r>
-            <w:r>
-              <w:rPr>
-                <w:rFonts w:ascii="Arial" w:hAnsi="Arial" w:cs="Arial"/>
-                <w:sz w:val="18"/>
-                <w:szCs w:val="18"/>
-              </w:rPr>
-              <w:t xml:space="preserve"> </w:t>
-            </w:r>
-            <w:r>
-              <w:rPr>
-                <w:rFonts w:ascii="Arial" w:hAnsi="Arial" w:cs="Arial"/>
-                <w:sz w:val="18"/>
-                <w:szCs w:val="18"/>
-              </w:rPr>
-              <w:t>BRANCH</w:t>
-            </w:r>
-            <w:r>
-              <w:rPr>
-                <w:rFonts w:ascii="Arial" w:hAnsi="Arial" w:cs="Arial"/>
-                <w:sz w:val="18"/>
-                <w:szCs w:val="18"/>
-              </w:rPr>
-              <w:t>{/</w:t>
-            </w:r>
             <w:proofErr w:type="spellStart"/>
             <w:r>
               <w:rPr>
@@ -3865,7 +4319,7 @@
                 <w:sz w:val="18"/>
                 <w:szCs w:val="18"/>
               </w:rPr>
-              <w:t>bBranchOC</w:t>
+              <w:t>bAddressOC</w:t>
             </w:r>
             <w:proofErr w:type="spellEnd"/>
             <w:r>
@@ -3874,6 +4328,24 @@
                 <w:sz w:val="18"/>
                 <w:szCs w:val="18"/>
               </w:rPr>
+              <w:t>}{</w:t>
+            </w:r>
+            <w:proofErr w:type="spellStart"/>
+            <w:r>
+              <w:rPr>
+                <w:rFonts w:ascii="Arial" w:hAnsi="Arial" w:cs="Arial"/>
+                <w:sz w:val="18"/>
+                <w:szCs w:val="18"/>
+              </w:rPr>
+              <w:t>bCityOC</w:t>
+            </w:r>
+            <w:proofErr w:type="spellEnd"/>
+            <w:r>
+              <w:rPr>
+                <w:rFonts w:ascii="Arial" w:hAnsi="Arial" w:cs="Arial"/>
+                <w:sz w:val="18"/>
+                <w:szCs w:val="18"/>
+              </w:rPr>
               <w:t>}</w:t>
             </w:r>
           </w:p>
@@ -3881,18 +4353,18 @@
             <w:pPr>
               <w:ind w:right="227"/>
               <w:rPr>
-                <w:rFonts w:ascii="Arial" w:hAnsi="Arial" w:cs="Arial"/>
-                <w:sz w:val="18"/>
-                <w:szCs w:val="18"/>
-              </w:rPr>
-            </w:pPr>
-            <w:r>
-              <w:rPr>
-                <w:rFonts w:ascii="Arial" w:hAnsi="Arial" w:cs="Arial"/>
-                <w:sz w:val="18"/>
-                <w:szCs w:val="18"/>
-              </w:rPr>
-              <w:t>{</w:t>
+                <w:rFonts w:asciiTheme="minorHAnsi" w:hAnsiTheme="minorHAnsi" w:cstheme="minorHAnsi"/>
+                <w:sz w:val="18"/>
+                <w:szCs w:val="18"/>
+              </w:rPr>
+            </w:pPr>
+            <w:r>
+              <w:rPr>
+                <w:rFonts w:ascii="Arial" w:hAnsi="Arial" w:cs="Arial"/>
+                <w:sz w:val="18"/>
+                <w:szCs w:val="18"/>
+              </w:rPr>
+              <w:t>{#swiftNumberOC}SWIFT – {</w:t>
             </w:r>
             <w:proofErr w:type="spellStart"/>
             <w:r>
@@ -3901,7 +4373,7 @@
                 <w:sz w:val="18"/>
                 <w:szCs w:val="18"/>
               </w:rPr>
-              <w:t>bAddressOC</w:t>
+              <w:t>swiftNumberOC</w:t>
             </w:r>
             <w:proofErr w:type="spellEnd"/>
             <w:r>
@@ -3910,77 +4382,7 @@
                 <w:sz w:val="18"/>
                 <w:szCs w:val="18"/>
               </w:rPr>
-              <w:t>}{</w:t>
-            </w:r>
-            <w:proofErr w:type="spellStart"/>
-            <w:r>
-              <w:rPr>
-                <w:rFonts w:ascii="Arial" w:hAnsi="Arial" w:cs="Arial"/>
-                <w:sz w:val="18"/>
-                <w:szCs w:val="18"/>
-              </w:rPr>
-              <w:t>bCityOC</w:t>
-            </w:r>
-            <w:proofErr w:type="spellEnd"/>
-            <w:r>
-              <w:rPr>
-                <w:rFonts w:ascii="Arial" w:hAnsi="Arial" w:cs="Arial"/>
-                <w:sz w:val="18"/>
-                <w:szCs w:val="18"/>
-              </w:rPr>
-              <w:t>}</w:t>
-            </w:r>
-          </w:p>
-          <w:p>
-            <w:pPr>
-              <w:ind w:right="227"/>
-              <w:rPr>
-                <w:rFonts w:asciiTheme="minorHAnsi" w:hAnsiTheme="minorHAnsi" w:cstheme="minorHAnsi"/>
-                <w:sz w:val="18"/>
-                <w:szCs w:val="18"/>
-              </w:rPr>
-            </w:pPr>
-            <w:r>
-              <w:rPr>
-                <w:rFonts w:ascii="Arial" w:hAnsi="Arial" w:cs="Arial"/>
-                <w:sz w:val="18"/>
-                <w:szCs w:val="18"/>
-              </w:rPr>
-              <w:t>{#swiftNumberOC}</w:t>
-            </w:r>
-            <w:r>
-              <w:rPr>
-                <w:rFonts w:ascii="Arial" w:hAnsi="Arial" w:cs="Arial"/>
-                <w:sz w:val="18"/>
-                <w:szCs w:val="18"/>
-              </w:rPr>
-              <w:t>SWIFT – {</w:t>
-            </w:r>
-            <w:proofErr w:type="spellStart"/>
-            <w:r>
-              <w:rPr>
-                <w:rFonts w:ascii="Arial" w:hAnsi="Arial" w:cs="Arial"/>
-                <w:sz w:val="18"/>
-                <w:szCs w:val="18"/>
-              </w:rPr>
-              <w:t>swiftNumberOC</w:t>
-            </w:r>
-            <w:proofErr w:type="spellEnd"/>
-            <w:r>
-              <w:rPr>
-                <w:rFonts w:ascii="Arial" w:hAnsi="Arial" w:cs="Arial"/>
-                <w:sz w:val="18"/>
-                <w:szCs w:val="18"/>
-              </w:rPr>
-              <w:t>}</w:t>
-            </w:r>
-            <w:r>
-              <w:rPr>
-                <w:rFonts w:ascii="Arial" w:hAnsi="Arial" w:cs="Arial"/>
-                <w:sz w:val="18"/>
-                <w:szCs w:val="18"/>
-              </w:rPr>
-              <w:t>{/</w:t>
+              <w:t>}{/</w:t>
             </w:r>
             <w:proofErr w:type="spellStart"/>
             <w:r>

--- a/electron/database/generate-document/templates/order-confirmation-aus.docx
+++ b/electron/database/generate-document/templates/order-confirmation-aus.docx
@@ -473,29 +473,7 @@
                 <w:sz w:val="20"/>
                 <w:szCs w:val="20"/>
               </w:rPr>
-              <w:t xml:space="preserve">Order </w:t>
-            </w:r>
-            <w:proofErr w:type="gramStart"/>
-            <w:r>
-              <w:rPr>
-                <w:rFonts w:asciiTheme="minorHAnsi" w:hAnsiTheme="minorHAnsi" w:cstheme="minorHAnsi"/>
-                <w:b/>
-                <w:bCs/>
-                <w:sz w:val="20"/>
-                <w:szCs w:val="20"/>
-              </w:rPr>
-              <w:t>Confirmation :</w:t>
-            </w:r>
-            <w:proofErr w:type="gramEnd"/>
-            <w:r>
-              <w:rPr>
-                <w:rFonts w:asciiTheme="minorHAnsi" w:hAnsiTheme="minorHAnsi" w:cstheme="minorHAnsi"/>
-                <w:b/>
-                <w:bCs/>
-                <w:sz w:val="20"/>
-                <w:szCs w:val="20"/>
-              </w:rPr>
-              <w:t xml:space="preserve"> </w:t>
+              <w:t xml:space="preserve">Order Confirmation : </w:t>
             </w:r>
             <w:r>
               <w:rPr>
@@ -691,7 +669,6 @@
                 </mc:Fallback>
               </mc:AlternateContent>
             </w:r>
-            <w:proofErr w:type="gramStart"/>
             <w:r>
               <w:rPr>
                 <w:rFonts w:asciiTheme="minorHAnsi" w:hAnsiTheme="minorHAnsi" w:cstheme="minorHAnsi"/>
@@ -715,17 +692,7 @@
                 <w:spacing w:val="-10"/>
                 <w:sz w:val="20"/>
               </w:rPr>
-              <w:t>:</w:t>
-            </w:r>
-            <w:proofErr w:type="gramEnd"/>
-            <w:r>
-              <w:rPr>
-                <w:rFonts w:asciiTheme="minorHAnsi" w:hAnsiTheme="minorHAnsi" w:cstheme="minorHAnsi"/>
-                <w:b/>
-                <w:spacing w:val="-10"/>
-                <w:sz w:val="20"/>
-              </w:rPr>
-              <w:t xml:space="preserve"> </w:t>
+              <w:t xml:space="preserve">: </w:t>
             </w:r>
             <w:r>
               <w:rPr>
@@ -1348,7 +1315,6 @@
               <w:t xml:space="preserve">ASW </w:t>
             </w:r>
             <w:proofErr w:type="spellStart"/>
-            <w:proofErr w:type="gramStart"/>
             <w:r>
               <w:rPr>
                 <w:rFonts w:asciiTheme="minorHAnsi" w:hAnsiTheme="minorHAnsi" w:cstheme="minorHAnsi"/>
@@ -1360,7 +1326,6 @@
               <w:t>PO.No</w:t>
             </w:r>
             <w:proofErr w:type="spellEnd"/>
-            <w:proofErr w:type="gramEnd"/>
           </w:p>
         </w:tc>
         <w:tc>
@@ -1617,7 +1582,6 @@
               <w:t>{#</w:t>
             </w:r>
             <w:proofErr w:type="spellStart"/>
-            <w:proofErr w:type="gramStart"/>
             <w:r>
               <w:rPr>
                 <w:rFonts w:asciiTheme="minorHAnsi" w:hAnsiTheme="minorHAnsi" w:cstheme="minorHAnsi"/>
@@ -1634,46 +1598,17 @@
                 <w:sz w:val="20"/>
                 <w:szCs w:val="20"/>
               </w:rPr>
-              <w:t>}{</w:t>
-            </w:r>
-            <w:proofErr w:type="gramEnd"/>
-            <w:r>
-              <w:rPr>
-                <w:rFonts w:asciiTheme="minorHAnsi" w:hAnsiTheme="minorHAnsi" w:cstheme="minorHAnsi"/>
-                <w:sz w:val="20"/>
-                <w:szCs w:val="20"/>
-              </w:rPr>
-              <w:t>#</w:t>
-            </w:r>
-            <w:proofErr w:type="gramStart"/>
-            <w:r>
-              <w:rPr>
-                <w:rFonts w:asciiTheme="minorHAnsi" w:hAnsiTheme="minorHAnsi" w:cstheme="minorHAnsi"/>
-                <w:sz w:val="20"/>
-                <w:szCs w:val="20"/>
-              </w:rPr>
-              <w:t>showThickness}</w:t>
-            </w:r>
-            <w:r>
-              <w:rPr>
-                <w:rFonts w:asciiTheme="minorHAnsi" w:hAnsiTheme="minorHAnsi" w:cstheme="minorHAnsi"/>
-                <w:b/>
-                <w:bCs/>
-                <w:sz w:val="20"/>
-                <w:szCs w:val="20"/>
-              </w:rPr>
-              <w:t>{</w:t>
-            </w:r>
-            <w:proofErr w:type="gramEnd"/>
-            <w:r>
-              <w:rPr>
-                <w:rFonts w:asciiTheme="minorHAnsi" w:hAnsiTheme="minorHAnsi" w:cstheme="minorHAnsi"/>
-                <w:b/>
-                <w:bCs/>
-                <w:sz w:val="20"/>
-                <w:szCs w:val="20"/>
-              </w:rPr>
-              <w:t>thicknessDetail}</w:t>
+              <w:t>}{#showThickness}</w:t>
+            </w:r>
+            <w:r>
+              <w:rPr>
+                <w:rFonts w:asciiTheme="minorHAnsi" w:hAnsiTheme="minorHAnsi" w:cstheme="minorHAnsi"/>
+                <w:b/>
+                <w:bCs/>
+                <w:sz w:val="20"/>
+                <w:szCs w:val="20"/>
+              </w:rPr>
+              <w:t>{thicknessDetail}</w:t>
             </w:r>
             <w:r>
               <w:rPr>
@@ -1857,7 +1792,6 @@
               <w:t>/</w:t>
             </w:r>
             <w:proofErr w:type="spellStart"/>
-            <w:proofErr w:type="gramStart"/>
             <w:r>
               <w:rPr>
                 <w:rFonts w:asciiTheme="minorHAnsi" w:hAnsiTheme="minorHAnsi" w:cstheme="minorHAnsi"/>
@@ -1898,18 +1832,7 @@
                 <w:sz w:val="20"/>
                 <w:szCs w:val="20"/>
               </w:rPr>
-              <w:t>{</w:t>
-            </w:r>
-            <w:proofErr w:type="gramEnd"/>
-            <w:r>
-              <w:rPr>
-                <w:rFonts w:asciiTheme="minorHAnsi" w:hAnsiTheme="minorHAnsi" w:cstheme="minorHAnsi"/>
-                <w:b/>
-                <w:bCs/>
-                <w:sz w:val="20"/>
-                <w:szCs w:val="20"/>
-              </w:rPr>
-              <w:t>#fsc} - {</w:t>
+              <w:t>{#fsc} - {</w:t>
             </w:r>
             <w:proofErr w:type="spellStart"/>
             <w:r>
@@ -1981,25 +1904,7 @@
                 <w:sz w:val="18"/>
                 <w:szCs w:val="18"/>
               </w:rPr>
-              <w:t>{#</w:t>
-            </w:r>
-            <w:proofErr w:type="gramStart"/>
-            <w:r>
-              <w:rPr>
-                <w:rFonts w:ascii="Arial" w:hAnsi="Arial" w:cs="Arial"/>
-                <w:sz w:val="18"/>
-                <w:szCs w:val="18"/>
-              </w:rPr>
-              <w:t>invoices}{</w:t>
-            </w:r>
-            <w:proofErr w:type="gramEnd"/>
-            <w:r>
-              <w:rPr>
-                <w:rFonts w:ascii="Arial" w:hAnsi="Arial" w:cs="Arial"/>
-                <w:sz w:val="18"/>
-                <w:szCs w:val="18"/>
-              </w:rPr>
-              <w:t>prefixCode}\{containerFrom}{#containerTo} - {</w:t>
+              <w:t>{#invoices}{prefixCode}\{containerFrom}{#containerTo} - {</w:t>
             </w:r>
             <w:proofErr w:type="spellStart"/>
             <w:r>
@@ -2279,25 +2184,7 @@
                 <w:sz w:val="18"/>
                 <w:szCs w:val="18"/>
               </w:rPr>
-              <w:t>{value}{/</w:t>
-            </w:r>
-            <w:proofErr w:type="gramStart"/>
-            <w:r>
-              <w:rPr>
-                <w:rFonts w:ascii="Arial" w:hAnsi="Arial" w:cs="Arial"/>
-                <w:sz w:val="18"/>
-                <w:szCs w:val="18"/>
-              </w:rPr>
-              <w:t>invoices}{</w:t>
-            </w:r>
-            <w:proofErr w:type="gramEnd"/>
-            <w:r>
-              <w:rPr>
-                <w:rFonts w:ascii="Arial" w:hAnsi="Arial" w:cs="Arial"/>
-                <w:sz w:val="18"/>
-                <w:szCs w:val="18"/>
-              </w:rPr>
-              <w:t>/</w:t>
+              <w:t>{value}{/invoices}{/</w:t>
             </w:r>
             <w:proofErr w:type="spellStart"/>
             <w:r>
@@ -2550,25 +2437,7 @@
                 <w:sz w:val="18"/>
                 <w:szCs w:val="18"/>
               </w:rPr>
-              <w:t>{#</w:t>
-            </w:r>
-            <w:proofErr w:type="gramStart"/>
-            <w:r>
-              <w:rPr>
-                <w:rFonts w:ascii="Arial" w:hAnsi="Arial" w:cs="Arial"/>
-                <w:sz w:val="18"/>
-                <w:szCs w:val="18"/>
-              </w:rPr>
-              <w:t>sampleBox}{</w:t>
-            </w:r>
-            <w:proofErr w:type="gramEnd"/>
-            <w:r>
-              <w:rPr>
-                <w:rFonts w:ascii="Arial" w:hAnsi="Arial" w:cs="Arial"/>
-                <w:sz w:val="18"/>
-                <w:szCs w:val="18"/>
-              </w:rPr>
-              <w:t>containerFrom}{#containerTo} to {</w:t>
+              <w:t>{#sampleBox}{containerFrom}{#containerTo} to {</w:t>
             </w:r>
             <w:proofErr w:type="spellStart"/>
             <w:r>
@@ -2632,7 +2501,6 @@
               <w:t>{</w:t>
             </w:r>
             <w:proofErr w:type="spellStart"/>
-            <w:proofErr w:type="gramStart"/>
             <w:r>
               <w:rPr>
                 <w:rFonts w:ascii="Arial" w:hAnsi="Arial" w:cs="Arial"/>
@@ -2687,7 +2555,6 @@
               <w:t>}  {</w:t>
             </w:r>
             <w:proofErr w:type="spellStart"/>
-            <w:proofErr w:type="gramEnd"/>
             <w:r>
               <w:rPr>
                 <w:rFonts w:ascii="Arial" w:hAnsi="Arial" w:cs="Arial"/>
@@ -3884,7 +3751,6 @@
               <w:t>} {</w:t>
             </w:r>
             <w:proofErr w:type="spellStart"/>
-            <w:proofErr w:type="gramStart"/>
             <w:r>
               <w:rPr>
                 <w:rFonts w:ascii="Arial" w:hAnsi="Arial" w:cs="Arial"/>
@@ -3926,7 +3792,6 @@
               <w:t>{</w:t>
             </w:r>
             <w:proofErr w:type="spellStart"/>
-            <w:proofErr w:type="gramEnd"/>
             <w:r>
               <w:rPr>
                 <w:rFonts w:ascii="Arial" w:hAnsi="Arial" w:cs="Arial"/>
@@ -4256,25 +4121,7 @@
                 <w:sz w:val="18"/>
                 <w:szCs w:val="18"/>
               </w:rPr>
-              <w:t>{#</w:t>
-            </w:r>
-            <w:proofErr w:type="gramStart"/>
-            <w:r>
-              <w:rPr>
-                <w:rFonts w:ascii="Arial" w:hAnsi="Arial" w:cs="Arial"/>
-                <w:sz w:val="18"/>
-                <w:szCs w:val="18"/>
-              </w:rPr>
-              <w:t>bBranchOC}{</w:t>
-            </w:r>
-            <w:proofErr w:type="gramEnd"/>
-            <w:r>
-              <w:rPr>
-                <w:rFonts w:ascii="Arial" w:hAnsi="Arial" w:cs="Arial"/>
-                <w:sz w:val="18"/>
-                <w:szCs w:val="18"/>
-              </w:rPr>
-              <w:t>bBranchOC} BRANCH{/</w:t>
+              <w:t>{#bBranchOC}{bBranchOC} BRANCH{/</w:t>
             </w:r>
             <w:proofErr w:type="spellStart"/>
             <w:r>
@@ -4877,8 +4724,12 @@
       </w:pPr>
     </w:p>
     <w:sectPr>
-      <w:headerReference w:type="default" r:id="rId7"/>
-      <w:footerReference w:type="default" r:id="rId8"/>
+      <w:headerReference w:type="even" r:id="rId7"/>
+      <w:headerReference w:type="default" r:id="rId8"/>
+      <w:footerReference w:type="even" r:id="rId9"/>
+      <w:footerReference w:type="default" r:id="rId10"/>
+      <w:headerReference w:type="first" r:id="rId11"/>
+      <w:footerReference w:type="first" r:id="rId12"/>
       <w:pgSz w:w="11906" w:h="16838" w:code="9"/>
       <w:pgMar w:top="0" w:right="0" w:bottom="0" w:left="340" w:header="227" w:footer="0" w:gutter="0"/>
       <w:cols w:space="708"/>
@@ -4913,6 +4764,16 @@
     <w:pPr>
       <w:pStyle w:val="Footer"/>
     </w:pPr>
+  </w:p>
+</w:ftr>
+</file>
+
+<file path=word/footer2.xml><?xml version="1.0" encoding="utf-8"?>
+<w:ftr xmlns:wpc="http://schemas.microsoft.com/office/word/2010/wordprocessingCanvas" xmlns:cx="http://schemas.microsoft.com/office/drawing/2014/chartex" xmlns:cx1="http://schemas.microsoft.com/office/drawing/2015/9/8/chartex" xmlns:cx2="http://schemas.microsoft.com/office/drawing/2015/10/21/chartex" xmlns:cx3="http://schemas.microsoft.com/office/drawing/2016/5/9/chartex" xmlns:cx4="http://schemas.microsoft.com/office/drawing/2016/5/10/chartex" xmlns:cx5="http://schemas.microsoft.com/office/drawing/2016/5/11/chartex" xmlns:cx6="http://schemas.microsoft.com/office/drawing/2016/5/12/chartex" xmlns:cx7="http://schemas.microsoft.com/office/drawing/2016/5/13/chartex" xmlns:cx8="http://schemas.microsoft.com/office/drawing/2016/5/14/chartex" xmlns:mc="http://schemas.openxmlformats.org/markup-compatibility/2006" xmlns:aink="http://schemas.microsoft.com/office/drawing/2016/ink" xmlns:am3d="http://schemas.microsoft.com/office/drawing/2017/model3d" xmlns:o="urn:schemas-microsoft-com:office:office" xmlns:oel="http://schemas.microsoft.com/office/2019/extlst" xmlns:r="http://schemas.openxmlformats.org/officeDocument/2006/relationships" xmlns:m="http://schemas.openxmlformats.org/officeDocument/2006/math" xmlns:v="urn:schemas-microsoft-com:vml" xmlns:wp14="http://schemas.microsoft.com/office/word/2010/wordprocessingDrawing" xmlns:wp="http://schemas.openxmlformats.org/drawingml/2006/wordprocessingDrawing" xmlns:w10="urn:schemas-microsoft-com:office:word" xmlns:w="http://schemas.openxmlformats.org/wordprocessingml/2006/main" xmlns:w14="http://schemas.microsoft.com/office/word/2010/wordml" xmlns:w15="http://schemas.microsoft.com/office/word/2012/wordml" xmlns:w16cex="http://schemas.microsoft.com/office/word/2018/wordml/cex" xmlns:w16cid="http://schemas.microsoft.com/office/word/2016/wordml/cid" xmlns:w16="http://schemas.microsoft.com/office/word/2018/wordml" xmlns:w16du="http://schemas.microsoft.com/office/word/2023/wordml/word16du" xmlns:w16sdtdh="http://schemas.microsoft.com/office/word/2020/wordml/sdtdatahash" xmlns:w16sdtfl="http://schemas.microsoft.com/office/word/2024/wordml/sdtformatlock" xmlns:w16se="http://schemas.microsoft.com/office/word/2015/wordml/symex" xmlns:wpg="http://schemas.microsoft.com/office/word/2010/wordprocessingGroup" xmlns:wpi="http://schemas.microsoft.com/office/word/2010/wordprocessingInk" xmlns:wne="http://schemas.microsoft.com/office/word/2006/wordml" xmlns:wps="http://schemas.microsoft.com/office/word/2010/wordprocessingShape" mc:Ignorable="w14 w15 w16se w16cid w16 w16cex w16sdtdh w16sdtfl w16du wp14">
+  <w:p>
+    <w:pPr>
+      <w:pStyle w:val="Footer"/>
+    </w:pPr>
     <w:r>
       <w:t xml:space="preserve">      Thanking You,</w:t>
     </w:r>
@@ -4927,64 +4788,50 @@
     <w:r>
       <w:t xml:space="preserve">      </w:t>
     </w:r>
-    <w:proofErr w:type="gramStart"/>
     <w:r>
       <w:rPr>
-        <w:spacing w:val="60"/>
+        <w:lang w:val="en-IN"/>
       </w:rPr>
-      <w:t>ALFA</w:t>
+      <w:t>{#</w:t>
     </w:r>
     <w:r>
       <w:rPr>
-        <w:spacing w:val="60"/>
+        <w:lang w:val="en-IN"/>
       </w:rPr>
-      <w:t xml:space="preserve"> </w:t>
+      <w:t>companyData</w:t>
     </w:r>
     <w:r>
       <w:rPr>
-        <w:spacing w:val="60"/>
+        <w:lang w:val="en-IN"/>
       </w:rPr>
-      <w:t xml:space="preserve"> ICA</w:t>
-    </w:r>
-    <w:proofErr w:type="gramEnd"/>
-    <w:r>
-      <w:rPr>
-        <w:spacing w:val="60"/>
-      </w:rPr>
-      <w:t xml:space="preserve"> </w:t>
+      <w:t>}</w:t>
     </w:r>
     <w:r>
       <w:rPr>
-        <w:spacing w:val="60"/>
+        <w:spacing w:val="100"/>
+        <w:lang w:val="en-IN"/>
       </w:rPr>
-      <w:t xml:space="preserve"> </w:t>
+      <w:t>{companyName}{</w:t>
     </w:r>
     <w:r>
       <w:rPr>
-        <w:spacing w:val="60"/>
+        <w:spacing w:val="100"/>
+        <w:lang w:val="en-IN"/>
       </w:rPr>
-      <w:t>(I</w:t>
-    </w:r>
-    <w:proofErr w:type="gramStart"/>
-    <w:r>
-      <w:rPr>
-        <w:spacing w:val="60"/>
-      </w:rPr>
-      <w:t>)</w:t>
+      <w:t>/</w:t>
     </w:r>
     <w:r>
       <w:rPr>
-        <w:spacing w:val="60"/>
+        <w:lang w:val="en-IN"/>
       </w:rPr>
-      <w:t xml:space="preserve"> </w:t>
+      <w:t>companyData</w:t>
     </w:r>
     <w:r>
       <w:rPr>
-        <w:spacing w:val="60"/>
+        <w:lang w:val="en-IN"/>
       </w:rPr>
-      <w:t xml:space="preserve"> LTD</w:t>
+      <w:t>}</w:t>
     </w:r>
-    <w:proofErr w:type="gramEnd"/>
   </w:p>
   <w:p>
     <w:pPr>
@@ -5004,6 +4851,16 @@
       <w:t xml:space="preserve">                                     DIRECTOR</w:t>
     </w:r>
   </w:p>
+  <w:p>
+    <w:pPr>
+      <w:pStyle w:val="Footer"/>
+    </w:pPr>
+  </w:p>
+</w:ftr>
+</file>
+
+<file path=word/footer3.xml><?xml version="1.0" encoding="utf-8"?>
+<w:ftr xmlns:wpc="http://schemas.microsoft.com/office/word/2010/wordprocessingCanvas" xmlns:cx="http://schemas.microsoft.com/office/drawing/2014/chartex" xmlns:cx1="http://schemas.microsoft.com/office/drawing/2015/9/8/chartex" xmlns:cx2="http://schemas.microsoft.com/office/drawing/2015/10/21/chartex" xmlns:cx3="http://schemas.microsoft.com/office/drawing/2016/5/9/chartex" xmlns:cx4="http://schemas.microsoft.com/office/drawing/2016/5/10/chartex" xmlns:cx5="http://schemas.microsoft.com/office/drawing/2016/5/11/chartex" xmlns:cx6="http://schemas.microsoft.com/office/drawing/2016/5/12/chartex" xmlns:cx7="http://schemas.microsoft.com/office/drawing/2016/5/13/chartex" xmlns:cx8="http://schemas.microsoft.com/office/drawing/2016/5/14/chartex" xmlns:mc="http://schemas.openxmlformats.org/markup-compatibility/2006" xmlns:aink="http://schemas.microsoft.com/office/drawing/2016/ink" xmlns:am3d="http://schemas.microsoft.com/office/drawing/2017/model3d" xmlns:o="urn:schemas-microsoft-com:office:office" xmlns:oel="http://schemas.microsoft.com/office/2019/extlst" xmlns:r="http://schemas.openxmlformats.org/officeDocument/2006/relationships" xmlns:m="http://schemas.openxmlformats.org/officeDocument/2006/math" xmlns:v="urn:schemas-microsoft-com:vml" xmlns:wp14="http://schemas.microsoft.com/office/word/2010/wordprocessingDrawing" xmlns:wp="http://schemas.openxmlformats.org/drawingml/2006/wordprocessingDrawing" xmlns:w10="urn:schemas-microsoft-com:office:word" xmlns:w="http://schemas.openxmlformats.org/wordprocessingml/2006/main" xmlns:w14="http://schemas.microsoft.com/office/word/2010/wordml" xmlns:w15="http://schemas.microsoft.com/office/word/2012/wordml" xmlns:w16cex="http://schemas.microsoft.com/office/word/2018/wordml/cex" xmlns:w16cid="http://schemas.microsoft.com/office/word/2016/wordml/cid" xmlns:w16="http://schemas.microsoft.com/office/word/2018/wordml" xmlns:w16du="http://schemas.microsoft.com/office/word/2023/wordml/word16du" xmlns:w16sdtdh="http://schemas.microsoft.com/office/word/2020/wordml/sdtdatahash" xmlns:w16sdtfl="http://schemas.microsoft.com/office/word/2024/wordml/sdtformatlock" xmlns:w16se="http://schemas.microsoft.com/office/word/2015/wordml/symex" xmlns:wpg="http://schemas.microsoft.com/office/word/2010/wordprocessingGroup" xmlns:wpi="http://schemas.microsoft.com/office/word/2010/wordprocessingInk" xmlns:wne="http://schemas.microsoft.com/office/word/2006/wordml" xmlns:wps="http://schemas.microsoft.com/office/word/2010/wordprocessingShape" mc:Ignorable="w14 w15 w16se w16cid w16 w16cex w16sdtdh w16sdtfl w16du wp14">
   <w:p>
     <w:pPr>
       <w:pStyle w:val="Footer"/>
@@ -5035,302 +4892,96 @@
 <w:hdr xmlns:wpc="http://schemas.microsoft.com/office/word/2010/wordprocessingCanvas" xmlns:cx="http://schemas.microsoft.com/office/drawing/2014/chartex" xmlns:cx1="http://schemas.microsoft.com/office/drawing/2015/9/8/chartex" xmlns:cx2="http://schemas.microsoft.com/office/drawing/2015/10/21/chartex" xmlns:cx3="http://schemas.microsoft.com/office/drawing/2016/5/9/chartex" xmlns:cx4="http://schemas.microsoft.com/office/drawing/2016/5/10/chartex" xmlns:cx5="http://schemas.microsoft.com/office/drawing/2016/5/11/chartex" xmlns:cx6="http://schemas.microsoft.com/office/drawing/2016/5/12/chartex" xmlns:cx7="http://schemas.microsoft.com/office/drawing/2016/5/13/chartex" xmlns:cx8="http://schemas.microsoft.com/office/drawing/2016/5/14/chartex" xmlns:mc="http://schemas.openxmlformats.org/markup-compatibility/2006" xmlns:aink="http://schemas.microsoft.com/office/drawing/2016/ink" xmlns:am3d="http://schemas.microsoft.com/office/drawing/2017/model3d" xmlns:o="urn:schemas-microsoft-com:office:office" xmlns:oel="http://schemas.microsoft.com/office/2019/extlst" xmlns:r="http://schemas.openxmlformats.org/officeDocument/2006/relationships" xmlns:m="http://schemas.openxmlformats.org/officeDocument/2006/math" xmlns:v="urn:schemas-microsoft-com:vml" xmlns:wp14="http://schemas.microsoft.com/office/word/2010/wordprocessingDrawing" xmlns:wp="http://schemas.openxmlformats.org/drawingml/2006/wordprocessingDrawing" xmlns:w10="urn:schemas-microsoft-com:office:word" xmlns:w="http://schemas.openxmlformats.org/wordprocessingml/2006/main" xmlns:w14="http://schemas.microsoft.com/office/word/2010/wordml" xmlns:w15="http://schemas.microsoft.com/office/word/2012/wordml" xmlns:w16cex="http://schemas.microsoft.com/office/word/2018/wordml/cex" xmlns:w16cid="http://schemas.microsoft.com/office/word/2016/wordml/cid" xmlns:w16="http://schemas.microsoft.com/office/word/2018/wordml" xmlns:w16du="http://schemas.microsoft.com/office/word/2023/wordml/word16du" xmlns:w16sdtdh="http://schemas.microsoft.com/office/word/2020/wordml/sdtdatahash" xmlns:w16sdtfl="http://schemas.microsoft.com/office/word/2024/wordml/sdtformatlock" xmlns:w16se="http://schemas.microsoft.com/office/word/2015/wordml/symex" xmlns:wpg="http://schemas.microsoft.com/office/word/2010/wordprocessingGroup" xmlns:wpi="http://schemas.microsoft.com/office/word/2010/wordprocessingInk" xmlns:wne="http://schemas.microsoft.com/office/word/2006/wordml" xmlns:wps="http://schemas.microsoft.com/office/word/2010/wordprocessingShape" mc:Ignorable="w14 w15 w16se w16cid w16 w16cex w16sdtdh w16sdtfl w16du wp14">
   <w:p>
     <w:pPr>
-      <w:pStyle w:val="Heading1"/>
-      <w:tabs>
-        <w:tab w:val="left" w:pos="602"/>
-        <w:tab w:val="left" w:pos="1168"/>
-        <w:tab w:val="left" w:pos="1739"/>
-        <w:tab w:val="left" w:pos="2683"/>
-        <w:tab w:val="left" w:pos="3129"/>
-        <w:tab w:val="left" w:pos="3736"/>
-        <w:tab w:val="left" w:pos="4679"/>
-        <w:tab w:val="left" w:pos="5145"/>
-        <w:tab w:val="left" w:pos="5591"/>
-        <w:tab w:val="left" w:pos="6398"/>
-        <w:tab w:val="left" w:pos="6962"/>
-        <w:tab w:val="left" w:pos="7528"/>
-      </w:tabs>
-      <w:spacing w:before="0" w:after="0"/>
+      <w:pStyle w:val="Header"/>
+    </w:pPr>
+  </w:p>
+</w:hdr>
+</file>
+
+<file path=word/header2.xml><?xml version="1.0" encoding="utf-8"?>
+<w:hdr xmlns:wpc="http://schemas.microsoft.com/office/word/2010/wordprocessingCanvas" xmlns:cx="http://schemas.microsoft.com/office/drawing/2014/chartex" xmlns:cx1="http://schemas.microsoft.com/office/drawing/2015/9/8/chartex" xmlns:cx2="http://schemas.microsoft.com/office/drawing/2015/10/21/chartex" xmlns:cx3="http://schemas.microsoft.com/office/drawing/2016/5/9/chartex" xmlns:cx4="http://schemas.microsoft.com/office/drawing/2016/5/10/chartex" xmlns:cx5="http://schemas.microsoft.com/office/drawing/2016/5/11/chartex" xmlns:cx6="http://schemas.microsoft.com/office/drawing/2016/5/12/chartex" xmlns:cx7="http://schemas.microsoft.com/office/drawing/2016/5/13/chartex" xmlns:cx8="http://schemas.microsoft.com/office/drawing/2016/5/14/chartex" xmlns:mc="http://schemas.openxmlformats.org/markup-compatibility/2006" xmlns:aink="http://schemas.microsoft.com/office/drawing/2016/ink" xmlns:am3d="http://schemas.microsoft.com/office/drawing/2017/model3d" xmlns:o="urn:schemas-microsoft-com:office:office" xmlns:oel="http://schemas.microsoft.com/office/2019/extlst" xmlns:r="http://schemas.openxmlformats.org/officeDocument/2006/relationships" xmlns:m="http://schemas.openxmlformats.org/officeDocument/2006/math" xmlns:v="urn:schemas-microsoft-com:vml" xmlns:wp14="http://schemas.microsoft.com/office/word/2010/wordprocessingDrawing" xmlns:wp="http://schemas.openxmlformats.org/drawingml/2006/wordprocessingDrawing" xmlns:w10="urn:schemas-microsoft-com:office:word" xmlns:w="http://schemas.openxmlformats.org/wordprocessingml/2006/main" xmlns:w14="http://schemas.microsoft.com/office/word/2010/wordml" xmlns:w15="http://schemas.microsoft.com/office/word/2012/wordml" xmlns:w16cex="http://schemas.microsoft.com/office/word/2018/wordml/cex" xmlns:w16cid="http://schemas.microsoft.com/office/word/2016/wordml/cid" xmlns:w16="http://schemas.microsoft.com/office/word/2018/wordml" xmlns:w16du="http://schemas.microsoft.com/office/word/2023/wordml/word16du" xmlns:w16sdtdh="http://schemas.microsoft.com/office/word/2020/wordml/sdtdatahash" xmlns:w16sdtfl="http://schemas.microsoft.com/office/word/2024/wordml/sdtformatlock" xmlns:w16se="http://schemas.microsoft.com/office/word/2015/wordml/symex" xmlns:wpg="http://schemas.microsoft.com/office/word/2010/wordprocessingGroup" xmlns:wpi="http://schemas.microsoft.com/office/word/2010/wordprocessingInk" xmlns:wne="http://schemas.microsoft.com/office/word/2006/wordml" xmlns:wps="http://schemas.microsoft.com/office/word/2010/wordprocessingShape" mc:Ignorable="w14 w15 w16se w16cid w16 w16cex w16sdtdh w16sdtfl w16du wp14">
+  <w:p>
+    <w:pPr>
+      <w:spacing w:line="276" w:lineRule="auto"/>
       <w:jc w:val="center"/>
       <w:rPr>
         <w:rFonts w:ascii="Arial" w:hAnsi="Arial" w:cs="Arial"/>
         <w:b/>
         <w:bCs/>
-        <w:color w:val="auto"/>
+        <w:spacing w:val="280"/>
+        <w:sz w:val="40"/>
+        <w:szCs w:val="40"/>
+        <w:lang w:val="en-IN"/>
       </w:rPr>
     </w:pPr>
     <w:r>
       <w:rPr>
-        <w:rFonts w:ascii="Arial" w:hAnsi="Arial" w:cs="Arial"/>
-        <w:b/>
-        <w:bCs/>
-        <w:color w:val="auto"/>
-        <w:spacing w:val="-10"/>
+        <w:lang w:val="en-IN"/>
       </w:rPr>
-      <w:t>A</w:t>
+      <w:t>{#</w:t>
+    </w:r>
+    <w:r>
+      <w:rPr>
+        <w:lang w:val="en-IN"/>
+      </w:rPr>
+      <w:t>companyData</w:t>
+    </w:r>
+    <w:r>
+      <w:rPr>
+        <w:lang w:val="en-IN"/>
+      </w:rPr>
+      <w:t>}</w:t>
     </w:r>
     <w:r>
       <w:rPr>
         <w:rFonts w:ascii="Arial" w:hAnsi="Arial" w:cs="Arial"/>
         <w:b/>
         <w:bCs/>
-        <w:color w:val="auto"/>
+        <w:spacing w:val="280"/>
+        <w:sz w:val="40"/>
+        <w:szCs w:val="40"/>
+        <w:lang w:val="en-IN"/>
       </w:rPr>
-      <w:tab/>
+      <w:t>{</w:t>
     </w:r>
+    <w:proofErr w:type="spellStart"/>
     <w:r>
       <w:rPr>
         <w:rFonts w:ascii="Arial" w:hAnsi="Arial" w:cs="Arial"/>
         <w:b/>
         <w:bCs/>
-        <w:color w:val="auto"/>
-        <w:spacing w:val="-10"/>
+        <w:spacing w:val="280"/>
+        <w:sz w:val="40"/>
+        <w:szCs w:val="40"/>
       </w:rPr>
-      <w:t>L</w:t>
+      <w:t>companyName</w:t>
     </w:r>
+    <w:proofErr w:type="spellEnd"/>
     <w:r>
       <w:rPr>
         <w:rFonts w:ascii="Arial" w:hAnsi="Arial" w:cs="Arial"/>
         <w:b/>
         <w:bCs/>
-        <w:color w:val="auto"/>
+        <w:spacing w:val="280"/>
+        <w:sz w:val="40"/>
+        <w:szCs w:val="40"/>
+        <w:lang w:val="en-IN"/>
       </w:rPr>
-      <w:tab/>
+      <w:t>}</w:t>
     </w:r>
-    <w:r>
+  </w:p>
+  <w:p>
+    <w:pPr>
+      <w:spacing w:line="276" w:lineRule="auto"/>
+      <w:jc w:val="center"/>
       <w:rPr>
         <w:rFonts w:ascii="Arial" w:hAnsi="Arial" w:cs="Arial"/>
         <w:b/>
         <w:bCs/>
-        <w:color w:val="auto"/>
-        <w:spacing w:val="-10"/>
-      </w:rPr>
-      <w:t>F</w:t>
-    </w:r>
-    <w:r>
-      <w:rPr>
-        <w:rFonts w:ascii="Arial" w:hAnsi="Arial" w:cs="Arial"/>
-        <w:b/>
-        <w:bCs/>
-        <w:color w:val="auto"/>
-      </w:rPr>
-      <w:tab/>
-    </w:r>
-    <w:r>
-      <w:rPr>
-        <w:rFonts w:ascii="Arial" w:hAnsi="Arial" w:cs="Arial"/>
-        <w:b/>
-        <w:bCs/>
-        <w:color w:val="auto"/>
-        <w:spacing w:val="-10"/>
-      </w:rPr>
-      <w:t>A</w:t>
-    </w:r>
-    <w:r>
-      <w:rPr>
-        <w:rFonts w:ascii="Arial" w:hAnsi="Arial" w:cs="Arial"/>
-        <w:b/>
-        <w:bCs/>
-        <w:color w:val="auto"/>
-      </w:rPr>
-      <w:tab/>
-    </w:r>
-    <w:r>
-      <w:rPr>
-        <w:rFonts w:ascii="Arial" w:hAnsi="Arial" w:cs="Arial"/>
-        <w:b/>
-        <w:bCs/>
-        <w:color w:val="auto"/>
-        <w:spacing w:val="-10"/>
-      </w:rPr>
-      <w:t>I</w:t>
-    </w:r>
-    <w:r>
-      <w:rPr>
-        <w:rFonts w:ascii="Arial" w:hAnsi="Arial" w:cs="Arial"/>
-        <w:b/>
-        <w:bCs/>
-        <w:color w:val="auto"/>
-      </w:rPr>
-      <w:tab/>
-    </w:r>
-    <w:r>
-      <w:rPr>
-        <w:rFonts w:ascii="Arial" w:hAnsi="Arial" w:cs="Arial"/>
-        <w:b/>
-        <w:bCs/>
-        <w:color w:val="auto"/>
-        <w:spacing w:val="-10"/>
-      </w:rPr>
-      <w:t>C</w:t>
-    </w:r>
-    <w:r>
-      <w:rPr>
-        <w:rFonts w:ascii="Arial" w:hAnsi="Arial" w:cs="Arial"/>
-        <w:b/>
-        <w:bCs/>
-        <w:color w:val="auto"/>
-      </w:rPr>
-      <w:tab/>
-    </w:r>
-    <w:r>
-      <w:rPr>
-        <w:rFonts w:ascii="Arial" w:hAnsi="Arial" w:cs="Arial"/>
-        <w:b/>
-        <w:bCs/>
-        <w:color w:val="auto"/>
-        <w:spacing w:val="-10"/>
-      </w:rPr>
-      <w:t>A</w:t>
-    </w:r>
-    <w:r>
-      <w:rPr>
-        <w:rFonts w:ascii="Arial" w:hAnsi="Arial" w:cs="Arial"/>
-        <w:b/>
-        <w:bCs/>
-        <w:color w:val="auto"/>
-      </w:rPr>
-      <w:tab/>
-    </w:r>
-    <w:r>
-      <w:rPr>
-        <w:rFonts w:ascii="Arial" w:hAnsi="Arial" w:cs="Arial"/>
-        <w:b/>
-        <w:bCs/>
-        <w:color w:val="auto"/>
-        <w:spacing w:val="-10"/>
-      </w:rPr>
-      <w:t>(</w:t>
-    </w:r>
-    <w:r>
-      <w:rPr>
-        <w:rFonts w:ascii="Arial" w:hAnsi="Arial" w:cs="Arial"/>
-        <w:b/>
-        <w:bCs/>
-        <w:color w:val="auto"/>
-      </w:rPr>
-      <w:tab/>
-    </w:r>
-    <w:r>
-      <w:rPr>
-        <w:rFonts w:ascii="Arial" w:hAnsi="Arial" w:cs="Arial"/>
-        <w:b/>
-        <w:bCs/>
-        <w:color w:val="auto"/>
-        <w:spacing w:val="-10"/>
-      </w:rPr>
-      <w:t>I</w:t>
-    </w:r>
-    <w:r>
-      <w:rPr>
-        <w:rFonts w:ascii="Arial" w:hAnsi="Arial" w:cs="Arial"/>
-        <w:b/>
-        <w:bCs/>
-        <w:color w:val="auto"/>
-      </w:rPr>
-      <w:tab/>
-    </w:r>
-    <w:r>
-      <w:rPr>
-        <w:rFonts w:ascii="Arial" w:hAnsi="Arial" w:cs="Arial"/>
-        <w:b/>
-        <w:bCs/>
-        <w:color w:val="auto"/>
-        <w:spacing w:val="-10"/>
-      </w:rPr>
-      <w:t>)</w:t>
-    </w:r>
-    <w:r>
-      <w:rPr>
-        <w:rFonts w:ascii="Arial" w:hAnsi="Arial" w:cs="Arial"/>
-        <w:b/>
-        <w:bCs/>
-        <w:color w:val="auto"/>
-      </w:rPr>
-      <w:tab/>
-    </w:r>
-    <w:r>
-      <w:rPr>
-        <w:rFonts w:ascii="Arial" w:hAnsi="Arial" w:cs="Arial"/>
-        <w:b/>
-        <w:bCs/>
-        <w:color w:val="auto"/>
-        <w:spacing w:val="-10"/>
-      </w:rPr>
-      <w:t>L</w:t>
-    </w:r>
-    <w:r>
-      <w:rPr>
-        <w:rFonts w:ascii="Arial" w:hAnsi="Arial" w:cs="Arial"/>
-        <w:b/>
-        <w:bCs/>
-        <w:color w:val="auto"/>
-      </w:rPr>
-      <w:tab/>
-    </w:r>
-    <w:r>
-      <w:rPr>
-        <w:rFonts w:ascii="Arial" w:hAnsi="Arial" w:cs="Arial"/>
-        <w:b/>
-        <w:bCs/>
-        <w:color w:val="auto"/>
-        <w:spacing w:val="-10"/>
-      </w:rPr>
-      <w:t>T</w:t>
-    </w:r>
-    <w:r>
-      <w:rPr>
-        <w:rFonts w:ascii="Arial" w:hAnsi="Arial" w:cs="Arial"/>
-        <w:b/>
-        <w:bCs/>
-        <w:color w:val="auto"/>
-      </w:rPr>
-      <w:tab/>
-    </w:r>
-    <w:proofErr w:type="gramStart"/>
-    <w:r>
-      <w:rPr>
-        <w:rFonts w:ascii="Arial" w:hAnsi="Arial" w:cs="Arial"/>
-        <w:b/>
-        <w:bCs/>
-        <w:color w:val="auto"/>
-      </w:rPr>
-      <w:t>D</w:t>
-    </w:r>
-    <w:r>
-      <w:rPr>
-        <w:rFonts w:ascii="Arial" w:hAnsi="Arial" w:cs="Arial"/>
-        <w:b/>
-        <w:bCs/>
-        <w:color w:val="auto"/>
-        <w:spacing w:val="-3"/>
-      </w:rPr>
-      <w:t xml:space="preserve"> </w:t>
-    </w:r>
-    <w:r>
-      <w:rPr>
-        <w:rFonts w:ascii="Arial" w:hAnsi="Arial" w:cs="Arial"/>
-        <w:b/>
-        <w:bCs/>
-        <w:color w:val="auto"/>
-        <w:spacing w:val="-10"/>
-      </w:rPr>
-      <w:t>.</w:t>
-    </w:r>
-    <w:proofErr w:type="gramEnd"/>
-  </w:p>
-  <w:p>
-    <w:pPr>
-      <w:tabs>
-        <w:tab w:val="left" w:pos="4091"/>
-        <w:tab w:val="left" w:pos="6161"/>
-      </w:tabs>
-      <w:spacing w:line="320" w:lineRule="exact"/>
-      <w:jc w:val="center"/>
-      <w:rPr>
-        <w:rFonts w:ascii="Arial" w:hAnsi="Arial" w:cs="Arial"/>
-        <w:b/>
-        <w:sz w:val="20"/>
+        <w:spacing w:val="280"/>
+        <w:sz w:val="36"/>
+        <w:szCs w:val="36"/>
+        <w:lang w:val="en-IN"/>
       </w:rPr>
     </w:pPr>
     <w:r>
@@ -5339,7 +4990,7 @@
         <w:b/>
         <w:sz w:val="20"/>
       </w:rPr>
-      <w:t>ALFA PALAZZO, NEAR SHIVRANJANI X ROAD, SATELLITE,</w:t>
+      <w:t>{</w:t>
     </w:r>
     <w:r>
       <w:rPr>
@@ -5347,17 +4998,7 @@
         <w:b/>
         <w:sz w:val="20"/>
       </w:rPr>
-      <w:tab/>
-      <w:t>AHMEDABAD-380</w:t>
-    </w:r>
-    <w:r>
-      <w:rPr>
-        <w:rFonts w:ascii="Arial" w:hAnsi="Arial" w:cs="Arial"/>
-        <w:b/>
-        <w:spacing w:val="-14"/>
-        <w:sz w:val="20"/>
-      </w:rPr>
-      <w:t xml:space="preserve"> </w:t>
+      <w:t>companyAddressLine1</w:t>
     </w:r>
     <w:r>
       <w:rPr>
@@ -5365,7 +5006,59 @@
         <w:b/>
         <w:sz w:val="20"/>
       </w:rPr>
-      <w:t>015</w:t>
+      <w:t>},  {</w:t>
+    </w:r>
+    <w:r>
+      <w:rPr>
+        <w:rFonts w:ascii="Arial" w:hAnsi="Arial" w:cs="Arial"/>
+        <w:b/>
+        <w:sz w:val="20"/>
+      </w:rPr>
+      <w:t>companyAddressLine2</w:t>
+    </w:r>
+    <w:r>
+      <w:rPr>
+        <w:rFonts w:ascii="Arial" w:hAnsi="Arial" w:cs="Arial"/>
+        <w:b/>
+        <w:sz w:val="20"/>
+      </w:rPr>
+      <w:t>},      {</w:t>
+    </w:r>
+    <w:proofErr w:type="spellStart"/>
+    <w:r>
+      <w:rPr>
+        <w:rFonts w:ascii="Arial" w:hAnsi="Arial" w:cs="Arial"/>
+        <w:b/>
+        <w:sz w:val="20"/>
+      </w:rPr>
+      <w:t>companyCity</w:t>
+    </w:r>
+    <w:proofErr w:type="spellEnd"/>
+    <w:r>
+      <w:rPr>
+        <w:rFonts w:ascii="Arial" w:hAnsi="Arial" w:cs="Arial"/>
+        <w:b/>
+        <w:sz w:val="20"/>
+      </w:rPr>
+      <w:t>}-{</w:t>
+    </w:r>
+    <w:proofErr w:type="spellStart"/>
+    <w:r>
+      <w:rPr>
+        <w:rFonts w:ascii="Arial" w:hAnsi="Arial" w:cs="Arial"/>
+        <w:b/>
+        <w:sz w:val="20"/>
+      </w:rPr>
+      <w:t>companyPostalCode</w:t>
+    </w:r>
+    <w:proofErr w:type="spellEnd"/>
+    <w:r>
+      <w:rPr>
+        <w:rFonts w:ascii="Arial" w:hAnsi="Arial" w:cs="Arial"/>
+        <w:b/>
+        <w:sz w:val="20"/>
+      </w:rPr>
+      <w:t>}</w:t>
     </w:r>
   </w:p>
   <w:p>
@@ -5374,13 +5067,14 @@
         <w:tab w:val="left" w:pos="4091"/>
         <w:tab w:val="left" w:pos="6161"/>
       </w:tabs>
-      <w:spacing w:line="320" w:lineRule="exact"/>
+      <w:spacing w:line="276" w:lineRule="auto"/>
       <w:jc w:val="center"/>
       <w:rPr>
         <w:rFonts w:ascii="Arial" w:hAnsi="Arial" w:cs="Arial"/>
         <w:b/>
         <w:sz w:val="20"/>
         <w:szCs w:val="20"/>
+        <w:lang w:val="en-IN"/>
       </w:rPr>
     </w:pPr>
     <w:r>
@@ -5390,7 +5084,17 @@
         <w:sz w:val="20"/>
         <w:szCs w:val="20"/>
       </w:rPr>
-      <w:t>TELEPHONE NO: 26754030</w:t>
+      <w:t>{#</w:t>
+    </w:r>
+    <w:r>
+      <w:rPr>
+        <w:rFonts w:ascii="Arial" w:hAnsi="Arial" w:cs="Arial"/>
+        <w:b/>
+        <w:sz w:val="20"/>
+        <w:szCs w:val="20"/>
+        <w:lang w:val="en-IN"/>
+      </w:rPr>
+      <w:t>telephone</w:t>
     </w:r>
     <w:r>
       <w:rPr>
@@ -5399,30 +5103,7 @@
         <w:sz w:val="20"/>
         <w:szCs w:val="20"/>
       </w:rPr>
-      <w:t xml:space="preserve">      Email – </w:t>
-    </w:r>
-    <w:hyperlink r:id="rId1" w:history="1">
-      <w:r>
-        <w:rPr>
-          <w:rStyle w:val="Hyperlink"/>
-          <w:rFonts w:ascii="Arial" w:hAnsi="Arial" w:cs="Arial"/>
-          <w:b/>
-          <w:color w:val="auto"/>
-          <w:sz w:val="20"/>
-          <w:szCs w:val="20"/>
-          <w:u w:val="none"/>
-        </w:rPr>
-        <w:t>info@alfaica.com</w:t>
-      </w:r>
-    </w:hyperlink>
-    <w:r>
-      <w:rPr>
-        <w:rFonts w:ascii="Arial" w:hAnsi="Arial" w:cs="Arial"/>
-        <w:b/>
-        <w:sz w:val="20"/>
-        <w:szCs w:val="20"/>
-      </w:rPr>
-      <w:t xml:space="preserve">      WEBSITE – www.alfaica.com </w:t>
+      <w:t>}</w:t>
     </w:r>
     <w:r>
       <w:rPr>
@@ -5431,12 +5112,130 @@
         <w:sz w:val="20"/>
         <w:szCs w:val="20"/>
       </w:rPr>
-      <w:tab/>
+      <w:t xml:space="preserve">TELEPHONE NO: </w:t>
+    </w:r>
+    <w:r>
+      <w:rPr>
+        <w:rFonts w:ascii="Arial" w:hAnsi="Arial" w:cs="Arial"/>
+        <w:b/>
+        <w:sz w:val="20"/>
+        <w:szCs w:val="20"/>
+      </w:rPr>
+      <w:t>{</w:t>
+    </w:r>
+    <w:r>
+      <w:rPr>
+        <w:rFonts w:ascii="Arial" w:hAnsi="Arial" w:cs="Arial"/>
+        <w:b/>
+        <w:sz w:val="20"/>
+        <w:szCs w:val="20"/>
+        <w:lang w:val="en-IN"/>
+      </w:rPr>
+      <w:t>telephone</w:t>
+    </w:r>
+    <w:r>
+      <w:rPr>
+        <w:rFonts w:ascii="Arial" w:hAnsi="Arial" w:cs="Arial"/>
+        <w:b/>
+        <w:sz w:val="20"/>
+        <w:szCs w:val="20"/>
+      </w:rPr>
+      <w:t>}{/}</w:t>
+    </w:r>
+    <w:r>
+      <w:rPr>
+        <w:rFonts w:ascii="Arial" w:hAnsi="Arial" w:cs="Arial"/>
+        <w:b/>
+        <w:sz w:val="20"/>
+        <w:szCs w:val="20"/>
+      </w:rPr>
       <w:t xml:space="preserve"> </w:t>
+    </w:r>
+    <w:r>
+      <w:rPr>
+        <w:rFonts w:ascii="Arial" w:hAnsi="Arial" w:cs="Arial"/>
+        <w:b/>
+        <w:sz w:val="20"/>
+        <w:szCs w:val="20"/>
+      </w:rPr>
+      <w:t xml:space="preserve">{#email}   </w:t>
+    </w:r>
+    <w:r>
+      <w:rPr>
+        <w:rFonts w:ascii="Arial" w:hAnsi="Arial" w:cs="Arial"/>
+        <w:b/>
+        <w:sz w:val="20"/>
+        <w:szCs w:val="20"/>
+      </w:rPr>
+      <w:t xml:space="preserve">Email – </w:t>
+    </w:r>
+    <w:r>
+      <w:rPr>
+        <w:rFonts w:ascii="Arial" w:hAnsi="Arial" w:cs="Arial"/>
+        <w:b/>
+        <w:sz w:val="20"/>
+        <w:szCs w:val="20"/>
+      </w:rPr>
+      <w:t>{email}{/}</w:t>
+    </w:r>
+    <w:r>
+      <w:rPr>
+        <w:rFonts w:ascii="Arial" w:hAnsi="Arial" w:cs="Arial"/>
+        <w:b/>
+        <w:sz w:val="20"/>
+        <w:szCs w:val="20"/>
+      </w:rPr>
+      <w:t xml:space="preserve"> </w:t>
+    </w:r>
+    <w:r>
+      <w:rPr>
+        <w:rFonts w:ascii="Arial" w:hAnsi="Arial" w:cs="Arial"/>
+        <w:b/>
+        <w:sz w:val="20"/>
+        <w:szCs w:val="20"/>
+      </w:rPr>
+      <w:t>{#website}</w:t>
+    </w:r>
+    <w:r>
+      <w:rPr>
+        <w:rFonts w:ascii="Arial" w:hAnsi="Arial" w:cs="Arial"/>
+        <w:b/>
+        <w:sz w:val="20"/>
+        <w:szCs w:val="20"/>
+      </w:rPr>
+      <w:t xml:space="preserve"> </w:t>
+    </w:r>
+    <w:r>
+      <w:rPr>
+        <w:rFonts w:ascii="Arial" w:hAnsi="Arial" w:cs="Arial"/>
+        <w:b/>
+        <w:sz w:val="20"/>
+        <w:szCs w:val="20"/>
+      </w:rPr>
+      <w:t xml:space="preserve">  </w:t>
+    </w:r>
+    <w:r>
+      <w:rPr>
+        <w:rFonts w:ascii="Arial" w:hAnsi="Arial" w:cs="Arial"/>
+        <w:b/>
+        <w:sz w:val="20"/>
+        <w:szCs w:val="20"/>
+      </w:rPr>
+      <w:t xml:space="preserve">WEBSITE – </w:t>
+    </w:r>
+    <w:r>
+      <w:rPr>
+        <w:rFonts w:ascii="Arial" w:hAnsi="Arial" w:cs="Arial"/>
+        <w:b/>
+        <w:sz w:val="20"/>
+        <w:szCs w:val="20"/>
+      </w:rPr>
+      <w:t>{website}{/}</w:t>
     </w:r>
   </w:p>
   <w:p>
     <w:pPr>
+      <w:spacing w:line="276" w:lineRule="auto"/>
       <w:jc w:val="center"/>
       <w:rPr>
         <w:rFonts w:ascii="Arial" w:hAnsi="Arial" w:cs="Arial"/>
@@ -5448,71 +5247,54 @@
         <w:rFonts w:ascii="Arial" w:hAnsi="Arial" w:cs="Arial"/>
         <w:sz w:val="20"/>
       </w:rPr>
-      <w:t>an</w:t>
+      <w:t>{#remarks}{remarks}{/}</w:t>
+    </w:r>
+  </w:p>
+  <w:p>
+    <w:pPr>
+      <w:spacing w:line="276" w:lineRule="auto"/>
+      <w:jc w:val="center"/>
+      <w:rPr>
+        <w:lang w:val="en-IN"/>
+      </w:rPr>
+    </w:pPr>
+    <w:r>
+      <w:rPr>
+        <w:rFonts w:ascii="Arial" w:hAnsi="Arial" w:cs="Arial"/>
+        <w:sz w:val="20"/>
+      </w:rPr>
+      <w:t>{#</w:t>
     </w:r>
     <w:r>
       <w:rPr>
         <w:rFonts w:ascii="Arial" w:hAnsi="Arial" w:cs="Arial"/>
-        <w:spacing w:val="-5"/>
+        <w:spacing w:val="-4"/>
         <w:sz w:val="20"/>
       </w:rPr>
-      <w:t xml:space="preserve"> </w:t>
+      <w:t>remark2</w:t>
     </w:r>
     <w:r>
       <w:rPr>
         <w:rFonts w:ascii="Arial" w:hAnsi="Arial" w:cs="Arial"/>
         <w:sz w:val="20"/>
       </w:rPr>
-      <w:t>ISO</w:t>
+      <w:t>}{</w:t>
     </w:r>
     <w:r>
       <w:rPr>
         <w:rFonts w:ascii="Arial" w:hAnsi="Arial" w:cs="Arial"/>
-        <w:spacing w:val="-5"/>
+        <w:spacing w:val="-4"/>
         <w:sz w:val="20"/>
       </w:rPr>
-      <w:t xml:space="preserve"> </w:t>
+      <w:t>remark2</w:t>
     </w:r>
     <w:r>
       <w:rPr>
         <w:rFonts w:ascii="Arial" w:hAnsi="Arial" w:cs="Arial"/>
         <w:sz w:val="20"/>
       </w:rPr>
-      <w:t>9001-20</w:t>
+      <w:t>}{/}</w:t>
     </w:r>
-    <w:r>
-      <w:rPr>
-        <w:rFonts w:ascii="Arial" w:hAnsi="Arial" w:cs="Arial"/>
-        <w:sz w:val="20"/>
-      </w:rPr>
-      <w:t>15</w:t>
-    </w:r>
-    <w:r>
-      <w:rPr>
-        <w:rFonts w:ascii="Arial" w:hAnsi="Arial" w:cs="Arial"/>
-        <w:spacing w:val="-3"/>
-        <w:sz w:val="20"/>
-      </w:rPr>
-      <w:t xml:space="preserve"> </w:t>
-    </w:r>
-    <w:r>
-      <w:rPr>
-        <w:rFonts w:ascii="Arial" w:hAnsi="Arial" w:cs="Arial"/>
-        <w:spacing w:val="-2"/>
-        <w:sz w:val="20"/>
-      </w:rPr>
-      <w:t>Company</w:t>
-    </w:r>
-  </w:p>
-  <w:p>
-    <w:pPr>
-      <w:jc w:val="center"/>
-      <w:rPr>
-        <w:rFonts w:ascii="Arial" w:hAnsi="Arial" w:cs="Arial"/>
-        <w:spacing w:val="-4"/>
-        <w:sz w:val="20"/>
-      </w:rPr>
-    </w:pPr>
     <w:r>
       <w:rPr>
         <w:rFonts w:ascii="Arial" w:hAnsi="Arial" w:cs="Arial"/>
@@ -5521,13 +5303,13 @@
       <mc:AlternateContent>
         <mc:Choice Requires="wps">
           <w:drawing>
-            <wp:anchor distT="0" distB="0" distL="0" distR="0" simplePos="0" relativeHeight="251658240" behindDoc="0" locked="0" layoutInCell="1" allowOverlap="1" wp14:anchorId="534D220C" wp14:editId="522F62A5">
+            <wp:anchor distT="0" distB="0" distL="0" distR="0" simplePos="0" relativeHeight="251659264" behindDoc="0" locked="0" layoutInCell="1" allowOverlap="1" wp14:anchorId="25543641" wp14:editId="2AB210F7">
               <wp:simplePos x="0" y="0"/>
               <wp:positionH relativeFrom="page">
                 <wp:posOffset>140335</wp:posOffset>
               </wp:positionH>
               <wp:positionV relativeFrom="paragraph">
-                <wp:posOffset>210820</wp:posOffset>
+                <wp:posOffset>185420</wp:posOffset>
               </wp:positionV>
               <wp:extent cx="7302500" cy="1270"/>
               <wp:effectExtent l="0" t="0" r="0" b="0"/>
@@ -5591,7 +5373,7 @@
         </mc:Choice>
         <mc:Fallback>
           <w:pict>
-            <v:shape w14:anchorId="2202E482" id="Freeform: Shape 1" o:spid="_x0000_s1026" style="position:absolute;margin-left:11.05pt;margin-top:16.6pt;width:575pt;height:.1pt;z-index:251658240;visibility:visible;mso-wrap-style:square;mso-width-percent:0;mso-height-percent:0;mso-wrap-distance-left:0;mso-wrap-distance-top:0;mso-wrap-distance-right:0;mso-wrap-distance-bottom:0;mso-position-horizontal:absolute;mso-position-horizontal-relative:page;mso-position-vertical:absolute;mso-position-vertical-relative:text;mso-width-percent:0;mso-height-percent:0;mso-width-relative:page;mso-height-relative:page;v-text-anchor:top" coordsize="7302500,1270" o:gfxdata="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" path="m,l7302500,e" filled="f" strokeweight=".72pt">
+            <v:shape w14:anchorId="11108ED0" id="Freeform: Shape 1" o:spid="_x0000_s1026" style="position:absolute;margin-left:11.05pt;margin-top:14.6pt;width:575pt;height:.1pt;z-index:251659264;visibility:visible;mso-wrap-style:square;mso-width-percent:0;mso-height-percent:0;mso-wrap-distance-left:0;mso-wrap-distance-top:0;mso-wrap-distance-right:0;mso-wrap-distance-bottom:0;mso-position-horizontal:absolute;mso-position-horizontal-relative:page;mso-position-vertical:absolute;mso-position-vertical-relative:text;mso-width-percent:0;mso-height-percent:0;mso-width-relative:page;mso-height-relative:page;v-text-anchor:top" coordsize="7302500,1270" o:gfxdata="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" path="m,l7302500,e" filled="f" strokeweight=".72pt">
               <v:path arrowok="t"/>
               <w10:wrap anchorx="page"/>
             </v:shape>
@@ -5601,86 +5383,23 @@
     </w:r>
     <w:r>
       <w:rPr>
-        <w:rFonts w:ascii="Arial" w:hAnsi="Arial" w:cs="Arial"/>
-        <w:sz w:val="20"/>
+        <w:lang w:val="en-IN"/>
       </w:rPr>
-      <w:t>Govt.</w:t>
+      <w:t>{/</w:t>
     </w:r>
+    <w:proofErr w:type="spellStart"/>
     <w:r>
       <w:rPr>
-        <w:rFonts w:ascii="Arial" w:hAnsi="Arial" w:cs="Arial"/>
-        <w:spacing w:val="-8"/>
-        <w:sz w:val="20"/>
+        <w:lang w:val="en-IN"/>
       </w:rPr>
-      <w:t xml:space="preserve"> </w:t>
+      <w:t>companyData</w:t>
     </w:r>
+    <w:proofErr w:type="spellEnd"/>
     <w:r>
       <w:rPr>
-        <w:rFonts w:ascii="Arial" w:hAnsi="Arial" w:cs="Arial"/>
-        <w:sz w:val="20"/>
+        <w:lang w:val="en-IN"/>
       </w:rPr>
-      <w:t>Of</w:t>
-    </w:r>
-    <w:r>
-      <w:rPr>
-        <w:rFonts w:ascii="Arial" w:hAnsi="Arial" w:cs="Arial"/>
-        <w:spacing w:val="-6"/>
-        <w:sz w:val="20"/>
-      </w:rPr>
-      <w:t xml:space="preserve"> </w:t>
-    </w:r>
-    <w:r>
-      <w:rPr>
-        <w:rFonts w:ascii="Arial" w:hAnsi="Arial" w:cs="Arial"/>
-        <w:sz w:val="20"/>
-      </w:rPr>
-      <w:t>India</w:t>
-    </w:r>
-    <w:r>
-      <w:rPr>
-        <w:rFonts w:ascii="Arial" w:hAnsi="Arial" w:cs="Arial"/>
-        <w:spacing w:val="-7"/>
-        <w:sz w:val="20"/>
-      </w:rPr>
-      <w:t xml:space="preserve"> </w:t>
-    </w:r>
-    <w:r>
-      <w:rPr>
-        <w:rFonts w:ascii="Arial" w:hAnsi="Arial" w:cs="Arial"/>
-        <w:sz w:val="20"/>
-      </w:rPr>
-      <w:t>Recognized</w:t>
-    </w:r>
-    <w:r>
-      <w:rPr>
-        <w:rFonts w:ascii="Arial" w:hAnsi="Arial" w:cs="Arial"/>
-        <w:spacing w:val="-4"/>
-        <w:sz w:val="20"/>
-      </w:rPr>
-      <w:t xml:space="preserve"> </w:t>
-    </w:r>
-    <w:r>
-      <w:rPr>
-        <w:rFonts w:ascii="Arial" w:hAnsi="Arial" w:cs="Arial"/>
-        <w:sz w:val="20"/>
-      </w:rPr>
-      <w:t>EXPORT</w:t>
-    </w:r>
-    <w:r>
-      <w:rPr>
-        <w:rFonts w:ascii="Arial" w:hAnsi="Arial" w:cs="Arial"/>
-        <w:spacing w:val="-5"/>
-        <w:sz w:val="20"/>
-      </w:rPr>
-      <w:t xml:space="preserve"> </w:t>
-    </w:r>
-    <w:r>
-      <w:rPr>
-        <w:rFonts w:ascii="Arial" w:hAnsi="Arial" w:cs="Arial"/>
-        <w:spacing w:val="-4"/>
-        <w:sz w:val="20"/>
-      </w:rPr>
-      <w:t>HOUSE</w:t>
+      <w:t>}</w:t>
     </w:r>
   </w:p>
   <w:p>
@@ -5690,6 +5409,16 @@
         <w:rFonts w:ascii="Arial" w:hAnsi="Arial" w:cs="Arial"/>
         <w:sz w:val="20"/>
       </w:rPr>
+    </w:pPr>
+  </w:p>
+</w:hdr>
+</file>
+
+<file path=word/header3.xml><?xml version="1.0" encoding="utf-8"?>
+<w:hdr xmlns:wpc="http://schemas.microsoft.com/office/word/2010/wordprocessingCanvas" xmlns:cx="http://schemas.microsoft.com/office/drawing/2014/chartex" xmlns:cx1="http://schemas.microsoft.com/office/drawing/2015/9/8/chartex" xmlns:cx2="http://schemas.microsoft.com/office/drawing/2015/10/21/chartex" xmlns:cx3="http://schemas.microsoft.com/office/drawing/2016/5/9/chartex" xmlns:cx4="http://schemas.microsoft.com/office/drawing/2016/5/10/chartex" xmlns:cx5="http://schemas.microsoft.com/office/drawing/2016/5/11/chartex" xmlns:cx6="http://schemas.microsoft.com/office/drawing/2016/5/12/chartex" xmlns:cx7="http://schemas.microsoft.com/office/drawing/2016/5/13/chartex" xmlns:cx8="http://schemas.microsoft.com/office/drawing/2016/5/14/chartex" xmlns:mc="http://schemas.openxmlformats.org/markup-compatibility/2006" xmlns:aink="http://schemas.microsoft.com/office/drawing/2016/ink" xmlns:am3d="http://schemas.microsoft.com/office/drawing/2017/model3d" xmlns:o="urn:schemas-microsoft-com:office:office" xmlns:oel="http://schemas.microsoft.com/office/2019/extlst" xmlns:r="http://schemas.openxmlformats.org/officeDocument/2006/relationships" xmlns:m="http://schemas.openxmlformats.org/officeDocument/2006/math" xmlns:v="urn:schemas-microsoft-com:vml" xmlns:wp14="http://schemas.microsoft.com/office/word/2010/wordprocessingDrawing" xmlns:wp="http://schemas.openxmlformats.org/drawingml/2006/wordprocessingDrawing" xmlns:w10="urn:schemas-microsoft-com:office:word" xmlns:w="http://schemas.openxmlformats.org/wordprocessingml/2006/main" xmlns:w14="http://schemas.microsoft.com/office/word/2010/wordml" xmlns:w15="http://schemas.microsoft.com/office/word/2012/wordml" xmlns:w16cex="http://schemas.microsoft.com/office/word/2018/wordml/cex" xmlns:w16cid="http://schemas.microsoft.com/office/word/2016/wordml/cid" xmlns:w16="http://schemas.microsoft.com/office/word/2018/wordml" xmlns:w16du="http://schemas.microsoft.com/office/word/2023/wordml/word16du" xmlns:w16sdtdh="http://schemas.microsoft.com/office/word/2020/wordml/sdtdatahash" xmlns:w16sdtfl="http://schemas.microsoft.com/office/word/2024/wordml/sdtformatlock" xmlns:w16se="http://schemas.microsoft.com/office/word/2015/wordml/symex" xmlns:wpg="http://schemas.microsoft.com/office/word/2010/wordprocessingGroup" xmlns:wpi="http://schemas.microsoft.com/office/word/2010/wordprocessingInk" xmlns:wne="http://schemas.microsoft.com/office/word/2006/wordml" xmlns:wps="http://schemas.microsoft.com/office/word/2010/wordprocessingShape" mc:Ignorable="w14 w15 w16se w16cid w16 w16cex w16sdtdh w16sdtfl w16du wp14">
+  <w:p>
+    <w:pPr>
+      <w:pStyle w:val="Header"/>
     </w:pPr>
   </w:p>
 </w:hdr>

--- a/electron/database/generate-document/templates/order-confirmation-aus.docx
+++ b/electron/database/generate-document/templates/order-confirmation-aus.docx
@@ -473,7 +473,29 @@
                 <w:sz w:val="20"/>
                 <w:szCs w:val="20"/>
               </w:rPr>
-              <w:t xml:space="preserve">Order Confirmation : </w:t>
+              <w:t xml:space="preserve">Order </w:t>
+            </w:r>
+            <w:proofErr w:type="gramStart"/>
+            <w:r>
+              <w:rPr>
+                <w:rFonts w:asciiTheme="minorHAnsi" w:hAnsiTheme="minorHAnsi" w:cstheme="minorHAnsi"/>
+                <w:b/>
+                <w:bCs/>
+                <w:sz w:val="20"/>
+                <w:szCs w:val="20"/>
+              </w:rPr>
+              <w:t>Confirmation :</w:t>
+            </w:r>
+            <w:proofErr w:type="gramEnd"/>
+            <w:r>
+              <w:rPr>
+                <w:rFonts w:asciiTheme="minorHAnsi" w:hAnsiTheme="minorHAnsi" w:cstheme="minorHAnsi"/>
+                <w:b/>
+                <w:bCs/>
+                <w:sz w:val="20"/>
+                <w:szCs w:val="20"/>
+              </w:rPr>
+              <w:t xml:space="preserve"> </w:t>
             </w:r>
             <w:r>
               <w:rPr>
@@ -669,6 +691,7 @@
                 </mc:Fallback>
               </mc:AlternateContent>
             </w:r>
+            <w:proofErr w:type="gramStart"/>
             <w:r>
               <w:rPr>
                 <w:rFonts w:asciiTheme="minorHAnsi" w:hAnsiTheme="minorHAnsi" w:cstheme="minorHAnsi"/>
@@ -692,7 +715,17 @@
                 <w:spacing w:val="-10"/>
                 <w:sz w:val="20"/>
               </w:rPr>
-              <w:t xml:space="preserve">: </w:t>
+              <w:t>:</w:t>
+            </w:r>
+            <w:proofErr w:type="gramEnd"/>
+            <w:r>
+              <w:rPr>
+                <w:rFonts w:asciiTheme="minorHAnsi" w:hAnsiTheme="minorHAnsi" w:cstheme="minorHAnsi"/>
+                <w:b/>
+                <w:spacing w:val="-10"/>
+                <w:sz w:val="20"/>
+              </w:rPr>
+              <w:t xml:space="preserve"> </w:t>
             </w:r>
             <w:r>
               <w:rPr>
@@ -1315,6 +1348,7 @@
               <w:t xml:space="preserve">ASW </w:t>
             </w:r>
             <w:proofErr w:type="spellStart"/>
+            <w:proofErr w:type="gramStart"/>
             <w:r>
               <w:rPr>
                 <w:rFonts w:asciiTheme="minorHAnsi" w:hAnsiTheme="minorHAnsi" w:cstheme="minorHAnsi"/>
@@ -1326,6 +1360,7 @@
               <w:t>PO.No</w:t>
             </w:r>
             <w:proofErr w:type="spellEnd"/>
+            <w:proofErr w:type="gramEnd"/>
           </w:p>
         </w:tc>
         <w:tc>
@@ -1582,6 +1617,7 @@
               <w:t>{#</w:t>
             </w:r>
             <w:proofErr w:type="spellStart"/>
+            <w:proofErr w:type="gramStart"/>
             <w:r>
               <w:rPr>
                 <w:rFonts w:asciiTheme="minorHAnsi" w:hAnsiTheme="minorHAnsi" w:cstheme="minorHAnsi"/>
@@ -1598,17 +1634,46 @@
                 <w:sz w:val="20"/>
                 <w:szCs w:val="20"/>
               </w:rPr>
-              <w:t>}{#showThickness}</w:t>
-            </w:r>
-            <w:r>
-              <w:rPr>
-                <w:rFonts w:asciiTheme="minorHAnsi" w:hAnsiTheme="minorHAnsi" w:cstheme="minorHAnsi"/>
-                <w:b/>
-                <w:bCs/>
-                <w:sz w:val="20"/>
-                <w:szCs w:val="20"/>
-              </w:rPr>
-              <w:t>{thicknessDetail}</w:t>
+              <w:t>}{</w:t>
+            </w:r>
+            <w:proofErr w:type="gramEnd"/>
+            <w:r>
+              <w:rPr>
+                <w:rFonts w:asciiTheme="minorHAnsi" w:hAnsiTheme="minorHAnsi" w:cstheme="minorHAnsi"/>
+                <w:sz w:val="20"/>
+                <w:szCs w:val="20"/>
+              </w:rPr>
+              <w:t>#</w:t>
+            </w:r>
+            <w:proofErr w:type="gramStart"/>
+            <w:r>
+              <w:rPr>
+                <w:rFonts w:asciiTheme="minorHAnsi" w:hAnsiTheme="minorHAnsi" w:cstheme="minorHAnsi"/>
+                <w:sz w:val="20"/>
+                <w:szCs w:val="20"/>
+              </w:rPr>
+              <w:t>showThickness}</w:t>
+            </w:r>
+            <w:r>
+              <w:rPr>
+                <w:rFonts w:asciiTheme="minorHAnsi" w:hAnsiTheme="minorHAnsi" w:cstheme="minorHAnsi"/>
+                <w:b/>
+                <w:bCs/>
+                <w:sz w:val="20"/>
+                <w:szCs w:val="20"/>
+              </w:rPr>
+              <w:t>{</w:t>
+            </w:r>
+            <w:proofErr w:type="gramEnd"/>
+            <w:r>
+              <w:rPr>
+                <w:rFonts w:asciiTheme="minorHAnsi" w:hAnsiTheme="minorHAnsi" w:cstheme="minorHAnsi"/>
+                <w:b/>
+                <w:bCs/>
+                <w:sz w:val="20"/>
+                <w:szCs w:val="20"/>
+              </w:rPr>
+              <w:t>thicknessDetail}</w:t>
             </w:r>
             <w:r>
               <w:rPr>
@@ -1792,6 +1857,7 @@
               <w:t>/</w:t>
             </w:r>
             <w:proofErr w:type="spellStart"/>
+            <w:proofErr w:type="gramStart"/>
             <w:r>
               <w:rPr>
                 <w:rFonts w:asciiTheme="minorHAnsi" w:hAnsiTheme="minorHAnsi" w:cstheme="minorHAnsi"/>
@@ -1832,7 +1898,18 @@
                 <w:sz w:val="20"/>
                 <w:szCs w:val="20"/>
               </w:rPr>
-              <w:t>{#fsc} - {</w:t>
+              <w:t>{</w:t>
+            </w:r>
+            <w:proofErr w:type="gramEnd"/>
+            <w:r>
+              <w:rPr>
+                <w:rFonts w:asciiTheme="minorHAnsi" w:hAnsiTheme="minorHAnsi" w:cstheme="minorHAnsi"/>
+                <w:b/>
+                <w:bCs/>
+                <w:sz w:val="20"/>
+                <w:szCs w:val="20"/>
+              </w:rPr>
+              <w:t>#fsc} - {</w:t>
             </w:r>
             <w:proofErr w:type="spellStart"/>
             <w:r>
@@ -1904,7 +1981,25 @@
                 <w:sz w:val="18"/>
                 <w:szCs w:val="18"/>
               </w:rPr>
-              <w:t>{#invoices}{prefixCode}\{containerFrom}{#containerTo} - {</w:t>
+              <w:t>{#</w:t>
+            </w:r>
+            <w:proofErr w:type="gramStart"/>
+            <w:r>
+              <w:rPr>
+                <w:rFonts w:ascii="Arial" w:hAnsi="Arial" w:cs="Arial"/>
+                <w:sz w:val="18"/>
+                <w:szCs w:val="18"/>
+              </w:rPr>
+              <w:t>invoices}{</w:t>
+            </w:r>
+            <w:proofErr w:type="gramEnd"/>
+            <w:r>
+              <w:rPr>
+                <w:rFonts w:ascii="Arial" w:hAnsi="Arial" w:cs="Arial"/>
+                <w:sz w:val="18"/>
+                <w:szCs w:val="18"/>
+              </w:rPr>
+              <w:t>prefixCode}\{containerFrom}{#containerTo} - {</w:t>
             </w:r>
             <w:proofErr w:type="spellStart"/>
             <w:r>
@@ -2184,7 +2279,25 @@
                 <w:sz w:val="18"/>
                 <w:szCs w:val="18"/>
               </w:rPr>
-              <w:t>{value}{/invoices}{/</w:t>
+              <w:t>{value}{/</w:t>
+            </w:r>
+            <w:proofErr w:type="gramStart"/>
+            <w:r>
+              <w:rPr>
+                <w:rFonts w:ascii="Arial" w:hAnsi="Arial" w:cs="Arial"/>
+                <w:sz w:val="18"/>
+                <w:szCs w:val="18"/>
+              </w:rPr>
+              <w:t>invoices}{</w:t>
+            </w:r>
+            <w:proofErr w:type="gramEnd"/>
+            <w:r>
+              <w:rPr>
+                <w:rFonts w:ascii="Arial" w:hAnsi="Arial" w:cs="Arial"/>
+                <w:sz w:val="18"/>
+                <w:szCs w:val="18"/>
+              </w:rPr>
+              <w:t>/</w:t>
             </w:r>
             <w:proofErr w:type="spellStart"/>
             <w:r>
@@ -2437,7 +2550,25 @@
                 <w:sz w:val="18"/>
                 <w:szCs w:val="18"/>
               </w:rPr>
-              <w:t>{#sampleBox}{containerFrom}{#containerTo} to {</w:t>
+              <w:t>{#</w:t>
+            </w:r>
+            <w:proofErr w:type="gramStart"/>
+            <w:r>
+              <w:rPr>
+                <w:rFonts w:ascii="Arial" w:hAnsi="Arial" w:cs="Arial"/>
+                <w:sz w:val="18"/>
+                <w:szCs w:val="18"/>
+              </w:rPr>
+              <w:t>sampleBox}{</w:t>
+            </w:r>
+            <w:proofErr w:type="gramEnd"/>
+            <w:r>
+              <w:rPr>
+                <w:rFonts w:ascii="Arial" w:hAnsi="Arial" w:cs="Arial"/>
+                <w:sz w:val="18"/>
+                <w:szCs w:val="18"/>
+              </w:rPr>
+              <w:t>containerFrom}{#containerTo} to {</w:t>
             </w:r>
             <w:proofErr w:type="spellStart"/>
             <w:r>
@@ -2501,6 +2632,7 @@
               <w:t>{</w:t>
             </w:r>
             <w:proofErr w:type="spellStart"/>
+            <w:proofErr w:type="gramStart"/>
             <w:r>
               <w:rPr>
                 <w:rFonts w:ascii="Arial" w:hAnsi="Arial" w:cs="Arial"/>
@@ -2555,6 +2687,7 @@
               <w:t>}  {</w:t>
             </w:r>
             <w:proofErr w:type="spellStart"/>
+            <w:proofErr w:type="gramEnd"/>
             <w:r>
               <w:rPr>
                 <w:rFonts w:ascii="Arial" w:hAnsi="Arial" w:cs="Arial"/>
@@ -3751,6 +3884,7 @@
               <w:t>} {</w:t>
             </w:r>
             <w:proofErr w:type="spellStart"/>
+            <w:proofErr w:type="gramStart"/>
             <w:r>
               <w:rPr>
                 <w:rFonts w:ascii="Arial" w:hAnsi="Arial" w:cs="Arial"/>
@@ -3792,6 +3926,7 @@
               <w:t>{</w:t>
             </w:r>
             <w:proofErr w:type="spellStart"/>
+            <w:proofErr w:type="gramEnd"/>
             <w:r>
               <w:rPr>
                 <w:rFonts w:ascii="Arial" w:hAnsi="Arial" w:cs="Arial"/>
@@ -4121,7 +4256,25 @@
                 <w:sz w:val="18"/>
                 <w:szCs w:val="18"/>
               </w:rPr>
-              <w:t>{#bBranchOC}{bBranchOC} BRANCH{/</w:t>
+              <w:t>{#</w:t>
+            </w:r>
+            <w:proofErr w:type="gramStart"/>
+            <w:r>
+              <w:rPr>
+                <w:rFonts w:ascii="Arial" w:hAnsi="Arial" w:cs="Arial"/>
+                <w:sz w:val="18"/>
+                <w:szCs w:val="18"/>
+              </w:rPr>
+              <w:t>bBranchOC}{</w:t>
+            </w:r>
+            <w:proofErr w:type="gramEnd"/>
+            <w:r>
+              <w:rPr>
+                <w:rFonts w:ascii="Arial" w:hAnsi="Arial" w:cs="Arial"/>
+                <w:sz w:val="18"/>
+                <w:szCs w:val="18"/>
+              </w:rPr>
+              <w:t>bBranchOC} BRANCH{/</w:t>
             </w:r>
             <w:proofErr w:type="spellStart"/>
             <w:r>
@@ -4724,12 +4877,8 @@
       </w:pPr>
     </w:p>
     <w:sectPr>
-      <w:headerReference w:type="even" r:id="rId7"/>
-      <w:headerReference w:type="default" r:id="rId8"/>
-      <w:footerReference w:type="even" r:id="rId9"/>
-      <w:footerReference w:type="default" r:id="rId10"/>
-      <w:headerReference w:type="first" r:id="rId11"/>
-      <w:footerReference w:type="first" r:id="rId12"/>
+      <w:headerReference w:type="default" r:id="rId7"/>
+      <w:footerReference w:type="default" r:id="rId8"/>
       <w:pgSz w:w="11906" w:h="16838" w:code="9"/>
       <w:pgMar w:top="0" w:right="0" w:bottom="0" w:left="340" w:header="227" w:footer="0" w:gutter="0"/>
       <w:cols w:space="708"/>
@@ -4764,16 +4913,6 @@
     <w:pPr>
       <w:pStyle w:val="Footer"/>
     </w:pPr>
-  </w:p>
-</w:ftr>
-</file>
-
-<file path=word/footer2.xml><?xml version="1.0" encoding="utf-8"?>
-<w:ftr xmlns:wpc="http://schemas.microsoft.com/office/word/2010/wordprocessingCanvas" xmlns:cx="http://schemas.microsoft.com/office/drawing/2014/chartex" xmlns:cx1="http://schemas.microsoft.com/office/drawing/2015/9/8/chartex" xmlns:cx2="http://schemas.microsoft.com/office/drawing/2015/10/21/chartex" xmlns:cx3="http://schemas.microsoft.com/office/drawing/2016/5/9/chartex" xmlns:cx4="http://schemas.microsoft.com/office/drawing/2016/5/10/chartex" xmlns:cx5="http://schemas.microsoft.com/office/drawing/2016/5/11/chartex" xmlns:cx6="http://schemas.microsoft.com/office/drawing/2016/5/12/chartex" xmlns:cx7="http://schemas.microsoft.com/office/drawing/2016/5/13/chartex" xmlns:cx8="http://schemas.microsoft.com/office/drawing/2016/5/14/chartex" xmlns:mc="http://schemas.openxmlformats.org/markup-compatibility/2006" xmlns:aink="http://schemas.microsoft.com/office/drawing/2016/ink" xmlns:am3d="http://schemas.microsoft.com/office/drawing/2017/model3d" xmlns:o="urn:schemas-microsoft-com:office:office" xmlns:oel="http://schemas.microsoft.com/office/2019/extlst" xmlns:r="http://schemas.openxmlformats.org/officeDocument/2006/relationships" xmlns:m="http://schemas.openxmlformats.org/officeDocument/2006/math" xmlns:v="urn:schemas-microsoft-com:vml" xmlns:wp14="http://schemas.microsoft.com/office/word/2010/wordprocessingDrawing" xmlns:wp="http://schemas.openxmlformats.org/drawingml/2006/wordprocessingDrawing" xmlns:w10="urn:schemas-microsoft-com:office:word" xmlns:w="http://schemas.openxmlformats.org/wordprocessingml/2006/main" xmlns:w14="http://schemas.microsoft.com/office/word/2010/wordml" xmlns:w15="http://schemas.microsoft.com/office/word/2012/wordml" xmlns:w16cex="http://schemas.microsoft.com/office/word/2018/wordml/cex" xmlns:w16cid="http://schemas.microsoft.com/office/word/2016/wordml/cid" xmlns:w16="http://schemas.microsoft.com/office/word/2018/wordml" xmlns:w16du="http://schemas.microsoft.com/office/word/2023/wordml/word16du" xmlns:w16sdtdh="http://schemas.microsoft.com/office/word/2020/wordml/sdtdatahash" xmlns:w16sdtfl="http://schemas.microsoft.com/office/word/2024/wordml/sdtformatlock" xmlns:w16se="http://schemas.microsoft.com/office/word/2015/wordml/symex" xmlns:wpg="http://schemas.microsoft.com/office/word/2010/wordprocessingGroup" xmlns:wpi="http://schemas.microsoft.com/office/word/2010/wordprocessingInk" xmlns:wne="http://schemas.microsoft.com/office/word/2006/wordml" xmlns:wps="http://schemas.microsoft.com/office/word/2010/wordprocessingShape" mc:Ignorable="w14 w15 w16se w16cid w16 w16cex w16sdtdh w16sdtfl w16du wp14">
-  <w:p>
-    <w:pPr>
-      <w:pStyle w:val="Footer"/>
-    </w:pPr>
     <w:r>
       <w:t xml:space="preserve">      Thanking You,</w:t>
     </w:r>
@@ -4794,6 +4933,7 @@
       </w:rPr>
       <w:t>{#</w:t>
     </w:r>
+    <w:proofErr w:type="gramStart"/>
     <w:r>
       <w:rPr>
         <w:lang w:val="en-IN"/>
@@ -4811,26 +4951,15 @@
         <w:spacing w:val="100"/>
         <w:lang w:val="en-IN"/>
       </w:rPr>
-      <w:t>{companyName}{</w:t>
+      <w:t>{</w:t>
     </w:r>
+    <w:proofErr w:type="gramEnd"/>
     <w:r>
       <w:rPr>
         <w:spacing w:val="100"/>
         <w:lang w:val="en-IN"/>
       </w:rPr>
-      <w:t>/</w:t>
-    </w:r>
-    <w:r>
-      <w:rPr>
-        <w:lang w:val="en-IN"/>
-      </w:rPr>
-      <w:t>companyData</w:t>
-    </w:r>
-    <w:r>
-      <w:rPr>
-        <w:lang w:val="en-IN"/>
-      </w:rPr>
-      <w:t>}</w:t>
+      <w:t>companyName}</w:t>
     </w:r>
   </w:p>
   <w:p>
@@ -4848,19 +4977,48 @@
       <w:pStyle w:val="Footer"/>
     </w:pPr>
     <w:r>
-      <w:t xml:space="preserve">                                     DIRECTOR</w:t>
+      <w:t xml:space="preserve">                                     </w:t>
+    </w:r>
+    <w:r>
+      <w:t>{</w:t>
+    </w:r>
+    <w:proofErr w:type="spellStart"/>
+    <w:r>
+      <w:t>signPerson</w:t>
+    </w:r>
+    <w:proofErr w:type="spellEnd"/>
+    <w:r>
+      <w:t>}</w:t>
+    </w:r>
+    <w:r>
+      <w:rPr>
+        <w:spacing w:val="100"/>
+        <w:lang w:val="en-IN"/>
+      </w:rPr>
+      <w:t>{</w:t>
+    </w:r>
+    <w:r>
+      <w:rPr>
+        <w:spacing w:val="100"/>
+        <w:lang w:val="en-IN"/>
+      </w:rPr>
+      <w:t>/</w:t>
+    </w:r>
+    <w:proofErr w:type="spellStart"/>
+    <w:r>
+      <w:rPr>
+        <w:lang w:val="en-IN"/>
+      </w:rPr>
+      <w:t>companyData</w:t>
+    </w:r>
+    <w:proofErr w:type="spellEnd"/>
+    <w:r>
+      <w:rPr>
+        <w:lang w:val="en-IN"/>
+      </w:rPr>
+      <w:t>}</w:t>
     </w:r>
   </w:p>
-  <w:p>
-    <w:pPr>
-      <w:pStyle w:val="Footer"/>
-    </w:pPr>
-  </w:p>
-</w:ftr>
-</file>
-
-<file path=word/footer3.xml><?xml version="1.0" encoding="utf-8"?>
-<w:ftr xmlns:wpc="http://schemas.microsoft.com/office/word/2010/wordprocessingCanvas" xmlns:cx="http://schemas.microsoft.com/office/drawing/2014/chartex" xmlns:cx1="http://schemas.microsoft.com/office/drawing/2015/9/8/chartex" xmlns:cx2="http://schemas.microsoft.com/office/drawing/2015/10/21/chartex" xmlns:cx3="http://schemas.microsoft.com/office/drawing/2016/5/9/chartex" xmlns:cx4="http://schemas.microsoft.com/office/drawing/2016/5/10/chartex" xmlns:cx5="http://schemas.microsoft.com/office/drawing/2016/5/11/chartex" xmlns:cx6="http://schemas.microsoft.com/office/drawing/2016/5/12/chartex" xmlns:cx7="http://schemas.microsoft.com/office/drawing/2016/5/13/chartex" xmlns:cx8="http://schemas.microsoft.com/office/drawing/2016/5/14/chartex" xmlns:mc="http://schemas.openxmlformats.org/markup-compatibility/2006" xmlns:aink="http://schemas.microsoft.com/office/drawing/2016/ink" xmlns:am3d="http://schemas.microsoft.com/office/drawing/2017/model3d" xmlns:o="urn:schemas-microsoft-com:office:office" xmlns:oel="http://schemas.microsoft.com/office/2019/extlst" xmlns:r="http://schemas.openxmlformats.org/officeDocument/2006/relationships" xmlns:m="http://schemas.openxmlformats.org/officeDocument/2006/math" xmlns:v="urn:schemas-microsoft-com:vml" xmlns:wp14="http://schemas.microsoft.com/office/word/2010/wordprocessingDrawing" xmlns:wp="http://schemas.openxmlformats.org/drawingml/2006/wordprocessingDrawing" xmlns:w10="urn:schemas-microsoft-com:office:word" xmlns:w="http://schemas.openxmlformats.org/wordprocessingml/2006/main" xmlns:w14="http://schemas.microsoft.com/office/word/2010/wordml" xmlns:w15="http://schemas.microsoft.com/office/word/2012/wordml" xmlns:w16cex="http://schemas.microsoft.com/office/word/2018/wordml/cex" xmlns:w16cid="http://schemas.microsoft.com/office/word/2016/wordml/cid" xmlns:w16="http://schemas.microsoft.com/office/word/2018/wordml" xmlns:w16du="http://schemas.microsoft.com/office/word/2023/wordml/word16du" xmlns:w16sdtdh="http://schemas.microsoft.com/office/word/2020/wordml/sdtdatahash" xmlns:w16sdtfl="http://schemas.microsoft.com/office/word/2024/wordml/sdtformatlock" xmlns:w16se="http://schemas.microsoft.com/office/word/2015/wordml/symex" xmlns:wpg="http://schemas.microsoft.com/office/word/2010/wordprocessingGroup" xmlns:wpi="http://schemas.microsoft.com/office/word/2010/wordprocessingInk" xmlns:wne="http://schemas.microsoft.com/office/word/2006/wordml" xmlns:wps="http://schemas.microsoft.com/office/word/2010/wordprocessingShape" mc:Ignorable="w14 w15 w16se w16cid w16 w16cex w16sdtdh w16sdtfl w16du wp14">
   <w:p>
     <w:pPr>
       <w:pStyle w:val="Footer"/>
@@ -4892,16 +5050,6 @@
 <w:hdr xmlns:wpc="http://schemas.microsoft.com/office/word/2010/wordprocessingCanvas" xmlns:cx="http://schemas.microsoft.com/office/drawing/2014/chartex" xmlns:cx1="http://schemas.microsoft.com/office/drawing/2015/9/8/chartex" xmlns:cx2="http://schemas.microsoft.com/office/drawing/2015/10/21/chartex" xmlns:cx3="http://schemas.microsoft.com/office/drawing/2016/5/9/chartex" xmlns:cx4="http://schemas.microsoft.com/office/drawing/2016/5/10/chartex" xmlns:cx5="http://schemas.microsoft.com/office/drawing/2016/5/11/chartex" xmlns:cx6="http://schemas.microsoft.com/office/drawing/2016/5/12/chartex" xmlns:cx7="http://schemas.microsoft.com/office/drawing/2016/5/13/chartex" xmlns:cx8="http://schemas.microsoft.com/office/drawing/2016/5/14/chartex" xmlns:mc="http://schemas.openxmlformats.org/markup-compatibility/2006" xmlns:aink="http://schemas.microsoft.com/office/drawing/2016/ink" xmlns:am3d="http://schemas.microsoft.com/office/drawing/2017/model3d" xmlns:o="urn:schemas-microsoft-com:office:office" xmlns:oel="http://schemas.microsoft.com/office/2019/extlst" xmlns:r="http://schemas.openxmlformats.org/officeDocument/2006/relationships" xmlns:m="http://schemas.openxmlformats.org/officeDocument/2006/math" xmlns:v="urn:schemas-microsoft-com:vml" xmlns:wp14="http://schemas.microsoft.com/office/word/2010/wordprocessingDrawing" xmlns:wp="http://schemas.openxmlformats.org/drawingml/2006/wordprocessingDrawing" xmlns:w10="urn:schemas-microsoft-com:office:word" xmlns:w="http://schemas.openxmlformats.org/wordprocessingml/2006/main" xmlns:w14="http://schemas.microsoft.com/office/word/2010/wordml" xmlns:w15="http://schemas.microsoft.com/office/word/2012/wordml" xmlns:w16cex="http://schemas.microsoft.com/office/word/2018/wordml/cex" xmlns:w16cid="http://schemas.microsoft.com/office/word/2016/wordml/cid" xmlns:w16="http://schemas.microsoft.com/office/word/2018/wordml" xmlns:w16du="http://schemas.microsoft.com/office/word/2023/wordml/word16du" xmlns:w16sdtdh="http://schemas.microsoft.com/office/word/2020/wordml/sdtdatahash" xmlns:w16sdtfl="http://schemas.microsoft.com/office/word/2024/wordml/sdtformatlock" xmlns:w16se="http://schemas.microsoft.com/office/word/2015/wordml/symex" xmlns:wpg="http://schemas.microsoft.com/office/word/2010/wordprocessingGroup" xmlns:wpi="http://schemas.microsoft.com/office/word/2010/wordprocessingInk" xmlns:wne="http://schemas.microsoft.com/office/word/2006/wordml" xmlns:wps="http://schemas.microsoft.com/office/word/2010/wordprocessingShape" mc:Ignorable="w14 w15 w16se w16cid w16 w16cex w16sdtdh w16sdtfl w16du wp14">
   <w:p>
     <w:pPr>
-      <w:pStyle w:val="Header"/>
-    </w:pPr>
-  </w:p>
-</w:hdr>
-</file>
-
-<file path=word/header2.xml><?xml version="1.0" encoding="utf-8"?>
-<w:hdr xmlns:wpc="http://schemas.microsoft.com/office/word/2010/wordprocessingCanvas" xmlns:cx="http://schemas.microsoft.com/office/drawing/2014/chartex" xmlns:cx1="http://schemas.microsoft.com/office/drawing/2015/9/8/chartex" xmlns:cx2="http://schemas.microsoft.com/office/drawing/2015/10/21/chartex" xmlns:cx3="http://schemas.microsoft.com/office/drawing/2016/5/9/chartex" xmlns:cx4="http://schemas.microsoft.com/office/drawing/2016/5/10/chartex" xmlns:cx5="http://schemas.microsoft.com/office/drawing/2016/5/11/chartex" xmlns:cx6="http://schemas.microsoft.com/office/drawing/2016/5/12/chartex" xmlns:cx7="http://schemas.microsoft.com/office/drawing/2016/5/13/chartex" xmlns:cx8="http://schemas.microsoft.com/office/drawing/2016/5/14/chartex" xmlns:mc="http://schemas.openxmlformats.org/markup-compatibility/2006" xmlns:aink="http://schemas.microsoft.com/office/drawing/2016/ink" xmlns:am3d="http://schemas.microsoft.com/office/drawing/2017/model3d" xmlns:o="urn:schemas-microsoft-com:office:office" xmlns:oel="http://schemas.microsoft.com/office/2019/extlst" xmlns:r="http://schemas.openxmlformats.org/officeDocument/2006/relationships" xmlns:m="http://schemas.openxmlformats.org/officeDocument/2006/math" xmlns:v="urn:schemas-microsoft-com:vml" xmlns:wp14="http://schemas.microsoft.com/office/word/2010/wordprocessingDrawing" xmlns:wp="http://schemas.openxmlformats.org/drawingml/2006/wordprocessingDrawing" xmlns:w10="urn:schemas-microsoft-com:office:word" xmlns:w="http://schemas.openxmlformats.org/wordprocessingml/2006/main" xmlns:w14="http://schemas.microsoft.com/office/word/2010/wordml" xmlns:w15="http://schemas.microsoft.com/office/word/2012/wordml" xmlns:w16cex="http://schemas.microsoft.com/office/word/2018/wordml/cex" xmlns:w16cid="http://schemas.microsoft.com/office/word/2016/wordml/cid" xmlns:w16="http://schemas.microsoft.com/office/word/2018/wordml" xmlns:w16du="http://schemas.microsoft.com/office/word/2023/wordml/word16du" xmlns:w16sdtdh="http://schemas.microsoft.com/office/word/2020/wordml/sdtdatahash" xmlns:w16sdtfl="http://schemas.microsoft.com/office/word/2024/wordml/sdtformatlock" xmlns:w16se="http://schemas.microsoft.com/office/word/2015/wordml/symex" xmlns:wpg="http://schemas.microsoft.com/office/word/2010/wordprocessingGroup" xmlns:wpi="http://schemas.microsoft.com/office/word/2010/wordprocessingInk" xmlns:wne="http://schemas.microsoft.com/office/word/2006/wordml" xmlns:wps="http://schemas.microsoft.com/office/word/2010/wordprocessingShape" mc:Ignorable="w14 w15 w16se w16cid w16 w16cex w16sdtdh w16sdtfl w16du wp14">
-  <w:p>
-    <w:pPr>
       <w:spacing w:line="276" w:lineRule="auto"/>
       <w:jc w:val="center"/>
       <w:rPr>
@@ -4920,6 +5068,7 @@
       </w:rPr>
       <w:t>{#</w:t>
     </w:r>
+    <w:proofErr w:type="gramStart"/>
     <w:r>
       <w:rPr>
         <w:lang w:val="en-IN"/>
@@ -4945,6 +5094,7 @@
       <w:t>{</w:t>
     </w:r>
     <w:proofErr w:type="spellStart"/>
+    <w:proofErr w:type="gramEnd"/>
     <w:r>
       <w:rPr>
         <w:rFonts w:ascii="Arial" w:hAnsi="Arial" w:cs="Arial"/>
@@ -5000,6 +5150,7 @@
       </w:rPr>
       <w:t>companyAddressLine1</w:t>
     </w:r>
+    <w:proofErr w:type="gramStart"/>
     <w:r>
       <w:rPr>
         <w:rFonts w:ascii="Arial" w:hAnsi="Arial" w:cs="Arial"/>
@@ -5008,6 +5159,7 @@
       </w:rPr>
       <w:t>},  {</w:t>
     </w:r>
+    <w:proofErr w:type="gramEnd"/>
     <w:r>
       <w:rPr>
         <w:rFonts w:ascii="Arial" w:hAnsi="Arial" w:cs="Arial"/>
@@ -5016,6 +5168,7 @@
       </w:rPr>
       <w:t>companyAddressLine2</w:t>
     </w:r>
+    <w:proofErr w:type="gramStart"/>
     <w:r>
       <w:rPr>
         <w:rFonts w:ascii="Arial" w:hAnsi="Arial" w:cs="Arial"/>
@@ -5025,6 +5178,7 @@
       <w:t>},      {</w:t>
     </w:r>
     <w:proofErr w:type="spellStart"/>
+    <w:proofErr w:type="gramEnd"/>
     <w:r>
       <w:rPr>
         <w:rFonts w:ascii="Arial" w:hAnsi="Arial" w:cs="Arial"/>
@@ -5086,6 +5240,7 @@
       </w:rPr>
       <w:t>{#</w:t>
     </w:r>
+    <w:proofErr w:type="gramStart"/>
     <w:r>
       <w:rPr>
         <w:rFonts w:ascii="Arial" w:hAnsi="Arial" w:cs="Arial"/>
@@ -5112,7 +5267,17 @@
         <w:sz w:val="20"/>
         <w:szCs w:val="20"/>
       </w:rPr>
-      <w:t xml:space="preserve">TELEPHONE NO: </w:t>
+      <w:t>TELEPHONE</w:t>
+    </w:r>
+    <w:proofErr w:type="gramEnd"/>
+    <w:r>
+      <w:rPr>
+        <w:rFonts w:ascii="Arial" w:hAnsi="Arial" w:cs="Arial"/>
+        <w:b/>
+        <w:sz w:val="20"/>
+        <w:szCs w:val="20"/>
+      </w:rPr>
+      <w:t xml:space="preserve"> NO: </w:t>
     </w:r>
     <w:r>
       <w:rPr>
@@ -5133,6 +5298,7 @@
       </w:rPr>
       <w:t>telephone</w:t>
     </w:r>
+    <w:proofErr w:type="gramStart"/>
     <w:r>
       <w:rPr>
         <w:rFonts w:ascii="Arial" w:hAnsi="Arial" w:cs="Arial"/>
@@ -5140,7 +5306,17 @@
         <w:sz w:val="20"/>
         <w:szCs w:val="20"/>
       </w:rPr>
-      <w:t>}{/}</w:t>
+      <w:t>}{</w:t>
+    </w:r>
+    <w:proofErr w:type="gramEnd"/>
+    <w:r>
+      <w:rPr>
+        <w:rFonts w:ascii="Arial" w:hAnsi="Arial" w:cs="Arial"/>
+        <w:b/>
+        <w:sz w:val="20"/>
+        <w:szCs w:val="20"/>
+      </w:rPr>
+      <w:t>/}</w:t>
     </w:r>
     <w:r>
       <w:rPr>
@@ -5158,8 +5334,19 @@
         <w:sz w:val="20"/>
         <w:szCs w:val="20"/>
       </w:rPr>
-      <w:t xml:space="preserve">{#email}   </w:t>
+      <w:t>{#</w:t>
     </w:r>
+    <w:proofErr w:type="gramStart"/>
+    <w:r>
+      <w:rPr>
+        <w:rFonts w:ascii="Arial" w:hAnsi="Arial" w:cs="Arial"/>
+        <w:b/>
+        <w:sz w:val="20"/>
+        <w:szCs w:val="20"/>
+      </w:rPr>
+      <w:t xml:space="preserve">email}   </w:t>
+    </w:r>
+    <w:proofErr w:type="gramEnd"/>
     <w:r>
       <w:rPr>
         <w:rFonts w:ascii="Arial" w:hAnsi="Arial" w:cs="Arial"/>
@@ -5176,7 +5363,27 @@
         <w:sz w:val="20"/>
         <w:szCs w:val="20"/>
       </w:rPr>
-      <w:t>{email}{/}</w:t>
+      <w:t>{email</w:t>
+    </w:r>
+    <w:proofErr w:type="gramStart"/>
+    <w:r>
+      <w:rPr>
+        <w:rFonts w:ascii="Arial" w:hAnsi="Arial" w:cs="Arial"/>
+        <w:b/>
+        <w:sz w:val="20"/>
+        <w:szCs w:val="20"/>
+      </w:rPr>
+      <w:t>}{</w:t>
+    </w:r>
+    <w:proofErr w:type="gramEnd"/>
+    <w:r>
+      <w:rPr>
+        <w:rFonts w:ascii="Arial" w:hAnsi="Arial" w:cs="Arial"/>
+        <w:b/>
+        <w:sz w:val="20"/>
+        <w:szCs w:val="20"/>
+      </w:rPr>
+      <w:t>/}</w:t>
     </w:r>
     <w:r>
       <w:rPr>
@@ -5194,7 +5401,17 @@
         <w:sz w:val="20"/>
         <w:szCs w:val="20"/>
       </w:rPr>
-      <w:t>{#website}</w:t>
+      <w:t>{#</w:t>
+    </w:r>
+    <w:proofErr w:type="gramStart"/>
+    <w:r>
+      <w:rPr>
+        <w:rFonts w:ascii="Arial" w:hAnsi="Arial" w:cs="Arial"/>
+        <w:b/>
+        <w:sz w:val="20"/>
+        <w:szCs w:val="20"/>
+      </w:rPr>
+      <w:t>website}</w:t>
     </w:r>
     <w:r>
       <w:rPr>
@@ -5214,6 +5431,7 @@
       </w:rPr>
       <w:t xml:space="preserve">  </w:t>
     </w:r>
+    <w:proofErr w:type="gramEnd"/>
     <w:r>
       <w:rPr>
         <w:rFonts w:ascii="Arial" w:hAnsi="Arial" w:cs="Arial"/>
@@ -5230,7 +5448,27 @@
         <w:sz w:val="20"/>
         <w:szCs w:val="20"/>
       </w:rPr>
-      <w:t>{website}{/}</w:t>
+      <w:t>{website</w:t>
+    </w:r>
+    <w:proofErr w:type="gramStart"/>
+    <w:r>
+      <w:rPr>
+        <w:rFonts w:ascii="Arial" w:hAnsi="Arial" w:cs="Arial"/>
+        <w:b/>
+        <w:sz w:val="20"/>
+        <w:szCs w:val="20"/>
+      </w:rPr>
+      <w:t>}{</w:t>
+    </w:r>
+    <w:proofErr w:type="gramEnd"/>
+    <w:r>
+      <w:rPr>
+        <w:rFonts w:ascii="Arial" w:hAnsi="Arial" w:cs="Arial"/>
+        <w:b/>
+        <w:sz w:val="20"/>
+        <w:szCs w:val="20"/>
+      </w:rPr>
+      <w:t>/}</w:t>
     </w:r>
   </w:p>
   <w:p>
@@ -5247,7 +5485,39 @@
         <w:rFonts w:ascii="Arial" w:hAnsi="Arial" w:cs="Arial"/>
         <w:sz w:val="20"/>
       </w:rPr>
-      <w:t>{#remarks}{remarks}{/}</w:t>
+      <w:t>{#</w:t>
+    </w:r>
+    <w:proofErr w:type="gramStart"/>
+    <w:r>
+      <w:rPr>
+        <w:rFonts w:ascii="Arial" w:hAnsi="Arial" w:cs="Arial"/>
+        <w:sz w:val="20"/>
+      </w:rPr>
+      <w:t>remarks}{</w:t>
+    </w:r>
+    <w:proofErr w:type="gramEnd"/>
+    <w:r>
+      <w:rPr>
+        <w:rFonts w:ascii="Arial" w:hAnsi="Arial" w:cs="Arial"/>
+        <w:sz w:val="20"/>
+      </w:rPr>
+      <w:t>remarks</w:t>
+    </w:r>
+    <w:proofErr w:type="gramStart"/>
+    <w:r>
+      <w:rPr>
+        <w:rFonts w:ascii="Arial" w:hAnsi="Arial" w:cs="Arial"/>
+        <w:sz w:val="20"/>
+      </w:rPr>
+      <w:t>}{</w:t>
+    </w:r>
+    <w:proofErr w:type="gramEnd"/>
+    <w:r>
+      <w:rPr>
+        <w:rFonts w:ascii="Arial" w:hAnsi="Arial" w:cs="Arial"/>
+        <w:sz w:val="20"/>
+      </w:rPr>
+      <w:t>/}</w:t>
     </w:r>
   </w:p>
   <w:p>
@@ -5271,7 +5541,16 @@
         <w:spacing w:val="-4"/>
         <w:sz w:val="20"/>
       </w:rPr>
-      <w:t>remark2</w:t>
+      <w:t>remark</w:t>
+    </w:r>
+    <w:proofErr w:type="gramStart"/>
+    <w:r>
+      <w:rPr>
+        <w:rFonts w:ascii="Arial" w:hAnsi="Arial" w:cs="Arial"/>
+        <w:spacing w:val="-4"/>
+        <w:sz w:val="20"/>
+      </w:rPr>
+      <w:t>2</w:t>
     </w:r>
     <w:r>
       <w:rPr>
@@ -5280,20 +5559,38 @@
       </w:rPr>
       <w:t>}{</w:t>
     </w:r>
+    <w:proofErr w:type="gramEnd"/>
     <w:r>
       <w:rPr>
         <w:rFonts w:ascii="Arial" w:hAnsi="Arial" w:cs="Arial"/>
         <w:spacing w:val="-4"/>
         <w:sz w:val="20"/>
       </w:rPr>
-      <w:t>remark2</w:t>
+      <w:t>remark</w:t>
+    </w:r>
+    <w:proofErr w:type="gramStart"/>
+    <w:r>
+      <w:rPr>
+        <w:rFonts w:ascii="Arial" w:hAnsi="Arial" w:cs="Arial"/>
+        <w:spacing w:val="-4"/>
+        <w:sz w:val="20"/>
+      </w:rPr>
+      <w:t>2</w:t>
     </w:r>
     <w:r>
       <w:rPr>
         <w:rFonts w:ascii="Arial" w:hAnsi="Arial" w:cs="Arial"/>
         <w:sz w:val="20"/>
       </w:rPr>
-      <w:t>}{/}</w:t>
+      <w:t>}{</w:t>
+    </w:r>
+    <w:proofErr w:type="gramEnd"/>
+    <w:r>
+      <w:rPr>
+        <w:rFonts w:ascii="Arial" w:hAnsi="Arial" w:cs="Arial"/>
+        <w:sz w:val="20"/>
+      </w:rPr>
+      <w:t>/}</w:t>
     </w:r>
     <w:r>
       <w:rPr>
@@ -5409,16 +5706,6 @@
         <w:rFonts w:ascii="Arial" w:hAnsi="Arial" w:cs="Arial"/>
         <w:sz w:val="20"/>
       </w:rPr>
-    </w:pPr>
-  </w:p>
-</w:hdr>
-</file>
-
-<file path=word/header3.xml><?xml version="1.0" encoding="utf-8"?>
-<w:hdr xmlns:wpc="http://schemas.microsoft.com/office/word/2010/wordprocessingCanvas" xmlns:cx="http://schemas.microsoft.com/office/drawing/2014/chartex" xmlns:cx1="http://schemas.microsoft.com/office/drawing/2015/9/8/chartex" xmlns:cx2="http://schemas.microsoft.com/office/drawing/2015/10/21/chartex" xmlns:cx3="http://schemas.microsoft.com/office/drawing/2016/5/9/chartex" xmlns:cx4="http://schemas.microsoft.com/office/drawing/2016/5/10/chartex" xmlns:cx5="http://schemas.microsoft.com/office/drawing/2016/5/11/chartex" xmlns:cx6="http://schemas.microsoft.com/office/drawing/2016/5/12/chartex" xmlns:cx7="http://schemas.microsoft.com/office/drawing/2016/5/13/chartex" xmlns:cx8="http://schemas.microsoft.com/office/drawing/2016/5/14/chartex" xmlns:mc="http://schemas.openxmlformats.org/markup-compatibility/2006" xmlns:aink="http://schemas.microsoft.com/office/drawing/2016/ink" xmlns:am3d="http://schemas.microsoft.com/office/drawing/2017/model3d" xmlns:o="urn:schemas-microsoft-com:office:office" xmlns:oel="http://schemas.microsoft.com/office/2019/extlst" xmlns:r="http://schemas.openxmlformats.org/officeDocument/2006/relationships" xmlns:m="http://schemas.openxmlformats.org/officeDocument/2006/math" xmlns:v="urn:schemas-microsoft-com:vml" xmlns:wp14="http://schemas.microsoft.com/office/word/2010/wordprocessingDrawing" xmlns:wp="http://schemas.openxmlformats.org/drawingml/2006/wordprocessingDrawing" xmlns:w10="urn:schemas-microsoft-com:office:word" xmlns:w="http://schemas.openxmlformats.org/wordprocessingml/2006/main" xmlns:w14="http://schemas.microsoft.com/office/word/2010/wordml" xmlns:w15="http://schemas.microsoft.com/office/word/2012/wordml" xmlns:w16cex="http://schemas.microsoft.com/office/word/2018/wordml/cex" xmlns:w16cid="http://schemas.microsoft.com/office/word/2016/wordml/cid" xmlns:w16="http://schemas.microsoft.com/office/word/2018/wordml" xmlns:w16du="http://schemas.microsoft.com/office/word/2023/wordml/word16du" xmlns:w16sdtdh="http://schemas.microsoft.com/office/word/2020/wordml/sdtdatahash" xmlns:w16sdtfl="http://schemas.microsoft.com/office/word/2024/wordml/sdtformatlock" xmlns:w16se="http://schemas.microsoft.com/office/word/2015/wordml/symex" xmlns:wpg="http://schemas.microsoft.com/office/word/2010/wordprocessingGroup" xmlns:wpi="http://schemas.microsoft.com/office/word/2010/wordprocessingInk" xmlns:wne="http://schemas.microsoft.com/office/word/2006/wordml" xmlns:wps="http://schemas.microsoft.com/office/word/2010/wordprocessingShape" mc:Ignorable="w14 w15 w16se w16cid w16 w16cex w16sdtdh w16sdtfl w16du wp14">
-  <w:p>
-    <w:pPr>
-      <w:pStyle w:val="Header"/>
     </w:pPr>
   </w:p>
 </w:hdr>

--- a/electron/database/generate-document/templates/order-confirmation-aus.docx
+++ b/electron/database/generate-document/templates/order-confirmation-aus.docx
@@ -2559,7 +2559,15 @@
                 <w:sz w:val="18"/>
                 <w:szCs w:val="18"/>
               </w:rPr>
-              <w:t>sampleBox}{</w:t>
+              <w:t>sampleBox}</w:t>
+            </w:r>
+            <w:r>
+              <w:rPr>
+                <w:rFonts w:ascii="Arial" w:hAnsi="Arial" w:cs="Arial"/>
+                <w:sz w:val="18"/>
+                <w:szCs w:val="18"/>
+              </w:rPr>
+              <w:t>{</w:t>
             </w:r>
             <w:proofErr w:type="gramEnd"/>
             <w:r>
@@ -2568,7 +2576,15 @@
                 <w:sz w:val="18"/>
                 <w:szCs w:val="18"/>
               </w:rPr>
-              <w:t>containerFrom}{#containerTo} to {</w:t>
+              <w:t>prefixCode}\</w:t>
+            </w:r>
+            <w:r>
+              <w:rPr>
+                <w:rFonts w:ascii="Arial" w:hAnsi="Arial" w:cs="Arial"/>
+                <w:sz w:val="18"/>
+                <w:szCs w:val="18"/>
+              </w:rPr>
+              <w:t>{containerFrom}{#containerTo} to {</w:t>
             </w:r>
             <w:proofErr w:type="spellStart"/>
             <w:r>

--- a/electron/database/generate-document/templates/order-confirmation-aus.docx
+++ b/electron/database/generate-document/templates/order-confirmation-aus.docx
@@ -94,29 +94,7 @@
                 <w:sz w:val="20"/>
                 <w:szCs w:val="20"/>
               </w:rPr>
-              <w:t>{</w:t>
-            </w:r>
-            <w:proofErr w:type="spellStart"/>
-            <w:r>
-              <w:rPr>
-                <w:rFonts w:asciiTheme="minorHAnsi" w:hAnsiTheme="minorHAnsi" w:cstheme="minorHAnsi"/>
-                <w:b/>
-                <w:bCs/>
-                <w:sz w:val="20"/>
-                <w:szCs w:val="20"/>
-              </w:rPr>
-              <w:t>consigneeName</w:t>
-            </w:r>
-            <w:proofErr w:type="spellEnd"/>
-            <w:r>
-              <w:rPr>
-                <w:rFonts w:asciiTheme="minorHAnsi" w:hAnsiTheme="minorHAnsi" w:cstheme="minorHAnsi"/>
-                <w:b/>
-                <w:bCs/>
-                <w:sz w:val="20"/>
-                <w:szCs w:val="20"/>
-              </w:rPr>
-              <w:t>}</w:t>
+              <w:t>{consigneeName}</w:t>
             </w:r>
           </w:p>
           <w:p>
@@ -141,29 +119,7 @@
                 <w:sz w:val="20"/>
                 <w:szCs w:val="20"/>
               </w:rPr>
-              <w:t>{</w:t>
-            </w:r>
-            <w:proofErr w:type="spellStart"/>
-            <w:r>
-              <w:rPr>
-                <w:rFonts w:asciiTheme="minorHAnsi" w:hAnsiTheme="minorHAnsi" w:cstheme="minorHAnsi"/>
-                <w:b/>
-                <w:bCs/>
-                <w:sz w:val="20"/>
-                <w:szCs w:val="20"/>
-              </w:rPr>
-              <w:t>consigneeAddress</w:t>
-            </w:r>
-            <w:proofErr w:type="spellEnd"/>
-            <w:r>
-              <w:rPr>
-                <w:rFonts w:asciiTheme="minorHAnsi" w:hAnsiTheme="minorHAnsi" w:cstheme="minorHAnsi"/>
-                <w:b/>
-                <w:bCs/>
-                <w:sz w:val="20"/>
-                <w:szCs w:val="20"/>
-              </w:rPr>
-              <w:t>}</w:t>
+              <w:t>{consigneeAddress}</w:t>
             </w:r>
             <w:r>
               <w:rPr>
@@ -183,29 +139,7 @@
                 <w:sz w:val="20"/>
                 <w:szCs w:val="20"/>
               </w:rPr>
-              <w:t>{</w:t>
-            </w:r>
-            <w:proofErr w:type="spellStart"/>
-            <w:r>
-              <w:rPr>
-                <w:rFonts w:asciiTheme="minorHAnsi" w:hAnsiTheme="minorHAnsi" w:cstheme="minorHAnsi"/>
-                <w:b/>
-                <w:bCs/>
-                <w:sz w:val="20"/>
-                <w:szCs w:val="20"/>
-              </w:rPr>
-              <w:t>consigneeCity</w:t>
-            </w:r>
-            <w:proofErr w:type="spellEnd"/>
-            <w:r>
-              <w:rPr>
-                <w:rFonts w:asciiTheme="minorHAnsi" w:hAnsiTheme="minorHAnsi" w:cstheme="minorHAnsi"/>
-                <w:b/>
-                <w:bCs/>
-                <w:sz w:val="20"/>
-                <w:szCs w:val="20"/>
-              </w:rPr>
-              <w:t>}</w:t>
+              <w:t>{consigneeCity}</w:t>
             </w:r>
             <w:r>
               <w:rPr>
@@ -225,29 +159,7 @@
                 <w:sz w:val="20"/>
                 <w:szCs w:val="20"/>
               </w:rPr>
-              <w:t>{</w:t>
-            </w:r>
-            <w:proofErr w:type="spellStart"/>
-            <w:r>
-              <w:rPr>
-                <w:rFonts w:asciiTheme="minorHAnsi" w:hAnsiTheme="minorHAnsi" w:cstheme="minorHAnsi"/>
-                <w:b/>
-                <w:bCs/>
-                <w:sz w:val="20"/>
-                <w:szCs w:val="20"/>
-              </w:rPr>
-              <w:t>consigneeState</w:t>
-            </w:r>
-            <w:proofErr w:type="spellEnd"/>
-            <w:r>
-              <w:rPr>
-                <w:rFonts w:asciiTheme="minorHAnsi" w:hAnsiTheme="minorHAnsi" w:cstheme="minorHAnsi"/>
-                <w:b/>
-                <w:bCs/>
-                <w:sz w:val="20"/>
-                <w:szCs w:val="20"/>
-              </w:rPr>
-              <w:t>}</w:t>
+              <w:t>{consigneeState}</w:t>
             </w:r>
             <w:r>
               <w:rPr>
@@ -267,29 +179,7 @@
                 <w:sz w:val="20"/>
                 <w:szCs w:val="20"/>
               </w:rPr>
-              <w:t>{</w:t>
-            </w:r>
-            <w:proofErr w:type="spellStart"/>
-            <w:r>
-              <w:rPr>
-                <w:rFonts w:asciiTheme="minorHAnsi" w:hAnsiTheme="minorHAnsi" w:cstheme="minorHAnsi"/>
-                <w:b/>
-                <w:bCs/>
-                <w:sz w:val="20"/>
-                <w:szCs w:val="20"/>
-              </w:rPr>
-              <w:t>consigneeCountry</w:t>
-            </w:r>
-            <w:proofErr w:type="spellEnd"/>
-            <w:r>
-              <w:rPr>
-                <w:rFonts w:asciiTheme="minorHAnsi" w:hAnsiTheme="minorHAnsi" w:cstheme="minorHAnsi"/>
-                <w:b/>
-                <w:bCs/>
-                <w:sz w:val="20"/>
-                <w:szCs w:val="20"/>
-              </w:rPr>
-              <w:t>}</w:t>
+              <w:t>{consigneeCountry}</w:t>
             </w:r>
             <w:r>
               <w:rPr>
@@ -473,55 +363,15 @@
                 <w:sz w:val="20"/>
                 <w:szCs w:val="20"/>
               </w:rPr>
-              <w:t xml:space="preserve">Order </w:t>
-            </w:r>
-            <w:proofErr w:type="gramStart"/>
-            <w:r>
-              <w:rPr>
-                <w:rFonts w:asciiTheme="minorHAnsi" w:hAnsiTheme="minorHAnsi" w:cstheme="minorHAnsi"/>
-                <w:b/>
-                <w:bCs/>
-                <w:sz w:val="20"/>
-                <w:szCs w:val="20"/>
-              </w:rPr>
-              <w:t>Confirmation :</w:t>
-            </w:r>
-            <w:proofErr w:type="gramEnd"/>
-            <w:r>
-              <w:rPr>
-                <w:rFonts w:asciiTheme="minorHAnsi" w:hAnsiTheme="minorHAnsi" w:cstheme="minorHAnsi"/>
-                <w:b/>
-                <w:bCs/>
-                <w:sz w:val="20"/>
-                <w:szCs w:val="20"/>
-              </w:rPr>
-              <w:t xml:space="preserve"> </w:t>
-            </w:r>
-            <w:r>
-              <w:rPr>
-                <w:rFonts w:asciiTheme="minorHAnsi" w:hAnsiTheme="minorHAnsi" w:cstheme="minorHAnsi"/>
-                <w:sz w:val="20"/>
-                <w:szCs w:val="20"/>
-              </w:rPr>
-              <w:t>{</w:t>
-            </w:r>
-            <w:proofErr w:type="spellStart"/>
-            <w:r>
-              <w:rPr>
-                <w:rFonts w:asciiTheme="minorHAnsi" w:hAnsiTheme="minorHAnsi" w:cstheme="minorHAnsi"/>
-                <w:sz w:val="20"/>
-                <w:szCs w:val="20"/>
-              </w:rPr>
-              <w:t>invoicePiNo</w:t>
-            </w:r>
-            <w:proofErr w:type="spellEnd"/>
-            <w:r>
-              <w:rPr>
-                <w:rFonts w:asciiTheme="minorHAnsi" w:hAnsiTheme="minorHAnsi" w:cstheme="minorHAnsi"/>
-                <w:sz w:val="20"/>
-                <w:szCs w:val="20"/>
-              </w:rPr>
-              <w:t>}</w:t>
+              <w:t xml:space="preserve">Order Confirmation : </w:t>
+            </w:r>
+            <w:r>
+              <w:rPr>
+                <w:rFonts w:asciiTheme="minorHAnsi" w:hAnsiTheme="minorHAnsi" w:cstheme="minorHAnsi"/>
+                <w:sz w:val="20"/>
+                <w:szCs w:val="20"/>
+              </w:rPr>
+              <w:t>{invoicePiNo}</w:t>
             </w:r>
           </w:p>
           <w:p>
@@ -691,7 +541,6 @@
                 </mc:Fallback>
               </mc:AlternateContent>
             </w:r>
-            <w:proofErr w:type="gramStart"/>
             <w:r>
               <w:rPr>
                 <w:rFonts w:asciiTheme="minorHAnsi" w:hAnsiTheme="minorHAnsi" w:cstheme="minorHAnsi"/>
@@ -715,17 +564,16 @@
                 <w:spacing w:val="-10"/>
                 <w:sz w:val="20"/>
               </w:rPr>
-              <w:t>:</w:t>
-            </w:r>
-            <w:proofErr w:type="gramEnd"/>
-            <w:r>
-              <w:rPr>
-                <w:rFonts w:asciiTheme="minorHAnsi" w:hAnsiTheme="minorHAnsi" w:cstheme="minorHAnsi"/>
-                <w:b/>
+              <w:t xml:space="preserve">: </w:t>
+            </w:r>
+            <w:r>
+              <w:rPr>
+                <w:rFonts w:asciiTheme="minorHAnsi" w:hAnsiTheme="minorHAnsi" w:cstheme="minorHAnsi"/>
+                <w:bCs/>
                 <w:spacing w:val="-10"/>
                 <w:sz w:val="20"/>
               </w:rPr>
-              <w:t xml:space="preserve"> </w:t>
+              <w:t>{</w:t>
             </w:r>
             <w:r>
               <w:rPr>
@@ -733,21 +581,10 @@
                 <w:bCs/>
                 <w:spacing w:val="-10"/>
                 <w:sz w:val="20"/>
-              </w:rPr>
-              <w:t>{</w:t>
-            </w:r>
-            <w:proofErr w:type="spellStart"/>
-            <w:r>
-              <w:rPr>
-                <w:rFonts w:asciiTheme="minorHAnsi" w:hAnsiTheme="minorHAnsi" w:cstheme="minorHAnsi"/>
-                <w:bCs/>
-                <w:spacing w:val="-10"/>
-                <w:sz w:val="20"/>
                 <w:lang w:val="en-IN"/>
               </w:rPr>
               <w:t>orderDate</w:t>
             </w:r>
-            <w:proofErr w:type="spellEnd"/>
             <w:r>
               <w:rPr>
                 <w:rFonts w:asciiTheme="minorHAnsi" w:hAnsiTheme="minorHAnsi" w:cstheme="minorHAnsi"/>
@@ -860,29 +697,7 @@
                 <w:sz w:val="20"/>
                 <w:szCs w:val="20"/>
               </w:rPr>
-              <w:t>{</w:t>
-            </w:r>
-            <w:proofErr w:type="spellStart"/>
-            <w:r>
-              <w:rPr>
-                <w:rFonts w:asciiTheme="minorHAnsi" w:hAnsiTheme="minorHAnsi" w:cstheme="minorHAnsi"/>
-                <w:b/>
-                <w:bCs/>
-                <w:sz w:val="20"/>
-                <w:szCs w:val="20"/>
-              </w:rPr>
-              <w:t>buyerName</w:t>
-            </w:r>
-            <w:proofErr w:type="spellEnd"/>
-            <w:r>
-              <w:rPr>
-                <w:rFonts w:asciiTheme="minorHAnsi" w:hAnsiTheme="minorHAnsi" w:cstheme="minorHAnsi"/>
-                <w:b/>
-                <w:bCs/>
-                <w:sz w:val="20"/>
-                <w:szCs w:val="20"/>
-              </w:rPr>
-              <w:t>}</w:t>
+              <w:t>{buyerName}</w:t>
             </w:r>
           </w:p>
           <w:p>
@@ -907,29 +722,7 @@
                 <w:sz w:val="20"/>
                 <w:szCs w:val="20"/>
               </w:rPr>
-              <w:t>{</w:t>
-            </w:r>
-            <w:proofErr w:type="spellStart"/>
-            <w:r>
-              <w:rPr>
-                <w:rFonts w:asciiTheme="minorHAnsi" w:hAnsiTheme="minorHAnsi" w:cstheme="minorHAnsi"/>
-                <w:b/>
-                <w:bCs/>
-                <w:sz w:val="20"/>
-                <w:szCs w:val="20"/>
-              </w:rPr>
-              <w:t>buyerAddress</w:t>
-            </w:r>
-            <w:proofErr w:type="spellEnd"/>
-            <w:r>
-              <w:rPr>
-                <w:rFonts w:asciiTheme="minorHAnsi" w:hAnsiTheme="minorHAnsi" w:cstheme="minorHAnsi"/>
-                <w:b/>
-                <w:bCs/>
-                <w:sz w:val="20"/>
-                <w:szCs w:val="20"/>
-              </w:rPr>
-              <w:t>}</w:t>
+              <w:t>{buyerAddress}</w:t>
             </w:r>
           </w:p>
           <w:p>
@@ -954,42 +747,50 @@
                 <w:sz w:val="20"/>
                 <w:szCs w:val="20"/>
               </w:rPr>
-              <w:t>{</w:t>
-            </w:r>
-            <w:proofErr w:type="spellStart"/>
-            <w:r>
-              <w:rPr>
-                <w:rFonts w:asciiTheme="minorHAnsi" w:hAnsiTheme="minorHAnsi" w:cstheme="minorHAnsi"/>
-                <w:b/>
-                <w:bCs/>
-                <w:sz w:val="20"/>
-                <w:szCs w:val="20"/>
-              </w:rPr>
-              <w:t>buyerCity</w:t>
-            </w:r>
-            <w:proofErr w:type="spellEnd"/>
-            <w:r>
-              <w:rPr>
-                <w:rFonts w:asciiTheme="minorHAnsi" w:hAnsiTheme="minorHAnsi" w:cstheme="minorHAnsi"/>
-                <w:b/>
-                <w:bCs/>
-                <w:sz w:val="20"/>
-                <w:szCs w:val="20"/>
-              </w:rPr>
-              <w:t>} {</w:t>
-            </w:r>
-            <w:proofErr w:type="spellStart"/>
-            <w:r>
-              <w:rPr>
-                <w:rFonts w:asciiTheme="minorHAnsi" w:hAnsiTheme="minorHAnsi" w:cstheme="minorHAnsi"/>
-                <w:b/>
-                <w:bCs/>
-                <w:sz w:val="20"/>
-                <w:szCs w:val="20"/>
-              </w:rPr>
-              <w:t>buyerState</w:t>
-            </w:r>
-            <w:proofErr w:type="spellEnd"/>
+              <w:t>{buyerCity} {buyerState}</w:t>
+            </w:r>
+          </w:p>
+          <w:p>
+            <w:pPr>
+              <w:ind w:right="227"/>
+              <w:rPr>
+                <w:rFonts w:asciiTheme="minorHAnsi" w:hAnsiTheme="minorHAnsi" w:cstheme="minorHAnsi"/>
+                <w:b/>
+                <w:spacing w:val="-2"/>
+                <w:sz w:val="20"/>
+                <w:szCs w:val="24"/>
+              </w:rPr>
+            </w:pPr>
+            <w:r>
+              <w:rPr>
+                <w:rFonts w:asciiTheme="minorHAnsi" w:hAnsiTheme="minorHAnsi" w:cstheme="minorHAnsi"/>
+                <w:b/>
+                <w:bCs/>
+                <w:sz w:val="20"/>
+                <w:szCs w:val="20"/>
+              </w:rPr>
+              <w:t xml:space="preserve">{buyerCountry} </w:t>
+            </w:r>
+            <w:r>
+              <w:rPr>
+                <w:rFonts w:asciiTheme="minorHAnsi" w:hAnsiTheme="minorHAnsi" w:cstheme="minorHAnsi"/>
+                <w:b/>
+                <w:bCs/>
+                <w:sz w:val="20"/>
+                <w:szCs w:val="20"/>
+              </w:rPr>
+              <w:t>{#</w:t>
+            </w:r>
+            <w:r>
+              <w:rPr>
+                <w:rFonts w:asciiTheme="minorHAnsi" w:hAnsiTheme="minorHAnsi" w:cstheme="minorHAnsi"/>
+                <w:b/>
+                <w:bCs/>
+                <w:sz w:val="20"/>
+                <w:szCs w:val="20"/>
+              </w:rPr>
+              <w:t>buyerZip</w:t>
+            </w:r>
             <w:r>
               <w:rPr>
                 <w:rFonts w:asciiTheme="minorHAnsi" w:hAnsiTheme="minorHAnsi" w:cstheme="minorHAnsi"/>
@@ -1000,59 +801,25 @@
               </w:rPr>
               <w:t>}</w:t>
             </w:r>
-          </w:p>
-          <w:p>
-            <w:pPr>
-              <w:ind w:right="227"/>
-              <w:rPr>
-                <w:rFonts w:asciiTheme="minorHAnsi" w:hAnsiTheme="minorHAnsi" w:cstheme="minorHAnsi"/>
-                <w:b/>
-                <w:spacing w:val="-2"/>
-                <w:sz w:val="20"/>
-                <w:szCs w:val="24"/>
-              </w:rPr>
-            </w:pPr>
-            <w:r>
-              <w:rPr>
-                <w:rFonts w:asciiTheme="minorHAnsi" w:hAnsiTheme="minorHAnsi" w:cstheme="minorHAnsi"/>
-                <w:b/>
-                <w:bCs/>
-                <w:sz w:val="20"/>
-                <w:szCs w:val="20"/>
-              </w:rPr>
-              <w:t>{</w:t>
-            </w:r>
-            <w:proofErr w:type="spellStart"/>
-            <w:r>
-              <w:rPr>
-                <w:rFonts w:asciiTheme="minorHAnsi" w:hAnsiTheme="minorHAnsi" w:cstheme="minorHAnsi"/>
-                <w:b/>
-                <w:bCs/>
-                <w:sz w:val="20"/>
-                <w:szCs w:val="20"/>
-              </w:rPr>
-              <w:t>buyerCountry</w:t>
-            </w:r>
-            <w:proofErr w:type="spellEnd"/>
-            <w:r>
-              <w:rPr>
-                <w:rFonts w:asciiTheme="minorHAnsi" w:hAnsiTheme="minorHAnsi" w:cstheme="minorHAnsi"/>
-                <w:b/>
-                <w:bCs/>
-                <w:sz w:val="20"/>
-                <w:szCs w:val="20"/>
-              </w:rPr>
-              <w:t xml:space="preserve">} </w:t>
-            </w:r>
-            <w:r>
-              <w:rPr>
-                <w:rFonts w:asciiTheme="minorHAnsi" w:hAnsiTheme="minorHAnsi" w:cstheme="minorHAnsi"/>
-                <w:b/>
-                <w:bCs/>
-                <w:sz w:val="20"/>
-                <w:szCs w:val="20"/>
-              </w:rPr>
-              <w:t>{#</w:t>
+            <w:r>
+              <w:rPr>
+                <w:rFonts w:asciiTheme="minorHAnsi" w:hAnsiTheme="minorHAnsi" w:cstheme="minorHAnsi"/>
+                <w:b/>
+                <w:bCs/>
+                <w:sz w:val="20"/>
+                <w:szCs w:val="20"/>
+              </w:rPr>
+              <w:t>- {buyerZip}</w:t>
+            </w:r>
+            <w:r>
+              <w:rPr>
+                <w:rFonts w:asciiTheme="minorHAnsi" w:hAnsiTheme="minorHAnsi" w:cstheme="minorHAnsi"/>
+                <w:b/>
+                <w:bCs/>
+                <w:sz w:val="20"/>
+                <w:szCs w:val="20"/>
+              </w:rPr>
+              <w:t>{/</w:t>
             </w:r>
             <w:r>
               <w:rPr>
@@ -1064,70 +831,6 @@
               </w:rPr>
               <w:t>buyerZip</w:t>
             </w:r>
-            <w:r>
-              <w:rPr>
-                <w:rFonts w:asciiTheme="minorHAnsi" w:hAnsiTheme="minorHAnsi" w:cstheme="minorHAnsi"/>
-                <w:b/>
-                <w:bCs/>
-                <w:sz w:val="20"/>
-                <w:szCs w:val="20"/>
-              </w:rPr>
-              <w:t>}</w:t>
-            </w:r>
-            <w:r>
-              <w:rPr>
-                <w:rFonts w:asciiTheme="minorHAnsi" w:hAnsiTheme="minorHAnsi" w:cstheme="minorHAnsi"/>
-                <w:b/>
-                <w:bCs/>
-                <w:sz w:val="20"/>
-                <w:szCs w:val="20"/>
-              </w:rPr>
-              <w:t>- {</w:t>
-            </w:r>
-            <w:proofErr w:type="spellStart"/>
-            <w:r>
-              <w:rPr>
-                <w:rFonts w:asciiTheme="minorHAnsi" w:hAnsiTheme="minorHAnsi" w:cstheme="minorHAnsi"/>
-                <w:b/>
-                <w:bCs/>
-                <w:sz w:val="20"/>
-                <w:szCs w:val="20"/>
-              </w:rPr>
-              <w:t>buyerZip</w:t>
-            </w:r>
-            <w:proofErr w:type="spellEnd"/>
-            <w:r>
-              <w:rPr>
-                <w:rFonts w:asciiTheme="minorHAnsi" w:hAnsiTheme="minorHAnsi" w:cstheme="minorHAnsi"/>
-                <w:b/>
-                <w:bCs/>
-                <w:sz w:val="20"/>
-                <w:szCs w:val="20"/>
-              </w:rPr>
-              <w:t>}</w:t>
-            </w:r>
-            <w:r>
-              <w:rPr>
-                <w:rFonts w:asciiTheme="minorHAnsi" w:hAnsiTheme="minorHAnsi" w:cstheme="minorHAnsi"/>
-                <w:b/>
-                <w:bCs/>
-                <w:sz w:val="20"/>
-                <w:szCs w:val="20"/>
-              </w:rPr>
-              <w:t>{/</w:t>
-            </w:r>
-            <w:proofErr w:type="spellStart"/>
-            <w:r>
-              <w:rPr>
-                <w:rFonts w:asciiTheme="minorHAnsi" w:hAnsiTheme="minorHAnsi" w:cstheme="minorHAnsi"/>
-                <w:b/>
-                <w:bCs/>
-                <w:sz w:val="20"/>
-                <w:szCs w:val="20"/>
-              </w:rPr>
-              <w:t>buyerZip</w:t>
-            </w:r>
-            <w:proofErr w:type="spellEnd"/>
             <w:r>
               <w:rPr>
                 <w:rFonts w:asciiTheme="minorHAnsi" w:hAnsiTheme="minorHAnsi" w:cstheme="minorHAnsi"/>
@@ -1345,22 +1048,8 @@
                 <w:sz w:val="20"/>
                 <w:szCs w:val="24"/>
               </w:rPr>
-              <w:t xml:space="preserve">ASW </w:t>
-            </w:r>
-            <w:proofErr w:type="spellStart"/>
-            <w:proofErr w:type="gramStart"/>
-            <w:r>
-              <w:rPr>
-                <w:rFonts w:asciiTheme="minorHAnsi" w:hAnsiTheme="minorHAnsi" w:cstheme="minorHAnsi"/>
-                <w:b/>
-                <w:bCs/>
-                <w:sz w:val="20"/>
-                <w:szCs w:val="24"/>
-              </w:rPr>
-              <w:t>PO.No</w:t>
-            </w:r>
-            <w:proofErr w:type="spellEnd"/>
-            <w:proofErr w:type="gramEnd"/>
+              <w:t>ASW PO.No</w:t>
+            </w:r>
           </w:p>
         </w:tc>
         <w:tc>
@@ -1489,29 +1178,7 @@
                 <w:sz w:val="20"/>
                 <w:szCs w:val="24"/>
               </w:rPr>
-              <w:t>{</w:t>
-            </w:r>
-            <w:proofErr w:type="spellStart"/>
-            <w:r>
-              <w:rPr>
-                <w:rFonts w:asciiTheme="minorHAnsi" w:hAnsiTheme="minorHAnsi" w:cstheme="minorHAnsi"/>
-                <w:b/>
-                <w:bCs/>
-                <w:sz w:val="20"/>
-                <w:szCs w:val="24"/>
-              </w:rPr>
-              <w:t>currencyChar</w:t>
-            </w:r>
-            <w:proofErr w:type="spellEnd"/>
-            <w:r>
-              <w:rPr>
-                <w:rFonts w:asciiTheme="minorHAnsi" w:hAnsiTheme="minorHAnsi" w:cstheme="minorHAnsi"/>
-                <w:b/>
-                <w:bCs/>
-                <w:sz w:val="20"/>
-                <w:szCs w:val="24"/>
-              </w:rPr>
-              <w:t>}</w:t>
+              <w:t>{currencyChar}</w:t>
             </w:r>
           </w:p>
         </w:tc>
@@ -1562,29 +1229,7 @@
                 <w:sz w:val="20"/>
                 <w:szCs w:val="24"/>
               </w:rPr>
-              <w:t>{</w:t>
-            </w:r>
-            <w:proofErr w:type="spellStart"/>
-            <w:r>
-              <w:rPr>
-                <w:rFonts w:asciiTheme="minorHAnsi" w:hAnsiTheme="minorHAnsi" w:cstheme="minorHAnsi"/>
-                <w:b/>
-                <w:bCs/>
-                <w:sz w:val="20"/>
-                <w:szCs w:val="24"/>
-              </w:rPr>
-              <w:t>currencyChar</w:t>
-            </w:r>
-            <w:proofErr w:type="spellEnd"/>
-            <w:r>
-              <w:rPr>
-                <w:rFonts w:asciiTheme="minorHAnsi" w:hAnsiTheme="minorHAnsi" w:cstheme="minorHAnsi"/>
-                <w:b/>
-                <w:bCs/>
-                <w:sz w:val="20"/>
-                <w:szCs w:val="24"/>
-              </w:rPr>
-              <w:t>}</w:t>
+              <w:t>{currencyChar}</w:t>
             </w:r>
           </w:p>
         </w:tc>
@@ -1616,8 +1261,6 @@
               </w:rPr>
               <w:t>{#</w:t>
             </w:r>
-            <w:proofErr w:type="spellStart"/>
-            <w:proofErr w:type="gramStart"/>
             <w:r>
               <w:rPr>
                 <w:rFonts w:asciiTheme="minorHAnsi" w:hAnsiTheme="minorHAnsi" w:cstheme="minorHAnsi"/>
@@ -1627,53 +1270,23 @@
               </w:rPr>
               <w:t>OCItems</w:t>
             </w:r>
-            <w:proofErr w:type="spellEnd"/>
-            <w:r>
-              <w:rPr>
-                <w:rFonts w:asciiTheme="minorHAnsi" w:hAnsiTheme="minorHAnsi" w:cstheme="minorHAnsi"/>
-                <w:sz w:val="20"/>
-                <w:szCs w:val="20"/>
-              </w:rPr>
-              <w:t>}{</w:t>
-            </w:r>
-            <w:proofErr w:type="gramEnd"/>
-            <w:r>
-              <w:rPr>
-                <w:rFonts w:asciiTheme="minorHAnsi" w:hAnsiTheme="minorHAnsi" w:cstheme="minorHAnsi"/>
-                <w:sz w:val="20"/>
-                <w:szCs w:val="20"/>
-              </w:rPr>
-              <w:t>#</w:t>
-            </w:r>
-            <w:proofErr w:type="gramStart"/>
-            <w:r>
-              <w:rPr>
-                <w:rFonts w:asciiTheme="minorHAnsi" w:hAnsiTheme="minorHAnsi" w:cstheme="minorHAnsi"/>
-                <w:sz w:val="20"/>
-                <w:szCs w:val="20"/>
-              </w:rPr>
-              <w:t>showThickness}</w:t>
-            </w:r>
-            <w:r>
-              <w:rPr>
-                <w:rFonts w:asciiTheme="minorHAnsi" w:hAnsiTheme="minorHAnsi" w:cstheme="minorHAnsi"/>
-                <w:b/>
-                <w:bCs/>
-                <w:sz w:val="20"/>
-                <w:szCs w:val="20"/>
-              </w:rPr>
-              <w:t>{</w:t>
-            </w:r>
-            <w:proofErr w:type="gramEnd"/>
-            <w:r>
-              <w:rPr>
-                <w:rFonts w:asciiTheme="minorHAnsi" w:hAnsiTheme="minorHAnsi" w:cstheme="minorHAnsi"/>
-                <w:b/>
-                <w:bCs/>
-                <w:sz w:val="20"/>
-                <w:szCs w:val="20"/>
-              </w:rPr>
-              <w:t>thicknessDetail}</w:t>
+            <w:r>
+              <w:rPr>
+                <w:rFonts w:asciiTheme="minorHAnsi" w:hAnsiTheme="minorHAnsi" w:cstheme="minorHAnsi"/>
+                <w:sz w:val="20"/>
+                <w:szCs w:val="20"/>
+              </w:rPr>
+              <w:t>}{#showThickness}</w:t>
+            </w:r>
+            <w:r>
+              <w:rPr>
+                <w:rFonts w:asciiTheme="minorHAnsi" w:hAnsiTheme="minorHAnsi" w:cstheme="minorHAnsi"/>
+                <w:b/>
+                <w:bCs/>
+                <w:sz w:val="20"/>
+                <w:szCs w:val="20"/>
+              </w:rPr>
+              <w:t>{thicknessDetail}</w:t>
             </w:r>
             <w:r>
               <w:rPr>
@@ -1800,7 +1413,6 @@
               </w:rPr>
               <w:t>{#</w:t>
             </w:r>
-            <w:proofErr w:type="spellStart"/>
             <w:r>
               <w:rPr>
                 <w:rFonts w:asciiTheme="minorHAnsi" w:hAnsiTheme="minorHAnsi" w:cstheme="minorHAnsi"/>
@@ -1812,7 +1424,6 @@
               </w:rPr>
               <w:t>extNotes</w:t>
             </w:r>
-            <w:proofErr w:type="spellEnd"/>
             <w:r>
               <w:rPr>
                 <w:rFonts w:asciiTheme="minorHAnsi" w:hAnsiTheme="minorHAnsi" w:cstheme="minorHAnsi"/>
@@ -1823,7 +1434,6 @@
               </w:rPr>
               <w:t>} - {</w:t>
             </w:r>
-            <w:proofErr w:type="spellStart"/>
             <w:r>
               <w:rPr>
                 <w:rFonts w:asciiTheme="minorHAnsi" w:hAnsiTheme="minorHAnsi" w:cstheme="minorHAnsi"/>
@@ -1835,7 +1445,6 @@
               </w:rPr>
               <w:t>extNotes</w:t>
             </w:r>
-            <w:proofErr w:type="spellEnd"/>
             <w:r>
               <w:rPr>
                 <w:rFonts w:asciiTheme="minorHAnsi" w:hAnsiTheme="minorHAnsi" w:cstheme="minorHAnsi"/>
@@ -1856,8 +1465,6 @@
               </w:rPr>
               <w:t>/</w:t>
             </w:r>
-            <w:proofErr w:type="spellStart"/>
-            <w:proofErr w:type="gramStart"/>
             <w:r>
               <w:rPr>
                 <w:rFonts w:asciiTheme="minorHAnsi" w:hAnsiTheme="minorHAnsi" w:cstheme="minorHAnsi"/>
@@ -1869,7 +1476,6 @@
               </w:rPr>
               <w:t>extNotes</w:t>
             </w:r>
-            <w:proofErr w:type="spellEnd"/>
             <w:r>
               <w:rPr>
                 <w:rFonts w:asciiTheme="minorHAnsi" w:hAnsiTheme="minorHAnsi" w:cstheme="minorHAnsi"/>
@@ -1898,62 +1504,7 @@
                 <w:sz w:val="20"/>
                 <w:szCs w:val="20"/>
               </w:rPr>
-              <w:t>{</w:t>
-            </w:r>
-            <w:proofErr w:type="gramEnd"/>
-            <w:r>
-              <w:rPr>
-                <w:rFonts w:asciiTheme="minorHAnsi" w:hAnsiTheme="minorHAnsi" w:cstheme="minorHAnsi"/>
-                <w:b/>
-                <w:bCs/>
-                <w:sz w:val="20"/>
-                <w:szCs w:val="20"/>
-              </w:rPr>
-              <w:t>#fsc} - {</w:t>
-            </w:r>
-            <w:proofErr w:type="spellStart"/>
-            <w:r>
-              <w:rPr>
-                <w:rFonts w:asciiTheme="minorHAnsi" w:hAnsiTheme="minorHAnsi" w:cstheme="minorHAnsi"/>
-                <w:b/>
-                <w:bCs/>
-                <w:sz w:val="20"/>
-                <w:szCs w:val="20"/>
-              </w:rPr>
-              <w:t>fsc</w:t>
-            </w:r>
-            <w:proofErr w:type="spellEnd"/>
-            <w:r>
-              <w:rPr>
-                <w:rFonts w:asciiTheme="minorHAnsi" w:hAnsiTheme="minorHAnsi" w:cstheme="minorHAnsi"/>
-                <w:b/>
-                <w:bCs/>
-                <w:sz w:val="20"/>
-                <w:szCs w:val="20"/>
-              </w:rPr>
-              <w:t>}{/</w:t>
-            </w:r>
-            <w:proofErr w:type="spellStart"/>
-            <w:r>
-              <w:rPr>
-                <w:rFonts w:asciiTheme="minorHAnsi" w:hAnsiTheme="minorHAnsi" w:cstheme="minorHAnsi"/>
-                <w:b/>
-                <w:bCs/>
-                <w:sz w:val="20"/>
-                <w:szCs w:val="20"/>
-              </w:rPr>
-              <w:t>fsc</w:t>
-            </w:r>
-            <w:proofErr w:type="spellEnd"/>
-            <w:r>
-              <w:rPr>
-                <w:rFonts w:asciiTheme="minorHAnsi" w:hAnsiTheme="minorHAnsi" w:cstheme="minorHAnsi"/>
-                <w:b/>
-                <w:bCs/>
-                <w:sz w:val="20"/>
-                <w:szCs w:val="20"/>
-              </w:rPr>
-              <w:t>}</w:t>
+              <w:t>{#fsc} - {fsc}{/fsc}</w:t>
             </w:r>
           </w:p>
         </w:tc>
@@ -1981,61 +1532,7 @@
                 <w:sz w:val="18"/>
                 <w:szCs w:val="18"/>
               </w:rPr>
-              <w:t>{#</w:t>
-            </w:r>
-            <w:proofErr w:type="gramStart"/>
-            <w:r>
-              <w:rPr>
-                <w:rFonts w:ascii="Arial" w:hAnsi="Arial" w:cs="Arial"/>
-                <w:sz w:val="18"/>
-                <w:szCs w:val="18"/>
-              </w:rPr>
-              <w:t>invoices}{</w:t>
-            </w:r>
-            <w:proofErr w:type="gramEnd"/>
-            <w:r>
-              <w:rPr>
-                <w:rFonts w:ascii="Arial" w:hAnsi="Arial" w:cs="Arial"/>
-                <w:sz w:val="18"/>
-                <w:szCs w:val="18"/>
-              </w:rPr>
-              <w:t>prefixCode}\{containerFrom}{#containerTo} - {</w:t>
-            </w:r>
-            <w:proofErr w:type="spellStart"/>
-            <w:r>
-              <w:rPr>
-                <w:rFonts w:ascii="Arial" w:hAnsi="Arial" w:cs="Arial"/>
-                <w:sz w:val="18"/>
-                <w:szCs w:val="18"/>
-              </w:rPr>
-              <w:t>containerTo</w:t>
-            </w:r>
-            <w:proofErr w:type="spellEnd"/>
-            <w:r>
-              <w:rPr>
-                <w:rFonts w:ascii="Arial" w:hAnsi="Arial" w:cs="Arial"/>
-                <w:sz w:val="18"/>
-                <w:szCs w:val="18"/>
-              </w:rPr>
-              <w:t>}{/</w:t>
-            </w:r>
-            <w:proofErr w:type="spellStart"/>
-            <w:r>
-              <w:rPr>
-                <w:rFonts w:ascii="Arial" w:hAnsi="Arial" w:cs="Arial"/>
-                <w:sz w:val="18"/>
-                <w:szCs w:val="18"/>
-              </w:rPr>
-              <w:t>containerTo</w:t>
-            </w:r>
-            <w:proofErr w:type="spellEnd"/>
-            <w:r>
-              <w:rPr>
-                <w:rFonts w:ascii="Arial" w:hAnsi="Arial" w:cs="Arial"/>
-                <w:sz w:val="18"/>
-                <w:szCs w:val="18"/>
-              </w:rPr>
-              <w:t>}</w:t>
+              <w:t>{#invoices}{prefixCode}\{containerFrom}{#containerTo} - {containerTo}{/containerTo}</w:t>
             </w:r>
           </w:p>
         </w:tc>
@@ -2059,25 +1556,7 @@
                 <w:sz w:val="18"/>
                 <w:szCs w:val="18"/>
               </w:rPr>
-              <w:t>{</w:t>
-            </w:r>
-            <w:proofErr w:type="spellStart"/>
-            <w:r>
-              <w:rPr>
-                <w:rFonts w:ascii="Arial" w:hAnsi="Arial" w:cs="Arial"/>
-                <w:sz w:val="18"/>
-                <w:szCs w:val="18"/>
-              </w:rPr>
-              <w:t>materialGrade</w:t>
-            </w:r>
-            <w:proofErr w:type="spellEnd"/>
-            <w:r>
-              <w:rPr>
-                <w:rFonts w:ascii="Arial" w:hAnsi="Arial" w:cs="Arial"/>
-                <w:sz w:val="18"/>
-                <w:szCs w:val="18"/>
-              </w:rPr>
-              <w:t>}</w:t>
+              <w:t>{materialGrade}</w:t>
             </w:r>
           </w:p>
         </w:tc>
@@ -2101,25 +1580,7 @@
                 <w:sz w:val="18"/>
                 <w:szCs w:val="18"/>
               </w:rPr>
-              <w:t>{</w:t>
-            </w:r>
-            <w:proofErr w:type="spellStart"/>
-            <w:r>
-              <w:rPr>
-                <w:rFonts w:ascii="Arial" w:hAnsi="Arial" w:cs="Arial"/>
-                <w:sz w:val="18"/>
-                <w:szCs w:val="18"/>
-              </w:rPr>
-              <w:t>brandName</w:t>
-            </w:r>
-            <w:proofErr w:type="spellEnd"/>
-            <w:r>
-              <w:rPr>
-                <w:rFonts w:ascii="Arial" w:hAnsi="Arial" w:cs="Arial"/>
-                <w:sz w:val="18"/>
-                <w:szCs w:val="18"/>
-              </w:rPr>
-              <w:t>}</w:t>
+              <w:t>{brandName}</w:t>
             </w:r>
           </w:p>
         </w:tc>
@@ -2145,25 +1606,7 @@
                 <w:sz w:val="18"/>
                 <w:szCs w:val="18"/>
               </w:rPr>
-              <w:t>{</w:t>
-            </w:r>
-            <w:proofErr w:type="spellStart"/>
-            <w:r>
-              <w:rPr>
-                <w:rFonts w:ascii="Arial" w:hAnsi="Arial" w:cs="Arial"/>
-                <w:sz w:val="18"/>
-                <w:szCs w:val="18"/>
-              </w:rPr>
-              <w:t>designType</w:t>
-            </w:r>
-            <w:proofErr w:type="spellEnd"/>
-            <w:r>
-              <w:rPr>
-                <w:rFonts w:ascii="Arial" w:hAnsi="Arial" w:cs="Arial"/>
-                <w:sz w:val="18"/>
-                <w:szCs w:val="18"/>
-              </w:rPr>
-              <w:t>}</w:t>
+              <w:t>{designType}</w:t>
             </w:r>
           </w:p>
         </w:tc>
@@ -2187,25 +1630,7 @@
                 <w:sz w:val="18"/>
                 <w:szCs w:val="18"/>
               </w:rPr>
-              <w:t>{</w:t>
-            </w:r>
-            <w:proofErr w:type="spellStart"/>
-            <w:r>
-              <w:rPr>
-                <w:rFonts w:ascii="Arial" w:hAnsi="Arial" w:cs="Arial"/>
-                <w:sz w:val="18"/>
-                <w:szCs w:val="18"/>
-              </w:rPr>
-              <w:t>finishType</w:t>
-            </w:r>
-            <w:proofErr w:type="spellEnd"/>
-            <w:r>
-              <w:rPr>
-                <w:rFonts w:ascii="Arial" w:hAnsi="Arial" w:cs="Arial"/>
-                <w:sz w:val="18"/>
-                <w:szCs w:val="18"/>
-              </w:rPr>
-              <w:t>}</w:t>
+              <w:t>{finishType}</w:t>
             </w:r>
           </w:p>
         </w:tc>
@@ -2279,27 +1704,8 @@
                 <w:sz w:val="18"/>
                 <w:szCs w:val="18"/>
               </w:rPr>
-              <w:t>{value}{/</w:t>
-            </w:r>
-            <w:proofErr w:type="gramStart"/>
-            <w:r>
-              <w:rPr>
-                <w:rFonts w:ascii="Arial" w:hAnsi="Arial" w:cs="Arial"/>
-                <w:sz w:val="18"/>
-                <w:szCs w:val="18"/>
-              </w:rPr>
-              <w:t>invoices}{</w:t>
-            </w:r>
-            <w:proofErr w:type="gramEnd"/>
-            <w:r>
-              <w:rPr>
-                <w:rFonts w:ascii="Arial" w:hAnsi="Arial" w:cs="Arial"/>
-                <w:sz w:val="18"/>
-                <w:szCs w:val="18"/>
-              </w:rPr>
-              <w:t>/</w:t>
-            </w:r>
-            <w:proofErr w:type="spellStart"/>
+              <w:t>{value}{/invoices}{/</w:t>
+            </w:r>
             <w:r>
               <w:rPr>
                 <w:rFonts w:ascii="Arial" w:hAnsi="Arial" w:cs="Arial"/>
@@ -2308,7 +1714,6 @@
               </w:rPr>
               <w:t>OCItems</w:t>
             </w:r>
-            <w:proofErr w:type="spellEnd"/>
             <w:r>
               <w:rPr>
                 <w:rFonts w:ascii="Arial" w:hAnsi="Arial" w:cs="Arial"/>
@@ -2438,25 +1843,7 @@
                 <w:sz w:val="20"/>
                 <w:szCs w:val="20"/>
               </w:rPr>
-              <w:t>{/</w:t>
-            </w:r>
-            <w:proofErr w:type="spellStart"/>
-            <w:r>
-              <w:rPr>
-                <w:rFonts w:cstheme="minorHAnsi"/>
-                <w:sz w:val="20"/>
-                <w:szCs w:val="20"/>
-              </w:rPr>
-              <w:t>isSampleBox</w:t>
-            </w:r>
-            <w:proofErr w:type="spellEnd"/>
-            <w:r>
-              <w:rPr>
-                <w:rFonts w:cstheme="minorHAnsi"/>
-                <w:sz w:val="20"/>
-                <w:szCs w:val="20"/>
-              </w:rPr>
-              <w:t>}</w:t>
+              <w:t>{/isSampleBox}</w:t>
             </w:r>
           </w:p>
         </w:tc>
@@ -2550,77 +1937,23 @@
                 <w:sz w:val="18"/>
                 <w:szCs w:val="18"/>
               </w:rPr>
-              <w:t>{#</w:t>
-            </w:r>
-            <w:proofErr w:type="gramStart"/>
-            <w:r>
-              <w:rPr>
-                <w:rFonts w:ascii="Arial" w:hAnsi="Arial" w:cs="Arial"/>
-                <w:sz w:val="18"/>
-                <w:szCs w:val="18"/>
-              </w:rPr>
-              <w:t>sampleBox}</w:t>
-            </w:r>
-            <w:r>
-              <w:rPr>
-                <w:rFonts w:ascii="Arial" w:hAnsi="Arial" w:cs="Arial"/>
-                <w:sz w:val="18"/>
-                <w:szCs w:val="18"/>
-              </w:rPr>
-              <w:t>{</w:t>
-            </w:r>
-            <w:proofErr w:type="gramEnd"/>
-            <w:r>
-              <w:rPr>
-                <w:rFonts w:ascii="Arial" w:hAnsi="Arial" w:cs="Arial"/>
-                <w:sz w:val="18"/>
-                <w:szCs w:val="18"/>
-              </w:rPr>
-              <w:t>prefixCode}\</w:t>
-            </w:r>
-            <w:r>
-              <w:rPr>
-                <w:rFonts w:ascii="Arial" w:hAnsi="Arial" w:cs="Arial"/>
-                <w:sz w:val="18"/>
-                <w:szCs w:val="18"/>
-              </w:rPr>
-              <w:t>{containerFrom}{#containerTo} to {</w:t>
-            </w:r>
-            <w:proofErr w:type="spellStart"/>
-            <w:r>
-              <w:rPr>
-                <w:rFonts w:ascii="Arial" w:hAnsi="Arial" w:cs="Arial"/>
-                <w:sz w:val="18"/>
-                <w:szCs w:val="18"/>
-              </w:rPr>
-              <w:t>containerTo</w:t>
-            </w:r>
-            <w:proofErr w:type="spellEnd"/>
-            <w:r>
-              <w:rPr>
-                <w:rFonts w:ascii="Arial" w:hAnsi="Arial" w:cs="Arial"/>
-                <w:sz w:val="18"/>
-                <w:szCs w:val="18"/>
-              </w:rPr>
-              <w:t>} {/</w:t>
-            </w:r>
-            <w:proofErr w:type="spellStart"/>
-            <w:r>
-              <w:rPr>
-                <w:rFonts w:ascii="Arial" w:hAnsi="Arial" w:cs="Arial"/>
-                <w:sz w:val="18"/>
-                <w:szCs w:val="18"/>
-              </w:rPr>
-              <w:t>containerTo</w:t>
-            </w:r>
-            <w:proofErr w:type="spellEnd"/>
-            <w:r>
-              <w:rPr>
-                <w:rFonts w:ascii="Arial" w:hAnsi="Arial" w:cs="Arial"/>
-                <w:sz w:val="18"/>
-                <w:szCs w:val="18"/>
-              </w:rPr>
-              <w:t>}</w:t>
+              <w:t>{#sampleBox}</w:t>
+            </w:r>
+            <w:r>
+              <w:rPr>
+                <w:rFonts w:ascii="Arial" w:hAnsi="Arial" w:cs="Arial"/>
+                <w:sz w:val="18"/>
+                <w:szCs w:val="18"/>
+              </w:rPr>
+              <w:t>{prefixCode}\</w:t>
+            </w:r>
+            <w:r>
+              <w:rPr>
+                <w:rFonts w:ascii="Arial" w:hAnsi="Arial" w:cs="Arial"/>
+                <w:sz w:val="18"/>
+                <w:szCs w:val="18"/>
+              </w:rPr>
+              <w:t>{containerFrom}{#containerTo} to {containerTo} {/containerTo}</w:t>
             </w:r>
           </w:p>
         </w:tc>
@@ -2645,81 +1978,7 @@
                 <w:sz w:val="18"/>
                 <w:szCs w:val="18"/>
               </w:rPr>
-              <w:t>{</w:t>
-            </w:r>
-            <w:proofErr w:type="spellStart"/>
-            <w:proofErr w:type="gramStart"/>
-            <w:r>
-              <w:rPr>
-                <w:rFonts w:ascii="Arial" w:hAnsi="Arial" w:cs="Arial"/>
-                <w:sz w:val="18"/>
-                <w:szCs w:val="18"/>
-              </w:rPr>
-              <w:t>materialGrade</w:t>
-            </w:r>
-            <w:proofErr w:type="spellEnd"/>
-            <w:r>
-              <w:rPr>
-                <w:rFonts w:ascii="Arial" w:hAnsi="Arial" w:cs="Arial"/>
-                <w:sz w:val="18"/>
-                <w:szCs w:val="18"/>
-              </w:rPr>
-              <w:t>}  {</w:t>
-            </w:r>
-            <w:proofErr w:type="spellStart"/>
-            <w:r>
-              <w:rPr>
-                <w:rFonts w:ascii="Arial" w:hAnsi="Arial" w:cs="Arial"/>
-                <w:sz w:val="18"/>
-                <w:szCs w:val="18"/>
-              </w:rPr>
-              <w:t>brandName</w:t>
-            </w:r>
-            <w:proofErr w:type="spellEnd"/>
-            <w:r>
-              <w:rPr>
-                <w:rFonts w:ascii="Arial" w:hAnsi="Arial" w:cs="Arial"/>
-                <w:sz w:val="18"/>
-                <w:szCs w:val="18"/>
-              </w:rPr>
-              <w:t>}  {</w:t>
-            </w:r>
-            <w:proofErr w:type="spellStart"/>
-            <w:r>
-              <w:rPr>
-                <w:rFonts w:ascii="Arial" w:hAnsi="Arial" w:cs="Arial"/>
-                <w:sz w:val="18"/>
-                <w:szCs w:val="18"/>
-              </w:rPr>
-              <w:t>designType</w:t>
-            </w:r>
-            <w:proofErr w:type="spellEnd"/>
-            <w:r>
-              <w:rPr>
-                <w:rFonts w:ascii="Arial" w:hAnsi="Arial" w:cs="Arial"/>
-                <w:sz w:val="18"/>
-                <w:szCs w:val="18"/>
-              </w:rPr>
-              <w:t>}  {</w:t>
-            </w:r>
-            <w:proofErr w:type="spellStart"/>
-            <w:proofErr w:type="gramEnd"/>
-            <w:r>
-              <w:rPr>
-                <w:rFonts w:ascii="Arial" w:hAnsi="Arial" w:cs="Arial"/>
-                <w:sz w:val="18"/>
-                <w:szCs w:val="18"/>
-              </w:rPr>
-              <w:t>finishType</w:t>
-            </w:r>
-            <w:proofErr w:type="spellEnd"/>
-            <w:r>
-              <w:rPr>
-                <w:rFonts w:ascii="Arial" w:hAnsi="Arial" w:cs="Arial"/>
-                <w:sz w:val="18"/>
-                <w:szCs w:val="18"/>
-              </w:rPr>
-              <w:t>}</w:t>
+              <w:t>{materialGrade}  {brandName}  {designType}  {finishType}</w:t>
             </w:r>
           </w:p>
         </w:tc>
@@ -2801,25 +2060,7 @@
                 <w:sz w:val="18"/>
                 <w:szCs w:val="18"/>
               </w:rPr>
-              <w:t>value}{/</w:t>
-            </w:r>
-            <w:proofErr w:type="spellStart"/>
-            <w:r>
-              <w:rPr>
-                <w:rFonts w:ascii="Arial" w:hAnsi="Arial" w:cs="Arial"/>
-                <w:sz w:val="18"/>
-                <w:szCs w:val="18"/>
-              </w:rPr>
-              <w:t>sampleBox</w:t>
-            </w:r>
-            <w:proofErr w:type="spellEnd"/>
-            <w:r>
-              <w:rPr>
-                <w:rFonts w:ascii="Arial" w:hAnsi="Arial" w:cs="Arial"/>
-                <w:sz w:val="18"/>
-                <w:szCs w:val="18"/>
-              </w:rPr>
-              <w:t>}</w:t>
+              <w:t>value}{/sampleBox}</w:t>
             </w:r>
           </w:p>
         </w:tc>
@@ -3068,29 +2309,7 @@
                 <w:sz w:val="18"/>
                 <w:szCs w:val="18"/>
               </w:rPr>
-              <w:t>{</w:t>
-            </w:r>
-            <w:proofErr w:type="spellStart"/>
-            <w:r>
-              <w:rPr>
-                <w:rFonts w:ascii="Arial" w:hAnsi="Arial" w:cs="Arial"/>
-                <w:b/>
-                <w:bCs/>
-                <w:sz w:val="18"/>
-                <w:szCs w:val="18"/>
-              </w:rPr>
-              <w:t>totalQuantity</w:t>
-            </w:r>
-            <w:proofErr w:type="spellEnd"/>
-            <w:r>
-              <w:rPr>
-                <w:rFonts w:ascii="Arial" w:hAnsi="Arial" w:cs="Arial"/>
-                <w:b/>
-                <w:bCs/>
-                <w:sz w:val="18"/>
-                <w:szCs w:val="18"/>
-              </w:rPr>
-              <w:t>}</w:t>
+              <w:t>{totalQuantity}</w:t>
             </w:r>
           </w:p>
         </w:tc>
@@ -3134,29 +2353,7 @@
                 <w:sz w:val="18"/>
                 <w:szCs w:val="18"/>
               </w:rPr>
-              <w:t>{</w:t>
-            </w:r>
-            <w:proofErr w:type="spellStart"/>
-            <w:r>
-              <w:rPr>
-                <w:rFonts w:ascii="Arial" w:hAnsi="Arial" w:cs="Arial"/>
-                <w:b/>
-                <w:bCs/>
-                <w:sz w:val="18"/>
-                <w:szCs w:val="18"/>
-              </w:rPr>
-              <w:t>totalAmount</w:t>
-            </w:r>
-            <w:proofErr w:type="spellEnd"/>
-            <w:r>
-              <w:rPr>
-                <w:rFonts w:ascii="Arial" w:hAnsi="Arial" w:cs="Arial"/>
-                <w:b/>
-                <w:bCs/>
-                <w:sz w:val="18"/>
-                <w:szCs w:val="18"/>
-              </w:rPr>
-              <w:t>}</w:t>
+              <w:t>{totalAmount}</w:t>
             </w:r>
           </w:p>
         </w:tc>
@@ -3457,6 +2654,16 @@
               </w:rPr>
               <w:t>Addition</w:t>
             </w:r>
+            <w:r>
+              <w:rPr>
+                <w:rFonts w:ascii="Arial" w:hAnsi="Arial" w:cs="Arial"/>
+                <w:b/>
+                <w:bCs/>
+                <w:sz w:val="18"/>
+                <w:szCs w:val="18"/>
+              </w:rPr>
+              <w:t xml:space="preserve"> – Sea Freight</w:t>
+            </w:r>
           </w:p>
         </w:tc>
         <w:tc>
@@ -3473,6 +2680,14 @@
                 <w:szCs w:val="18"/>
               </w:rPr>
             </w:pPr>
+            <w:r>
+              <w:rPr>
+                <w:rFonts w:ascii="Arial" w:hAnsi="Arial" w:cs="Arial"/>
+                <w:sz w:val="18"/>
+                <w:szCs w:val="18"/>
+              </w:rPr>
+              <w:t>Charges</w:t>
+            </w:r>
           </w:p>
         </w:tc>
         <w:tc>
@@ -3497,25 +2712,7 @@
                 <w:sz w:val="18"/>
                 <w:szCs w:val="18"/>
               </w:rPr>
-              <w:t>{</w:t>
-            </w:r>
-            <w:proofErr w:type="spellStart"/>
-            <w:r>
-              <w:rPr>
-                <w:rFonts w:ascii="Arial" w:hAnsi="Arial" w:cs="Arial"/>
-                <w:sz w:val="18"/>
-                <w:szCs w:val="18"/>
-              </w:rPr>
-              <w:t>totalAddition</w:t>
-            </w:r>
-            <w:proofErr w:type="spellEnd"/>
-            <w:r>
-              <w:rPr>
-                <w:rFonts w:ascii="Arial" w:hAnsi="Arial" w:cs="Arial"/>
-                <w:sz w:val="18"/>
-                <w:szCs w:val="18"/>
-              </w:rPr>
-              <w:t>}</w:t>
+              <w:t>{totalAddition}</w:t>
             </w:r>
           </w:p>
         </w:tc>
@@ -3654,25 +2851,7 @@
                 <w:sz w:val="18"/>
                 <w:szCs w:val="18"/>
               </w:rPr>
-              <w:t>{</w:t>
-            </w:r>
-            <w:proofErr w:type="spellStart"/>
-            <w:r>
-              <w:rPr>
-                <w:rFonts w:ascii="Arial" w:hAnsi="Arial" w:cs="Arial"/>
-                <w:sz w:val="18"/>
-                <w:szCs w:val="18"/>
-              </w:rPr>
-              <w:t>totalDiscount</w:t>
-            </w:r>
-            <w:proofErr w:type="spellEnd"/>
-            <w:r>
-              <w:rPr>
-                <w:rFonts w:ascii="Arial" w:hAnsi="Arial" w:cs="Arial"/>
-                <w:sz w:val="18"/>
-                <w:szCs w:val="18"/>
-              </w:rPr>
-              <w:t>}</w:t>
+              <w:t>{totalDiscount}</w:t>
             </w:r>
           </w:p>
         </w:tc>
@@ -3876,7 +3055,6 @@
               </w:rPr>
               <w:t>Total {</w:t>
             </w:r>
-            <w:proofErr w:type="spellStart"/>
             <w:r>
               <w:rPr>
                 <w:rFonts w:ascii="Arial" w:hAnsi="Arial" w:cs="Arial"/>
@@ -3888,7 +3066,6 @@
               </w:rPr>
               <w:t>deliveryTerms</w:t>
             </w:r>
-            <w:proofErr w:type="spellEnd"/>
             <w:r>
               <w:rPr>
                 <w:rFonts w:ascii="Arial" w:hAnsi="Arial" w:cs="Arial"/>
@@ -3899,8 +3076,6 @@
               </w:rPr>
               <w:t>} {</w:t>
             </w:r>
-            <w:proofErr w:type="spellStart"/>
-            <w:proofErr w:type="gramStart"/>
             <w:r>
               <w:rPr>
                 <w:rFonts w:ascii="Arial" w:hAnsi="Arial" w:cs="Arial"/>
@@ -3912,7 +3087,6 @@
               </w:rPr>
               <w:t>dischargeTerms</w:t>
             </w:r>
-            <w:proofErr w:type="spellEnd"/>
             <w:r>
               <w:rPr>
                 <w:rFonts w:ascii="Arial" w:hAnsi="Arial" w:cs="Arial"/>
@@ -3939,52 +3113,7 @@
                 <w:sz w:val="18"/>
                 <w:szCs w:val="18"/>
               </w:rPr>
-              <w:t>{</w:t>
-            </w:r>
-            <w:proofErr w:type="spellStart"/>
-            <w:proofErr w:type="gramEnd"/>
-            <w:r>
-              <w:rPr>
-                <w:rFonts w:ascii="Arial" w:hAnsi="Arial" w:cs="Arial"/>
-                <w:b/>
-                <w:bCs/>
-                <w:sz w:val="18"/>
-                <w:szCs w:val="18"/>
-              </w:rPr>
-              <w:t>currencyChar</w:t>
-            </w:r>
-            <w:proofErr w:type="spellEnd"/>
-            <w:r>
-              <w:rPr>
-                <w:rFonts w:ascii="Arial" w:hAnsi="Arial" w:cs="Arial"/>
-                <w:b/>
-                <w:bCs/>
-                <w:sz w:val="18"/>
-                <w:szCs w:val="18"/>
-              </w:rPr>
-              <w:t>} {</w:t>
-            </w:r>
-            <w:proofErr w:type="spellStart"/>
-            <w:r>
-              <w:rPr>
-                <w:rFonts w:ascii="Arial" w:hAnsi="Arial" w:cs="Arial"/>
-                <w:b/>
-                <w:bCs/>
-                <w:sz w:val="18"/>
-                <w:szCs w:val="18"/>
-              </w:rPr>
-              <w:t>netAmountWords</w:t>
-            </w:r>
-            <w:proofErr w:type="spellEnd"/>
-            <w:r>
-              <w:rPr>
-                <w:rFonts w:ascii="Arial" w:hAnsi="Arial" w:cs="Arial"/>
-                <w:b/>
-                <w:bCs/>
-                <w:sz w:val="18"/>
-                <w:szCs w:val="18"/>
-              </w:rPr>
-              <w:t>} Only</w:t>
+              <w:t>{currencyChar} {netAmountWords} Only</w:t>
             </w:r>
           </w:p>
         </w:tc>
@@ -4025,25 +3154,7 @@
                 <w:sz w:val="18"/>
                 <w:szCs w:val="18"/>
               </w:rPr>
-              <w:t>{</w:t>
-            </w:r>
-            <w:proofErr w:type="spellStart"/>
-            <w:r>
-              <w:rPr>
-                <w:rFonts w:ascii="Arial" w:hAnsi="Arial" w:cs="Arial"/>
-                <w:sz w:val="18"/>
-                <w:szCs w:val="18"/>
-              </w:rPr>
-              <w:t>netAmount</w:t>
-            </w:r>
-            <w:proofErr w:type="spellEnd"/>
-            <w:r>
-              <w:rPr>
-                <w:rFonts w:ascii="Arial" w:hAnsi="Arial" w:cs="Arial"/>
-                <w:sz w:val="18"/>
-                <w:szCs w:val="18"/>
-              </w:rPr>
-              <w:t>}</w:t>
+              <w:t>{netAmount}</w:t>
             </w:r>
           </w:p>
         </w:tc>
@@ -4132,7 +3243,6 @@
               </w:rPr>
               <w:t>{</w:t>
             </w:r>
-            <w:proofErr w:type="spellStart"/>
             <w:r>
               <w:rPr>
                 <w:rFonts w:ascii="Arial" w:hAnsi="Arial" w:cs="Arial"/>
@@ -4142,7 +3252,6 @@
               </w:rPr>
               <w:t>deliveryDetails</w:t>
             </w:r>
-            <w:proofErr w:type="spellEnd"/>
             <w:r>
               <w:rPr>
                 <w:rFonts w:ascii="Arial" w:hAnsi="Arial" w:cs="Arial"/>
@@ -4236,25 +3345,7 @@
                 <w:sz w:val="18"/>
                 <w:szCs w:val="18"/>
               </w:rPr>
-              <w:t>{</w:t>
-            </w:r>
-            <w:proofErr w:type="spellStart"/>
-            <w:r>
-              <w:rPr>
-                <w:rFonts w:ascii="Arial" w:hAnsi="Arial" w:cs="Arial"/>
-                <w:sz w:val="18"/>
-                <w:szCs w:val="18"/>
-              </w:rPr>
-              <w:t>bNameOC</w:t>
-            </w:r>
-            <w:proofErr w:type="spellEnd"/>
-            <w:r>
-              <w:rPr>
-                <w:rFonts w:ascii="Arial" w:hAnsi="Arial" w:cs="Arial"/>
-                <w:sz w:val="18"/>
-                <w:szCs w:val="18"/>
-              </w:rPr>
-              <w:t xml:space="preserve">} </w:t>
+              <w:t xml:space="preserve">{bNameOC} </w:t>
             </w:r>
           </w:p>
           <w:p>
@@ -4272,43 +3363,7 @@
                 <w:sz w:val="18"/>
                 <w:szCs w:val="18"/>
               </w:rPr>
-              <w:t>{#</w:t>
-            </w:r>
-            <w:proofErr w:type="gramStart"/>
-            <w:r>
-              <w:rPr>
-                <w:rFonts w:ascii="Arial" w:hAnsi="Arial" w:cs="Arial"/>
-                <w:sz w:val="18"/>
-                <w:szCs w:val="18"/>
-              </w:rPr>
-              <w:t>bBranchOC}{</w:t>
-            </w:r>
-            <w:proofErr w:type="gramEnd"/>
-            <w:r>
-              <w:rPr>
-                <w:rFonts w:ascii="Arial" w:hAnsi="Arial" w:cs="Arial"/>
-                <w:sz w:val="18"/>
-                <w:szCs w:val="18"/>
-              </w:rPr>
-              <w:t>bBranchOC} BRANCH{/</w:t>
-            </w:r>
-            <w:proofErr w:type="spellStart"/>
-            <w:r>
-              <w:rPr>
-                <w:rFonts w:ascii="Arial" w:hAnsi="Arial" w:cs="Arial"/>
-                <w:sz w:val="18"/>
-                <w:szCs w:val="18"/>
-              </w:rPr>
-              <w:t>bBranchOC</w:t>
-            </w:r>
-            <w:proofErr w:type="spellEnd"/>
-            <w:r>
-              <w:rPr>
-                <w:rFonts w:ascii="Arial" w:hAnsi="Arial" w:cs="Arial"/>
-                <w:sz w:val="18"/>
-                <w:szCs w:val="18"/>
-              </w:rPr>
-              <w:t>}</w:t>
+              <w:t>{#bBranchOC}{bBranchOC} BRANCH{/bBranchOC}</w:t>
             </w:r>
           </w:p>
           <w:p>
@@ -4326,43 +3381,7 @@
                 <w:sz w:val="18"/>
                 <w:szCs w:val="18"/>
               </w:rPr>
-              <w:t>{</w:t>
-            </w:r>
-            <w:proofErr w:type="spellStart"/>
-            <w:r>
-              <w:rPr>
-                <w:rFonts w:ascii="Arial" w:hAnsi="Arial" w:cs="Arial"/>
-                <w:sz w:val="18"/>
-                <w:szCs w:val="18"/>
-              </w:rPr>
-              <w:t>bAddressOC</w:t>
-            </w:r>
-            <w:proofErr w:type="spellEnd"/>
-            <w:r>
-              <w:rPr>
-                <w:rFonts w:ascii="Arial" w:hAnsi="Arial" w:cs="Arial"/>
-                <w:sz w:val="18"/>
-                <w:szCs w:val="18"/>
-              </w:rPr>
-              <w:t>}{</w:t>
-            </w:r>
-            <w:proofErr w:type="spellStart"/>
-            <w:r>
-              <w:rPr>
-                <w:rFonts w:ascii="Arial" w:hAnsi="Arial" w:cs="Arial"/>
-                <w:sz w:val="18"/>
-                <w:szCs w:val="18"/>
-              </w:rPr>
-              <w:t>bCityOC</w:t>
-            </w:r>
-            <w:proofErr w:type="spellEnd"/>
-            <w:r>
-              <w:rPr>
-                <w:rFonts w:ascii="Arial" w:hAnsi="Arial" w:cs="Arial"/>
-                <w:sz w:val="18"/>
-                <w:szCs w:val="18"/>
-              </w:rPr>
-              <w:t>}</w:t>
+              <w:t>{bAddressOC}{bCityOC}</w:t>
             </w:r>
           </w:p>
           <w:p>
@@ -4380,43 +3399,7 @@
                 <w:sz w:val="18"/>
                 <w:szCs w:val="18"/>
               </w:rPr>
-              <w:t>{#swiftNumberOC}SWIFT – {</w:t>
-            </w:r>
-            <w:proofErr w:type="spellStart"/>
-            <w:r>
-              <w:rPr>
-                <w:rFonts w:ascii="Arial" w:hAnsi="Arial" w:cs="Arial"/>
-                <w:sz w:val="18"/>
-                <w:szCs w:val="18"/>
-              </w:rPr>
-              <w:t>swiftNumberOC</w:t>
-            </w:r>
-            <w:proofErr w:type="spellEnd"/>
-            <w:r>
-              <w:rPr>
-                <w:rFonts w:ascii="Arial" w:hAnsi="Arial" w:cs="Arial"/>
-                <w:sz w:val="18"/>
-                <w:szCs w:val="18"/>
-              </w:rPr>
-              <w:t>}{/</w:t>
-            </w:r>
-            <w:proofErr w:type="spellStart"/>
-            <w:r>
-              <w:rPr>
-                <w:rFonts w:ascii="Arial" w:hAnsi="Arial" w:cs="Arial"/>
-                <w:sz w:val="18"/>
-                <w:szCs w:val="18"/>
-              </w:rPr>
-              <w:t>swiftNumberOC</w:t>
-            </w:r>
-            <w:proofErr w:type="spellEnd"/>
-            <w:r>
-              <w:rPr>
-                <w:rFonts w:ascii="Arial" w:hAnsi="Arial" w:cs="Arial"/>
-                <w:sz w:val="18"/>
-                <w:szCs w:val="18"/>
-              </w:rPr>
-              <w:t>}</w:t>
+              <w:t>{#swiftNumberOC}SWIFT – {swiftNumberOC}{/swiftNumberOC}</w:t>
             </w:r>
           </w:p>
         </w:tc>
@@ -4472,19 +3455,8 @@
                 <w:szCs w:val="18"/>
                 <w:lang w:val="en-IN"/>
               </w:rPr>
-              <w:t>{</w:t>
-            </w:r>
-            <w:proofErr w:type="spellStart"/>
-            <w:r>
-              <w:rPr>
-                <w:rFonts w:ascii="Arial" w:hAnsi="Arial" w:cs="Arial"/>
-                <w:sz w:val="18"/>
-                <w:szCs w:val="18"/>
-                <w:lang w:val="en-IN"/>
-              </w:rPr>
-              <w:t>shippingDetails</w:t>
-            </w:r>
-            <w:proofErr w:type="spellEnd"/>
+              <w:t>{shippingDetails</w:t>
+            </w:r>
             <w:r>
               <w:rPr>
                 <w:rFonts w:ascii="Arial" w:hAnsi="Arial" w:cs="Arial"/>
@@ -4601,7 +3573,6 @@
               </w:rPr>
               <w:t>{</w:t>
             </w:r>
-            <w:proofErr w:type="spellStart"/>
             <w:r>
               <w:rPr>
                 <w:rFonts w:ascii="Arial" w:hAnsi="Arial" w:cs="Arial"/>
@@ -4609,17 +3580,7 @@
                 <w:szCs w:val="18"/>
                 <w:lang w:val="en-IN"/>
               </w:rPr>
-              <w:t>paymentTerms</w:t>
-            </w:r>
-            <w:proofErr w:type="spellEnd"/>
-            <w:r>
-              <w:rPr>
-                <w:rFonts w:ascii="Arial" w:hAnsi="Arial" w:cs="Arial"/>
-                <w:sz w:val="18"/>
-                <w:szCs w:val="18"/>
-                <w:lang w:val="en-IN"/>
-              </w:rPr>
-              <w:t>}</w:t>
+              <w:t>paymentTerms}</w:t>
             </w:r>
           </w:p>
         </w:tc>
@@ -4855,25 +3816,7 @@
                 <w:sz w:val="18"/>
                 <w:szCs w:val="18"/>
               </w:rPr>
-              <w:t>{.}{/</w:t>
-            </w:r>
-            <w:proofErr w:type="spellStart"/>
-            <w:r>
-              <w:rPr>
-                <w:rFonts w:asciiTheme="minorHAnsi" w:hAnsiTheme="minorHAnsi" w:cstheme="minorHAnsi"/>
-                <w:sz w:val="18"/>
-                <w:szCs w:val="18"/>
-              </w:rPr>
-              <w:t>invoiceInstructions</w:t>
-            </w:r>
-            <w:proofErr w:type="spellEnd"/>
-            <w:r>
-              <w:rPr>
-                <w:rFonts w:asciiTheme="minorHAnsi" w:hAnsiTheme="minorHAnsi" w:cstheme="minorHAnsi"/>
-                <w:sz w:val="18"/>
-                <w:szCs w:val="18"/>
-              </w:rPr>
-              <w:t>}</w:t>
+              <w:t>{.}{/invoiceInstructions}</w:t>
             </w:r>
           </w:p>
         </w:tc>
@@ -4949,7 +3892,6 @@
       </w:rPr>
       <w:t>{#</w:t>
     </w:r>
-    <w:proofErr w:type="gramStart"/>
     <w:r>
       <w:rPr>
         <w:lang w:val="en-IN"/>
@@ -4967,15 +3909,7 @@
         <w:spacing w:val="100"/>
         <w:lang w:val="en-IN"/>
       </w:rPr>
-      <w:t>{</w:t>
-    </w:r>
-    <w:proofErr w:type="gramEnd"/>
-    <w:r>
-      <w:rPr>
-        <w:spacing w:val="100"/>
-        <w:lang w:val="en-IN"/>
-      </w:rPr>
-      <w:t>companyName}</w:t>
+      <w:t>{companyName}</w:t>
     </w:r>
   </w:p>
   <w:p>
@@ -4996,13 +3930,8 @@
       <w:t xml:space="preserve">                                     </w:t>
     </w:r>
     <w:r>
-      <w:t>{</w:t>
+      <w:t>{signPerson</w:t>
     </w:r>
-    <w:proofErr w:type="spellStart"/>
-    <w:r>
-      <w:t>signPerson</w:t>
-    </w:r>
-    <w:proofErr w:type="spellEnd"/>
     <w:r>
       <w:t>}</w:t>
     </w:r>
@@ -5020,14 +3949,12 @@
       </w:rPr>
       <w:t>/</w:t>
     </w:r>
-    <w:proofErr w:type="spellStart"/>
     <w:r>
       <w:rPr>
         <w:lang w:val="en-IN"/>
       </w:rPr>
       <w:t>companyData</w:t>
     </w:r>
-    <w:proofErr w:type="spellEnd"/>
     <w:r>
       <w:rPr>
         <w:lang w:val="en-IN"/>
@@ -5084,7 +4011,6 @@
       </w:rPr>
       <w:t>{#</w:t>
     </w:r>
-    <w:proofErr w:type="gramStart"/>
     <w:r>
       <w:rPr>
         <w:lang w:val="en-IN"/>
@@ -5109,8 +4035,6 @@
       </w:rPr>
       <w:t>{</w:t>
     </w:r>
-    <w:proofErr w:type="spellStart"/>
-    <w:proofErr w:type="gramEnd"/>
     <w:r>
       <w:rPr>
         <w:rFonts w:ascii="Arial" w:hAnsi="Arial" w:cs="Arial"/>
@@ -5122,7 +4046,6 @@
       </w:rPr>
       <w:t>companyName</w:t>
     </w:r>
-    <w:proofErr w:type="spellEnd"/>
     <w:r>
       <w:rPr>
         <w:rFonts w:ascii="Arial" w:hAnsi="Arial" w:cs="Arial"/>
@@ -5166,7 +4089,6 @@
       </w:rPr>
       <w:t>companyAddressLine1</w:t>
     </w:r>
-    <w:proofErr w:type="gramStart"/>
     <w:r>
       <w:rPr>
         <w:rFonts w:ascii="Arial" w:hAnsi="Arial" w:cs="Arial"/>
@@ -5175,7 +4097,6 @@
       </w:rPr>
       <w:t>},  {</w:t>
     </w:r>
-    <w:proofErr w:type="gramEnd"/>
     <w:r>
       <w:rPr>
         <w:rFonts w:ascii="Arial" w:hAnsi="Arial" w:cs="Arial"/>
@@ -5184,7 +4105,6 @@
       </w:rPr>
       <w:t>companyAddressLine2</w:t>
     </w:r>
-    <w:proofErr w:type="gramStart"/>
     <w:r>
       <w:rPr>
         <w:rFonts w:ascii="Arial" w:hAnsi="Arial" w:cs="Arial"/>
@@ -5193,8 +4113,6 @@
       </w:rPr>
       <w:t>},      {</w:t>
     </w:r>
-    <w:proofErr w:type="spellStart"/>
-    <w:proofErr w:type="gramEnd"/>
     <w:r>
       <w:rPr>
         <w:rFonts w:ascii="Arial" w:hAnsi="Arial" w:cs="Arial"/>
@@ -5203,7 +4121,6 @@
       </w:rPr>
       <w:t>companyCity</w:t>
     </w:r>
-    <w:proofErr w:type="spellEnd"/>
     <w:r>
       <w:rPr>
         <w:rFonts w:ascii="Arial" w:hAnsi="Arial" w:cs="Arial"/>
@@ -5212,7 +4129,6 @@
       </w:rPr>
       <w:t>}-{</w:t>
     </w:r>
-    <w:proofErr w:type="spellStart"/>
     <w:r>
       <w:rPr>
         <w:rFonts w:ascii="Arial" w:hAnsi="Arial" w:cs="Arial"/>
@@ -5221,7 +4137,6 @@
       </w:rPr>
       <w:t>companyPostalCode</w:t>
     </w:r>
-    <w:proofErr w:type="spellEnd"/>
     <w:r>
       <w:rPr>
         <w:rFonts w:ascii="Arial" w:hAnsi="Arial" w:cs="Arial"/>
@@ -5256,7 +4171,6 @@
       </w:rPr>
       <w:t>{#</w:t>
     </w:r>
-    <w:proofErr w:type="gramStart"/>
     <w:r>
       <w:rPr>
         <w:rFonts w:ascii="Arial" w:hAnsi="Arial" w:cs="Arial"/>
@@ -5283,17 +4197,7 @@
         <w:sz w:val="20"/>
         <w:szCs w:val="20"/>
       </w:rPr>
-      <w:t>TELEPHONE</w:t>
-    </w:r>
-    <w:proofErr w:type="gramEnd"/>
-    <w:r>
-      <w:rPr>
-        <w:rFonts w:ascii="Arial" w:hAnsi="Arial" w:cs="Arial"/>
-        <w:b/>
-        <w:sz w:val="20"/>
-        <w:szCs w:val="20"/>
-      </w:rPr>
-      <w:t xml:space="preserve"> NO: </w:t>
+      <w:t xml:space="preserve">TELEPHONE NO: </w:t>
     </w:r>
     <w:r>
       <w:rPr>
@@ -5314,7 +4218,6 @@
       </w:rPr>
       <w:t>telephone</w:t>
     </w:r>
-    <w:proofErr w:type="gramStart"/>
     <w:r>
       <w:rPr>
         <w:rFonts w:ascii="Arial" w:hAnsi="Arial" w:cs="Arial"/>
@@ -5322,17 +4225,7 @@
         <w:sz w:val="20"/>
         <w:szCs w:val="20"/>
       </w:rPr>
-      <w:t>}{</w:t>
-    </w:r>
-    <w:proofErr w:type="gramEnd"/>
-    <w:r>
-      <w:rPr>
-        <w:rFonts w:ascii="Arial" w:hAnsi="Arial" w:cs="Arial"/>
-        <w:b/>
-        <w:sz w:val="20"/>
-        <w:szCs w:val="20"/>
-      </w:rPr>
-      <w:t>/}</w:t>
+      <w:t>}{/}</w:t>
     </w:r>
     <w:r>
       <w:rPr>
@@ -5350,19 +4243,8 @@
         <w:sz w:val="20"/>
         <w:szCs w:val="20"/>
       </w:rPr>
-      <w:t>{#</w:t>
+      <w:t xml:space="preserve">{#email}   </w:t>
     </w:r>
-    <w:proofErr w:type="gramStart"/>
-    <w:r>
-      <w:rPr>
-        <w:rFonts w:ascii="Arial" w:hAnsi="Arial" w:cs="Arial"/>
-        <w:b/>
-        <w:sz w:val="20"/>
-        <w:szCs w:val="20"/>
-      </w:rPr>
-      <w:t xml:space="preserve">email}   </w:t>
-    </w:r>
-    <w:proofErr w:type="gramEnd"/>
     <w:r>
       <w:rPr>
         <w:rFonts w:ascii="Arial" w:hAnsi="Arial" w:cs="Arial"/>
@@ -5379,27 +4261,7 @@
         <w:sz w:val="20"/>
         <w:szCs w:val="20"/>
       </w:rPr>
-      <w:t>{email</w:t>
-    </w:r>
-    <w:proofErr w:type="gramStart"/>
-    <w:r>
-      <w:rPr>
-        <w:rFonts w:ascii="Arial" w:hAnsi="Arial" w:cs="Arial"/>
-        <w:b/>
-        <w:sz w:val="20"/>
-        <w:szCs w:val="20"/>
-      </w:rPr>
-      <w:t>}{</w:t>
-    </w:r>
-    <w:proofErr w:type="gramEnd"/>
-    <w:r>
-      <w:rPr>
-        <w:rFonts w:ascii="Arial" w:hAnsi="Arial" w:cs="Arial"/>
-        <w:b/>
-        <w:sz w:val="20"/>
-        <w:szCs w:val="20"/>
-      </w:rPr>
-      <w:t>/}</w:t>
+      <w:t>{email}{/}</w:t>
     </w:r>
     <w:r>
       <w:rPr>
@@ -5417,17 +4279,7 @@
         <w:sz w:val="20"/>
         <w:szCs w:val="20"/>
       </w:rPr>
-      <w:t>{#</w:t>
-    </w:r>
-    <w:proofErr w:type="gramStart"/>
-    <w:r>
-      <w:rPr>
-        <w:rFonts w:ascii="Arial" w:hAnsi="Arial" w:cs="Arial"/>
-        <w:b/>
-        <w:sz w:val="20"/>
-        <w:szCs w:val="20"/>
-      </w:rPr>
-      <w:t>website}</w:t>
+      <w:t>{#website}</w:t>
     </w:r>
     <w:r>
       <w:rPr>
@@ -5447,7 +4299,6 @@
       </w:rPr>
       <w:t xml:space="preserve">  </w:t>
     </w:r>
-    <w:proofErr w:type="gramEnd"/>
     <w:r>
       <w:rPr>
         <w:rFonts w:ascii="Arial" w:hAnsi="Arial" w:cs="Arial"/>
@@ -5464,27 +4315,7 @@
         <w:sz w:val="20"/>
         <w:szCs w:val="20"/>
       </w:rPr>
-      <w:t>{website</w:t>
-    </w:r>
-    <w:proofErr w:type="gramStart"/>
-    <w:r>
-      <w:rPr>
-        <w:rFonts w:ascii="Arial" w:hAnsi="Arial" w:cs="Arial"/>
-        <w:b/>
-        <w:sz w:val="20"/>
-        <w:szCs w:val="20"/>
-      </w:rPr>
-      <w:t>}{</w:t>
-    </w:r>
-    <w:proofErr w:type="gramEnd"/>
-    <w:r>
-      <w:rPr>
-        <w:rFonts w:ascii="Arial" w:hAnsi="Arial" w:cs="Arial"/>
-        <w:b/>
-        <w:sz w:val="20"/>
-        <w:szCs w:val="20"/>
-      </w:rPr>
-      <w:t>/}</w:t>
+      <w:t>{website}{/}</w:t>
     </w:r>
   </w:p>
   <w:p>
@@ -5501,39 +4332,7 @@
         <w:rFonts w:ascii="Arial" w:hAnsi="Arial" w:cs="Arial"/>
         <w:sz w:val="20"/>
       </w:rPr>
-      <w:t>{#</w:t>
-    </w:r>
-    <w:proofErr w:type="gramStart"/>
-    <w:r>
-      <w:rPr>
-        <w:rFonts w:ascii="Arial" w:hAnsi="Arial" w:cs="Arial"/>
-        <w:sz w:val="20"/>
-      </w:rPr>
-      <w:t>remarks}{</w:t>
-    </w:r>
-    <w:proofErr w:type="gramEnd"/>
-    <w:r>
-      <w:rPr>
-        <w:rFonts w:ascii="Arial" w:hAnsi="Arial" w:cs="Arial"/>
-        <w:sz w:val="20"/>
-      </w:rPr>
-      <w:t>remarks</w:t>
-    </w:r>
-    <w:proofErr w:type="gramStart"/>
-    <w:r>
-      <w:rPr>
-        <w:rFonts w:ascii="Arial" w:hAnsi="Arial" w:cs="Arial"/>
-        <w:sz w:val="20"/>
-      </w:rPr>
-      <w:t>}{</w:t>
-    </w:r>
-    <w:proofErr w:type="gramEnd"/>
-    <w:r>
-      <w:rPr>
-        <w:rFonts w:ascii="Arial" w:hAnsi="Arial" w:cs="Arial"/>
-        <w:sz w:val="20"/>
-      </w:rPr>
-      <w:t>/}</w:t>
+      <w:t>{#remarks}{remarks}{/}</w:t>
     </w:r>
   </w:p>
   <w:p>
@@ -5557,16 +4356,7 @@
         <w:spacing w:val="-4"/>
         <w:sz w:val="20"/>
       </w:rPr>
-      <w:t>remark</w:t>
-    </w:r>
-    <w:proofErr w:type="gramStart"/>
-    <w:r>
-      <w:rPr>
-        <w:rFonts w:ascii="Arial" w:hAnsi="Arial" w:cs="Arial"/>
-        <w:spacing w:val="-4"/>
-        <w:sz w:val="20"/>
-      </w:rPr>
-      <w:t>2</w:t>
+      <w:t>remark2</w:t>
     </w:r>
     <w:r>
       <w:rPr>
@@ -5575,38 +4365,20 @@
       </w:rPr>
       <w:t>}{</w:t>
     </w:r>
-    <w:proofErr w:type="gramEnd"/>
     <w:r>
       <w:rPr>
         <w:rFonts w:ascii="Arial" w:hAnsi="Arial" w:cs="Arial"/>
         <w:spacing w:val="-4"/>
         <w:sz w:val="20"/>
       </w:rPr>
-      <w:t>remark</w:t>
-    </w:r>
-    <w:proofErr w:type="gramStart"/>
-    <w:r>
-      <w:rPr>
-        <w:rFonts w:ascii="Arial" w:hAnsi="Arial" w:cs="Arial"/>
-        <w:spacing w:val="-4"/>
-        <w:sz w:val="20"/>
-      </w:rPr>
-      <w:t>2</w:t>
+      <w:t>remark2</w:t>
     </w:r>
     <w:r>
       <w:rPr>
         <w:rFonts w:ascii="Arial" w:hAnsi="Arial" w:cs="Arial"/>
         <w:sz w:val="20"/>
       </w:rPr>
-      <w:t>}{</w:t>
-    </w:r>
-    <w:proofErr w:type="gramEnd"/>
-    <w:r>
-      <w:rPr>
-        <w:rFonts w:ascii="Arial" w:hAnsi="Arial" w:cs="Arial"/>
-        <w:sz w:val="20"/>
-      </w:rPr>
-      <w:t>/}</w:t>
+      <w:t>}{/}</w:t>
     </w:r>
     <w:r>
       <w:rPr>
@@ -5700,14 +4472,12 @@
       </w:rPr>
       <w:t>{/</w:t>
     </w:r>
-    <w:proofErr w:type="spellStart"/>
     <w:r>
       <w:rPr>
         <w:lang w:val="en-IN"/>
       </w:rPr>
       <w:t>companyData</w:t>
     </w:r>
-    <w:proofErr w:type="spellEnd"/>
     <w:r>
       <w:rPr>
         <w:lang w:val="en-IN"/>

--- a/electron/database/generate-document/templates/order-confirmation-aus.docx
+++ b/electron/database/generate-document/templates/order-confirmation-aus.docx
@@ -1,6 +1,6 @@
 
 <file path=word/document.xml><?xml version="1.0" encoding="utf-8"?>
-<w:document xmlns:wpc="http://schemas.microsoft.com/office/word/2010/wordprocessingCanvas" xmlns:cx="http://schemas.microsoft.com/office/drawing/2014/chartex" xmlns:cx1="http://schemas.microsoft.com/office/drawing/2015/9/8/chartex" xmlns:cx2="http://schemas.microsoft.com/office/drawing/2015/10/21/chartex" xmlns:cx3="http://schemas.microsoft.com/office/drawing/2016/5/9/chartex" xmlns:cx4="http://schemas.microsoft.com/office/drawing/2016/5/10/chartex" xmlns:cx5="http://schemas.microsoft.com/office/drawing/2016/5/11/chartex" xmlns:cx6="http://schemas.microsoft.com/office/drawing/2016/5/12/chartex" xmlns:cx7="http://schemas.microsoft.com/office/drawing/2016/5/13/chartex" xmlns:cx8="http://schemas.microsoft.com/office/drawing/2016/5/14/chartex" xmlns:mc="http://schemas.openxmlformats.org/markup-compatibility/2006" xmlns:aink="http://schemas.microsoft.com/office/drawing/2016/ink" xmlns:am3d="http://schemas.microsoft.com/office/drawing/2017/model3d" xmlns:o="urn:schemas-microsoft-com:office:office" xmlns:oel="http://schemas.microsoft.com/office/2019/extlst" xmlns:r="http://schemas.openxmlformats.org/officeDocument/2006/relationships" xmlns:m="http://schemas.openxmlformats.org/officeDocument/2006/math" xmlns:v="urn:schemas-microsoft-com:vml" xmlns:wp14="http://schemas.microsoft.com/office/word/2010/wordprocessingDrawing" xmlns:wp="http://schemas.openxmlformats.org/drawingml/2006/wordprocessingDrawing" xmlns:w10="urn:schemas-microsoft-com:office:word" xmlns:w="http://schemas.openxmlformats.org/wordprocessingml/2006/main" xmlns:w14="http://schemas.microsoft.com/office/word/2010/wordml" xmlns:w15="http://schemas.microsoft.com/office/word/2012/wordml" xmlns:w16cex="http://schemas.microsoft.com/office/word/2018/wordml/cex" xmlns:w16cid="http://schemas.microsoft.com/office/word/2016/wordml/cid" xmlns:w16="http://schemas.microsoft.com/office/word/2018/wordml" xmlns:w16du="http://schemas.microsoft.com/office/word/2023/wordml/word16du" xmlns:w16sdtdh="http://schemas.microsoft.com/office/word/2020/wordml/sdtdatahash" xmlns:w16sdtfl="http://schemas.microsoft.com/office/word/2024/wordml/sdtformatlock" xmlns:w16se="http://schemas.microsoft.com/office/word/2015/wordml/symex" xmlns:wpg="http://schemas.microsoft.com/office/word/2010/wordprocessingGroup" xmlns:wpi="http://schemas.microsoft.com/office/word/2010/wordprocessingInk" xmlns:wne="http://schemas.microsoft.com/office/word/2006/wordml" xmlns:wps="http://schemas.microsoft.com/office/word/2010/wordprocessingShape" mc:Ignorable="w14 w15 w16se w16cid w16 w16cex w16sdtdh w16sdtfl w16du wp14">
+<w:document xmlns:wpc="http://schemas.microsoft.com/office/word/2010/wordprocessingCanvas" xmlns:cx="http://schemas.microsoft.com/office/drawing/2014/chartex" xmlns:cx1="http://schemas.microsoft.com/office/drawing/2015/9/8/chartex" xmlns:cx2="http://schemas.microsoft.com/office/drawing/2015/10/21/chartex" xmlns:cx3="http://schemas.microsoft.com/office/drawing/2016/5/9/chartex" xmlns:cx4="http://schemas.microsoft.com/office/drawing/2016/5/10/chartex" xmlns:cx5="http://schemas.microsoft.com/office/drawing/2016/5/11/chartex" xmlns:cx6="http://schemas.microsoft.com/office/drawing/2016/5/12/chartex" xmlns:cx7="http://schemas.microsoft.com/office/drawing/2016/5/13/chartex" xmlns:cx8="http://schemas.microsoft.com/office/drawing/2016/5/14/chartex" xmlns:mc="http://schemas.openxmlformats.org/markup-compatibility/2006" xmlns:aink="http://schemas.microsoft.com/office/drawing/2016/ink" xmlns:am3d="http://schemas.microsoft.com/office/drawing/2017/model3d" xmlns:o="urn:schemas-microsoft-com:office:office" xmlns:r="http://schemas.openxmlformats.org/officeDocument/2006/relationships" xmlns:m="http://schemas.openxmlformats.org/officeDocument/2006/math" xmlns:v="urn:schemas-microsoft-com:vml" xmlns:wp14="http://schemas.microsoft.com/office/word/2010/wordprocessingDrawing" xmlns:wp="http://schemas.openxmlformats.org/drawingml/2006/wordprocessingDrawing" xmlns:w10="urn:schemas-microsoft-com:office:word" xmlns:w="http://schemas.openxmlformats.org/wordprocessingml/2006/main" xmlns:w14="http://schemas.microsoft.com/office/word/2010/wordml" xmlns:w15="http://schemas.microsoft.com/office/word/2012/wordml" xmlns:w16cid="http://schemas.microsoft.com/office/word/2016/wordml/cid" xmlns:w16se="http://schemas.microsoft.com/office/word/2015/wordml/symex" xmlns:wpg="http://schemas.microsoft.com/office/word/2010/wordprocessingGroup" xmlns:wpi="http://schemas.microsoft.com/office/word/2010/wordprocessingInk" xmlns:wne="http://schemas.microsoft.com/office/word/2006/wordml" xmlns:wps="http://schemas.microsoft.com/office/word/2010/wordprocessingShape" mc:Ignorable="w14 w15 w16se w16cid wp14">
   <w:body>
     <w:tbl>
       <w:tblPr>
@@ -94,7 +94,29 @@
                 <w:sz w:val="20"/>
                 <w:szCs w:val="20"/>
               </w:rPr>
-              <w:t>{consigneeName}</w:t>
+              <w:t>{</w:t>
+            </w:r>
+            <w:proofErr w:type="spellStart"/>
+            <w:r>
+              <w:rPr>
+                <w:rFonts w:asciiTheme="minorHAnsi" w:hAnsiTheme="minorHAnsi" w:cstheme="minorHAnsi"/>
+                <w:b/>
+                <w:bCs/>
+                <w:sz w:val="20"/>
+                <w:szCs w:val="20"/>
+              </w:rPr>
+              <w:t>consigneeName</w:t>
+            </w:r>
+            <w:proofErr w:type="spellEnd"/>
+            <w:r>
+              <w:rPr>
+                <w:rFonts w:asciiTheme="minorHAnsi" w:hAnsiTheme="minorHAnsi" w:cstheme="minorHAnsi"/>
+                <w:b/>
+                <w:bCs/>
+                <w:sz w:val="20"/>
+                <w:szCs w:val="20"/>
+              </w:rPr>
+              <w:t>}</w:t>
             </w:r>
           </w:p>
           <w:p>
@@ -119,7 +141,29 @@
                 <w:sz w:val="20"/>
                 <w:szCs w:val="20"/>
               </w:rPr>
-              <w:t>{consigneeAddress}</w:t>
+              <w:t>{</w:t>
+            </w:r>
+            <w:proofErr w:type="spellStart"/>
+            <w:r>
+              <w:rPr>
+                <w:rFonts w:asciiTheme="minorHAnsi" w:hAnsiTheme="minorHAnsi" w:cstheme="minorHAnsi"/>
+                <w:b/>
+                <w:bCs/>
+                <w:sz w:val="20"/>
+                <w:szCs w:val="20"/>
+              </w:rPr>
+              <w:t>consigneeAddress</w:t>
+            </w:r>
+            <w:proofErr w:type="spellEnd"/>
+            <w:r>
+              <w:rPr>
+                <w:rFonts w:asciiTheme="minorHAnsi" w:hAnsiTheme="minorHAnsi" w:cstheme="minorHAnsi"/>
+                <w:b/>
+                <w:bCs/>
+                <w:sz w:val="20"/>
+                <w:szCs w:val="20"/>
+              </w:rPr>
+              <w:t>}</w:t>
             </w:r>
             <w:r>
               <w:rPr>
@@ -139,7 +183,29 @@
                 <w:sz w:val="20"/>
                 <w:szCs w:val="20"/>
               </w:rPr>
-              <w:t>{consigneeCity}</w:t>
+              <w:t>{</w:t>
+            </w:r>
+            <w:proofErr w:type="spellStart"/>
+            <w:r>
+              <w:rPr>
+                <w:rFonts w:asciiTheme="minorHAnsi" w:hAnsiTheme="minorHAnsi" w:cstheme="minorHAnsi"/>
+                <w:b/>
+                <w:bCs/>
+                <w:sz w:val="20"/>
+                <w:szCs w:val="20"/>
+              </w:rPr>
+              <w:t>consigneeCity</w:t>
+            </w:r>
+            <w:proofErr w:type="spellEnd"/>
+            <w:r>
+              <w:rPr>
+                <w:rFonts w:asciiTheme="minorHAnsi" w:hAnsiTheme="minorHAnsi" w:cstheme="minorHAnsi"/>
+                <w:b/>
+                <w:bCs/>
+                <w:sz w:val="20"/>
+                <w:szCs w:val="20"/>
+              </w:rPr>
+              <w:t>}</w:t>
             </w:r>
             <w:r>
               <w:rPr>
@@ -159,7 +225,29 @@
                 <w:sz w:val="20"/>
                 <w:szCs w:val="20"/>
               </w:rPr>
-              <w:t>{consigneeState}</w:t>
+              <w:t>{</w:t>
+            </w:r>
+            <w:proofErr w:type="spellStart"/>
+            <w:r>
+              <w:rPr>
+                <w:rFonts w:asciiTheme="minorHAnsi" w:hAnsiTheme="minorHAnsi" w:cstheme="minorHAnsi"/>
+                <w:b/>
+                <w:bCs/>
+                <w:sz w:val="20"/>
+                <w:szCs w:val="20"/>
+              </w:rPr>
+              <w:t>consigneeState</w:t>
+            </w:r>
+            <w:proofErr w:type="spellEnd"/>
+            <w:r>
+              <w:rPr>
+                <w:rFonts w:asciiTheme="minorHAnsi" w:hAnsiTheme="minorHAnsi" w:cstheme="minorHAnsi"/>
+                <w:b/>
+                <w:bCs/>
+                <w:sz w:val="20"/>
+                <w:szCs w:val="20"/>
+              </w:rPr>
+              <w:t>}</w:t>
             </w:r>
             <w:r>
               <w:rPr>
@@ -179,7 +267,29 @@
                 <w:sz w:val="20"/>
                 <w:szCs w:val="20"/>
               </w:rPr>
-              <w:t>{consigneeCountry}</w:t>
+              <w:t>{</w:t>
+            </w:r>
+            <w:proofErr w:type="spellStart"/>
+            <w:r>
+              <w:rPr>
+                <w:rFonts w:asciiTheme="minorHAnsi" w:hAnsiTheme="minorHAnsi" w:cstheme="minorHAnsi"/>
+                <w:b/>
+                <w:bCs/>
+                <w:sz w:val="20"/>
+                <w:szCs w:val="20"/>
+              </w:rPr>
+              <w:t>consigneeCountry</w:t>
+            </w:r>
+            <w:proofErr w:type="spellEnd"/>
+            <w:r>
+              <w:rPr>
+                <w:rFonts w:asciiTheme="minorHAnsi" w:hAnsiTheme="minorHAnsi" w:cstheme="minorHAnsi"/>
+                <w:b/>
+                <w:bCs/>
+                <w:sz w:val="20"/>
+                <w:szCs w:val="20"/>
+              </w:rPr>
+              <w:t>}</w:t>
             </w:r>
             <w:r>
               <w:rPr>
@@ -201,6 +311,7 @@
               </w:rPr>
               <w:t>{#</w:t>
             </w:r>
+            <w:proofErr w:type="spellStart"/>
             <w:r>
               <w:rPr>
                 <w:rFonts w:asciiTheme="minorHAnsi" w:hAnsiTheme="minorHAnsi" w:cstheme="minorHAnsi"/>
@@ -211,6 +322,7 @@
               </w:rPr>
               <w:t>consigneeZip</w:t>
             </w:r>
+            <w:proofErr w:type="spellEnd"/>
             <w:r>
               <w:rPr>
                 <w:rFonts w:asciiTheme="minorHAnsi" w:hAnsiTheme="minorHAnsi" w:cstheme="minorHAnsi"/>
@@ -239,7 +351,29 @@
                 <w:sz w:val="20"/>
                 <w:szCs w:val="20"/>
               </w:rPr>
-              <w:t>{consigneeZip}</w:t>
+              <w:t>{</w:t>
+            </w:r>
+            <w:proofErr w:type="spellStart"/>
+            <w:r>
+              <w:rPr>
+                <w:rFonts w:asciiTheme="minorHAnsi" w:hAnsiTheme="minorHAnsi" w:cstheme="minorHAnsi"/>
+                <w:b/>
+                <w:bCs/>
+                <w:sz w:val="20"/>
+                <w:szCs w:val="20"/>
+              </w:rPr>
+              <w:t>consigneeZip</w:t>
+            </w:r>
+            <w:proofErr w:type="spellEnd"/>
+            <w:r>
+              <w:rPr>
+                <w:rFonts w:asciiTheme="minorHAnsi" w:hAnsiTheme="minorHAnsi" w:cstheme="minorHAnsi"/>
+                <w:b/>
+                <w:bCs/>
+                <w:sz w:val="20"/>
+                <w:szCs w:val="20"/>
+              </w:rPr>
+              <w:t>}</w:t>
             </w:r>
             <w:r>
               <w:rPr>
@@ -251,6 +385,7 @@
               </w:rPr>
               <w:t>{/</w:t>
             </w:r>
+            <w:proofErr w:type="spellStart"/>
             <w:r>
               <w:rPr>
                 <w:rFonts w:asciiTheme="minorHAnsi" w:hAnsiTheme="minorHAnsi" w:cstheme="minorHAnsi"/>
@@ -261,6 +396,7 @@
               </w:rPr>
               <w:t>consigneeZip</w:t>
             </w:r>
+            <w:proofErr w:type="spellEnd"/>
             <w:r>
               <w:rPr>
                 <w:rFonts w:asciiTheme="minorHAnsi" w:hAnsiTheme="minorHAnsi" w:cstheme="minorHAnsi"/>
@@ -363,15 +499,55 @@
                 <w:sz w:val="20"/>
                 <w:szCs w:val="20"/>
               </w:rPr>
-              <w:t xml:space="preserve">Order Confirmation : </w:t>
-            </w:r>
-            <w:r>
-              <w:rPr>
-                <w:rFonts w:asciiTheme="minorHAnsi" w:hAnsiTheme="minorHAnsi" w:cstheme="minorHAnsi"/>
-                <w:sz w:val="20"/>
-                <w:szCs w:val="20"/>
-              </w:rPr>
-              <w:t>{invoicePiNo}</w:t>
+              <w:t xml:space="preserve">Order </w:t>
+            </w:r>
+            <w:proofErr w:type="gramStart"/>
+            <w:r>
+              <w:rPr>
+                <w:rFonts w:asciiTheme="minorHAnsi" w:hAnsiTheme="minorHAnsi" w:cstheme="minorHAnsi"/>
+                <w:b/>
+                <w:bCs/>
+                <w:sz w:val="20"/>
+                <w:szCs w:val="20"/>
+              </w:rPr>
+              <w:t>Confirmation :</w:t>
+            </w:r>
+            <w:proofErr w:type="gramEnd"/>
+            <w:r>
+              <w:rPr>
+                <w:rFonts w:asciiTheme="minorHAnsi" w:hAnsiTheme="minorHAnsi" w:cstheme="minorHAnsi"/>
+                <w:b/>
+                <w:bCs/>
+                <w:sz w:val="20"/>
+                <w:szCs w:val="20"/>
+              </w:rPr>
+              <w:t xml:space="preserve"> </w:t>
+            </w:r>
+            <w:r>
+              <w:rPr>
+                <w:rFonts w:asciiTheme="minorHAnsi" w:hAnsiTheme="minorHAnsi" w:cstheme="minorHAnsi"/>
+                <w:sz w:val="20"/>
+                <w:szCs w:val="20"/>
+              </w:rPr>
+              <w:t>{</w:t>
+            </w:r>
+            <w:proofErr w:type="spellStart"/>
+            <w:r>
+              <w:rPr>
+                <w:rFonts w:asciiTheme="minorHAnsi" w:hAnsiTheme="minorHAnsi" w:cstheme="minorHAnsi"/>
+                <w:sz w:val="20"/>
+                <w:szCs w:val="20"/>
+              </w:rPr>
+              <w:t>invoicePiNo</w:t>
+            </w:r>
+            <w:proofErr w:type="spellEnd"/>
+            <w:r>
+              <w:rPr>
+                <w:rFonts w:asciiTheme="minorHAnsi" w:hAnsiTheme="minorHAnsi" w:cstheme="minorHAnsi"/>
+                <w:sz w:val="20"/>
+                <w:szCs w:val="20"/>
+              </w:rPr>
+              <w:t>}</w:t>
             </w:r>
           </w:p>
           <w:p>
@@ -456,7 +632,7 @@
                     </wp:anchor>
                   </w:drawing>
                 </mc:Choice>
-                <mc:Fallback>
+                <mc:Fallback xmlns:w16sdtfl="http://schemas.microsoft.com/office/word/2024/wordml/sdtformatlock" xmlns:w16sdtdh="http://schemas.microsoft.com/office/word/2020/wordml/sdtdatahash" xmlns:w16du="http://schemas.microsoft.com/office/word/2023/wordml/word16du" xmlns:w16="http://schemas.microsoft.com/office/word/2018/wordml" xmlns:w16cex="http://schemas.microsoft.com/office/word/2018/wordml/cex" xmlns:oel="http://schemas.microsoft.com/office/2019/extlst">
                   <w:pict>
                     <v:shapetype w14:anchorId="4B12F047" id="_x0000_t32" coordsize="21600,21600" o:spt="32" o:oned="t" path="m,l21600,21600e" filled="f">
                       <v:path arrowok="t" fillok="f" o:connecttype="none"/>
@@ -534,13 +710,14 @@
                     </wp:anchor>
                   </w:drawing>
                 </mc:Choice>
-                <mc:Fallback>
+                <mc:Fallback xmlns:w16sdtfl="http://schemas.microsoft.com/office/word/2024/wordml/sdtformatlock" xmlns:w16sdtdh="http://schemas.microsoft.com/office/word/2020/wordml/sdtdatahash" xmlns:w16du="http://schemas.microsoft.com/office/word/2023/wordml/word16du" xmlns:w16="http://schemas.microsoft.com/office/word/2018/wordml" xmlns:w16cex="http://schemas.microsoft.com/office/word/2018/wordml/cex" xmlns:oel="http://schemas.microsoft.com/office/2019/extlst">
                   <w:pict>
                     <v:shape w14:anchorId="0CB985A2" id="AutoShape 4" o:spid="_x0000_s1026" type="#_x0000_t32" style="position:absolute;margin-left:-.1pt;margin-top:19.9pt;width:180.6pt;height:0;z-index:251660288;visibility:visible;mso-wrap-style:square;mso-width-percent:0;mso-height-percent:0;mso-wrap-distance-left:9pt;mso-wrap-distance-top:0;mso-wrap-distance-right:9pt;mso-wrap-distance-bottom:0;mso-position-horizontal:absolute;mso-position-horizontal-relative:text;mso-position-vertical:absolute;mso-position-vertical-relative:text;mso-width-percent:0;mso-height-percent:0;mso-width-relative:page;mso-height-relative:page" o:gfxdata="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"/>
                   </w:pict>
                 </mc:Fallback>
               </mc:AlternateContent>
             </w:r>
+            <w:proofErr w:type="gramStart"/>
             <w:r>
               <w:rPr>
                 <w:rFonts w:asciiTheme="minorHAnsi" w:hAnsiTheme="minorHAnsi" w:cstheme="minorHAnsi"/>
@@ -564,17 +741,28 @@
                 <w:spacing w:val="-10"/>
                 <w:sz w:val="20"/>
               </w:rPr>
-              <w:t xml:space="preserve">: </w:t>
-            </w:r>
-            <w:r>
-              <w:rPr>
-                <w:rFonts w:asciiTheme="minorHAnsi" w:hAnsiTheme="minorHAnsi" w:cstheme="minorHAnsi"/>
-                <w:bCs/>
+              <w:t>:</w:t>
+            </w:r>
+            <w:proofErr w:type="gramEnd"/>
+            <w:r>
+              <w:rPr>
+                <w:rFonts w:asciiTheme="minorHAnsi" w:hAnsiTheme="minorHAnsi" w:cstheme="minorHAnsi"/>
+                <w:b/>
                 <w:spacing w:val="-10"/>
                 <w:sz w:val="20"/>
               </w:rPr>
+              <w:t xml:space="preserve"> </w:t>
+            </w:r>
+            <w:r>
+              <w:rPr>
+                <w:rFonts w:asciiTheme="minorHAnsi" w:hAnsiTheme="minorHAnsi" w:cstheme="minorHAnsi"/>
+                <w:bCs/>
+                <w:spacing w:val="-10"/>
+                <w:sz w:val="20"/>
+              </w:rPr>
               <w:t>{</w:t>
             </w:r>
+            <w:proofErr w:type="spellStart"/>
             <w:r>
               <w:rPr>
                 <w:rFonts w:asciiTheme="minorHAnsi" w:hAnsiTheme="minorHAnsi" w:cstheme="minorHAnsi"/>
@@ -585,6 +773,7 @@
               </w:rPr>
               <w:t>orderDate</w:t>
             </w:r>
+            <w:proofErr w:type="spellEnd"/>
             <w:r>
               <w:rPr>
                 <w:rFonts w:asciiTheme="minorHAnsi" w:hAnsiTheme="minorHAnsi" w:cstheme="minorHAnsi"/>
@@ -627,27 +816,23 @@
               <w:ind w:right="227"/>
               <w:rPr>
                 <w:rFonts w:asciiTheme="minorHAnsi" w:hAnsiTheme="minorHAnsi" w:cstheme="minorHAnsi"/>
-                <w:sz w:val="20"/>
-                <w:szCs w:val="20"/>
-              </w:rPr>
-            </w:pPr>
-            <w:r>
-              <w:rPr>
-                <w:rFonts w:asciiTheme="minorHAnsi" w:hAnsiTheme="minorHAnsi" w:cstheme="minorHAnsi"/>
-                <w:b/>
-                <w:bCs/>
-                <w:sz w:val="20"/>
-                <w:szCs w:val="20"/>
-              </w:rPr>
-              <w:t>Buyer</w:t>
-            </w:r>
-            <w:r>
-              <w:rPr>
-                <w:rFonts w:asciiTheme="minorHAnsi" w:hAnsiTheme="minorHAnsi" w:cstheme="minorHAnsi"/>
-                <w:sz w:val="20"/>
-                <w:szCs w:val="20"/>
-              </w:rPr>
-              <w:t>,</w:t>
+                <w:b/>
+                <w:bCs/>
+                <w:sz w:val="20"/>
+                <w:szCs w:val="20"/>
+              </w:rPr>
+            </w:pPr>
+            <w:bookmarkStart w:id="0" w:name="_GoBack"/>
+            <w:bookmarkEnd w:id="0"/>
+            <w:r>
+              <w:rPr>
+                <w:rFonts w:asciiTheme="minorHAnsi" w:hAnsiTheme="minorHAnsi" w:cstheme="minorHAnsi"/>
+                <w:b/>
+                <w:bCs/>
+                <w:sz w:val="20"/>
+                <w:szCs w:val="20"/>
+              </w:rPr>
+              <w:t>DELIVERED TO-</w:t>
             </w:r>
           </w:p>
           <w:p>
@@ -672,7 +857,29 @@
                 <w:sz w:val="20"/>
                 <w:szCs w:val="20"/>
               </w:rPr>
-              <w:t>DELIVERED TO-</w:t>
+              <w:t>{</w:t>
+            </w:r>
+            <w:proofErr w:type="spellStart"/>
+            <w:r>
+              <w:rPr>
+                <w:rFonts w:asciiTheme="minorHAnsi" w:hAnsiTheme="minorHAnsi" w:cstheme="minorHAnsi"/>
+                <w:b/>
+                <w:bCs/>
+                <w:sz w:val="20"/>
+                <w:szCs w:val="20"/>
+              </w:rPr>
+              <w:t>buyerName</w:t>
+            </w:r>
+            <w:proofErr w:type="spellEnd"/>
+            <w:r>
+              <w:rPr>
+                <w:rFonts w:asciiTheme="minorHAnsi" w:hAnsiTheme="minorHAnsi" w:cstheme="minorHAnsi"/>
+                <w:b/>
+                <w:bCs/>
+                <w:sz w:val="20"/>
+                <w:szCs w:val="20"/>
+              </w:rPr>
+              <w:t>}</w:t>
             </w:r>
           </w:p>
           <w:p>
@@ -697,7 +904,29 @@
                 <w:sz w:val="20"/>
                 <w:szCs w:val="20"/>
               </w:rPr>
-              <w:t>{buyerName}</w:t>
+              <w:t>{</w:t>
+            </w:r>
+            <w:proofErr w:type="spellStart"/>
+            <w:r>
+              <w:rPr>
+                <w:rFonts w:asciiTheme="minorHAnsi" w:hAnsiTheme="minorHAnsi" w:cstheme="minorHAnsi"/>
+                <w:b/>
+                <w:bCs/>
+                <w:sz w:val="20"/>
+                <w:szCs w:val="20"/>
+              </w:rPr>
+              <w:t>buyerAddress</w:t>
+            </w:r>
+            <w:proofErr w:type="spellEnd"/>
+            <w:r>
+              <w:rPr>
+                <w:rFonts w:asciiTheme="minorHAnsi" w:hAnsiTheme="minorHAnsi" w:cstheme="minorHAnsi"/>
+                <w:b/>
+                <w:bCs/>
+                <w:sz w:val="20"/>
+                <w:szCs w:val="20"/>
+              </w:rPr>
+              <w:t>}</w:t>
             </w:r>
           </w:p>
           <w:p>
@@ -722,40 +951,59 @@
                 <w:sz w:val="20"/>
                 <w:szCs w:val="20"/>
               </w:rPr>
-              <w:t>{buyerAddress}</w:t>
-            </w:r>
-          </w:p>
-          <w:p>
-            <w:pPr>
-              <w:tabs>
-                <w:tab w:val="left" w:pos="1224"/>
-              </w:tabs>
+              <w:t>{</w:t>
+            </w:r>
+            <w:proofErr w:type="spellStart"/>
+            <w:r>
+              <w:rPr>
+                <w:rFonts w:asciiTheme="minorHAnsi" w:hAnsiTheme="minorHAnsi" w:cstheme="minorHAnsi"/>
+                <w:b/>
+                <w:bCs/>
+                <w:sz w:val="20"/>
+                <w:szCs w:val="20"/>
+              </w:rPr>
+              <w:t>buyerCity</w:t>
+            </w:r>
+            <w:proofErr w:type="spellEnd"/>
+            <w:r>
+              <w:rPr>
+                <w:rFonts w:asciiTheme="minorHAnsi" w:hAnsiTheme="minorHAnsi" w:cstheme="minorHAnsi"/>
+                <w:b/>
+                <w:bCs/>
+                <w:sz w:val="20"/>
+                <w:szCs w:val="20"/>
+              </w:rPr>
+              <w:t>} {</w:t>
+            </w:r>
+            <w:proofErr w:type="spellStart"/>
+            <w:r>
+              <w:rPr>
+                <w:rFonts w:asciiTheme="minorHAnsi" w:hAnsiTheme="minorHAnsi" w:cstheme="minorHAnsi"/>
+                <w:b/>
+                <w:bCs/>
+                <w:sz w:val="20"/>
+                <w:szCs w:val="20"/>
+              </w:rPr>
+              <w:t>buyerState</w:t>
+            </w:r>
+            <w:proofErr w:type="spellEnd"/>
+            <w:r>
+              <w:rPr>
+                <w:rFonts w:asciiTheme="minorHAnsi" w:hAnsiTheme="minorHAnsi" w:cstheme="minorHAnsi"/>
+                <w:b/>
+                <w:bCs/>
+                <w:sz w:val="20"/>
+                <w:szCs w:val="20"/>
+              </w:rPr>
+              <w:t>}</w:t>
+            </w:r>
+          </w:p>
+          <w:p>
+            <w:pPr>
               <w:ind w:right="227"/>
               <w:rPr>
                 <w:rFonts w:asciiTheme="minorHAnsi" w:hAnsiTheme="minorHAnsi" w:cstheme="minorHAnsi"/>
                 <w:b/>
-                <w:bCs/>
-                <w:sz w:val="20"/>
-                <w:szCs w:val="20"/>
-              </w:rPr>
-            </w:pPr>
-            <w:r>
-              <w:rPr>
-                <w:rFonts w:asciiTheme="minorHAnsi" w:hAnsiTheme="minorHAnsi" w:cstheme="minorHAnsi"/>
-                <w:b/>
-                <w:bCs/>
-                <w:sz w:val="20"/>
-                <w:szCs w:val="20"/>
-              </w:rPr>
-              <w:t>{buyerCity} {buyerState}</w:t>
-            </w:r>
-          </w:p>
-          <w:p>
-            <w:pPr>
-              <w:ind w:right="227"/>
-              <w:rPr>
-                <w:rFonts w:asciiTheme="minorHAnsi" w:hAnsiTheme="minorHAnsi" w:cstheme="minorHAnsi"/>
-                <w:b/>
                 <w:spacing w:val="-2"/>
                 <w:sz w:val="20"/>
                 <w:szCs w:val="24"/>
@@ -769,7 +1017,29 @@
                 <w:sz w:val="20"/>
                 <w:szCs w:val="20"/>
               </w:rPr>
-              <w:t xml:space="preserve">{buyerCountry} </w:t>
+              <w:t>{</w:t>
+            </w:r>
+            <w:proofErr w:type="spellStart"/>
+            <w:r>
+              <w:rPr>
+                <w:rFonts w:asciiTheme="minorHAnsi" w:hAnsiTheme="minorHAnsi" w:cstheme="minorHAnsi"/>
+                <w:b/>
+                <w:bCs/>
+                <w:sz w:val="20"/>
+                <w:szCs w:val="20"/>
+              </w:rPr>
+              <w:t>buyerCountry</w:t>
+            </w:r>
+            <w:proofErr w:type="spellEnd"/>
+            <w:r>
+              <w:rPr>
+                <w:rFonts w:asciiTheme="minorHAnsi" w:hAnsiTheme="minorHAnsi" w:cstheme="minorHAnsi"/>
+                <w:b/>
+                <w:bCs/>
+                <w:sz w:val="20"/>
+                <w:szCs w:val="20"/>
+              </w:rPr>
+              <w:t xml:space="preserve">} </w:t>
             </w:r>
             <w:r>
               <w:rPr>
@@ -781,6 +1051,7 @@
               </w:rPr>
               <w:t>{#</w:t>
             </w:r>
+            <w:proofErr w:type="spellStart"/>
             <w:r>
               <w:rPr>
                 <w:rFonts w:asciiTheme="minorHAnsi" w:hAnsiTheme="minorHAnsi" w:cstheme="minorHAnsi"/>
@@ -791,6 +1062,7 @@
               </w:rPr>
               <w:t>buyerZip</w:t>
             </w:r>
+            <w:proofErr w:type="spellEnd"/>
             <w:r>
               <w:rPr>
                 <w:rFonts w:asciiTheme="minorHAnsi" w:hAnsiTheme="minorHAnsi" w:cstheme="minorHAnsi"/>
@@ -809,7 +1081,29 @@
                 <w:sz w:val="20"/>
                 <w:szCs w:val="20"/>
               </w:rPr>
-              <w:t>- {buyerZip}</w:t>
+              <w:t>- {</w:t>
+            </w:r>
+            <w:proofErr w:type="spellStart"/>
+            <w:r>
+              <w:rPr>
+                <w:rFonts w:asciiTheme="minorHAnsi" w:hAnsiTheme="minorHAnsi" w:cstheme="minorHAnsi"/>
+                <w:b/>
+                <w:bCs/>
+                <w:sz w:val="20"/>
+                <w:szCs w:val="20"/>
+              </w:rPr>
+              <w:t>buyerZip</w:t>
+            </w:r>
+            <w:proofErr w:type="spellEnd"/>
+            <w:r>
+              <w:rPr>
+                <w:rFonts w:asciiTheme="minorHAnsi" w:hAnsiTheme="minorHAnsi" w:cstheme="minorHAnsi"/>
+                <w:b/>
+                <w:bCs/>
+                <w:sz w:val="20"/>
+                <w:szCs w:val="20"/>
+              </w:rPr>
+              <w:t>}</w:t>
             </w:r>
             <w:r>
               <w:rPr>
@@ -821,6 +1115,7 @@
               </w:rPr>
               <w:t>{/</w:t>
             </w:r>
+            <w:proofErr w:type="spellStart"/>
             <w:r>
               <w:rPr>
                 <w:rFonts w:asciiTheme="minorHAnsi" w:hAnsiTheme="minorHAnsi" w:cstheme="minorHAnsi"/>
@@ -831,6 +1126,7 @@
               </w:rPr>
               <w:t>buyerZip</w:t>
             </w:r>
+            <w:proofErr w:type="spellEnd"/>
             <w:r>
               <w:rPr>
                 <w:rFonts w:asciiTheme="minorHAnsi" w:hAnsiTheme="minorHAnsi" w:cstheme="minorHAnsi"/>
@@ -1048,8 +1344,22 @@
                 <w:sz w:val="20"/>
                 <w:szCs w:val="24"/>
               </w:rPr>
-              <w:t>ASW PO.No</w:t>
-            </w:r>
+              <w:t xml:space="preserve">ASW </w:t>
+            </w:r>
+            <w:proofErr w:type="spellStart"/>
+            <w:proofErr w:type="gramStart"/>
+            <w:r>
+              <w:rPr>
+                <w:rFonts w:asciiTheme="minorHAnsi" w:hAnsiTheme="minorHAnsi" w:cstheme="minorHAnsi"/>
+                <w:b/>
+                <w:bCs/>
+                <w:sz w:val="20"/>
+                <w:szCs w:val="24"/>
+              </w:rPr>
+              <w:t>PO.No</w:t>
+            </w:r>
+            <w:proofErr w:type="spellEnd"/>
+            <w:proofErr w:type="gramEnd"/>
           </w:p>
         </w:tc>
         <w:tc>
@@ -1178,7 +1488,29 @@
                 <w:sz w:val="20"/>
                 <w:szCs w:val="24"/>
               </w:rPr>
-              <w:t>{currencyChar}</w:t>
+              <w:t>{</w:t>
+            </w:r>
+            <w:proofErr w:type="spellStart"/>
+            <w:r>
+              <w:rPr>
+                <w:rFonts w:asciiTheme="minorHAnsi" w:hAnsiTheme="minorHAnsi" w:cstheme="minorHAnsi"/>
+                <w:b/>
+                <w:bCs/>
+                <w:sz w:val="20"/>
+                <w:szCs w:val="24"/>
+              </w:rPr>
+              <w:t>currencyChar</w:t>
+            </w:r>
+            <w:proofErr w:type="spellEnd"/>
+            <w:r>
+              <w:rPr>
+                <w:rFonts w:asciiTheme="minorHAnsi" w:hAnsiTheme="minorHAnsi" w:cstheme="minorHAnsi"/>
+                <w:b/>
+                <w:bCs/>
+                <w:sz w:val="20"/>
+                <w:szCs w:val="24"/>
+              </w:rPr>
+              <w:t>}</w:t>
             </w:r>
           </w:p>
         </w:tc>
@@ -1229,7 +1561,29 @@
                 <w:sz w:val="20"/>
                 <w:szCs w:val="24"/>
               </w:rPr>
-              <w:t>{currencyChar}</w:t>
+              <w:t>{</w:t>
+            </w:r>
+            <w:proofErr w:type="spellStart"/>
+            <w:r>
+              <w:rPr>
+                <w:rFonts w:asciiTheme="minorHAnsi" w:hAnsiTheme="minorHAnsi" w:cstheme="minorHAnsi"/>
+                <w:b/>
+                <w:bCs/>
+                <w:sz w:val="20"/>
+                <w:szCs w:val="24"/>
+              </w:rPr>
+              <w:t>currencyChar</w:t>
+            </w:r>
+            <w:proofErr w:type="spellEnd"/>
+            <w:r>
+              <w:rPr>
+                <w:rFonts w:asciiTheme="minorHAnsi" w:hAnsiTheme="minorHAnsi" w:cstheme="minorHAnsi"/>
+                <w:b/>
+                <w:bCs/>
+                <w:sz w:val="20"/>
+                <w:szCs w:val="24"/>
+              </w:rPr>
+              <w:t>}</w:t>
             </w:r>
           </w:p>
         </w:tc>
@@ -1261,6 +1615,8 @@
               </w:rPr>
               <w:t>{#</w:t>
             </w:r>
+            <w:proofErr w:type="spellStart"/>
+            <w:proofErr w:type="gramStart"/>
             <w:r>
               <w:rPr>
                 <w:rFonts w:asciiTheme="minorHAnsi" w:hAnsiTheme="minorHAnsi" w:cstheme="minorHAnsi"/>
@@ -1270,31 +1626,99 @@
               </w:rPr>
               <w:t>OCItems</w:t>
             </w:r>
-            <w:r>
-              <w:rPr>
-                <w:rFonts w:asciiTheme="minorHAnsi" w:hAnsiTheme="minorHAnsi" w:cstheme="minorHAnsi"/>
-                <w:sz w:val="20"/>
-                <w:szCs w:val="20"/>
-              </w:rPr>
-              <w:t>}{#showThickness}</w:t>
-            </w:r>
-            <w:r>
-              <w:rPr>
-                <w:rFonts w:asciiTheme="minorHAnsi" w:hAnsiTheme="minorHAnsi" w:cstheme="minorHAnsi"/>
-                <w:b/>
-                <w:bCs/>
-                <w:sz w:val="20"/>
-                <w:szCs w:val="20"/>
-              </w:rPr>
-              <w:t>{thicknessDetail}</w:t>
-            </w:r>
-            <w:r>
-              <w:rPr>
-                <w:rFonts w:asciiTheme="minorHAnsi" w:hAnsiTheme="minorHAnsi" w:cstheme="minorHAnsi"/>
-                <w:sz w:val="20"/>
-                <w:szCs w:val="20"/>
-              </w:rPr>
-              <w:t>{/showThickness}</w:t>
+            <w:proofErr w:type="spellEnd"/>
+            <w:r>
+              <w:rPr>
+                <w:rFonts w:asciiTheme="minorHAnsi" w:hAnsiTheme="minorHAnsi" w:cstheme="minorHAnsi"/>
+                <w:sz w:val="20"/>
+                <w:szCs w:val="20"/>
+              </w:rPr>
+              <w:t>}{</w:t>
+            </w:r>
+            <w:proofErr w:type="gramEnd"/>
+            <w:r>
+              <w:rPr>
+                <w:rFonts w:asciiTheme="minorHAnsi" w:hAnsiTheme="minorHAnsi" w:cstheme="minorHAnsi"/>
+                <w:sz w:val="20"/>
+                <w:szCs w:val="20"/>
+              </w:rPr>
+              <w:t>#</w:t>
+            </w:r>
+            <w:proofErr w:type="spellStart"/>
+            <w:r>
+              <w:rPr>
+                <w:rFonts w:asciiTheme="minorHAnsi" w:hAnsiTheme="minorHAnsi" w:cstheme="minorHAnsi"/>
+                <w:sz w:val="20"/>
+                <w:szCs w:val="20"/>
+              </w:rPr>
+              <w:t>showThickness</w:t>
+            </w:r>
+            <w:proofErr w:type="spellEnd"/>
+            <w:r>
+              <w:rPr>
+                <w:rFonts w:asciiTheme="minorHAnsi" w:hAnsiTheme="minorHAnsi" w:cstheme="minorHAnsi"/>
+                <w:sz w:val="20"/>
+                <w:szCs w:val="20"/>
+              </w:rPr>
+              <w:t>}</w:t>
+            </w:r>
+            <w:r>
+              <w:rPr>
+                <w:rFonts w:asciiTheme="minorHAnsi" w:hAnsiTheme="minorHAnsi" w:cstheme="minorHAnsi"/>
+                <w:b/>
+                <w:bCs/>
+                <w:sz w:val="20"/>
+                <w:szCs w:val="20"/>
+              </w:rPr>
+              <w:t>{</w:t>
+            </w:r>
+            <w:proofErr w:type="spellStart"/>
+            <w:r>
+              <w:rPr>
+                <w:rFonts w:asciiTheme="minorHAnsi" w:hAnsiTheme="minorHAnsi" w:cstheme="minorHAnsi"/>
+                <w:b/>
+                <w:bCs/>
+                <w:sz w:val="20"/>
+                <w:szCs w:val="20"/>
+              </w:rPr>
+              <w:t>thicknessDetail</w:t>
+            </w:r>
+            <w:proofErr w:type="spellEnd"/>
+            <w:r>
+              <w:rPr>
+                <w:rFonts w:asciiTheme="minorHAnsi" w:hAnsiTheme="minorHAnsi" w:cstheme="minorHAnsi"/>
+                <w:b/>
+                <w:bCs/>
+                <w:sz w:val="20"/>
+                <w:szCs w:val="20"/>
+              </w:rPr>
+              <w:t>}</w:t>
+            </w:r>
+            <w:r>
+              <w:rPr>
+                <w:rFonts w:asciiTheme="minorHAnsi" w:hAnsiTheme="minorHAnsi" w:cstheme="minorHAnsi"/>
+                <w:sz w:val="20"/>
+                <w:szCs w:val="20"/>
+              </w:rPr>
+              <w:t>{/</w:t>
+            </w:r>
+            <w:proofErr w:type="spellStart"/>
+            <w:r>
+              <w:rPr>
+                <w:rFonts w:asciiTheme="minorHAnsi" w:hAnsiTheme="minorHAnsi" w:cstheme="minorHAnsi"/>
+                <w:sz w:val="20"/>
+                <w:szCs w:val="20"/>
+              </w:rPr>
+              <w:t>showThickness</w:t>
+            </w:r>
+            <w:proofErr w:type="spellEnd"/>
+            <w:r>
+              <w:rPr>
+                <w:rFonts w:asciiTheme="minorHAnsi" w:hAnsiTheme="minorHAnsi" w:cstheme="minorHAnsi"/>
+                <w:sz w:val="20"/>
+                <w:szCs w:val="20"/>
+              </w:rPr>
+              <w:t>}</w:t>
             </w:r>
           </w:p>
           <w:p>
@@ -1373,7 +1797,7 @@
                     </wp:anchor>
                   </w:drawing>
                 </mc:Choice>
-                <mc:Fallback>
+                <mc:Fallback xmlns:w16sdtfl="http://schemas.microsoft.com/office/word/2024/wordml/sdtformatlock" xmlns:w16sdtdh="http://schemas.microsoft.com/office/word/2020/wordml/sdtdatahash" xmlns:w16du="http://schemas.microsoft.com/office/word/2023/wordml/word16du" xmlns:w16="http://schemas.microsoft.com/office/word/2018/wordml" xmlns:w16cex="http://schemas.microsoft.com/office/word/2018/wordml/cex" xmlns:oel="http://schemas.microsoft.com/office/2019/extlst">
                   <w:pict>
                     <v:line w14:anchorId="2DF7A652" id="Straight Connector 10" o:spid="_x0000_s1026" style="position:absolute;z-index:251661312;visibility:visible;mso-wrap-style:square;mso-width-percent:0;mso-height-percent:0;mso-wrap-distance-left:9pt;mso-wrap-distance-top:-3e-5mm;mso-wrap-distance-right:9pt;mso-wrap-distance-bottom:-3e-5mm;mso-position-horizontal:absolute;mso-position-horizontal-relative:text;mso-position-vertical:absolute;mso-position-vertical-relative:text;mso-width-percent:0;mso-height-percent:0;mso-width-relative:page;mso-height-relative:page" from=".15pt,12.8pt" to="553.8pt,13.9pt" o:gfxdata="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" strokecolor="black [3200]" strokeweight=".5pt">
                       <v:stroke joinstyle="miter"/>
@@ -1413,6 +1837,7 @@
               </w:rPr>
               <w:t>{#</w:t>
             </w:r>
+            <w:proofErr w:type="spellStart"/>
             <w:r>
               <w:rPr>
                 <w:rFonts w:asciiTheme="minorHAnsi" w:hAnsiTheme="minorHAnsi" w:cstheme="minorHAnsi"/>
@@ -1424,6 +1849,7 @@
               </w:rPr>
               <w:t>extNotes</w:t>
             </w:r>
+            <w:proofErr w:type="spellEnd"/>
             <w:r>
               <w:rPr>
                 <w:rFonts w:asciiTheme="minorHAnsi" w:hAnsiTheme="minorHAnsi" w:cstheme="minorHAnsi"/>
@@ -1434,6 +1860,7 @@
               </w:rPr>
               <w:t>} - {</w:t>
             </w:r>
+            <w:proofErr w:type="spellStart"/>
             <w:r>
               <w:rPr>
                 <w:rFonts w:asciiTheme="minorHAnsi" w:hAnsiTheme="minorHAnsi" w:cstheme="minorHAnsi"/>
@@ -1445,6 +1872,7 @@
               </w:rPr>
               <w:t>extNotes</w:t>
             </w:r>
+            <w:proofErr w:type="spellEnd"/>
             <w:r>
               <w:rPr>
                 <w:rFonts w:asciiTheme="minorHAnsi" w:hAnsiTheme="minorHAnsi" w:cstheme="minorHAnsi"/>
@@ -1465,6 +1893,8 @@
               </w:rPr>
               <w:t>/</w:t>
             </w:r>
+            <w:proofErr w:type="spellStart"/>
+            <w:proofErr w:type="gramStart"/>
             <w:r>
               <w:rPr>
                 <w:rFonts w:asciiTheme="minorHAnsi" w:hAnsiTheme="minorHAnsi" w:cstheme="minorHAnsi"/>
@@ -1476,6 +1906,7 @@
               </w:rPr>
               <w:t>extNotes</w:t>
             </w:r>
+            <w:proofErr w:type="spellEnd"/>
             <w:r>
               <w:rPr>
                 <w:rFonts w:asciiTheme="minorHAnsi" w:hAnsiTheme="minorHAnsi" w:cstheme="minorHAnsi"/>
@@ -1504,7 +1935,84 @@
                 <w:sz w:val="20"/>
                 <w:szCs w:val="20"/>
               </w:rPr>
-              <w:t>{#fsc} - {fsc}{/fsc}</w:t>
+              <w:t>{</w:t>
+            </w:r>
+            <w:proofErr w:type="gramEnd"/>
+            <w:r>
+              <w:rPr>
+                <w:rFonts w:asciiTheme="minorHAnsi" w:hAnsiTheme="minorHAnsi" w:cstheme="minorHAnsi"/>
+                <w:b/>
+                <w:bCs/>
+                <w:sz w:val="20"/>
+                <w:szCs w:val="20"/>
+              </w:rPr>
+              <w:t>#</w:t>
+            </w:r>
+            <w:proofErr w:type="spellStart"/>
+            <w:r>
+              <w:rPr>
+                <w:rFonts w:asciiTheme="minorHAnsi" w:hAnsiTheme="minorHAnsi" w:cstheme="minorHAnsi"/>
+                <w:b/>
+                <w:bCs/>
+                <w:sz w:val="20"/>
+                <w:szCs w:val="20"/>
+              </w:rPr>
+              <w:t>fsc</w:t>
+            </w:r>
+            <w:proofErr w:type="spellEnd"/>
+            <w:r>
+              <w:rPr>
+                <w:rFonts w:asciiTheme="minorHAnsi" w:hAnsiTheme="minorHAnsi" w:cstheme="minorHAnsi"/>
+                <w:b/>
+                <w:bCs/>
+                <w:sz w:val="20"/>
+                <w:szCs w:val="20"/>
+              </w:rPr>
+              <w:t>} - {</w:t>
+            </w:r>
+            <w:proofErr w:type="spellStart"/>
+            <w:r>
+              <w:rPr>
+                <w:rFonts w:asciiTheme="minorHAnsi" w:hAnsiTheme="minorHAnsi" w:cstheme="minorHAnsi"/>
+                <w:b/>
+                <w:bCs/>
+                <w:sz w:val="20"/>
+                <w:szCs w:val="20"/>
+              </w:rPr>
+              <w:t>fsc</w:t>
+            </w:r>
+            <w:proofErr w:type="spellEnd"/>
+            <w:r>
+              <w:rPr>
+                <w:rFonts w:asciiTheme="minorHAnsi" w:hAnsiTheme="minorHAnsi" w:cstheme="minorHAnsi"/>
+                <w:b/>
+                <w:bCs/>
+                <w:sz w:val="20"/>
+                <w:szCs w:val="20"/>
+              </w:rPr>
+              <w:t>}{/</w:t>
+            </w:r>
+            <w:proofErr w:type="spellStart"/>
+            <w:r>
+              <w:rPr>
+                <w:rFonts w:asciiTheme="minorHAnsi" w:hAnsiTheme="minorHAnsi" w:cstheme="minorHAnsi"/>
+                <w:b/>
+                <w:bCs/>
+                <w:sz w:val="20"/>
+                <w:szCs w:val="20"/>
+              </w:rPr>
+              <w:t>fsc</w:t>
+            </w:r>
+            <w:proofErr w:type="spellEnd"/>
+            <w:r>
+              <w:rPr>
+                <w:rFonts w:asciiTheme="minorHAnsi" w:hAnsiTheme="minorHAnsi" w:cstheme="minorHAnsi"/>
+                <w:b/>
+                <w:bCs/>
+                <w:sz w:val="20"/>
+                <w:szCs w:val="20"/>
+              </w:rPr>
+              <w:t>}</w:t>
             </w:r>
           </w:p>
         </w:tc>
@@ -1532,7 +2040,107 @@
                 <w:sz w:val="18"/>
                 <w:szCs w:val="18"/>
               </w:rPr>
-              <w:t>{#invoices}{prefixCode}\{containerFrom}{#containerTo} - {containerTo}{/containerTo}</w:t>
+              <w:t>{#</w:t>
+            </w:r>
+            <w:proofErr w:type="gramStart"/>
+            <w:r>
+              <w:rPr>
+                <w:rFonts w:ascii="Arial" w:hAnsi="Arial" w:cs="Arial"/>
+                <w:sz w:val="18"/>
+                <w:szCs w:val="18"/>
+              </w:rPr>
+              <w:t>invoices}{</w:t>
+            </w:r>
+            <w:proofErr w:type="spellStart"/>
+            <w:proofErr w:type="gramEnd"/>
+            <w:r>
+              <w:rPr>
+                <w:rFonts w:ascii="Arial" w:hAnsi="Arial" w:cs="Arial"/>
+                <w:sz w:val="18"/>
+                <w:szCs w:val="18"/>
+              </w:rPr>
+              <w:t>prefixCode</w:t>
+            </w:r>
+            <w:proofErr w:type="spellEnd"/>
+            <w:r>
+              <w:rPr>
+                <w:rFonts w:ascii="Arial" w:hAnsi="Arial" w:cs="Arial"/>
+                <w:sz w:val="18"/>
+                <w:szCs w:val="18"/>
+              </w:rPr>
+              <w:t>}\{</w:t>
+            </w:r>
+            <w:proofErr w:type="spellStart"/>
+            <w:r>
+              <w:rPr>
+                <w:rFonts w:ascii="Arial" w:hAnsi="Arial" w:cs="Arial"/>
+                <w:sz w:val="18"/>
+                <w:szCs w:val="18"/>
+              </w:rPr>
+              <w:t>containerFrom</w:t>
+            </w:r>
+            <w:proofErr w:type="spellEnd"/>
+            <w:r>
+              <w:rPr>
+                <w:rFonts w:ascii="Arial" w:hAnsi="Arial" w:cs="Arial"/>
+                <w:sz w:val="18"/>
+                <w:szCs w:val="18"/>
+              </w:rPr>
+              <w:t>}{#</w:t>
+            </w:r>
+            <w:proofErr w:type="spellStart"/>
+            <w:r>
+              <w:rPr>
+                <w:rFonts w:ascii="Arial" w:hAnsi="Arial" w:cs="Arial"/>
+                <w:sz w:val="18"/>
+                <w:szCs w:val="18"/>
+              </w:rPr>
+              <w:t>containerTo</w:t>
+            </w:r>
+            <w:proofErr w:type="spellEnd"/>
+            <w:r>
+              <w:rPr>
+                <w:rFonts w:ascii="Arial" w:hAnsi="Arial" w:cs="Arial"/>
+                <w:sz w:val="18"/>
+                <w:szCs w:val="18"/>
+              </w:rPr>
+              <w:t>} - {</w:t>
+            </w:r>
+            <w:proofErr w:type="spellStart"/>
+            <w:r>
+              <w:rPr>
+                <w:rFonts w:ascii="Arial" w:hAnsi="Arial" w:cs="Arial"/>
+                <w:sz w:val="18"/>
+                <w:szCs w:val="18"/>
+              </w:rPr>
+              <w:t>containerTo</w:t>
+            </w:r>
+            <w:proofErr w:type="spellEnd"/>
+            <w:r>
+              <w:rPr>
+                <w:rFonts w:ascii="Arial" w:hAnsi="Arial" w:cs="Arial"/>
+                <w:sz w:val="18"/>
+                <w:szCs w:val="18"/>
+              </w:rPr>
+              <w:t>}{/</w:t>
+            </w:r>
+            <w:proofErr w:type="spellStart"/>
+            <w:r>
+              <w:rPr>
+                <w:rFonts w:ascii="Arial" w:hAnsi="Arial" w:cs="Arial"/>
+                <w:sz w:val="18"/>
+                <w:szCs w:val="18"/>
+              </w:rPr>
+              <w:t>containerTo</w:t>
+            </w:r>
+            <w:proofErr w:type="spellEnd"/>
+            <w:r>
+              <w:rPr>
+                <w:rFonts w:ascii="Arial" w:hAnsi="Arial" w:cs="Arial"/>
+                <w:sz w:val="18"/>
+                <w:szCs w:val="18"/>
+              </w:rPr>
+              <w:t>}</w:t>
             </w:r>
           </w:p>
         </w:tc>
@@ -1556,7 +2164,25 @@
                 <w:sz w:val="18"/>
                 <w:szCs w:val="18"/>
               </w:rPr>
-              <w:t>{materialGrade}</w:t>
+              <w:t>{</w:t>
+            </w:r>
+            <w:proofErr w:type="spellStart"/>
+            <w:r>
+              <w:rPr>
+                <w:rFonts w:ascii="Arial" w:hAnsi="Arial" w:cs="Arial"/>
+                <w:sz w:val="18"/>
+                <w:szCs w:val="18"/>
+              </w:rPr>
+              <w:t>materialGrade</w:t>
+            </w:r>
+            <w:proofErr w:type="spellEnd"/>
+            <w:r>
+              <w:rPr>
+                <w:rFonts w:ascii="Arial" w:hAnsi="Arial" w:cs="Arial"/>
+                <w:sz w:val="18"/>
+                <w:szCs w:val="18"/>
+              </w:rPr>
+              <w:t>}</w:t>
             </w:r>
           </w:p>
         </w:tc>
@@ -1580,7 +2206,25 @@
                 <w:sz w:val="18"/>
                 <w:szCs w:val="18"/>
               </w:rPr>
-              <w:t>{brandName}</w:t>
+              <w:t>{</w:t>
+            </w:r>
+            <w:proofErr w:type="spellStart"/>
+            <w:r>
+              <w:rPr>
+                <w:rFonts w:ascii="Arial" w:hAnsi="Arial" w:cs="Arial"/>
+                <w:sz w:val="18"/>
+                <w:szCs w:val="18"/>
+              </w:rPr>
+              <w:t>brandName</w:t>
+            </w:r>
+            <w:proofErr w:type="spellEnd"/>
+            <w:r>
+              <w:rPr>
+                <w:rFonts w:ascii="Arial" w:hAnsi="Arial" w:cs="Arial"/>
+                <w:sz w:val="18"/>
+                <w:szCs w:val="18"/>
+              </w:rPr>
+              <w:t>}</w:t>
             </w:r>
           </w:p>
         </w:tc>
@@ -1606,7 +2250,25 @@
                 <w:sz w:val="18"/>
                 <w:szCs w:val="18"/>
               </w:rPr>
-              <w:t>{designType}</w:t>
+              <w:t>{</w:t>
+            </w:r>
+            <w:proofErr w:type="spellStart"/>
+            <w:r>
+              <w:rPr>
+                <w:rFonts w:ascii="Arial" w:hAnsi="Arial" w:cs="Arial"/>
+                <w:sz w:val="18"/>
+                <w:szCs w:val="18"/>
+              </w:rPr>
+              <w:t>designType</w:t>
+            </w:r>
+            <w:proofErr w:type="spellEnd"/>
+            <w:r>
+              <w:rPr>
+                <w:rFonts w:ascii="Arial" w:hAnsi="Arial" w:cs="Arial"/>
+                <w:sz w:val="18"/>
+                <w:szCs w:val="18"/>
+              </w:rPr>
+              <w:t>}</w:t>
             </w:r>
           </w:p>
         </w:tc>
@@ -1630,7 +2292,25 @@
                 <w:sz w:val="18"/>
                 <w:szCs w:val="18"/>
               </w:rPr>
-              <w:t>{finishType}</w:t>
+              <w:t>{</w:t>
+            </w:r>
+            <w:proofErr w:type="spellStart"/>
+            <w:r>
+              <w:rPr>
+                <w:rFonts w:ascii="Arial" w:hAnsi="Arial" w:cs="Arial"/>
+                <w:sz w:val="18"/>
+                <w:szCs w:val="18"/>
+              </w:rPr>
+              <w:t>finishType</w:t>
+            </w:r>
+            <w:proofErr w:type="spellEnd"/>
+            <w:r>
+              <w:rPr>
+                <w:rFonts w:ascii="Arial" w:hAnsi="Arial" w:cs="Arial"/>
+                <w:sz w:val="18"/>
+                <w:szCs w:val="18"/>
+              </w:rPr>
+              <w:t>}</w:t>
             </w:r>
           </w:p>
         </w:tc>
@@ -1704,8 +2384,27 @@
                 <w:sz w:val="18"/>
                 <w:szCs w:val="18"/>
               </w:rPr>
-              <w:t>{value}{/invoices}{/</w:t>
-            </w:r>
+              <w:t>{value}{/</w:t>
+            </w:r>
+            <w:proofErr w:type="gramStart"/>
+            <w:r>
+              <w:rPr>
+                <w:rFonts w:ascii="Arial" w:hAnsi="Arial" w:cs="Arial"/>
+                <w:sz w:val="18"/>
+                <w:szCs w:val="18"/>
+              </w:rPr>
+              <w:t>invoices}{</w:t>
+            </w:r>
+            <w:proofErr w:type="gramEnd"/>
+            <w:r>
+              <w:rPr>
+                <w:rFonts w:ascii="Arial" w:hAnsi="Arial" w:cs="Arial"/>
+                <w:sz w:val="18"/>
+                <w:szCs w:val="18"/>
+              </w:rPr>
+              <w:t>/</w:t>
+            </w:r>
+            <w:proofErr w:type="spellStart"/>
             <w:r>
               <w:rPr>
                 <w:rFonts w:ascii="Arial" w:hAnsi="Arial" w:cs="Arial"/>
@@ -1714,6 +2413,7 @@
               </w:rPr>
               <w:t>OCItems</w:t>
             </w:r>
+            <w:proofErr w:type="spellEnd"/>
             <w:r>
               <w:rPr>
                 <w:rFonts w:ascii="Arial" w:hAnsi="Arial" w:cs="Arial"/>
@@ -1809,7 +2509,7 @@
                     </wp:anchor>
                   </w:drawing>
                 </mc:Choice>
-                <mc:Fallback>
+                <mc:Fallback xmlns:w16sdtfl="http://schemas.microsoft.com/office/word/2024/wordml/sdtformatlock" xmlns:w16sdtdh="http://schemas.microsoft.com/office/word/2020/wordml/sdtdatahash" xmlns:w16du="http://schemas.microsoft.com/office/word/2023/wordml/word16du" xmlns:w16="http://schemas.microsoft.com/office/word/2018/wordml" xmlns:w16cex="http://schemas.microsoft.com/office/word/2018/wordml/cex" xmlns:oel="http://schemas.microsoft.com/office/2019/extlst">
                   <w:pict>
                     <v:line w14:anchorId="1DB052B2" id="Straight Connector 10" o:spid="_x0000_s1026" style="position:absolute;z-index:251666432;visibility:visible;mso-wrap-style:square;mso-width-percent:0;mso-height-percent:0;mso-wrap-distance-left:9pt;mso-wrap-distance-top:-3e-5mm;mso-wrap-distance-right:9pt;mso-wrap-distance-bottom:-3e-5mm;mso-position-horizontal:absolute;mso-position-horizontal-relative:text;mso-position-vertical:absolute;mso-position-vertical-relative:text;mso-width-percent:0;mso-height-percent:0;mso-width-relative:page;mso-height-relative:page" from=".6pt,11.2pt" to="554.2pt,12.25pt" o:gfxdata="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" strokecolor="black [3200]" strokeweight=".5pt">
                       <v:stroke joinstyle="miter"/>
@@ -1825,11 +2525,29 @@
                 <w:sz w:val="20"/>
                 <w:szCs w:val="20"/>
               </w:rPr>
-              <w:t>{#isSampleBox}</w:t>
-            </w:r>
+              <w:t>{#</w:t>
+            </w:r>
+            <w:proofErr w:type="spellStart"/>
             <w:r>
               <w:rPr>
                 <w:rFonts w:cstheme="minorHAnsi"/>
+                <w:sz w:val="20"/>
+                <w:szCs w:val="20"/>
+              </w:rPr>
+              <w:t>isSampleBox</w:t>
+            </w:r>
+            <w:proofErr w:type="spellEnd"/>
+            <w:r>
+              <w:rPr>
+                <w:rFonts w:cstheme="minorHAnsi"/>
+                <w:sz w:val="20"/>
+                <w:szCs w:val="20"/>
+              </w:rPr>
+              <w:t>}</w:t>
+            </w:r>
+            <w:r>
+              <w:rPr>
+                <w:rFonts w:cstheme="minorHAnsi"/>
                 <w:b/>
                 <w:bCs/>
                 <w:sz w:val="20"/>
@@ -1843,7 +2561,25 @@
                 <w:sz w:val="20"/>
                 <w:szCs w:val="20"/>
               </w:rPr>
-              <w:t>{/isSampleBox}</w:t>
+              <w:t>{/</w:t>
+            </w:r>
+            <w:proofErr w:type="spellStart"/>
+            <w:r>
+              <w:rPr>
+                <w:rFonts w:cstheme="minorHAnsi"/>
+                <w:sz w:val="20"/>
+                <w:szCs w:val="20"/>
+              </w:rPr>
+              <w:t>isSampleBox</w:t>
+            </w:r>
+            <w:proofErr w:type="spellEnd"/>
+            <w:r>
+              <w:rPr>
+                <w:rFonts w:cstheme="minorHAnsi"/>
+                <w:sz w:val="20"/>
+                <w:szCs w:val="20"/>
+              </w:rPr>
+              <w:t>}</w:t>
             </w:r>
           </w:p>
         </w:tc>
@@ -1937,23 +2673,133 @@
                 <w:sz w:val="18"/>
                 <w:szCs w:val="18"/>
               </w:rPr>
-              <w:t>{#sampleBox}</w:t>
-            </w:r>
-            <w:r>
-              <w:rPr>
-                <w:rFonts w:ascii="Arial" w:hAnsi="Arial" w:cs="Arial"/>
-                <w:sz w:val="18"/>
-                <w:szCs w:val="18"/>
-              </w:rPr>
-              <w:t>{prefixCode}\</w:t>
-            </w:r>
-            <w:r>
-              <w:rPr>
-                <w:rFonts w:ascii="Arial" w:hAnsi="Arial" w:cs="Arial"/>
-                <w:sz w:val="18"/>
-                <w:szCs w:val="18"/>
-              </w:rPr>
-              <w:t>{containerFrom}{#containerTo} to {containerTo} {/containerTo}</w:t>
+              <w:t>{#</w:t>
+            </w:r>
+            <w:proofErr w:type="spellStart"/>
+            <w:proofErr w:type="gramStart"/>
+            <w:r>
+              <w:rPr>
+                <w:rFonts w:ascii="Arial" w:hAnsi="Arial" w:cs="Arial"/>
+                <w:sz w:val="18"/>
+                <w:szCs w:val="18"/>
+              </w:rPr>
+              <w:t>sampleBox</w:t>
+            </w:r>
+            <w:proofErr w:type="spellEnd"/>
+            <w:r>
+              <w:rPr>
+                <w:rFonts w:ascii="Arial" w:hAnsi="Arial" w:cs="Arial"/>
+                <w:sz w:val="18"/>
+                <w:szCs w:val="18"/>
+              </w:rPr>
+              <w:t>}</w:t>
+            </w:r>
+            <w:r>
+              <w:rPr>
+                <w:rFonts w:ascii="Arial" w:hAnsi="Arial" w:cs="Arial"/>
+                <w:sz w:val="18"/>
+                <w:szCs w:val="18"/>
+              </w:rPr>
+              <w:t>{</w:t>
+            </w:r>
+            <w:proofErr w:type="spellStart"/>
+            <w:proofErr w:type="gramEnd"/>
+            <w:r>
+              <w:rPr>
+                <w:rFonts w:ascii="Arial" w:hAnsi="Arial" w:cs="Arial"/>
+                <w:sz w:val="18"/>
+                <w:szCs w:val="18"/>
+              </w:rPr>
+              <w:t>prefixCode</w:t>
+            </w:r>
+            <w:proofErr w:type="spellEnd"/>
+            <w:r>
+              <w:rPr>
+                <w:rFonts w:ascii="Arial" w:hAnsi="Arial" w:cs="Arial"/>
+                <w:sz w:val="18"/>
+                <w:szCs w:val="18"/>
+              </w:rPr>
+              <w:t>}\</w:t>
+            </w:r>
+            <w:r>
+              <w:rPr>
+                <w:rFonts w:ascii="Arial" w:hAnsi="Arial" w:cs="Arial"/>
+                <w:sz w:val="18"/>
+                <w:szCs w:val="18"/>
+              </w:rPr>
+              <w:t>{</w:t>
+            </w:r>
+            <w:proofErr w:type="spellStart"/>
+            <w:r>
+              <w:rPr>
+                <w:rFonts w:ascii="Arial" w:hAnsi="Arial" w:cs="Arial"/>
+                <w:sz w:val="18"/>
+                <w:szCs w:val="18"/>
+              </w:rPr>
+              <w:t>containerFrom</w:t>
+            </w:r>
+            <w:proofErr w:type="spellEnd"/>
+            <w:r>
+              <w:rPr>
+                <w:rFonts w:ascii="Arial" w:hAnsi="Arial" w:cs="Arial"/>
+                <w:sz w:val="18"/>
+                <w:szCs w:val="18"/>
+              </w:rPr>
+              <w:t>}{#</w:t>
+            </w:r>
+            <w:proofErr w:type="spellStart"/>
+            <w:r>
+              <w:rPr>
+                <w:rFonts w:ascii="Arial" w:hAnsi="Arial" w:cs="Arial"/>
+                <w:sz w:val="18"/>
+                <w:szCs w:val="18"/>
+              </w:rPr>
+              <w:t>containerTo</w:t>
+            </w:r>
+            <w:proofErr w:type="spellEnd"/>
+            <w:r>
+              <w:rPr>
+                <w:rFonts w:ascii="Arial" w:hAnsi="Arial" w:cs="Arial"/>
+                <w:sz w:val="18"/>
+                <w:szCs w:val="18"/>
+              </w:rPr>
+              <w:t>} to {</w:t>
+            </w:r>
+            <w:proofErr w:type="spellStart"/>
+            <w:r>
+              <w:rPr>
+                <w:rFonts w:ascii="Arial" w:hAnsi="Arial" w:cs="Arial"/>
+                <w:sz w:val="18"/>
+                <w:szCs w:val="18"/>
+              </w:rPr>
+              <w:t>containerTo</w:t>
+            </w:r>
+            <w:proofErr w:type="spellEnd"/>
+            <w:r>
+              <w:rPr>
+                <w:rFonts w:ascii="Arial" w:hAnsi="Arial" w:cs="Arial"/>
+                <w:sz w:val="18"/>
+                <w:szCs w:val="18"/>
+              </w:rPr>
+              <w:t>} {/</w:t>
+            </w:r>
+            <w:proofErr w:type="spellStart"/>
+            <w:r>
+              <w:rPr>
+                <w:rFonts w:ascii="Arial" w:hAnsi="Arial" w:cs="Arial"/>
+                <w:sz w:val="18"/>
+                <w:szCs w:val="18"/>
+              </w:rPr>
+              <w:t>containerTo</w:t>
+            </w:r>
+            <w:proofErr w:type="spellEnd"/>
+            <w:r>
+              <w:rPr>
+                <w:rFonts w:ascii="Arial" w:hAnsi="Arial" w:cs="Arial"/>
+                <w:sz w:val="18"/>
+                <w:szCs w:val="18"/>
+              </w:rPr>
+              <w:t>}</w:t>
             </w:r>
           </w:p>
         </w:tc>
@@ -1978,7 +2824,81 @@
                 <w:sz w:val="18"/>
                 <w:szCs w:val="18"/>
               </w:rPr>
-              <w:t>{materialGrade}  {brandName}  {designType}  {finishType}</w:t>
+              <w:t>{</w:t>
+            </w:r>
+            <w:proofErr w:type="spellStart"/>
+            <w:proofErr w:type="gramStart"/>
+            <w:r>
+              <w:rPr>
+                <w:rFonts w:ascii="Arial" w:hAnsi="Arial" w:cs="Arial"/>
+                <w:sz w:val="18"/>
+                <w:szCs w:val="18"/>
+              </w:rPr>
+              <w:t>materialGrade</w:t>
+            </w:r>
+            <w:proofErr w:type="spellEnd"/>
+            <w:r>
+              <w:rPr>
+                <w:rFonts w:ascii="Arial" w:hAnsi="Arial" w:cs="Arial"/>
+                <w:sz w:val="18"/>
+                <w:szCs w:val="18"/>
+              </w:rPr>
+              <w:t>}  {</w:t>
+            </w:r>
+            <w:proofErr w:type="spellStart"/>
+            <w:proofErr w:type="gramEnd"/>
+            <w:r>
+              <w:rPr>
+                <w:rFonts w:ascii="Arial" w:hAnsi="Arial" w:cs="Arial"/>
+                <w:sz w:val="18"/>
+                <w:szCs w:val="18"/>
+              </w:rPr>
+              <w:t>brandName</w:t>
+            </w:r>
+            <w:proofErr w:type="spellEnd"/>
+            <w:r>
+              <w:rPr>
+                <w:rFonts w:ascii="Arial" w:hAnsi="Arial" w:cs="Arial"/>
+                <w:sz w:val="18"/>
+                <w:szCs w:val="18"/>
+              </w:rPr>
+              <w:t>}  {</w:t>
+            </w:r>
+            <w:proofErr w:type="spellStart"/>
+            <w:r>
+              <w:rPr>
+                <w:rFonts w:ascii="Arial" w:hAnsi="Arial" w:cs="Arial"/>
+                <w:sz w:val="18"/>
+                <w:szCs w:val="18"/>
+              </w:rPr>
+              <w:t>designType</w:t>
+            </w:r>
+            <w:proofErr w:type="spellEnd"/>
+            <w:r>
+              <w:rPr>
+                <w:rFonts w:ascii="Arial" w:hAnsi="Arial" w:cs="Arial"/>
+                <w:sz w:val="18"/>
+                <w:szCs w:val="18"/>
+              </w:rPr>
+              <w:t>}  {</w:t>
+            </w:r>
+            <w:proofErr w:type="spellStart"/>
+            <w:r>
+              <w:rPr>
+                <w:rFonts w:ascii="Arial" w:hAnsi="Arial" w:cs="Arial"/>
+                <w:sz w:val="18"/>
+                <w:szCs w:val="18"/>
+              </w:rPr>
+              <w:t>finishType</w:t>
+            </w:r>
+            <w:proofErr w:type="spellEnd"/>
+            <w:r>
+              <w:rPr>
+                <w:rFonts w:ascii="Arial" w:hAnsi="Arial" w:cs="Arial"/>
+                <w:sz w:val="18"/>
+                <w:szCs w:val="18"/>
+              </w:rPr>
+              <w:t>}</w:t>
             </w:r>
           </w:p>
         </w:tc>
@@ -2060,7 +2980,25 @@
                 <w:sz w:val="18"/>
                 <w:szCs w:val="18"/>
               </w:rPr>
-              <w:t>value}{/sampleBox}</w:t>
+              <w:t>value}{/</w:t>
+            </w:r>
+            <w:proofErr w:type="spellStart"/>
+            <w:r>
+              <w:rPr>
+                <w:rFonts w:ascii="Arial" w:hAnsi="Arial" w:cs="Arial"/>
+                <w:sz w:val="18"/>
+                <w:szCs w:val="18"/>
+              </w:rPr>
+              <w:t>sampleBox</w:t>
+            </w:r>
+            <w:proofErr w:type="spellEnd"/>
+            <w:r>
+              <w:rPr>
+                <w:rFonts w:ascii="Arial" w:hAnsi="Arial" w:cs="Arial"/>
+                <w:sz w:val="18"/>
+                <w:szCs w:val="18"/>
+              </w:rPr>
+              <w:t>}</w:t>
             </w:r>
           </w:p>
         </w:tc>
@@ -2309,7 +3247,29 @@
                 <w:sz w:val="18"/>
                 <w:szCs w:val="18"/>
               </w:rPr>
-              <w:t>{totalQuantity}</w:t>
+              <w:t>{</w:t>
+            </w:r>
+            <w:proofErr w:type="spellStart"/>
+            <w:r>
+              <w:rPr>
+                <w:rFonts w:ascii="Arial" w:hAnsi="Arial" w:cs="Arial"/>
+                <w:b/>
+                <w:bCs/>
+                <w:sz w:val="18"/>
+                <w:szCs w:val="18"/>
+              </w:rPr>
+              <w:t>totalQuantity</w:t>
+            </w:r>
+            <w:proofErr w:type="spellEnd"/>
+            <w:r>
+              <w:rPr>
+                <w:rFonts w:ascii="Arial" w:hAnsi="Arial" w:cs="Arial"/>
+                <w:b/>
+                <w:bCs/>
+                <w:sz w:val="18"/>
+                <w:szCs w:val="18"/>
+              </w:rPr>
+              <w:t>}</w:t>
             </w:r>
           </w:p>
         </w:tc>
@@ -2353,7 +3313,29 @@
                 <w:sz w:val="18"/>
                 <w:szCs w:val="18"/>
               </w:rPr>
-              <w:t>{totalAmount}</w:t>
+              <w:t>{</w:t>
+            </w:r>
+            <w:proofErr w:type="spellStart"/>
+            <w:r>
+              <w:rPr>
+                <w:rFonts w:ascii="Arial" w:hAnsi="Arial" w:cs="Arial"/>
+                <w:b/>
+                <w:bCs/>
+                <w:sz w:val="18"/>
+                <w:szCs w:val="18"/>
+              </w:rPr>
+              <w:t>totalAmount</w:t>
+            </w:r>
+            <w:proofErr w:type="spellEnd"/>
+            <w:r>
+              <w:rPr>
+                <w:rFonts w:ascii="Arial" w:hAnsi="Arial" w:cs="Arial"/>
+                <w:b/>
+                <w:bCs/>
+                <w:sz w:val="18"/>
+                <w:szCs w:val="18"/>
+              </w:rPr>
+              <w:t>}</w:t>
             </w:r>
           </w:p>
         </w:tc>
@@ -2498,7 +3480,7 @@
                     </wp:anchor>
                   </w:drawing>
                 </mc:Choice>
-                <mc:Fallback>
+                <mc:Fallback xmlns:w16sdtfl="http://schemas.microsoft.com/office/word/2024/wordml/sdtformatlock" xmlns:w16sdtdh="http://schemas.microsoft.com/office/word/2020/wordml/sdtdatahash" xmlns:w16du="http://schemas.microsoft.com/office/word/2023/wordml/word16du" xmlns:w16="http://schemas.microsoft.com/office/word/2018/wordml" xmlns:w16cex="http://schemas.microsoft.com/office/word/2018/wordml/cex" xmlns:oel="http://schemas.microsoft.com/office/2019/extlst">
                   <w:pict>
                     <v:line w14:anchorId="7EDC28B4" id="Straight Connector 11" o:spid="_x0000_s1026" style="position:absolute;z-index:251664384;visibility:visible;mso-wrap-style:square;mso-wrap-distance-left:9pt;mso-wrap-distance-top:0;mso-wrap-distance-right:9pt;mso-wrap-distance-bottom:0;mso-position-horizontal:absolute;mso-position-horizontal-relative:text;mso-position-vertical:absolute;mso-position-vertical-relative:text" from="52.95pt,2.75pt" to="191.5pt,2.75pt" o:gfxdata="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" strokecolor="black [3200]" strokeweight=".5pt">
                       <v:stroke joinstyle="miter"/>
@@ -2712,7 +3694,25 @@
                 <w:sz w:val="18"/>
                 <w:szCs w:val="18"/>
               </w:rPr>
-              <w:t>{totalAddition}</w:t>
+              <w:t>{</w:t>
+            </w:r>
+            <w:proofErr w:type="spellStart"/>
+            <w:r>
+              <w:rPr>
+                <w:rFonts w:ascii="Arial" w:hAnsi="Arial" w:cs="Arial"/>
+                <w:sz w:val="18"/>
+                <w:szCs w:val="18"/>
+              </w:rPr>
+              <w:t>totalAddition</w:t>
+            </w:r>
+            <w:proofErr w:type="spellEnd"/>
+            <w:r>
+              <w:rPr>
+                <w:rFonts w:ascii="Arial" w:hAnsi="Arial" w:cs="Arial"/>
+                <w:sz w:val="18"/>
+                <w:szCs w:val="18"/>
+              </w:rPr>
+              <w:t>}</w:t>
             </w:r>
           </w:p>
         </w:tc>
@@ -2851,7 +3851,25 @@
                 <w:sz w:val="18"/>
                 <w:szCs w:val="18"/>
               </w:rPr>
-              <w:t>{totalDiscount}</w:t>
+              <w:t>{</w:t>
+            </w:r>
+            <w:proofErr w:type="spellStart"/>
+            <w:r>
+              <w:rPr>
+                <w:rFonts w:ascii="Arial" w:hAnsi="Arial" w:cs="Arial"/>
+                <w:sz w:val="18"/>
+                <w:szCs w:val="18"/>
+              </w:rPr>
+              <w:t>totalDiscount</w:t>
+            </w:r>
+            <w:proofErr w:type="spellEnd"/>
+            <w:r>
+              <w:rPr>
+                <w:rFonts w:ascii="Arial" w:hAnsi="Arial" w:cs="Arial"/>
+                <w:sz w:val="18"/>
+                <w:szCs w:val="18"/>
+              </w:rPr>
+              <w:t>}</w:t>
             </w:r>
           </w:p>
         </w:tc>
@@ -3055,6 +4073,7 @@
               </w:rPr>
               <w:t>Total {</w:t>
             </w:r>
+            <w:proofErr w:type="spellStart"/>
             <w:r>
               <w:rPr>
                 <w:rFonts w:ascii="Arial" w:hAnsi="Arial" w:cs="Arial"/>
@@ -3066,6 +4085,7 @@
               </w:rPr>
               <w:t>deliveryTerms</w:t>
             </w:r>
+            <w:proofErr w:type="spellEnd"/>
             <w:r>
               <w:rPr>
                 <w:rFonts w:ascii="Arial" w:hAnsi="Arial" w:cs="Arial"/>
@@ -3076,6 +4096,8 @@
               </w:rPr>
               <w:t>} {</w:t>
             </w:r>
+            <w:proofErr w:type="spellStart"/>
+            <w:proofErr w:type="gramStart"/>
             <w:r>
               <w:rPr>
                 <w:rFonts w:ascii="Arial" w:hAnsi="Arial" w:cs="Arial"/>
@@ -3087,6 +4109,7 @@
               </w:rPr>
               <w:t>dischargeTerms</w:t>
             </w:r>
+            <w:proofErr w:type="spellEnd"/>
             <w:r>
               <w:rPr>
                 <w:rFonts w:ascii="Arial" w:hAnsi="Arial" w:cs="Arial"/>
@@ -3113,7 +4136,52 @@
                 <w:sz w:val="18"/>
                 <w:szCs w:val="18"/>
               </w:rPr>
-              <w:t>{currencyChar} {netAmountWords} Only</w:t>
+              <w:t>{</w:t>
+            </w:r>
+            <w:proofErr w:type="spellStart"/>
+            <w:proofErr w:type="gramEnd"/>
+            <w:r>
+              <w:rPr>
+                <w:rFonts w:ascii="Arial" w:hAnsi="Arial" w:cs="Arial"/>
+                <w:b/>
+                <w:bCs/>
+                <w:sz w:val="18"/>
+                <w:szCs w:val="18"/>
+              </w:rPr>
+              <w:t>currencyChar</w:t>
+            </w:r>
+            <w:proofErr w:type="spellEnd"/>
+            <w:r>
+              <w:rPr>
+                <w:rFonts w:ascii="Arial" w:hAnsi="Arial" w:cs="Arial"/>
+                <w:b/>
+                <w:bCs/>
+                <w:sz w:val="18"/>
+                <w:szCs w:val="18"/>
+              </w:rPr>
+              <w:t>} {</w:t>
+            </w:r>
+            <w:proofErr w:type="spellStart"/>
+            <w:r>
+              <w:rPr>
+                <w:rFonts w:ascii="Arial" w:hAnsi="Arial" w:cs="Arial"/>
+                <w:b/>
+                <w:bCs/>
+                <w:sz w:val="18"/>
+                <w:szCs w:val="18"/>
+              </w:rPr>
+              <w:t>netAmountWords</w:t>
+            </w:r>
+            <w:proofErr w:type="spellEnd"/>
+            <w:r>
+              <w:rPr>
+                <w:rFonts w:ascii="Arial" w:hAnsi="Arial" w:cs="Arial"/>
+                <w:b/>
+                <w:bCs/>
+                <w:sz w:val="18"/>
+                <w:szCs w:val="18"/>
+              </w:rPr>
+              <w:t>} Only</w:t>
             </w:r>
           </w:p>
         </w:tc>
@@ -3154,7 +4222,25 @@
                 <w:sz w:val="18"/>
                 <w:szCs w:val="18"/>
               </w:rPr>
-              <w:t>{netAmount}</w:t>
+              <w:t>{</w:t>
+            </w:r>
+            <w:proofErr w:type="spellStart"/>
+            <w:r>
+              <w:rPr>
+                <w:rFonts w:ascii="Arial" w:hAnsi="Arial" w:cs="Arial"/>
+                <w:sz w:val="18"/>
+                <w:szCs w:val="18"/>
+              </w:rPr>
+              <w:t>netAmount</w:t>
+            </w:r>
+            <w:proofErr w:type="spellEnd"/>
+            <w:r>
+              <w:rPr>
+                <w:rFonts w:ascii="Arial" w:hAnsi="Arial" w:cs="Arial"/>
+                <w:sz w:val="18"/>
+                <w:szCs w:val="18"/>
+              </w:rPr>
+              <w:t>}</w:t>
             </w:r>
           </w:p>
         </w:tc>
@@ -3243,6 +4329,7 @@
               </w:rPr>
               <w:t>{</w:t>
             </w:r>
+            <w:proofErr w:type="spellStart"/>
             <w:r>
               <w:rPr>
                 <w:rFonts w:ascii="Arial" w:hAnsi="Arial" w:cs="Arial"/>
@@ -3252,6 +4339,7 @@
               </w:rPr>
               <w:t>deliveryDetails</w:t>
             </w:r>
+            <w:proofErr w:type="spellEnd"/>
             <w:r>
               <w:rPr>
                 <w:rFonts w:ascii="Arial" w:hAnsi="Arial" w:cs="Arial"/>
@@ -3345,7 +4433,25 @@
                 <w:sz w:val="18"/>
                 <w:szCs w:val="18"/>
               </w:rPr>
-              <w:t xml:space="preserve">{bNameOC} </w:t>
+              <w:t>{</w:t>
+            </w:r>
+            <w:proofErr w:type="spellStart"/>
+            <w:r>
+              <w:rPr>
+                <w:rFonts w:ascii="Arial" w:hAnsi="Arial" w:cs="Arial"/>
+                <w:sz w:val="18"/>
+                <w:szCs w:val="18"/>
+              </w:rPr>
+              <w:t>bNameOC</w:t>
+            </w:r>
+            <w:proofErr w:type="spellEnd"/>
+            <w:r>
+              <w:rPr>
+                <w:rFonts w:ascii="Arial" w:hAnsi="Arial" w:cs="Arial"/>
+                <w:sz w:val="18"/>
+                <w:szCs w:val="18"/>
+              </w:rPr>
+              <w:t xml:space="preserve">} </w:t>
             </w:r>
           </w:p>
           <w:p>
@@ -3363,7 +4469,63 @@
                 <w:sz w:val="18"/>
                 <w:szCs w:val="18"/>
               </w:rPr>
-              <w:t>{#bBranchOC}{bBranchOC} BRANCH{/bBranchOC}</w:t>
+              <w:t>{#</w:t>
+            </w:r>
+            <w:proofErr w:type="spellStart"/>
+            <w:proofErr w:type="gramStart"/>
+            <w:r>
+              <w:rPr>
+                <w:rFonts w:ascii="Arial" w:hAnsi="Arial" w:cs="Arial"/>
+                <w:sz w:val="18"/>
+                <w:szCs w:val="18"/>
+              </w:rPr>
+              <w:t>bBranchOC</w:t>
+            </w:r>
+            <w:proofErr w:type="spellEnd"/>
+            <w:r>
+              <w:rPr>
+                <w:rFonts w:ascii="Arial" w:hAnsi="Arial" w:cs="Arial"/>
+                <w:sz w:val="18"/>
+                <w:szCs w:val="18"/>
+              </w:rPr>
+              <w:t>}{</w:t>
+            </w:r>
+            <w:proofErr w:type="spellStart"/>
+            <w:proofErr w:type="gramEnd"/>
+            <w:r>
+              <w:rPr>
+                <w:rFonts w:ascii="Arial" w:hAnsi="Arial" w:cs="Arial"/>
+                <w:sz w:val="18"/>
+                <w:szCs w:val="18"/>
+              </w:rPr>
+              <w:t>bBranchOC</w:t>
+            </w:r>
+            <w:proofErr w:type="spellEnd"/>
+            <w:r>
+              <w:rPr>
+                <w:rFonts w:ascii="Arial" w:hAnsi="Arial" w:cs="Arial"/>
+                <w:sz w:val="18"/>
+                <w:szCs w:val="18"/>
+              </w:rPr>
+              <w:t>} BRANCH{/</w:t>
+            </w:r>
+            <w:proofErr w:type="spellStart"/>
+            <w:r>
+              <w:rPr>
+                <w:rFonts w:ascii="Arial" w:hAnsi="Arial" w:cs="Arial"/>
+                <w:sz w:val="18"/>
+                <w:szCs w:val="18"/>
+              </w:rPr>
+              <w:t>bBranchOC</w:t>
+            </w:r>
+            <w:proofErr w:type="spellEnd"/>
+            <w:r>
+              <w:rPr>
+                <w:rFonts w:ascii="Arial" w:hAnsi="Arial" w:cs="Arial"/>
+                <w:sz w:val="18"/>
+                <w:szCs w:val="18"/>
+              </w:rPr>
+              <w:t>}</w:t>
             </w:r>
           </w:p>
           <w:p>
@@ -3381,7 +4543,43 @@
                 <w:sz w:val="18"/>
                 <w:szCs w:val="18"/>
               </w:rPr>
-              <w:t>{bAddressOC}{bCityOC}</w:t>
+              <w:t>{</w:t>
+            </w:r>
+            <w:proofErr w:type="spellStart"/>
+            <w:r>
+              <w:rPr>
+                <w:rFonts w:ascii="Arial" w:hAnsi="Arial" w:cs="Arial"/>
+                <w:sz w:val="18"/>
+                <w:szCs w:val="18"/>
+              </w:rPr>
+              <w:t>bAddressOC</w:t>
+            </w:r>
+            <w:proofErr w:type="spellEnd"/>
+            <w:r>
+              <w:rPr>
+                <w:rFonts w:ascii="Arial" w:hAnsi="Arial" w:cs="Arial"/>
+                <w:sz w:val="18"/>
+                <w:szCs w:val="18"/>
+              </w:rPr>
+              <w:t>}{</w:t>
+            </w:r>
+            <w:proofErr w:type="spellStart"/>
+            <w:r>
+              <w:rPr>
+                <w:rFonts w:ascii="Arial" w:hAnsi="Arial" w:cs="Arial"/>
+                <w:sz w:val="18"/>
+                <w:szCs w:val="18"/>
+              </w:rPr>
+              <w:t>bCityOC</w:t>
+            </w:r>
+            <w:proofErr w:type="spellEnd"/>
+            <w:r>
+              <w:rPr>
+                <w:rFonts w:ascii="Arial" w:hAnsi="Arial" w:cs="Arial"/>
+                <w:sz w:val="18"/>
+                <w:szCs w:val="18"/>
+              </w:rPr>
+              <w:t>}</w:t>
             </w:r>
           </w:p>
           <w:p>
@@ -3399,7 +4597,61 @@
                 <w:sz w:val="18"/>
                 <w:szCs w:val="18"/>
               </w:rPr>
-              <w:t>{#swiftNumberOC}SWIFT – {swiftNumberOC}{/swiftNumberOC}</w:t>
+              <w:t>{#</w:t>
+            </w:r>
+            <w:proofErr w:type="spellStart"/>
+            <w:r>
+              <w:rPr>
+                <w:rFonts w:ascii="Arial" w:hAnsi="Arial" w:cs="Arial"/>
+                <w:sz w:val="18"/>
+                <w:szCs w:val="18"/>
+              </w:rPr>
+              <w:t>swiftNumberOC</w:t>
+            </w:r>
+            <w:proofErr w:type="spellEnd"/>
+            <w:r>
+              <w:rPr>
+                <w:rFonts w:ascii="Arial" w:hAnsi="Arial" w:cs="Arial"/>
+                <w:sz w:val="18"/>
+                <w:szCs w:val="18"/>
+              </w:rPr>
+              <w:t>}SWIFT – {</w:t>
+            </w:r>
+            <w:proofErr w:type="spellStart"/>
+            <w:r>
+              <w:rPr>
+                <w:rFonts w:ascii="Arial" w:hAnsi="Arial" w:cs="Arial"/>
+                <w:sz w:val="18"/>
+                <w:szCs w:val="18"/>
+              </w:rPr>
+              <w:t>swiftNumberOC</w:t>
+            </w:r>
+            <w:proofErr w:type="spellEnd"/>
+            <w:r>
+              <w:rPr>
+                <w:rFonts w:ascii="Arial" w:hAnsi="Arial" w:cs="Arial"/>
+                <w:sz w:val="18"/>
+                <w:szCs w:val="18"/>
+              </w:rPr>
+              <w:t>}{/</w:t>
+            </w:r>
+            <w:proofErr w:type="spellStart"/>
+            <w:r>
+              <w:rPr>
+                <w:rFonts w:ascii="Arial" w:hAnsi="Arial" w:cs="Arial"/>
+                <w:sz w:val="18"/>
+                <w:szCs w:val="18"/>
+              </w:rPr>
+              <w:t>swiftNumberOC</w:t>
+            </w:r>
+            <w:proofErr w:type="spellEnd"/>
+            <w:r>
+              <w:rPr>
+                <w:rFonts w:ascii="Arial" w:hAnsi="Arial" w:cs="Arial"/>
+                <w:sz w:val="18"/>
+                <w:szCs w:val="18"/>
+              </w:rPr>
+              <w:t>}</w:t>
             </w:r>
           </w:p>
         </w:tc>
@@ -3455,8 +4707,19 @@
                 <w:szCs w:val="18"/>
                 <w:lang w:val="en-IN"/>
               </w:rPr>
-              <w:t>{shippingDetails</w:t>
-            </w:r>
+              <w:t>{</w:t>
+            </w:r>
+            <w:proofErr w:type="spellStart"/>
+            <w:r>
+              <w:rPr>
+                <w:rFonts w:ascii="Arial" w:hAnsi="Arial" w:cs="Arial"/>
+                <w:sz w:val="18"/>
+                <w:szCs w:val="18"/>
+                <w:lang w:val="en-IN"/>
+              </w:rPr>
+              <w:t>shippingDetails</w:t>
+            </w:r>
+            <w:proofErr w:type="spellEnd"/>
             <w:r>
               <w:rPr>
                 <w:rFonts w:ascii="Arial" w:hAnsi="Arial" w:cs="Arial"/>
@@ -3573,6 +4836,7 @@
               </w:rPr>
               <w:t>{</w:t>
             </w:r>
+            <w:proofErr w:type="spellStart"/>
             <w:r>
               <w:rPr>
                 <w:rFonts w:ascii="Arial" w:hAnsi="Arial" w:cs="Arial"/>
@@ -3580,7 +4844,17 @@
                 <w:szCs w:val="18"/>
                 <w:lang w:val="en-IN"/>
               </w:rPr>
-              <w:t>paymentTerms}</w:t>
+              <w:t>paymentTerms</w:t>
+            </w:r>
+            <w:proofErr w:type="spellEnd"/>
+            <w:r>
+              <w:rPr>
+                <w:rFonts w:ascii="Arial" w:hAnsi="Arial" w:cs="Arial"/>
+                <w:sz w:val="18"/>
+                <w:szCs w:val="18"/>
+                <w:lang w:val="en-IN"/>
+              </w:rPr>
+              <w:t>}</w:t>
             </w:r>
           </w:p>
         </w:tc>
@@ -3793,7 +5067,25 @@
                 <w:sz w:val="18"/>
                 <w:szCs w:val="18"/>
               </w:rPr>
-              <w:t xml:space="preserve"> {#invoiceInstructions}</w:t>
+              <w:t xml:space="preserve"> {#</w:t>
+            </w:r>
+            <w:proofErr w:type="spellStart"/>
+            <w:r>
+              <w:rPr>
+                <w:rFonts w:asciiTheme="minorHAnsi" w:hAnsiTheme="minorHAnsi" w:cstheme="minorHAnsi"/>
+                <w:sz w:val="18"/>
+                <w:szCs w:val="18"/>
+              </w:rPr>
+              <w:t>invoiceInstructions</w:t>
+            </w:r>
+            <w:proofErr w:type="spellEnd"/>
+            <w:r>
+              <w:rPr>
+                <w:rFonts w:asciiTheme="minorHAnsi" w:hAnsiTheme="minorHAnsi" w:cstheme="minorHAnsi"/>
+                <w:sz w:val="18"/>
+                <w:szCs w:val="18"/>
+              </w:rPr>
+              <w:t>}</w:t>
             </w:r>
           </w:p>
           <w:p>
@@ -3816,7 +5108,25 @@
                 <w:sz w:val="18"/>
                 <w:szCs w:val="18"/>
               </w:rPr>
-              <w:t>{.}{/invoiceInstructions}</w:t>
+              <w:t>{.}{/</w:t>
+            </w:r>
+            <w:proofErr w:type="spellStart"/>
+            <w:r>
+              <w:rPr>
+                <w:rFonts w:asciiTheme="minorHAnsi" w:hAnsiTheme="minorHAnsi" w:cstheme="minorHAnsi"/>
+                <w:sz w:val="18"/>
+                <w:szCs w:val="18"/>
+              </w:rPr>
+              <w:t>invoiceInstructions</w:t>
+            </w:r>
+            <w:proofErr w:type="spellEnd"/>
+            <w:r>
+              <w:rPr>
+                <w:rFonts w:asciiTheme="minorHAnsi" w:hAnsiTheme="minorHAnsi" w:cstheme="minorHAnsi"/>
+                <w:sz w:val="18"/>
+                <w:szCs w:val="18"/>
+              </w:rPr>
+              <w:t>}</w:t>
             </w:r>
           </w:p>
         </w:tc>
@@ -3848,7 +5158,7 @@
 </file>
 
 <file path=word/endnotes.xml><?xml version="1.0" encoding="utf-8"?>
-<w:endnotes xmlns:wpc="http://schemas.microsoft.com/office/word/2010/wordprocessingCanvas" xmlns:cx="http://schemas.microsoft.com/office/drawing/2014/chartex" xmlns:cx1="http://schemas.microsoft.com/office/drawing/2015/9/8/chartex" xmlns:cx2="http://schemas.microsoft.com/office/drawing/2015/10/21/chartex" xmlns:cx3="http://schemas.microsoft.com/office/drawing/2016/5/9/chartex" xmlns:cx4="http://schemas.microsoft.com/office/drawing/2016/5/10/chartex" xmlns:cx5="http://schemas.microsoft.com/office/drawing/2016/5/11/chartex" xmlns:cx6="http://schemas.microsoft.com/office/drawing/2016/5/12/chartex" xmlns:cx7="http://schemas.microsoft.com/office/drawing/2016/5/13/chartex" xmlns:cx8="http://schemas.microsoft.com/office/drawing/2016/5/14/chartex" xmlns:mc="http://schemas.openxmlformats.org/markup-compatibility/2006" xmlns:aink="http://schemas.microsoft.com/office/drawing/2016/ink" xmlns:am3d="http://schemas.microsoft.com/office/drawing/2017/model3d" xmlns:o="urn:schemas-microsoft-com:office:office" xmlns:oel="http://schemas.microsoft.com/office/2019/extlst" xmlns:r="http://schemas.openxmlformats.org/officeDocument/2006/relationships" xmlns:m="http://schemas.openxmlformats.org/officeDocument/2006/math" xmlns:v="urn:schemas-microsoft-com:vml" xmlns:wp14="http://schemas.microsoft.com/office/word/2010/wordprocessingDrawing" xmlns:wp="http://schemas.openxmlformats.org/drawingml/2006/wordprocessingDrawing" xmlns:w10="urn:schemas-microsoft-com:office:word" xmlns:w="http://schemas.openxmlformats.org/wordprocessingml/2006/main" xmlns:w14="http://schemas.microsoft.com/office/word/2010/wordml" xmlns:w15="http://schemas.microsoft.com/office/word/2012/wordml" xmlns:w16cex="http://schemas.microsoft.com/office/word/2018/wordml/cex" xmlns:w16cid="http://schemas.microsoft.com/office/word/2016/wordml/cid" xmlns:w16="http://schemas.microsoft.com/office/word/2018/wordml" xmlns:w16du="http://schemas.microsoft.com/office/word/2023/wordml/word16du" xmlns:w16sdtdh="http://schemas.microsoft.com/office/word/2020/wordml/sdtdatahash" xmlns:w16sdtfl="http://schemas.microsoft.com/office/word/2024/wordml/sdtformatlock" xmlns:w16se="http://schemas.microsoft.com/office/word/2015/wordml/symex" xmlns:wpg="http://schemas.microsoft.com/office/word/2010/wordprocessingGroup" xmlns:wpi="http://schemas.microsoft.com/office/word/2010/wordprocessingInk" xmlns:wne="http://schemas.microsoft.com/office/word/2006/wordml" xmlns:wps="http://schemas.microsoft.com/office/word/2010/wordprocessingShape" mc:Ignorable="w14 w15 w16se w16cid w16 w16cex w16sdtdh w16sdtfl w16du wp14">
+<w:endnotes xmlns:wpc="http://schemas.microsoft.com/office/word/2010/wordprocessingCanvas" xmlns:cx="http://schemas.microsoft.com/office/drawing/2014/chartex" xmlns:cx1="http://schemas.microsoft.com/office/drawing/2015/9/8/chartex" xmlns:cx2="http://schemas.microsoft.com/office/drawing/2015/10/21/chartex" xmlns:cx3="http://schemas.microsoft.com/office/drawing/2016/5/9/chartex" xmlns:cx4="http://schemas.microsoft.com/office/drawing/2016/5/10/chartex" xmlns:cx5="http://schemas.microsoft.com/office/drawing/2016/5/11/chartex" xmlns:cx6="http://schemas.microsoft.com/office/drawing/2016/5/12/chartex" xmlns:cx7="http://schemas.microsoft.com/office/drawing/2016/5/13/chartex" xmlns:cx8="http://schemas.microsoft.com/office/drawing/2016/5/14/chartex" xmlns:mc="http://schemas.openxmlformats.org/markup-compatibility/2006" xmlns:aink="http://schemas.microsoft.com/office/drawing/2016/ink" xmlns:am3d="http://schemas.microsoft.com/office/drawing/2017/model3d" xmlns:o="urn:schemas-microsoft-com:office:office" xmlns:r="http://schemas.openxmlformats.org/officeDocument/2006/relationships" xmlns:m="http://schemas.openxmlformats.org/officeDocument/2006/math" xmlns:v="urn:schemas-microsoft-com:vml" xmlns:wp14="http://schemas.microsoft.com/office/word/2010/wordprocessingDrawing" xmlns:wp="http://schemas.openxmlformats.org/drawingml/2006/wordprocessingDrawing" xmlns:w10="urn:schemas-microsoft-com:office:word" xmlns:w="http://schemas.openxmlformats.org/wordprocessingml/2006/main" xmlns:w14="http://schemas.microsoft.com/office/word/2010/wordml" xmlns:w15="http://schemas.microsoft.com/office/word/2012/wordml" xmlns:w16cid="http://schemas.microsoft.com/office/word/2016/wordml/cid" xmlns:w16se="http://schemas.microsoft.com/office/word/2015/wordml/symex" xmlns:wpg="http://schemas.microsoft.com/office/word/2010/wordprocessingGroup" xmlns:wpi="http://schemas.microsoft.com/office/word/2010/wordprocessingInk" xmlns:wne="http://schemas.microsoft.com/office/word/2006/wordml" xmlns:wps="http://schemas.microsoft.com/office/word/2010/wordprocessingShape" mc:Ignorable="w14 w15 w16se w16cid wp14">
   <w:endnote w:type="separator" w:id="-1">
     <w:p>
       <w:r>
@@ -3867,7 +5177,7 @@
 </file>
 
 <file path=word/footer1.xml><?xml version="1.0" encoding="utf-8"?>
-<w:ftr xmlns:wpc="http://schemas.microsoft.com/office/word/2010/wordprocessingCanvas" xmlns:cx="http://schemas.microsoft.com/office/drawing/2014/chartex" xmlns:cx1="http://schemas.microsoft.com/office/drawing/2015/9/8/chartex" xmlns:cx2="http://schemas.microsoft.com/office/drawing/2015/10/21/chartex" xmlns:cx3="http://schemas.microsoft.com/office/drawing/2016/5/9/chartex" xmlns:cx4="http://schemas.microsoft.com/office/drawing/2016/5/10/chartex" xmlns:cx5="http://schemas.microsoft.com/office/drawing/2016/5/11/chartex" xmlns:cx6="http://schemas.microsoft.com/office/drawing/2016/5/12/chartex" xmlns:cx7="http://schemas.microsoft.com/office/drawing/2016/5/13/chartex" xmlns:cx8="http://schemas.microsoft.com/office/drawing/2016/5/14/chartex" xmlns:mc="http://schemas.openxmlformats.org/markup-compatibility/2006" xmlns:aink="http://schemas.microsoft.com/office/drawing/2016/ink" xmlns:am3d="http://schemas.microsoft.com/office/drawing/2017/model3d" xmlns:o="urn:schemas-microsoft-com:office:office" xmlns:oel="http://schemas.microsoft.com/office/2019/extlst" xmlns:r="http://schemas.openxmlformats.org/officeDocument/2006/relationships" xmlns:m="http://schemas.openxmlformats.org/officeDocument/2006/math" xmlns:v="urn:schemas-microsoft-com:vml" xmlns:wp14="http://schemas.microsoft.com/office/word/2010/wordprocessingDrawing" xmlns:wp="http://schemas.openxmlformats.org/drawingml/2006/wordprocessingDrawing" xmlns:w10="urn:schemas-microsoft-com:office:word" xmlns:w="http://schemas.openxmlformats.org/wordprocessingml/2006/main" xmlns:w14="http://schemas.microsoft.com/office/word/2010/wordml" xmlns:w15="http://schemas.microsoft.com/office/word/2012/wordml" xmlns:w16cex="http://schemas.microsoft.com/office/word/2018/wordml/cex" xmlns:w16cid="http://schemas.microsoft.com/office/word/2016/wordml/cid" xmlns:w16="http://schemas.microsoft.com/office/word/2018/wordml" xmlns:w16du="http://schemas.microsoft.com/office/word/2023/wordml/word16du" xmlns:w16sdtdh="http://schemas.microsoft.com/office/word/2020/wordml/sdtdatahash" xmlns:w16sdtfl="http://schemas.microsoft.com/office/word/2024/wordml/sdtformatlock" xmlns:w16se="http://schemas.microsoft.com/office/word/2015/wordml/symex" xmlns:wpg="http://schemas.microsoft.com/office/word/2010/wordprocessingGroup" xmlns:wpi="http://schemas.microsoft.com/office/word/2010/wordprocessingInk" xmlns:wne="http://schemas.microsoft.com/office/word/2006/wordml" xmlns:wps="http://schemas.microsoft.com/office/word/2010/wordprocessingShape" mc:Ignorable="w14 w15 w16se w16cid w16 w16cex w16sdtdh w16sdtfl w16du wp14">
+<w:ftr xmlns:wpc="http://schemas.microsoft.com/office/word/2010/wordprocessingCanvas" xmlns:cx="http://schemas.microsoft.com/office/drawing/2014/chartex" xmlns:cx1="http://schemas.microsoft.com/office/drawing/2015/9/8/chartex" xmlns:cx2="http://schemas.microsoft.com/office/drawing/2015/10/21/chartex" xmlns:cx3="http://schemas.microsoft.com/office/drawing/2016/5/9/chartex" xmlns:cx4="http://schemas.microsoft.com/office/drawing/2016/5/10/chartex" xmlns:cx5="http://schemas.microsoft.com/office/drawing/2016/5/11/chartex" xmlns:cx6="http://schemas.microsoft.com/office/drawing/2016/5/12/chartex" xmlns:cx7="http://schemas.microsoft.com/office/drawing/2016/5/13/chartex" xmlns:cx8="http://schemas.microsoft.com/office/drawing/2016/5/14/chartex" xmlns:mc="http://schemas.openxmlformats.org/markup-compatibility/2006" xmlns:aink="http://schemas.microsoft.com/office/drawing/2016/ink" xmlns:am3d="http://schemas.microsoft.com/office/drawing/2017/model3d" xmlns:o="urn:schemas-microsoft-com:office:office" xmlns:r="http://schemas.openxmlformats.org/officeDocument/2006/relationships" xmlns:m="http://schemas.openxmlformats.org/officeDocument/2006/math" xmlns:v="urn:schemas-microsoft-com:vml" xmlns:wp14="http://schemas.microsoft.com/office/word/2010/wordprocessingDrawing" xmlns:wp="http://schemas.openxmlformats.org/drawingml/2006/wordprocessingDrawing" xmlns:w10="urn:schemas-microsoft-com:office:word" xmlns:w="http://schemas.openxmlformats.org/wordprocessingml/2006/main" xmlns:w14="http://schemas.microsoft.com/office/word/2010/wordml" xmlns:w15="http://schemas.microsoft.com/office/word/2012/wordml" xmlns:w16cid="http://schemas.microsoft.com/office/word/2016/wordml/cid" xmlns:w16se="http://schemas.microsoft.com/office/word/2015/wordml/symex" xmlns:wpg="http://schemas.microsoft.com/office/word/2010/wordprocessingGroup" xmlns:wpi="http://schemas.microsoft.com/office/word/2010/wordprocessingInk" xmlns:wne="http://schemas.microsoft.com/office/word/2006/wordml" xmlns:wps="http://schemas.microsoft.com/office/word/2010/wordprocessingShape" mc:Ignorable="w14 w15 w16se w16cid wp14">
   <w:p>
     <w:pPr>
       <w:pStyle w:val="Footer"/>
@@ -3892,12 +5202,15 @@
       </w:rPr>
       <w:t>{#</w:t>
     </w:r>
+    <w:proofErr w:type="spellStart"/>
+    <w:proofErr w:type="gramStart"/>
     <w:r>
       <w:rPr>
         <w:lang w:val="en-IN"/>
       </w:rPr>
       <w:t>companyData</w:t>
     </w:r>
+    <w:proofErr w:type="spellEnd"/>
     <w:r>
       <w:rPr>
         <w:lang w:val="en-IN"/>
@@ -3909,7 +5222,24 @@
         <w:spacing w:val="100"/>
         <w:lang w:val="en-IN"/>
       </w:rPr>
-      <w:t>{companyName}</w:t>
+      <w:t>{</w:t>
+    </w:r>
+    <w:proofErr w:type="spellStart"/>
+    <w:proofErr w:type="gramEnd"/>
+    <w:r>
+      <w:rPr>
+        <w:spacing w:val="100"/>
+        <w:lang w:val="en-IN"/>
+      </w:rPr>
+      <w:t>companyName</w:t>
+    </w:r>
+    <w:proofErr w:type="spellEnd"/>
+    <w:r>
+      <w:rPr>
+        <w:spacing w:val="100"/>
+        <w:lang w:val="en-IN"/>
+      </w:rPr>
+      <w:t>}</w:t>
     </w:r>
   </w:p>
   <w:p>
@@ -3930,8 +5260,13 @@
       <w:t xml:space="preserve">                                     </w:t>
     </w:r>
     <w:r>
-      <w:t>{signPerson</w:t>
+      <w:t>{</w:t>
     </w:r>
+    <w:proofErr w:type="spellStart"/>
+    <w:r>
+      <w:t>signPerson</w:t>
+    </w:r>
+    <w:proofErr w:type="spellEnd"/>
     <w:r>
       <w:t>}</w:t>
     </w:r>
@@ -3949,12 +5284,14 @@
       </w:rPr>
       <w:t>/</w:t>
     </w:r>
+    <w:proofErr w:type="spellStart"/>
     <w:r>
       <w:rPr>
         <w:lang w:val="en-IN"/>
       </w:rPr>
       <w:t>companyData</w:t>
     </w:r>
+    <w:proofErr w:type="spellEnd"/>
     <w:r>
       <w:rPr>
         <w:lang w:val="en-IN"/>
@@ -3971,7 +5308,7 @@
 </file>
 
 <file path=word/footnotes.xml><?xml version="1.0" encoding="utf-8"?>
-<w:footnotes xmlns:wpc="http://schemas.microsoft.com/office/word/2010/wordprocessingCanvas" xmlns:cx="http://schemas.microsoft.com/office/drawing/2014/chartex" xmlns:cx1="http://schemas.microsoft.com/office/drawing/2015/9/8/chartex" xmlns:cx2="http://schemas.microsoft.com/office/drawing/2015/10/21/chartex" xmlns:cx3="http://schemas.microsoft.com/office/drawing/2016/5/9/chartex" xmlns:cx4="http://schemas.microsoft.com/office/drawing/2016/5/10/chartex" xmlns:cx5="http://schemas.microsoft.com/office/drawing/2016/5/11/chartex" xmlns:cx6="http://schemas.microsoft.com/office/drawing/2016/5/12/chartex" xmlns:cx7="http://schemas.microsoft.com/office/drawing/2016/5/13/chartex" xmlns:cx8="http://schemas.microsoft.com/office/drawing/2016/5/14/chartex" xmlns:mc="http://schemas.openxmlformats.org/markup-compatibility/2006" xmlns:aink="http://schemas.microsoft.com/office/drawing/2016/ink" xmlns:am3d="http://schemas.microsoft.com/office/drawing/2017/model3d" xmlns:o="urn:schemas-microsoft-com:office:office" xmlns:oel="http://schemas.microsoft.com/office/2019/extlst" xmlns:r="http://schemas.openxmlformats.org/officeDocument/2006/relationships" xmlns:m="http://schemas.openxmlformats.org/officeDocument/2006/math" xmlns:v="urn:schemas-microsoft-com:vml" xmlns:wp14="http://schemas.microsoft.com/office/word/2010/wordprocessingDrawing" xmlns:wp="http://schemas.openxmlformats.org/drawingml/2006/wordprocessingDrawing" xmlns:w10="urn:schemas-microsoft-com:office:word" xmlns:w="http://schemas.openxmlformats.org/wordprocessingml/2006/main" xmlns:w14="http://schemas.microsoft.com/office/word/2010/wordml" xmlns:w15="http://schemas.microsoft.com/office/word/2012/wordml" xmlns:w16cex="http://schemas.microsoft.com/office/word/2018/wordml/cex" xmlns:w16cid="http://schemas.microsoft.com/office/word/2016/wordml/cid" xmlns:w16="http://schemas.microsoft.com/office/word/2018/wordml" xmlns:w16du="http://schemas.microsoft.com/office/word/2023/wordml/word16du" xmlns:w16sdtdh="http://schemas.microsoft.com/office/word/2020/wordml/sdtdatahash" xmlns:w16sdtfl="http://schemas.microsoft.com/office/word/2024/wordml/sdtformatlock" xmlns:w16se="http://schemas.microsoft.com/office/word/2015/wordml/symex" xmlns:wpg="http://schemas.microsoft.com/office/word/2010/wordprocessingGroup" xmlns:wpi="http://schemas.microsoft.com/office/word/2010/wordprocessingInk" xmlns:wne="http://schemas.microsoft.com/office/word/2006/wordml" xmlns:wps="http://schemas.microsoft.com/office/word/2010/wordprocessingShape" mc:Ignorable="w14 w15 w16se w16cid w16 w16cex w16sdtdh w16sdtfl w16du wp14">
+<w:footnotes xmlns:wpc="http://schemas.microsoft.com/office/word/2010/wordprocessingCanvas" xmlns:cx="http://schemas.microsoft.com/office/drawing/2014/chartex" xmlns:cx1="http://schemas.microsoft.com/office/drawing/2015/9/8/chartex" xmlns:cx2="http://schemas.microsoft.com/office/drawing/2015/10/21/chartex" xmlns:cx3="http://schemas.microsoft.com/office/drawing/2016/5/9/chartex" xmlns:cx4="http://schemas.microsoft.com/office/drawing/2016/5/10/chartex" xmlns:cx5="http://schemas.microsoft.com/office/drawing/2016/5/11/chartex" xmlns:cx6="http://schemas.microsoft.com/office/drawing/2016/5/12/chartex" xmlns:cx7="http://schemas.microsoft.com/office/drawing/2016/5/13/chartex" xmlns:cx8="http://schemas.microsoft.com/office/drawing/2016/5/14/chartex" xmlns:mc="http://schemas.openxmlformats.org/markup-compatibility/2006" xmlns:aink="http://schemas.microsoft.com/office/drawing/2016/ink" xmlns:am3d="http://schemas.microsoft.com/office/drawing/2017/model3d" xmlns:o="urn:schemas-microsoft-com:office:office" xmlns:r="http://schemas.openxmlformats.org/officeDocument/2006/relationships" xmlns:m="http://schemas.openxmlformats.org/officeDocument/2006/math" xmlns:v="urn:schemas-microsoft-com:vml" xmlns:wp14="http://schemas.microsoft.com/office/word/2010/wordprocessingDrawing" xmlns:wp="http://schemas.openxmlformats.org/drawingml/2006/wordprocessingDrawing" xmlns:w10="urn:schemas-microsoft-com:office:word" xmlns:w="http://schemas.openxmlformats.org/wordprocessingml/2006/main" xmlns:w14="http://schemas.microsoft.com/office/word/2010/wordml" xmlns:w15="http://schemas.microsoft.com/office/word/2012/wordml" xmlns:w16cid="http://schemas.microsoft.com/office/word/2016/wordml/cid" xmlns:w16se="http://schemas.microsoft.com/office/word/2015/wordml/symex" xmlns:wpg="http://schemas.microsoft.com/office/word/2010/wordprocessingGroup" xmlns:wpi="http://schemas.microsoft.com/office/word/2010/wordprocessingInk" xmlns:wne="http://schemas.microsoft.com/office/word/2006/wordml" xmlns:wps="http://schemas.microsoft.com/office/word/2010/wordprocessingShape" mc:Ignorable="w14 w15 w16se w16cid wp14">
   <w:footnote w:type="separator" w:id="-1">
     <w:p>
       <w:r>
@@ -3990,7 +5327,7 @@
 </file>
 
 <file path=word/header1.xml><?xml version="1.0" encoding="utf-8"?>
-<w:hdr xmlns:wpc="http://schemas.microsoft.com/office/word/2010/wordprocessingCanvas" xmlns:cx="http://schemas.microsoft.com/office/drawing/2014/chartex" xmlns:cx1="http://schemas.microsoft.com/office/drawing/2015/9/8/chartex" xmlns:cx2="http://schemas.microsoft.com/office/drawing/2015/10/21/chartex" xmlns:cx3="http://schemas.microsoft.com/office/drawing/2016/5/9/chartex" xmlns:cx4="http://schemas.microsoft.com/office/drawing/2016/5/10/chartex" xmlns:cx5="http://schemas.microsoft.com/office/drawing/2016/5/11/chartex" xmlns:cx6="http://schemas.microsoft.com/office/drawing/2016/5/12/chartex" xmlns:cx7="http://schemas.microsoft.com/office/drawing/2016/5/13/chartex" xmlns:cx8="http://schemas.microsoft.com/office/drawing/2016/5/14/chartex" xmlns:mc="http://schemas.openxmlformats.org/markup-compatibility/2006" xmlns:aink="http://schemas.microsoft.com/office/drawing/2016/ink" xmlns:am3d="http://schemas.microsoft.com/office/drawing/2017/model3d" xmlns:o="urn:schemas-microsoft-com:office:office" xmlns:oel="http://schemas.microsoft.com/office/2019/extlst" xmlns:r="http://schemas.openxmlformats.org/officeDocument/2006/relationships" xmlns:m="http://schemas.openxmlformats.org/officeDocument/2006/math" xmlns:v="urn:schemas-microsoft-com:vml" xmlns:wp14="http://schemas.microsoft.com/office/word/2010/wordprocessingDrawing" xmlns:wp="http://schemas.openxmlformats.org/drawingml/2006/wordprocessingDrawing" xmlns:w10="urn:schemas-microsoft-com:office:word" xmlns:w="http://schemas.openxmlformats.org/wordprocessingml/2006/main" xmlns:w14="http://schemas.microsoft.com/office/word/2010/wordml" xmlns:w15="http://schemas.microsoft.com/office/word/2012/wordml" xmlns:w16cex="http://schemas.microsoft.com/office/word/2018/wordml/cex" xmlns:w16cid="http://schemas.microsoft.com/office/word/2016/wordml/cid" xmlns:w16="http://schemas.microsoft.com/office/word/2018/wordml" xmlns:w16du="http://schemas.microsoft.com/office/word/2023/wordml/word16du" xmlns:w16sdtdh="http://schemas.microsoft.com/office/word/2020/wordml/sdtdatahash" xmlns:w16sdtfl="http://schemas.microsoft.com/office/word/2024/wordml/sdtformatlock" xmlns:w16se="http://schemas.microsoft.com/office/word/2015/wordml/symex" xmlns:wpg="http://schemas.microsoft.com/office/word/2010/wordprocessingGroup" xmlns:wpi="http://schemas.microsoft.com/office/word/2010/wordprocessingInk" xmlns:wne="http://schemas.microsoft.com/office/word/2006/wordml" xmlns:wps="http://schemas.microsoft.com/office/word/2010/wordprocessingShape" mc:Ignorable="w14 w15 w16se w16cid w16 w16cex w16sdtdh w16sdtfl w16du wp14">
+<w:hdr xmlns:wpc="http://schemas.microsoft.com/office/word/2010/wordprocessingCanvas" xmlns:cx="http://schemas.microsoft.com/office/drawing/2014/chartex" xmlns:cx1="http://schemas.microsoft.com/office/drawing/2015/9/8/chartex" xmlns:cx2="http://schemas.microsoft.com/office/drawing/2015/10/21/chartex" xmlns:cx3="http://schemas.microsoft.com/office/drawing/2016/5/9/chartex" xmlns:cx4="http://schemas.microsoft.com/office/drawing/2016/5/10/chartex" xmlns:cx5="http://schemas.microsoft.com/office/drawing/2016/5/11/chartex" xmlns:cx6="http://schemas.microsoft.com/office/drawing/2016/5/12/chartex" xmlns:cx7="http://schemas.microsoft.com/office/drawing/2016/5/13/chartex" xmlns:cx8="http://schemas.microsoft.com/office/drawing/2016/5/14/chartex" xmlns:mc="http://schemas.openxmlformats.org/markup-compatibility/2006" xmlns:aink="http://schemas.microsoft.com/office/drawing/2016/ink" xmlns:am3d="http://schemas.microsoft.com/office/drawing/2017/model3d" xmlns:o="urn:schemas-microsoft-com:office:office" xmlns:r="http://schemas.openxmlformats.org/officeDocument/2006/relationships" xmlns:m="http://schemas.openxmlformats.org/officeDocument/2006/math" xmlns:v="urn:schemas-microsoft-com:vml" xmlns:wp14="http://schemas.microsoft.com/office/word/2010/wordprocessingDrawing" xmlns:wp="http://schemas.openxmlformats.org/drawingml/2006/wordprocessingDrawing" xmlns:w10="urn:schemas-microsoft-com:office:word" xmlns:w="http://schemas.openxmlformats.org/wordprocessingml/2006/main" xmlns:w14="http://schemas.microsoft.com/office/word/2010/wordml" xmlns:w15="http://schemas.microsoft.com/office/word/2012/wordml" xmlns:w16cid="http://schemas.microsoft.com/office/word/2016/wordml/cid" xmlns:w16se="http://schemas.microsoft.com/office/word/2015/wordml/symex" xmlns:wpg="http://schemas.microsoft.com/office/word/2010/wordprocessingGroup" xmlns:wpi="http://schemas.microsoft.com/office/word/2010/wordprocessingInk" xmlns:wne="http://schemas.microsoft.com/office/word/2006/wordml" xmlns:wps="http://schemas.microsoft.com/office/word/2010/wordprocessingShape" mc:Ignorable="w14 w15 w16se w16cid wp14">
   <w:p>
     <w:pPr>
       <w:spacing w:line="276" w:lineRule="auto"/>
@@ -4011,12 +5348,15 @@
       </w:rPr>
       <w:t>{#</w:t>
     </w:r>
+    <w:proofErr w:type="spellStart"/>
+    <w:proofErr w:type="gramStart"/>
     <w:r>
       <w:rPr>
         <w:lang w:val="en-IN"/>
       </w:rPr>
       <w:t>companyData</w:t>
     </w:r>
+    <w:proofErr w:type="spellEnd"/>
     <w:r>
       <w:rPr>
         <w:lang w:val="en-IN"/>
@@ -4035,6 +5375,8 @@
       </w:rPr>
       <w:t>{</w:t>
     </w:r>
+    <w:proofErr w:type="spellStart"/>
+    <w:proofErr w:type="gramEnd"/>
     <w:r>
       <w:rPr>
         <w:rFonts w:ascii="Arial" w:hAnsi="Arial" w:cs="Arial"/>
@@ -4046,6 +5388,7 @@
       </w:rPr>
       <w:t>companyName</w:t>
     </w:r>
+    <w:proofErr w:type="spellEnd"/>
     <w:r>
       <w:rPr>
         <w:rFonts w:ascii="Arial" w:hAnsi="Arial" w:cs="Arial"/>
@@ -4089,6 +5432,7 @@
       </w:rPr>
       <w:t>companyAddressLine1</w:t>
     </w:r>
+    <w:proofErr w:type="gramStart"/>
     <w:r>
       <w:rPr>
         <w:rFonts w:ascii="Arial" w:hAnsi="Arial" w:cs="Arial"/>
@@ -4097,6 +5441,7 @@
       </w:rPr>
       <w:t>},  {</w:t>
     </w:r>
+    <w:proofErr w:type="gramEnd"/>
     <w:r>
       <w:rPr>
         <w:rFonts w:ascii="Arial" w:hAnsi="Arial" w:cs="Arial"/>
@@ -4113,6 +5458,7 @@
       </w:rPr>
       <w:t>},      {</w:t>
     </w:r>
+    <w:proofErr w:type="spellStart"/>
     <w:r>
       <w:rPr>
         <w:rFonts w:ascii="Arial" w:hAnsi="Arial" w:cs="Arial"/>
@@ -4121,6 +5467,7 @@
       </w:rPr>
       <w:t>companyCity</w:t>
     </w:r>
+    <w:proofErr w:type="spellEnd"/>
     <w:r>
       <w:rPr>
         <w:rFonts w:ascii="Arial" w:hAnsi="Arial" w:cs="Arial"/>
@@ -4129,6 +5476,7 @@
       </w:rPr>
       <w:t>}-{</w:t>
     </w:r>
+    <w:proofErr w:type="spellStart"/>
     <w:r>
       <w:rPr>
         <w:rFonts w:ascii="Arial" w:hAnsi="Arial" w:cs="Arial"/>
@@ -4137,6 +5485,7 @@
       </w:rPr>
       <w:t>companyPostalCode</w:t>
     </w:r>
+    <w:proofErr w:type="spellEnd"/>
     <w:r>
       <w:rPr>
         <w:rFonts w:ascii="Arial" w:hAnsi="Arial" w:cs="Arial"/>
@@ -4171,6 +5520,7 @@
       </w:rPr>
       <w:t>{#</w:t>
     </w:r>
+    <w:proofErr w:type="gramStart"/>
     <w:r>
       <w:rPr>
         <w:rFonts w:ascii="Arial" w:hAnsi="Arial" w:cs="Arial"/>
@@ -4197,7 +5547,17 @@
         <w:sz w:val="20"/>
         <w:szCs w:val="20"/>
       </w:rPr>
-      <w:t xml:space="preserve">TELEPHONE NO: </w:t>
+      <w:t>TELEPHONE</w:t>
+    </w:r>
+    <w:proofErr w:type="gramEnd"/>
+    <w:r>
+      <w:rPr>
+        <w:rFonts w:ascii="Arial" w:hAnsi="Arial" w:cs="Arial"/>
+        <w:b/>
+        <w:sz w:val="20"/>
+        <w:szCs w:val="20"/>
+      </w:rPr>
+      <w:t xml:space="preserve"> NO: </w:t>
     </w:r>
     <w:r>
       <w:rPr>
@@ -4332,7 +5692,23 @@
         <w:rFonts w:ascii="Arial" w:hAnsi="Arial" w:cs="Arial"/>
         <w:sz w:val="20"/>
       </w:rPr>
-      <w:t>{#remarks}{remarks}{/}</w:t>
+      <w:t>{#</w:t>
+    </w:r>
+    <w:proofErr w:type="gramStart"/>
+    <w:r>
+      <w:rPr>
+        <w:rFonts w:ascii="Arial" w:hAnsi="Arial" w:cs="Arial"/>
+        <w:sz w:val="20"/>
+      </w:rPr>
+      <w:t>remarks}{</w:t>
+    </w:r>
+    <w:proofErr w:type="gramEnd"/>
+    <w:r>
+      <w:rPr>
+        <w:rFonts w:ascii="Arial" w:hAnsi="Arial" w:cs="Arial"/>
+        <w:sz w:val="20"/>
+      </w:rPr>
+      <w:t>remarks}{/}</w:t>
     </w:r>
   </w:p>
   <w:p>
@@ -4356,7 +5732,16 @@
         <w:spacing w:val="-4"/>
         <w:sz w:val="20"/>
       </w:rPr>
-      <w:t>remark2</w:t>
+      <w:t>remark</w:t>
+    </w:r>
+    <w:proofErr w:type="gramStart"/>
+    <w:r>
+      <w:rPr>
+        <w:rFonts w:ascii="Arial" w:hAnsi="Arial" w:cs="Arial"/>
+        <w:spacing w:val="-4"/>
+        <w:sz w:val="20"/>
+      </w:rPr>
+      <w:t>2</w:t>
     </w:r>
     <w:r>
       <w:rPr>
@@ -4365,6 +5750,7 @@
       </w:rPr>
       <w:t>}{</w:t>
     </w:r>
+    <w:proofErr w:type="gramEnd"/>
     <w:r>
       <w:rPr>
         <w:rFonts w:ascii="Arial" w:hAnsi="Arial" w:cs="Arial"/>
@@ -4456,7 +5842,7 @@
             </wp:anchor>
           </w:drawing>
         </mc:Choice>
-        <mc:Fallback>
+        <mc:Fallback xmlns:w16sdtfl="http://schemas.microsoft.com/office/word/2024/wordml/sdtformatlock" xmlns:w16sdtdh="http://schemas.microsoft.com/office/word/2020/wordml/sdtdatahash" xmlns:w16du="http://schemas.microsoft.com/office/word/2023/wordml/word16du" xmlns:w16="http://schemas.microsoft.com/office/word/2018/wordml" xmlns:w16cex="http://schemas.microsoft.com/office/word/2018/wordml/cex" xmlns:oel="http://schemas.microsoft.com/office/2019/extlst">
           <w:pict>
             <v:shape w14:anchorId="11108ED0" id="Freeform: Shape 1" o:spid="_x0000_s1026" style="position:absolute;margin-left:11.05pt;margin-top:14.6pt;width:575pt;height:.1pt;z-index:251659264;visibility:visible;mso-wrap-style:square;mso-width-percent:0;mso-height-percent:0;mso-wrap-distance-left:0;mso-wrap-distance-top:0;mso-wrap-distance-right:0;mso-wrap-distance-bottom:0;mso-position-horizontal:absolute;mso-position-horizontal-relative:page;mso-position-vertical:absolute;mso-position-vertical-relative:text;mso-width-percent:0;mso-height-percent:0;mso-width-relative:page;mso-height-relative:page;v-text-anchor:top" coordsize="7302500,1270" o:gfxdata="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" path="m,l7302500,e" filled="f" strokeweight=".72pt">
               <v:path arrowok="t"/>
@@ -4472,12 +5858,14 @@
       </w:rPr>
       <w:t>{/</w:t>
     </w:r>
+    <w:proofErr w:type="spellStart"/>
     <w:r>
       <w:rPr>
         <w:lang w:val="en-IN"/>
       </w:rPr>
       <w:t>companyData</w:t>
     </w:r>
+    <w:proofErr w:type="spellEnd"/>
     <w:r>
       <w:rPr>
         <w:lang w:val="en-IN"/>
@@ -4498,7 +5886,7 @@
 </file>
 
 <file path=word/numbering.xml><?xml version="1.0" encoding="utf-8"?>
-<w:numbering xmlns:wpc="http://schemas.microsoft.com/office/word/2010/wordprocessingCanvas" xmlns:cx="http://schemas.microsoft.com/office/drawing/2014/chartex" xmlns:cx1="http://schemas.microsoft.com/office/drawing/2015/9/8/chartex" xmlns:cx2="http://schemas.microsoft.com/office/drawing/2015/10/21/chartex" xmlns:cx3="http://schemas.microsoft.com/office/drawing/2016/5/9/chartex" xmlns:cx4="http://schemas.microsoft.com/office/drawing/2016/5/10/chartex" xmlns:cx5="http://schemas.microsoft.com/office/drawing/2016/5/11/chartex" xmlns:cx6="http://schemas.microsoft.com/office/drawing/2016/5/12/chartex" xmlns:cx7="http://schemas.microsoft.com/office/drawing/2016/5/13/chartex" xmlns:cx8="http://schemas.microsoft.com/office/drawing/2016/5/14/chartex" xmlns:mc="http://schemas.openxmlformats.org/markup-compatibility/2006" xmlns:aink="http://schemas.microsoft.com/office/drawing/2016/ink" xmlns:am3d="http://schemas.microsoft.com/office/drawing/2017/model3d" xmlns:o="urn:schemas-microsoft-com:office:office" xmlns:oel="http://schemas.microsoft.com/office/2019/extlst" xmlns:r="http://schemas.openxmlformats.org/officeDocument/2006/relationships" xmlns:m="http://schemas.openxmlformats.org/officeDocument/2006/math" xmlns:v="urn:schemas-microsoft-com:vml" xmlns:wp14="http://schemas.microsoft.com/office/word/2010/wordprocessingDrawing" xmlns:wp="http://schemas.openxmlformats.org/drawingml/2006/wordprocessingDrawing" xmlns:w10="urn:schemas-microsoft-com:office:word" xmlns:w="http://schemas.openxmlformats.org/wordprocessingml/2006/main" xmlns:w14="http://schemas.microsoft.com/office/word/2010/wordml" xmlns:w15="http://schemas.microsoft.com/office/word/2012/wordml" xmlns:w16cex="http://schemas.microsoft.com/office/word/2018/wordml/cex" xmlns:w16cid="http://schemas.microsoft.com/office/word/2016/wordml/cid" xmlns:w16="http://schemas.microsoft.com/office/word/2018/wordml" xmlns:w16du="http://schemas.microsoft.com/office/word/2023/wordml/word16du" xmlns:w16sdtdh="http://schemas.microsoft.com/office/word/2020/wordml/sdtdatahash" xmlns:w16sdtfl="http://schemas.microsoft.com/office/word/2024/wordml/sdtformatlock" xmlns:w16se="http://schemas.microsoft.com/office/word/2015/wordml/symex" xmlns:wpg="http://schemas.microsoft.com/office/word/2010/wordprocessingGroup" xmlns:wpi="http://schemas.microsoft.com/office/word/2010/wordprocessingInk" xmlns:wne="http://schemas.microsoft.com/office/word/2006/wordml" xmlns:wps="http://schemas.microsoft.com/office/word/2010/wordprocessingShape" mc:Ignorable="w14 w15 w16se w16cid w16 w16cex w16sdtdh w16sdtfl w16du wp14">
+<w:numbering xmlns:wpc="http://schemas.microsoft.com/office/word/2010/wordprocessingCanvas" xmlns:cx="http://schemas.microsoft.com/office/drawing/2014/chartex" xmlns:cx1="http://schemas.microsoft.com/office/drawing/2015/9/8/chartex" xmlns:cx2="http://schemas.microsoft.com/office/drawing/2015/10/21/chartex" xmlns:cx3="http://schemas.microsoft.com/office/drawing/2016/5/9/chartex" xmlns:cx4="http://schemas.microsoft.com/office/drawing/2016/5/10/chartex" xmlns:cx5="http://schemas.microsoft.com/office/drawing/2016/5/11/chartex" xmlns:cx6="http://schemas.microsoft.com/office/drawing/2016/5/12/chartex" xmlns:cx7="http://schemas.microsoft.com/office/drawing/2016/5/13/chartex" xmlns:cx8="http://schemas.microsoft.com/office/drawing/2016/5/14/chartex" xmlns:mc="http://schemas.openxmlformats.org/markup-compatibility/2006" xmlns:aink="http://schemas.microsoft.com/office/drawing/2016/ink" xmlns:am3d="http://schemas.microsoft.com/office/drawing/2017/model3d" xmlns:o="urn:schemas-microsoft-com:office:office" xmlns:r="http://schemas.openxmlformats.org/officeDocument/2006/relationships" xmlns:m="http://schemas.openxmlformats.org/officeDocument/2006/math" xmlns:v="urn:schemas-microsoft-com:vml" xmlns:wp14="http://schemas.microsoft.com/office/word/2010/wordprocessingDrawing" xmlns:wp="http://schemas.openxmlformats.org/drawingml/2006/wordprocessingDrawing" xmlns:w10="urn:schemas-microsoft-com:office:word" xmlns:w="http://schemas.openxmlformats.org/wordprocessingml/2006/main" xmlns:w14="http://schemas.microsoft.com/office/word/2010/wordml" xmlns:w15="http://schemas.microsoft.com/office/word/2012/wordml" xmlns:w16cid="http://schemas.microsoft.com/office/word/2016/wordml/cid" xmlns:w16se="http://schemas.microsoft.com/office/word/2015/wordml/symex" xmlns:wpg="http://schemas.microsoft.com/office/word/2010/wordprocessingGroup" xmlns:wpi="http://schemas.microsoft.com/office/word/2010/wordprocessingInk" xmlns:wne="http://schemas.microsoft.com/office/word/2006/wordml" xmlns:wps="http://schemas.microsoft.com/office/word/2010/wordprocessingShape" mc:Ignorable="w14 w15 w16se w16cid wp14">
   <w:abstractNum w:abstractNumId="0" w15:restartNumberingAfterBreak="0">
     <w:nsid w:val="05234CEF"/>
     <w:multiLevelType w:val="hybridMultilevel"/>
@@ -5104,32 +6492,32 @@
       </w:pPr>
     </w:lvl>
   </w:abstractNum>
-  <w:num w:numId="1" w16cid:durableId="1330792145">
+  <w:num w:numId="1">
     <w:abstractNumId w:val="1"/>
   </w:num>
-  <w:num w:numId="2" w16cid:durableId="1384407807">
+  <w:num w:numId="2">
     <w:abstractNumId w:val="3"/>
   </w:num>
-  <w:num w:numId="3" w16cid:durableId="120416800">
+  <w:num w:numId="3">
     <w:abstractNumId w:val="4"/>
   </w:num>
-  <w:num w:numId="4" w16cid:durableId="107048937">
+  <w:num w:numId="4">
     <w:abstractNumId w:val="0"/>
   </w:num>
-  <w:num w:numId="5" w16cid:durableId="814877748">
+  <w:num w:numId="5">
     <w:abstractNumId w:val="6"/>
   </w:num>
-  <w:num w:numId="6" w16cid:durableId="354887863">
+  <w:num w:numId="6">
     <w:abstractNumId w:val="5"/>
   </w:num>
-  <w:num w:numId="7" w16cid:durableId="1397438784">
+  <w:num w:numId="7">
     <w:abstractNumId w:val="2"/>
   </w:num>
 </w:numbering>
 </file>
 
 <file path=word/styles.xml><?xml version="1.0" encoding="utf-8"?>
-<w:styles xmlns:mc="http://schemas.openxmlformats.org/markup-compatibility/2006" xmlns:r="http://schemas.openxmlformats.org/officeDocument/2006/relationships" xmlns:w="http://schemas.openxmlformats.org/wordprocessingml/2006/main" xmlns:w14="http://schemas.microsoft.com/office/word/2010/wordml" xmlns:w15="http://schemas.microsoft.com/office/word/2012/wordml" xmlns:w16cex="http://schemas.microsoft.com/office/word/2018/wordml/cex" xmlns:w16cid="http://schemas.microsoft.com/office/word/2016/wordml/cid" xmlns:w16="http://schemas.microsoft.com/office/word/2018/wordml" xmlns:w16du="http://schemas.microsoft.com/office/word/2023/wordml/word16du" xmlns:w16sdtdh="http://schemas.microsoft.com/office/word/2020/wordml/sdtdatahash" xmlns:w16sdtfl="http://schemas.microsoft.com/office/word/2024/wordml/sdtformatlock" xmlns:w16se="http://schemas.microsoft.com/office/word/2015/wordml/symex" mc:Ignorable="w14 w15 w16se w16cid w16 w16cex w16sdtdh w16sdtfl w16du">
+<w:styles xmlns:mc="http://schemas.openxmlformats.org/markup-compatibility/2006" xmlns:r="http://schemas.openxmlformats.org/officeDocument/2006/relationships" xmlns:w="http://schemas.openxmlformats.org/wordprocessingml/2006/main" xmlns:w14="http://schemas.microsoft.com/office/word/2010/wordml" xmlns:w15="http://schemas.microsoft.com/office/word/2012/wordml" xmlns:w16cid="http://schemas.microsoft.com/office/word/2016/wordml/cid" xmlns:w16se="http://schemas.microsoft.com/office/word/2015/wordml/symex" mc:Ignorable="w14 w15 w16se w16cid">
   <w:docDefaults>
     <w:rPrDefault>
       <w:rPr>
@@ -5147,7 +6535,7 @@
       </w:pPr>
     </w:pPrDefault>
   </w:docDefaults>
-  <w:latentStyles w:defLockedState="0" w:defUIPriority="99" w:defSemiHidden="0" w:defUnhideWhenUsed="0" w:defQFormat="0" w:count="376">
+  <w:latentStyles w:defLockedState="0" w:defUIPriority="99" w:defSemiHidden="0" w:defUnhideWhenUsed="0" w:defQFormat="0" w:count="375">
     <w:lsdException w:name="Normal" w:uiPriority="0" w:qFormat="1"/>
     <w:lsdException w:name="heading 1" w:uiPriority="9" w:qFormat="1"/>
     <w:lsdException w:name="heading 2" w:semiHidden="1" w:uiPriority="9" w:unhideWhenUsed="1" w:qFormat="1"/>
@@ -5523,7 +6911,6 @@
     <w:lsdException w:name="Smart Hyperlink" w:semiHidden="1" w:unhideWhenUsed="1"/>
     <w:lsdException w:name="Hashtag" w:semiHidden="1" w:unhideWhenUsed="1"/>
     <w:lsdException w:name="Unresolved Mention" w:semiHidden="1" w:unhideWhenUsed="1"/>
-    <w:lsdException w:name="Smart Link" w:semiHidden="1" w:unhideWhenUsed="1"/>
   </w:latentStyles>
   <w:style w:type="paragraph" w:default="1" w:styleId="Normal">
     <w:name w:val="Normal"/>
